--- a/src/Tests/Inputs/labels/04/input.docx
+++ b/src/Tests/Inputs/labels/04/input.docx
@@ -1,6 +1,6 @@
 
 <file path=word/document.xml><?xml version="1.0" encoding="utf-8"?>
-<w:document xmlns:wpc="http://schemas.microsoft.com/office/word/2010/wordprocessingCanvas" xmlns:cx="http://schemas.microsoft.com/office/drawing/2014/chartex" xmlns:cx1="http://schemas.microsoft.com/office/drawing/2015/9/8/chartex" xmlns:cx2="http://schemas.microsoft.com/office/drawing/2015/10/21/chartex" xmlns:cx3="http://schemas.microsoft.com/office/drawing/2016/5/9/chartex" xmlns:cx4="http://schemas.microsoft.com/office/drawing/2016/5/10/chartex" xmlns:cx5="http://schemas.microsoft.com/office/drawing/2016/5/11/chartex" xmlns:cx6="http://schemas.microsoft.com/office/drawing/2016/5/12/chartex" xmlns:cx7="http://schemas.microsoft.com/office/drawing/2016/5/13/chartex" xmlns:cx8="http://schemas.microsoft.com/office/drawing/2016/5/14/chartex" xmlns:mc="http://schemas.openxmlformats.org/markup-compatibility/2006" xmlns:aink="http://schemas.microsoft.com/office/drawing/2016/ink" xmlns:am3d="http://schemas.microsoft.com/office/drawing/2017/model3d" xmlns:o="urn:schemas-microsoft-com:office:office" xmlns:r="http://schemas.openxmlformats.org/officeDocument/2006/relationships" xmlns:m="http://schemas.openxmlformats.org/officeDocument/2006/math" xmlns:v="urn:schemas-microsoft-com:vml" xmlns:wp14="http://schemas.microsoft.com/office/word/2010/wordprocessingDrawing" xmlns:wp="http://schemas.openxmlformats.org/drawingml/2006/wordprocessingDrawing" xmlns:w10="urn:schemas-microsoft-com:office:word" xmlns:w="http://schemas.openxmlformats.org/wordprocessingml/2006/main" xmlns:w14="http://schemas.microsoft.com/office/word/2010/wordml" xmlns:w15="http://schemas.microsoft.com/office/word/2012/wordml" xmlns:w16cid="http://schemas.microsoft.com/office/word/2016/wordml/cid" xmlns:w16se="http://schemas.microsoft.com/office/word/2015/wordml/symex" xmlns:wpg="http://schemas.microsoft.com/office/word/2010/wordprocessingGroup" xmlns:wpi="http://schemas.microsoft.com/office/word/2010/wordprocessingInk" xmlns:wne="http://schemas.microsoft.com/office/word/2006/wordml" xmlns:wps="http://schemas.microsoft.com/office/word/2010/wordprocessingShape" mc:Ignorable="w14 w15 w16se w16cid wp14">
+<w:document xmlns:a="http://schemas.openxmlformats.org/drawingml/2006/main" xmlns:adec="http://schemas.microsoft.com/office/drawing/2017/decorative" xmlns:wpc="http://schemas.microsoft.com/office/word/2010/wordprocessingCanvas" xmlns:cx="http://schemas.microsoft.com/office/drawing/2014/chartex" xmlns:cx1="http://schemas.microsoft.com/office/drawing/2015/9/8/chartex" xmlns:cx2="http://schemas.microsoft.com/office/drawing/2015/10/21/chartex" xmlns:cx3="http://schemas.microsoft.com/office/drawing/2016/5/9/chartex" xmlns:cx4="http://schemas.microsoft.com/office/drawing/2016/5/10/chartex" xmlns:cx5="http://schemas.microsoft.com/office/drawing/2016/5/11/chartex" xmlns:cx6="http://schemas.microsoft.com/office/drawing/2016/5/12/chartex" xmlns:cx7="http://schemas.microsoft.com/office/drawing/2016/5/13/chartex" xmlns:cx8="http://schemas.microsoft.com/office/drawing/2016/5/14/chartex" xmlns:mc="http://schemas.openxmlformats.org/markup-compatibility/2006" xmlns:aink="http://schemas.microsoft.com/office/drawing/2016/ink" xmlns:am3d="http://schemas.microsoft.com/office/drawing/2017/model3d" xmlns:o="urn:schemas-microsoft-com:office:office" xmlns:r="http://schemas.openxmlformats.org/officeDocument/2006/relationships" xmlns:m="http://schemas.openxmlformats.org/officeDocument/2006/math" xmlns:v="urn:schemas-microsoft-com:vml" xmlns:wp14="http://schemas.microsoft.com/office/word/2010/wordprocessingDrawing" xmlns:wp="http://schemas.openxmlformats.org/drawingml/2006/wordprocessingDrawing" xmlns:w10="urn:schemas-microsoft-com:office:word" xmlns:w="http://schemas.openxmlformats.org/wordprocessingml/2006/main" xmlns:w14="http://schemas.microsoft.com/office/word/2010/wordml" xmlns:w15="http://schemas.microsoft.com/office/word/2012/wordml" xmlns:w16cid="http://schemas.microsoft.com/office/word/2016/wordml/cid" xmlns:w16se="http://schemas.microsoft.com/office/word/2015/wordml/symex" xmlns:wpg="http://schemas.microsoft.com/office/word/2010/wordprocessingGroup" xmlns:wpi="http://schemas.microsoft.com/office/word/2010/wordprocessingInk" xmlns:wne="http://schemas.microsoft.com/office/word/2006/wordml" xmlns:wps="http://schemas.microsoft.com/office/word/2010/wordprocessingShape" mc:Ignorable="w14 w15 w16se w16cid wp14">
   <w:body>
     <w:p>
       <w:pPr>
@@ -13,7 +13,7 @@
           <w:szCs w:val="2"/>
         </w:rPr>
       </w:pPr>
-      <w:bookmarkStart w:id="0" w:name="_GoBack"/>
+      <w:bookmarkStart w:name="_GoBack" w:id="0"/>
       <w:bookmarkEnd w:id="0"/>
     </w:p>
     <w:p/>
@@ -25,7 +25,7 @@
         <mc:AlternateContent>
           <mc:Choice Requires="wpg">
             <w:drawing>
-              <wp:anchor distT="0" distB="0" distL="114300" distR="114300" simplePos="0" relativeHeight="251659264" behindDoc="1" locked="1" layoutInCell="1" allowOverlap="0" wp14:anchorId="7B7AC266" wp14:editId="4262925E">
+              <wp:anchor distT="0" distB="0" distL="114300" distR="114300" simplePos="0" relativeHeight="251659264" behindDoc="1" locked="1" layoutInCell="1" allowOverlap="0" wp14:editId="4262925E" wp14:anchorId="7B7AC266">
                 <wp:simplePos x="0" y="0"/>
                 <wp:positionH relativeFrom="page">
                   <wp:posOffset>252730</wp:posOffset>
@@ -11024,11 +11024,11 @@
           </mc:Choice>
           <mc:Fallback>
             <w:pict>
-              <v:group w14:anchorId="7B7AC266" id="Group 39" o:spid="_x0000_s1026" style="position:absolute;margin-left:19.9pt;margin-top:27.15pt;width:575.1pt;height:715.7pt;z-index:-251657216;mso-position-horizontal-relative:page;mso-position-vertical-relative:page;mso-width-relative:margin;mso-height-relative:margin" coordsize="73042,90887" o:gfxdata="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" o:allowoverlap="f">
+              <v:group id="Group 39" style="position:absolute;margin-left:19.9pt;margin-top:27.15pt;width:575.1pt;height:715.7pt;z-index:-251657216;mso-position-horizontal-relative:page;mso-position-vertical-relative:page;mso-width-relative:margin;mso-height-relative:margin" coordsize="73042,90887" o:spid="_x0000_s1026" o:allowoverlap="f" o:gfxdata="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" w14:anchorId="7B7AC266">
                 <o:lock v:ext="edit" aspectratio="t"/>
-                <v:group id="Group 1" o:spid="_x0000_s1027" style="position:absolute;width:73042;height:8595" coordsize="73042,8595" o:gfxdata="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">
-                  <v:group id="Group 61" o:spid="_x0000_s1028" style="position:absolute;width:23432;height:8595" coordorigin="" coordsize="23432,8595" o:gfxdata="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">
-                    <v:group id="Group 5" o:spid="_x0000_s1029" style="position:absolute;left:16044;top:611;width:7388;height:7343" coordsize="83526,83607" o:gfxdata="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">
+                <v:group id="Group 1" style="position:absolute;width:73042;height:8595" coordsize="73042,8595" o:spid="_x0000_s1027" o:gfxdata="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">
+                  <v:group id="Group 61" style="position:absolute;width:23432;height:8595" coordsize="23432,8595" coordorigin="" o:spid="_x0000_s1028" o:gfxdata="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">
+                    <v:group id="Group 5" style="position:absolute;left:16044;top:611;width:7388;height:7343" coordsize="83526,83607" o:spid="_x0000_s1029" o:gfxdata="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">
                       <v:shapetype id="_x0000_t9" coordsize="21600,21600" o:spt="9" adj="5400" path="m@0,l,10800@0,21600@1,21600,21600,10800@1,xe">
                         <v:stroke joinstyle="miter"/>
                         <v:formulas>
@@ -11039,12 +11039,12 @@
                           <v:f eqn="sum width 0 @3"/>
                           <v:f eqn="sum height 0 @3"/>
                         </v:formulas>
-                        <v:path gradientshapeok="t" o:connecttype="rect" textboxrect="1800,1800,19800,19800;3600,3600,18000,18000;6300,6300,15300,15300"/>
+                        <v:path textboxrect="1800,1800,19800,19800;3600,3600,18000,18000;6300,6300,15300,15300" gradientshapeok="t" o:connecttype="rect"/>
                         <v:handles>
                           <v:h position="#0,topLeft" xrange="0,10800"/>
                         </v:handles>
                       </v:shapetype>
-                      <v:shape id="Oval 9" o:spid="_x0000_s1030" type="#_x0000_t9" style="position:absolute;left:14270;top:13716;width:59359;height:50387;visibility:visible;mso-wrap-style:square;v-text-anchor:middle" o:gfxdata="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" adj="4584" filled="f" strokecolor="black [3213]" strokeweight=".25pt">
+                      <v:shape id="Oval 9" style="position:absolute;left:14270;top:13716;width:59359;height:50387;visibility:visible;mso-wrap-style:square;v-text-anchor:middle" o:spid="_x0000_s1030" filled="f" strokecolor="black [3213]" strokeweight=".25pt" type="#_x0000_t9" adj="4584" o:gfxdata="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">
                         <v:stroke opacity="6682f"/>
                         <v:textbox>
                           <w:txbxContent>
@@ -11056,35 +11056,35 @@
                           </w:txbxContent>
                         </v:textbox>
                       </v:shape>
-                      <v:shape id="Oval 11" o:spid="_x0000_s1031" type="#_x0000_t9" style="position:absolute;top:415;width:45129;height:38303;visibility:visible;mso-wrap-style:square;v-text-anchor:middle" o:gfxdata="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" adj="4583" filled="f" strokecolor="black [3213]" strokeweight=".5pt">
-                        <v:stroke dashstyle="1 1" opacity="6682f"/>
-                      </v:shape>
-                      <v:shape id="Oval 11" o:spid="_x0000_s1032" type="#_x0000_t9" style="position:absolute;left:48768;top:56942;width:25069;height:21279;visibility:visible;mso-wrap-style:square;v-text-anchor:middle" o:gfxdata="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" adj="4583" filled="f" strokecolor="black [3213]" strokeweight=".5pt">
-                        <v:stroke dashstyle="1 1" opacity="6682f"/>
-                      </v:shape>
-                      <v:shape id="Oval 11" o:spid="_x0000_s1033" type="#_x0000_t9" style="position:absolute;left:52647;top:62761;width:22644;height:19215;visibility:visible;mso-wrap-style:square;v-text-anchor:middle" o:gfxdata="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" adj="4582" fillcolor="#1cade4 [3204]" stroked="f" strokeweight=".5pt">
-                        <v:fill opacity="13107f" color2="#2683c6 [3205]" o:opacity2="13107f" angle="90" focus="100%" type="gradient"/>
+                      <v:shape id="Oval 11" style="position:absolute;top:415;width:45129;height:38303;visibility:visible;mso-wrap-style:square;v-text-anchor:middle" o:spid="_x0000_s1031" filled="f" strokecolor="black [3213]" strokeweight=".5pt" type="#_x0000_t9" adj="4583" o:gfxdata="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">
+                        <v:stroke opacity="6682f" dashstyle="1 1"/>
+                      </v:shape>
+                      <v:shape id="Oval 11" style="position:absolute;left:48768;top:56942;width:25069;height:21279;visibility:visible;mso-wrap-style:square;v-text-anchor:middle" o:spid="_x0000_s1032" filled="f" strokecolor="black [3213]" strokeweight=".5pt" type="#_x0000_t9" adj="4583" o:gfxdata="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">
+                        <v:stroke opacity="6682f" dashstyle="1 1"/>
+                      </v:shape>
+                      <v:shape id="Oval 11" style="position:absolute;left:52647;top:62761;width:22644;height:19215;visibility:visible;mso-wrap-style:square;v-text-anchor:middle" o:spid="_x0000_s1033" fillcolor="#1cade4 [3204]" stroked="f" strokeweight=".5pt" type="#_x0000_t9" adj="4582" o:gfxdata="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">
+                        <v:fill type="gradient" opacity="13107f" color2="#2683c6 [3205]" angle="90" focus="100%" o:opacity2="13107f"/>
                         <v:stroke dashstyle="1 1"/>
                       </v:shape>
-                      <v:shape id="Oval 11" o:spid="_x0000_s1034" type="#_x0000_t9" style="position:absolute;left:39762;width:43764;height:37134;visibility:visible;mso-wrap-style:square;v-text-anchor:middle" o:gfxdata="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" adj="4582" fillcolor="#5a5a5a [2109]" stroked="f" strokeweight=".5pt">
+                      <v:shape id="Oval 11" style="position:absolute;left:39762;width:43764;height:37134;visibility:visible;mso-wrap-style:square;v-text-anchor:middle" o:spid="_x0000_s1034" fillcolor="#5a5a5a [2109]" stroked="f" strokeweight=".5pt" type="#_x0000_t9" adj="4582" o:gfxdata="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">
                         <v:fill opacity="771f"/>
                         <v:stroke dashstyle="1 1"/>
                       </v:shape>
-                      <v:shape id="Oval 11" o:spid="_x0000_s1035" type="#_x0000_t9" style="position:absolute;left:2355;top:45304;width:45129;height:38303;visibility:visible;mso-wrap-style:square;v-text-anchor:middle" o:gfxdata="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" adj="4583" filled="f" strokecolor="black [3213]" strokeweight=".5pt">
-                        <v:stroke dashstyle="1 1" opacity="6682f"/>
-                      </v:shape>
-                      <v:shape id="Oval 11" o:spid="_x0000_s1036" type="#_x0000_t9" style="position:absolute;left:6511;top:50707;width:30963;height:26270;visibility:visible;mso-wrap-style:square;v-text-anchor:middle" o:gfxdata="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" adj="4582" fillcolor="#5a5a5a [2109]" stroked="f" strokeweight=".5pt">
+                      <v:shape id="Oval 11" style="position:absolute;left:2355;top:45304;width:45129;height:38303;visibility:visible;mso-wrap-style:square;v-text-anchor:middle" o:spid="_x0000_s1035" filled="f" strokecolor="black [3213]" strokeweight=".5pt" type="#_x0000_t9" adj="4583" o:gfxdata="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">
+                        <v:stroke opacity="6682f" dashstyle="1 1"/>
+                      </v:shape>
+                      <v:shape id="Oval 11" style="position:absolute;left:6511;top:50707;width:30963;height:26270;visibility:visible;mso-wrap-style:square;v-text-anchor:middle" o:spid="_x0000_s1036" fillcolor="#5a5a5a [2109]" stroked="f" strokeweight=".5pt" type="#_x0000_t9" adj="4582" o:gfxdata="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">
                         <v:fill opacity="771f"/>
                         <v:stroke dashstyle="1 1"/>
                       </v:shape>
                     </v:group>
-                    <v:rect id="Rectangle 29" o:spid="_x0000_s1037" style="position:absolute;width:1060;height:8595;visibility:visible;mso-wrap-style:square;v-text-anchor:middle" o:gfxdata="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" fillcolor="#1cade4 [3204]" stroked="f" strokeweight="2pt">
-                      <v:fill color2="#2683c6 [3205]" focus="100%" type="gradient"/>
+                    <v:rect id="Rectangle 29" style="position:absolute;width:1060;height:8595;visibility:visible;mso-wrap-style:square;v-text-anchor:middle" o:spid="_x0000_s1037" fillcolor="#1cade4 [3204]" stroked="f" strokeweight="2pt" o:gfxdata="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">
+                      <v:fill type="gradient" color2="#2683c6 [3205]" focus="100%"/>
                     </v:rect>
                   </v:group>
-                  <v:group id="Group 145" o:spid="_x0000_s1038" style="position:absolute;left:24902;width:23432;height:8591" coordorigin="" coordsize="23432,8595" o:gfxdata="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">
-                    <v:group id="Group 146" o:spid="_x0000_s1039" style="position:absolute;left:16044;top:611;width:7388;height:7343" coordsize="83526,83607" o:gfxdata="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">
-                      <v:shape id="Oval 9" o:spid="_x0000_s1040" type="#_x0000_t9" style="position:absolute;left:14270;top:13716;width:59359;height:50387;visibility:visible;mso-wrap-style:square;v-text-anchor:middle" o:gfxdata="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" adj="4584" filled="f" strokecolor="black [3213]" strokeweight=".25pt">
+                  <v:group id="Group 145" style="position:absolute;left:24902;width:23432;height:8591" coordsize="23432,8595" coordorigin="" o:spid="_x0000_s1038" o:gfxdata="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">
+                    <v:group id="Group 146" style="position:absolute;left:16044;top:611;width:7388;height:7343" coordsize="83526,83607" o:spid="_x0000_s1039" o:gfxdata="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">
+                      <v:shape id="Oval 9" style="position:absolute;left:14270;top:13716;width:59359;height:50387;visibility:visible;mso-wrap-style:square;v-text-anchor:middle" o:spid="_x0000_s1040" filled="f" strokecolor="black [3213]" strokeweight=".25pt" type="#_x0000_t9" adj="4584" o:gfxdata="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">
                         <v:stroke opacity="6682f"/>
                         <v:textbox>
                           <w:txbxContent>
@@ -11096,35 +11096,35 @@
                           </w:txbxContent>
                         </v:textbox>
                       </v:shape>
-                      <v:shape id="Oval 11" o:spid="_x0000_s1041" type="#_x0000_t9" style="position:absolute;top:415;width:45129;height:38303;visibility:visible;mso-wrap-style:square;v-text-anchor:middle" o:gfxdata="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" adj="4583" filled="f" strokecolor="black [3213]" strokeweight=".5pt">
-                        <v:stroke dashstyle="1 1" opacity="6682f"/>
-                      </v:shape>
-                      <v:shape id="Oval 11" o:spid="_x0000_s1042" type="#_x0000_t9" style="position:absolute;left:48768;top:56942;width:25069;height:21279;visibility:visible;mso-wrap-style:square;v-text-anchor:middle" o:gfxdata="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" adj="4583" filled="f" strokecolor="black [3213]" strokeweight=".5pt">
-                        <v:stroke dashstyle="1 1" opacity="6682f"/>
-                      </v:shape>
-                      <v:shape id="Oval 11" o:spid="_x0000_s1043" type="#_x0000_t9" style="position:absolute;left:52647;top:62761;width:22644;height:19215;visibility:visible;mso-wrap-style:square;v-text-anchor:middle" o:gfxdata="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" adj="4582" fillcolor="#1cade4 [3204]" stroked="f" strokeweight=".5pt">
-                        <v:fill opacity="13107f" color2="#2683c6 [3205]" o:opacity2="13107f" angle="90" focus="100%" type="gradient"/>
+                      <v:shape id="Oval 11" style="position:absolute;top:415;width:45129;height:38303;visibility:visible;mso-wrap-style:square;v-text-anchor:middle" o:spid="_x0000_s1041" filled="f" strokecolor="black [3213]" strokeweight=".5pt" type="#_x0000_t9" adj="4583" o:gfxdata="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">
+                        <v:stroke opacity="6682f" dashstyle="1 1"/>
+                      </v:shape>
+                      <v:shape id="Oval 11" style="position:absolute;left:48768;top:56942;width:25069;height:21279;visibility:visible;mso-wrap-style:square;v-text-anchor:middle" o:spid="_x0000_s1042" filled="f" strokecolor="black [3213]" strokeweight=".5pt" type="#_x0000_t9" adj="4583" o:gfxdata="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">
+                        <v:stroke opacity="6682f" dashstyle="1 1"/>
+                      </v:shape>
+                      <v:shape id="Oval 11" style="position:absolute;left:52647;top:62761;width:22644;height:19215;visibility:visible;mso-wrap-style:square;v-text-anchor:middle" o:spid="_x0000_s1043" fillcolor="#1cade4 [3204]" stroked="f" strokeweight=".5pt" type="#_x0000_t9" adj="4582" o:gfxdata="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">
+                        <v:fill type="gradient" opacity="13107f" color2="#2683c6 [3205]" angle="90" focus="100%" o:opacity2="13107f"/>
                         <v:stroke dashstyle="1 1"/>
                       </v:shape>
-                      <v:shape id="Oval 11" o:spid="_x0000_s1044" type="#_x0000_t9" style="position:absolute;left:39762;width:43764;height:37134;visibility:visible;mso-wrap-style:square;v-text-anchor:middle" o:gfxdata="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" adj="4582" fillcolor="#5a5a5a [2109]" stroked="f" strokeweight=".5pt">
+                      <v:shape id="Oval 11" style="position:absolute;left:39762;width:43764;height:37134;visibility:visible;mso-wrap-style:square;v-text-anchor:middle" o:spid="_x0000_s1044" fillcolor="#5a5a5a [2109]" stroked="f" strokeweight=".5pt" type="#_x0000_t9" adj="4582" o:gfxdata="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">
                         <v:fill opacity="771f"/>
                         <v:stroke dashstyle="1 1"/>
                       </v:shape>
-                      <v:shape id="Oval 11" o:spid="_x0000_s1045" type="#_x0000_t9" style="position:absolute;left:2355;top:45304;width:45129;height:38303;visibility:visible;mso-wrap-style:square;v-text-anchor:middle" o:gfxdata="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" adj="4583" filled="f" strokecolor="black [3213]" strokeweight=".5pt">
-                        <v:stroke dashstyle="1 1" opacity="6682f"/>
-                      </v:shape>
-                      <v:shape id="Oval 11" o:spid="_x0000_s1046" type="#_x0000_t9" style="position:absolute;left:6511;top:50707;width:30963;height:26270;visibility:visible;mso-wrap-style:square;v-text-anchor:middle" o:gfxdata="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" adj="4582" fillcolor="#5a5a5a [2109]" stroked="f" strokeweight=".5pt">
+                      <v:shape id="Oval 11" style="position:absolute;left:2355;top:45304;width:45129;height:38303;visibility:visible;mso-wrap-style:square;v-text-anchor:middle" o:spid="_x0000_s1045" filled="f" strokecolor="black [3213]" strokeweight=".5pt" type="#_x0000_t9" adj="4583" o:gfxdata="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">
+                        <v:stroke opacity="6682f" dashstyle="1 1"/>
+                      </v:shape>
+                      <v:shape id="Oval 11" style="position:absolute;left:6511;top:50707;width:30963;height:26270;visibility:visible;mso-wrap-style:square;v-text-anchor:middle" o:spid="_x0000_s1046" fillcolor="#5a5a5a [2109]" stroked="f" strokeweight=".5pt" type="#_x0000_t9" adj="4582" o:gfxdata="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">
                         <v:fill opacity="771f"/>
                         <v:stroke dashstyle="1 1"/>
                       </v:shape>
                     </v:group>
-                    <v:rect id="Rectangle 29" o:spid="_x0000_s1047" style="position:absolute;width:1060;height:8595;visibility:visible;mso-wrap-style:square;v-text-anchor:middle" o:gfxdata="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" fillcolor="#1cade4 [3204]" stroked="f" strokeweight="2pt">
-                      <v:fill color2="#2683c6 [3205]" focus="100%" type="gradient"/>
+                    <v:rect id="Rectangle 29" style="position:absolute;width:1060;height:8595;visibility:visible;mso-wrap-style:square;v-text-anchor:middle" o:spid="_x0000_s1047" fillcolor="#1cade4 [3204]" stroked="f" strokeweight="2pt" o:gfxdata="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">
+                      <v:fill type="gradient" color2="#2683c6 [3205]" focus="100%"/>
                     </v:rect>
                   </v:group>
-                  <v:group id="Group 252" o:spid="_x0000_s1048" style="position:absolute;left:49611;width:23431;height:8591" coordorigin="" coordsize="23432,8595" o:gfxdata="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">
-                    <v:group id="Group 253" o:spid="_x0000_s1049" style="position:absolute;left:16044;top:611;width:7388;height:7343" coordsize="83526,83607" o:gfxdata="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">
-                      <v:shape id="Oval 9" o:spid="_x0000_s1050" type="#_x0000_t9" style="position:absolute;left:14270;top:13716;width:59359;height:50387;visibility:visible;mso-wrap-style:square;v-text-anchor:middle" o:gfxdata="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" adj="4584" filled="f" strokecolor="black [3213]" strokeweight=".25pt">
+                  <v:group id="Group 252" style="position:absolute;left:49611;width:23431;height:8591" coordsize="23432,8595" coordorigin="" o:spid="_x0000_s1048" o:gfxdata="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">
+                    <v:group id="Group 253" style="position:absolute;left:16044;top:611;width:7388;height:7343" coordsize="83526,83607" o:spid="_x0000_s1049" o:gfxdata="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">
+                      <v:shape id="Oval 9" style="position:absolute;left:14270;top:13716;width:59359;height:50387;visibility:visible;mso-wrap-style:square;v-text-anchor:middle" o:spid="_x0000_s1050" filled="f" strokecolor="black [3213]" strokeweight=".25pt" type="#_x0000_t9" adj="4584" o:gfxdata="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">
                         <v:stroke opacity="6682f"/>
                         <v:textbox>
                           <w:txbxContent>
@@ -11136,37 +11136,37 @@
                           </w:txbxContent>
                         </v:textbox>
                       </v:shape>
-                      <v:shape id="Oval 11" o:spid="_x0000_s1051" type="#_x0000_t9" style="position:absolute;top:415;width:45129;height:38303;visibility:visible;mso-wrap-style:square;v-text-anchor:middle" o:gfxdata="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" adj="4583" filled="f" strokecolor="black [3213]" strokeweight=".5pt">
-                        <v:stroke dashstyle="1 1" opacity="6682f"/>
-                      </v:shape>
-                      <v:shape id="Oval 11" o:spid="_x0000_s1052" type="#_x0000_t9" style="position:absolute;left:48768;top:56942;width:25069;height:21279;visibility:visible;mso-wrap-style:square;v-text-anchor:middle" o:gfxdata="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" adj="4583" filled="f" strokecolor="black [3213]" strokeweight=".5pt">
-                        <v:stroke dashstyle="1 1" opacity="6682f"/>
-                      </v:shape>
-                      <v:shape id="Oval 11" o:spid="_x0000_s1053" type="#_x0000_t9" style="position:absolute;left:52647;top:62761;width:22644;height:19215;visibility:visible;mso-wrap-style:square;v-text-anchor:middle" o:gfxdata="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" adj="4582" fillcolor="#1cade4 [3204]" stroked="f" strokeweight=".5pt">
-                        <v:fill opacity="13107f" color2="#2683c6 [3205]" o:opacity2="13107f" angle="90" focus="100%" type="gradient"/>
+                      <v:shape id="Oval 11" style="position:absolute;top:415;width:45129;height:38303;visibility:visible;mso-wrap-style:square;v-text-anchor:middle" o:spid="_x0000_s1051" filled="f" strokecolor="black [3213]" strokeweight=".5pt" type="#_x0000_t9" adj="4583" o:gfxdata="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">
+                        <v:stroke opacity="6682f" dashstyle="1 1"/>
+                      </v:shape>
+                      <v:shape id="Oval 11" style="position:absolute;left:48768;top:56942;width:25069;height:21279;visibility:visible;mso-wrap-style:square;v-text-anchor:middle" o:spid="_x0000_s1052" filled="f" strokecolor="black [3213]" strokeweight=".5pt" type="#_x0000_t9" adj="4583" o:gfxdata="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">
+                        <v:stroke opacity="6682f" dashstyle="1 1"/>
+                      </v:shape>
+                      <v:shape id="Oval 11" style="position:absolute;left:52647;top:62761;width:22644;height:19215;visibility:visible;mso-wrap-style:square;v-text-anchor:middle" o:spid="_x0000_s1053" fillcolor="#1cade4 [3204]" stroked="f" strokeweight=".5pt" type="#_x0000_t9" adj="4582" o:gfxdata="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">
+                        <v:fill type="gradient" opacity="13107f" color2="#2683c6 [3205]" angle="90" focus="100%" o:opacity2="13107f"/>
                         <v:stroke dashstyle="1 1"/>
                       </v:shape>
-                      <v:shape id="Oval 11" o:spid="_x0000_s1054" type="#_x0000_t9" style="position:absolute;left:39762;width:43764;height:37134;visibility:visible;mso-wrap-style:square;v-text-anchor:middle" o:gfxdata="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" adj="4582" fillcolor="#5a5a5a [2109]" stroked="f" strokeweight=".5pt">
+                      <v:shape id="Oval 11" style="position:absolute;left:39762;width:43764;height:37134;visibility:visible;mso-wrap-style:square;v-text-anchor:middle" o:spid="_x0000_s1054" fillcolor="#5a5a5a [2109]" stroked="f" strokeweight=".5pt" type="#_x0000_t9" adj="4582" o:gfxdata="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">
                         <v:fill opacity="771f"/>
                         <v:stroke dashstyle="1 1"/>
                       </v:shape>
-                      <v:shape id="Oval 11" o:spid="_x0000_s1055" type="#_x0000_t9" style="position:absolute;left:2355;top:45304;width:45129;height:38303;visibility:visible;mso-wrap-style:square;v-text-anchor:middle" o:gfxdata="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" adj="4583" filled="f" strokecolor="black [3213]" strokeweight=".5pt">
-                        <v:stroke dashstyle="1 1" opacity="6682f"/>
-                      </v:shape>
-                      <v:shape id="Oval 11" o:spid="_x0000_s1056" type="#_x0000_t9" style="position:absolute;left:6511;top:50707;width:30963;height:26270;visibility:visible;mso-wrap-style:square;v-text-anchor:middle" o:gfxdata="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" adj="4582" fillcolor="#5a5a5a [2109]" stroked="f" strokeweight=".5pt">
+                      <v:shape id="Oval 11" style="position:absolute;left:2355;top:45304;width:45129;height:38303;visibility:visible;mso-wrap-style:square;v-text-anchor:middle" o:spid="_x0000_s1055" filled="f" strokecolor="black [3213]" strokeweight=".5pt" type="#_x0000_t9" adj="4583" o:gfxdata="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">
+                        <v:stroke opacity="6682f" dashstyle="1 1"/>
+                      </v:shape>
+                      <v:shape id="Oval 11" style="position:absolute;left:6511;top:50707;width:30963;height:26270;visibility:visible;mso-wrap-style:square;v-text-anchor:middle" o:spid="_x0000_s1056" fillcolor="#5a5a5a [2109]" stroked="f" strokeweight=".5pt" type="#_x0000_t9" adj="4582" o:gfxdata="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">
                         <v:fill opacity="771f"/>
                         <v:stroke dashstyle="1 1"/>
                       </v:shape>
                     </v:group>
-                    <v:rect id="Rectangle 29" o:spid="_x0000_s1057" style="position:absolute;width:1060;height:8595;visibility:visible;mso-wrap-style:square;v-text-anchor:middle" o:gfxdata="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" fillcolor="#1cade4 [3204]" stroked="f" strokeweight="2pt">
-                      <v:fill color2="#2683c6 [3205]" focus="100%" type="gradient"/>
+                    <v:rect id="Rectangle 29" style="position:absolute;width:1060;height:8595;visibility:visible;mso-wrap-style:square;v-text-anchor:middle" o:spid="_x0000_s1057" fillcolor="#1cade4 [3204]" stroked="f" strokeweight="2pt" o:gfxdata="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">
+                      <v:fill type="gradient" color2="#2683c6 [3205]" focus="100%"/>
                     </v:rect>
                   </v:group>
                 </v:group>
-                <v:group id="Group 2" o:spid="_x0000_s1058" style="position:absolute;top:9144;width:73042;height:8595" coordsize="73042,8595" o:gfxdata="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">
-                  <v:group id="Group 73" o:spid="_x0000_s1059" style="position:absolute;width:23432;height:8595" coordorigin="" coordsize="23432,8595" o:gfxdata="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">
-                    <v:group id="Group 74" o:spid="_x0000_s1060" style="position:absolute;left:16044;top:611;width:7388;height:7343" coordsize="83526,83607" o:gfxdata="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">
-                      <v:shape id="Oval 9" o:spid="_x0000_s1061" type="#_x0000_t9" style="position:absolute;left:14270;top:13716;width:59359;height:50387;visibility:visible;mso-wrap-style:square;v-text-anchor:middle" o:gfxdata="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" adj="4584" filled="f" strokecolor="black [3213]" strokeweight=".25pt">
+                <v:group id="Group 2" style="position:absolute;top:9144;width:73042;height:8595" coordsize="73042,8595" o:spid="_x0000_s1058" o:gfxdata="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">
+                  <v:group id="Group 73" style="position:absolute;width:23432;height:8595" coordsize="23432,8595" coordorigin="" o:spid="_x0000_s1059" o:gfxdata="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">
+                    <v:group id="Group 74" style="position:absolute;left:16044;top:611;width:7388;height:7343" coordsize="83526,83607" o:spid="_x0000_s1060" o:gfxdata="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">
+                      <v:shape id="Oval 9" style="position:absolute;left:14270;top:13716;width:59359;height:50387;visibility:visible;mso-wrap-style:square;v-text-anchor:middle" o:spid="_x0000_s1061" filled="f" strokecolor="black [3213]" strokeweight=".25pt" type="#_x0000_t9" adj="4584" o:gfxdata="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">
                         <v:stroke opacity="6682f"/>
                         <v:textbox>
                           <w:txbxContent>
@@ -11178,35 +11178,35 @@
                           </w:txbxContent>
                         </v:textbox>
                       </v:shape>
-                      <v:shape id="Oval 11" o:spid="_x0000_s1062" type="#_x0000_t9" style="position:absolute;top:415;width:45129;height:38303;visibility:visible;mso-wrap-style:square;v-text-anchor:middle" o:gfxdata="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" adj="4583" filled="f" strokecolor="black [3213]" strokeweight=".5pt">
-                        <v:stroke dashstyle="1 1" opacity="6682f"/>
-                      </v:shape>
-                      <v:shape id="Oval 11" o:spid="_x0000_s1063" type="#_x0000_t9" style="position:absolute;left:48768;top:56942;width:25069;height:21279;visibility:visible;mso-wrap-style:square;v-text-anchor:middle" o:gfxdata="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" adj="4583" filled="f" strokecolor="black [3213]" strokeweight=".5pt">
-                        <v:stroke dashstyle="1 1" opacity="6682f"/>
-                      </v:shape>
-                      <v:shape id="Oval 11" o:spid="_x0000_s1064" type="#_x0000_t9" style="position:absolute;left:52647;top:62761;width:22644;height:19215;visibility:visible;mso-wrap-style:square;v-text-anchor:middle" o:gfxdata="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" adj="4582" fillcolor="#1cade4 [3204]" stroked="f" strokeweight=".5pt">
-                        <v:fill opacity="13107f" color2="#2683c6 [3205]" o:opacity2="13107f" angle="90" focus="100%" type="gradient"/>
+                      <v:shape id="Oval 11" style="position:absolute;top:415;width:45129;height:38303;visibility:visible;mso-wrap-style:square;v-text-anchor:middle" o:spid="_x0000_s1062" filled="f" strokecolor="black [3213]" strokeweight=".5pt" type="#_x0000_t9" adj="4583" o:gfxdata="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">
+                        <v:stroke opacity="6682f" dashstyle="1 1"/>
+                      </v:shape>
+                      <v:shape id="Oval 11" style="position:absolute;left:48768;top:56942;width:25069;height:21279;visibility:visible;mso-wrap-style:square;v-text-anchor:middle" o:spid="_x0000_s1063" filled="f" strokecolor="black [3213]" strokeweight=".5pt" type="#_x0000_t9" adj="4583" o:gfxdata="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">
+                        <v:stroke opacity="6682f" dashstyle="1 1"/>
+                      </v:shape>
+                      <v:shape id="Oval 11" style="position:absolute;left:52647;top:62761;width:22644;height:19215;visibility:visible;mso-wrap-style:square;v-text-anchor:middle" o:spid="_x0000_s1064" fillcolor="#1cade4 [3204]" stroked="f" strokeweight=".5pt" type="#_x0000_t9" adj="4582" o:gfxdata="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">
+                        <v:fill type="gradient" opacity="13107f" color2="#2683c6 [3205]" angle="90" focus="100%" o:opacity2="13107f"/>
                         <v:stroke dashstyle="1 1"/>
                       </v:shape>
-                      <v:shape id="Oval 11" o:spid="_x0000_s1065" type="#_x0000_t9" style="position:absolute;left:39762;width:43764;height:37134;visibility:visible;mso-wrap-style:square;v-text-anchor:middle" o:gfxdata="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" adj="4582" fillcolor="#5a5a5a [2109]" stroked="f" strokeweight=".5pt">
+                      <v:shape id="Oval 11" style="position:absolute;left:39762;width:43764;height:37134;visibility:visible;mso-wrap-style:square;v-text-anchor:middle" o:spid="_x0000_s1065" fillcolor="#5a5a5a [2109]" stroked="f" strokeweight=".5pt" type="#_x0000_t9" adj="4582" o:gfxdata="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">
                         <v:fill opacity="771f"/>
                         <v:stroke dashstyle="1 1"/>
                       </v:shape>
-                      <v:shape id="Oval 11" o:spid="_x0000_s1066" type="#_x0000_t9" style="position:absolute;left:2355;top:45304;width:45129;height:38303;visibility:visible;mso-wrap-style:square;v-text-anchor:middle" o:gfxdata="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" adj="4583" filled="f" strokecolor="black [3213]" strokeweight=".5pt">
-                        <v:stroke dashstyle="1 1" opacity="6682f"/>
-                      </v:shape>
-                      <v:shape id="Oval 11" o:spid="_x0000_s1067" type="#_x0000_t9" style="position:absolute;left:6511;top:50707;width:30963;height:26270;visibility:visible;mso-wrap-style:square;v-text-anchor:middle" o:gfxdata="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" adj="4582" fillcolor="#5a5a5a [2109]" stroked="f" strokeweight=".5pt">
+                      <v:shape id="Oval 11" style="position:absolute;left:2355;top:45304;width:45129;height:38303;visibility:visible;mso-wrap-style:square;v-text-anchor:middle" o:spid="_x0000_s1066" filled="f" strokecolor="black [3213]" strokeweight=".5pt" type="#_x0000_t9" adj="4583" o:gfxdata="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">
+                        <v:stroke opacity="6682f" dashstyle="1 1"/>
+                      </v:shape>
+                      <v:shape id="Oval 11" style="position:absolute;left:6511;top:50707;width:30963;height:26270;visibility:visible;mso-wrap-style:square;v-text-anchor:middle" o:spid="_x0000_s1067" fillcolor="#5a5a5a [2109]" stroked="f" strokeweight=".5pt" type="#_x0000_t9" adj="4582" o:gfxdata="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">
                         <v:fill opacity="771f"/>
                         <v:stroke dashstyle="1 1"/>
                       </v:shape>
                     </v:group>
-                    <v:rect id="Rectangle 29" o:spid="_x0000_s1068" style="position:absolute;width:1060;height:8595;visibility:visible;mso-wrap-style:square;v-text-anchor:middle" o:gfxdata="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" fillcolor="#1cade4 [3204]" stroked="f" strokeweight="2pt">
-                      <v:fill color2="#2683c6 [3205]" focus="100%" type="gradient"/>
+                    <v:rect id="Rectangle 29" style="position:absolute;width:1060;height:8595;visibility:visible;mso-wrap-style:square;v-text-anchor:middle" o:spid="_x0000_s1068" fillcolor="#1cade4 [3204]" stroked="f" strokeweight="2pt" o:gfxdata="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">
+                      <v:fill type="gradient" color2="#2683c6 [3205]" focus="100%"/>
                     </v:rect>
                   </v:group>
-                  <v:group id="Group 156" o:spid="_x0000_s1069" style="position:absolute;left:24902;width:23432;height:8591" coordorigin="" coordsize="23432,8595" o:gfxdata="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">
-                    <v:group id="Group 157" o:spid="_x0000_s1070" style="position:absolute;left:16044;top:611;width:7388;height:7343" coordsize="83526,83607" o:gfxdata="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">
-                      <v:shape id="Oval 9" o:spid="_x0000_s1071" type="#_x0000_t9" style="position:absolute;left:14270;top:13716;width:59359;height:50387;visibility:visible;mso-wrap-style:square;v-text-anchor:middle" o:gfxdata="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" adj="4584" filled="f" strokecolor="black [3213]" strokeweight=".25pt">
+                  <v:group id="Group 156" style="position:absolute;left:24902;width:23432;height:8591" coordsize="23432,8595" coordorigin="" o:spid="_x0000_s1069" o:gfxdata="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">
+                    <v:group id="Group 157" style="position:absolute;left:16044;top:611;width:7388;height:7343" coordsize="83526,83607" o:spid="_x0000_s1070" o:gfxdata="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">
+                      <v:shape id="Oval 9" style="position:absolute;left:14270;top:13716;width:59359;height:50387;visibility:visible;mso-wrap-style:square;v-text-anchor:middle" o:spid="_x0000_s1071" filled="f" strokecolor="black [3213]" strokeweight=".25pt" type="#_x0000_t9" adj="4584" o:gfxdata="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">
                         <v:stroke opacity="6682f"/>
                         <v:textbox>
                           <w:txbxContent>
@@ -11218,35 +11218,35 @@
                           </w:txbxContent>
                         </v:textbox>
                       </v:shape>
-                      <v:shape id="Oval 11" o:spid="_x0000_s1072" type="#_x0000_t9" style="position:absolute;top:415;width:45129;height:38303;visibility:visible;mso-wrap-style:square;v-text-anchor:middle" o:gfxdata="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" adj="4583" filled="f" strokecolor="black [3213]" strokeweight=".5pt">
-                        <v:stroke dashstyle="1 1" opacity="6682f"/>
-                      </v:shape>
-                      <v:shape id="Oval 11" o:spid="_x0000_s1073" type="#_x0000_t9" style="position:absolute;left:48768;top:56942;width:25069;height:21279;visibility:visible;mso-wrap-style:square;v-text-anchor:middle" o:gfxdata="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" adj="4583" filled="f" strokecolor="black [3213]" strokeweight=".5pt">
-                        <v:stroke dashstyle="1 1" opacity="6682f"/>
-                      </v:shape>
-                      <v:shape id="Oval 11" o:spid="_x0000_s1074" type="#_x0000_t9" style="position:absolute;left:52647;top:62761;width:22644;height:19215;visibility:visible;mso-wrap-style:square;v-text-anchor:middle" o:gfxdata="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" adj="4582" fillcolor="#1cade4 [3204]" stroked="f" strokeweight=".5pt">
-                        <v:fill opacity="13107f" color2="#2683c6 [3205]" o:opacity2="13107f" angle="90" focus="100%" type="gradient"/>
+                      <v:shape id="Oval 11" style="position:absolute;top:415;width:45129;height:38303;visibility:visible;mso-wrap-style:square;v-text-anchor:middle" o:spid="_x0000_s1072" filled="f" strokecolor="black [3213]" strokeweight=".5pt" type="#_x0000_t9" adj="4583" o:gfxdata="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">
+                        <v:stroke opacity="6682f" dashstyle="1 1"/>
+                      </v:shape>
+                      <v:shape id="Oval 11" style="position:absolute;left:48768;top:56942;width:25069;height:21279;visibility:visible;mso-wrap-style:square;v-text-anchor:middle" o:spid="_x0000_s1073" filled="f" strokecolor="black [3213]" strokeweight=".5pt" type="#_x0000_t9" adj="4583" o:gfxdata="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">
+                        <v:stroke opacity="6682f" dashstyle="1 1"/>
+                      </v:shape>
+                      <v:shape id="Oval 11" style="position:absolute;left:52647;top:62761;width:22644;height:19215;visibility:visible;mso-wrap-style:square;v-text-anchor:middle" o:spid="_x0000_s1074" fillcolor="#1cade4 [3204]" stroked="f" strokeweight=".5pt" type="#_x0000_t9" adj="4582" o:gfxdata="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">
+                        <v:fill type="gradient" opacity="13107f" color2="#2683c6 [3205]" angle="90" focus="100%" o:opacity2="13107f"/>
                         <v:stroke dashstyle="1 1"/>
                       </v:shape>
-                      <v:shape id="Oval 11" o:spid="_x0000_s1075" type="#_x0000_t9" style="position:absolute;left:39762;width:43764;height:37134;visibility:visible;mso-wrap-style:square;v-text-anchor:middle" o:gfxdata="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" adj="4582" fillcolor="#5a5a5a [2109]" stroked="f" strokeweight=".5pt">
+                      <v:shape id="Oval 11" style="position:absolute;left:39762;width:43764;height:37134;visibility:visible;mso-wrap-style:square;v-text-anchor:middle" o:spid="_x0000_s1075" fillcolor="#5a5a5a [2109]" stroked="f" strokeweight=".5pt" type="#_x0000_t9" adj="4582" o:gfxdata="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">
                         <v:fill opacity="771f"/>
                         <v:stroke dashstyle="1 1"/>
                       </v:shape>
-                      <v:shape id="Oval 11" o:spid="_x0000_s1076" type="#_x0000_t9" style="position:absolute;left:2355;top:45304;width:45129;height:38303;visibility:visible;mso-wrap-style:square;v-text-anchor:middle" o:gfxdata="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" adj="4583" filled="f" strokecolor="black [3213]" strokeweight=".5pt">
-                        <v:stroke dashstyle="1 1" opacity="6682f"/>
-                      </v:shape>
-                      <v:shape id="Oval 11" o:spid="_x0000_s1077" type="#_x0000_t9" style="position:absolute;left:6511;top:50707;width:30963;height:26270;visibility:visible;mso-wrap-style:square;v-text-anchor:middle" o:gfxdata="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" adj="4582" fillcolor="#5a5a5a [2109]" stroked="f" strokeweight=".5pt">
+                      <v:shape id="Oval 11" style="position:absolute;left:2355;top:45304;width:45129;height:38303;visibility:visible;mso-wrap-style:square;v-text-anchor:middle" o:spid="_x0000_s1076" filled="f" strokecolor="black [3213]" strokeweight=".5pt" type="#_x0000_t9" adj="4583" o:gfxdata="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">
+                        <v:stroke opacity="6682f" dashstyle="1 1"/>
+                      </v:shape>
+                      <v:shape id="Oval 11" style="position:absolute;left:6511;top:50707;width:30963;height:26270;visibility:visible;mso-wrap-style:square;v-text-anchor:middle" o:spid="_x0000_s1077" fillcolor="#5a5a5a [2109]" stroked="f" strokeweight=".5pt" type="#_x0000_t9" adj="4582" o:gfxdata="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">
                         <v:fill opacity="771f"/>
                         <v:stroke dashstyle="1 1"/>
                       </v:shape>
                     </v:group>
-                    <v:rect id="Rectangle 29" o:spid="_x0000_s1078" style="position:absolute;width:1060;height:8595;visibility:visible;mso-wrap-style:square;v-text-anchor:middle" o:gfxdata="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" fillcolor="#1cade4 [3204]" stroked="f" strokeweight="2pt">
-                      <v:fill color2="#2683c6 [3205]" focus="100%" type="gradient"/>
+                    <v:rect id="Rectangle 29" style="position:absolute;width:1060;height:8595;visibility:visible;mso-wrap-style:square;v-text-anchor:middle" o:spid="_x0000_s1078" fillcolor="#1cade4 [3204]" stroked="f" strokeweight="2pt" o:gfxdata="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">
+                      <v:fill type="gradient" color2="#2683c6 [3205]" focus="100%"/>
                     </v:rect>
                   </v:group>
-                  <v:group id="Group 5190" o:spid="_x0000_s1079" style="position:absolute;left:49611;width:23431;height:8591" coordorigin="" coordsize="23432,8595" o:gfxdata="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">
-                    <v:group id="Group 5191" o:spid="_x0000_s1080" style="position:absolute;left:16044;top:611;width:7388;height:7343" coordsize="83526,83607" o:gfxdata="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">
-                      <v:shape id="Oval 9" o:spid="_x0000_s1081" type="#_x0000_t9" style="position:absolute;left:14270;top:13716;width:59359;height:50387;visibility:visible;mso-wrap-style:square;v-text-anchor:middle" o:gfxdata="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" adj="4584" filled="f" strokecolor="black [3213]" strokeweight=".25pt">
+                  <v:group id="Group 5190" style="position:absolute;left:49611;width:23431;height:8591" coordsize="23432,8595" coordorigin="" o:spid="_x0000_s1079" o:gfxdata="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">
+                    <v:group id="Group 5191" style="position:absolute;left:16044;top:611;width:7388;height:7343" coordsize="83526,83607" o:spid="_x0000_s1080" o:gfxdata="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">
+                      <v:shape id="Oval 9" style="position:absolute;left:14270;top:13716;width:59359;height:50387;visibility:visible;mso-wrap-style:square;v-text-anchor:middle" o:spid="_x0000_s1081" filled="f" strokecolor="black [3213]" strokeweight=".25pt" type="#_x0000_t9" adj="4584" o:gfxdata="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">
                         <v:stroke opacity="6682f"/>
                         <v:textbox>
                           <w:txbxContent>
@@ -11258,37 +11258,37 @@
                           </w:txbxContent>
                         </v:textbox>
                       </v:shape>
-                      <v:shape id="Oval 11" o:spid="_x0000_s1082" type="#_x0000_t9" style="position:absolute;top:415;width:45129;height:38303;visibility:visible;mso-wrap-style:square;v-text-anchor:middle" o:gfxdata="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" adj="4583" filled="f" strokecolor="black [3213]" strokeweight=".5pt">
-                        <v:stroke dashstyle="1 1" opacity="6682f"/>
-                      </v:shape>
-                      <v:shape id="Oval 11" o:spid="_x0000_s1083" type="#_x0000_t9" style="position:absolute;left:48768;top:56942;width:25069;height:21279;visibility:visible;mso-wrap-style:square;v-text-anchor:middle" o:gfxdata="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" adj="4583" filled="f" strokecolor="black [3213]" strokeweight=".5pt">
-                        <v:stroke dashstyle="1 1" opacity="6682f"/>
-                      </v:shape>
-                      <v:shape id="Oval 11" o:spid="_x0000_s1084" type="#_x0000_t9" style="position:absolute;left:52647;top:62761;width:22644;height:19215;visibility:visible;mso-wrap-style:square;v-text-anchor:middle" o:gfxdata="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" adj="4582" fillcolor="#1cade4 [3204]" stroked="f" strokeweight=".5pt">
-                        <v:fill opacity="13107f" color2="#2683c6 [3205]" o:opacity2="13107f" angle="90" focus="100%" type="gradient"/>
+                      <v:shape id="Oval 11" style="position:absolute;top:415;width:45129;height:38303;visibility:visible;mso-wrap-style:square;v-text-anchor:middle" o:spid="_x0000_s1082" filled="f" strokecolor="black [3213]" strokeweight=".5pt" type="#_x0000_t9" adj="4583" o:gfxdata="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">
+                        <v:stroke opacity="6682f" dashstyle="1 1"/>
+                      </v:shape>
+                      <v:shape id="Oval 11" style="position:absolute;left:48768;top:56942;width:25069;height:21279;visibility:visible;mso-wrap-style:square;v-text-anchor:middle" o:spid="_x0000_s1083" filled="f" strokecolor="black [3213]" strokeweight=".5pt" type="#_x0000_t9" adj="4583" o:gfxdata="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">
+                        <v:stroke opacity="6682f" dashstyle="1 1"/>
+                      </v:shape>
+                      <v:shape id="Oval 11" style="position:absolute;left:52647;top:62761;width:22644;height:19215;visibility:visible;mso-wrap-style:square;v-text-anchor:middle" o:spid="_x0000_s1084" fillcolor="#1cade4 [3204]" stroked="f" strokeweight=".5pt" type="#_x0000_t9" adj="4582" o:gfxdata="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">
+                        <v:fill type="gradient" opacity="13107f" color2="#2683c6 [3205]" angle="90" focus="100%" o:opacity2="13107f"/>
                         <v:stroke dashstyle="1 1"/>
                       </v:shape>
-                      <v:shape id="Oval 11" o:spid="_x0000_s1085" type="#_x0000_t9" style="position:absolute;left:39762;width:43764;height:37134;visibility:visible;mso-wrap-style:square;v-text-anchor:middle" o:gfxdata="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" adj="4582" fillcolor="#5a5a5a [2109]" stroked="f" strokeweight=".5pt">
+                      <v:shape id="Oval 11" style="position:absolute;left:39762;width:43764;height:37134;visibility:visible;mso-wrap-style:square;v-text-anchor:middle" o:spid="_x0000_s1085" fillcolor="#5a5a5a [2109]" stroked="f" strokeweight=".5pt" type="#_x0000_t9" adj="4582" o:gfxdata="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">
                         <v:fill opacity="771f"/>
                         <v:stroke dashstyle="1 1"/>
                       </v:shape>
-                      <v:shape id="Oval 11" o:spid="_x0000_s1086" type="#_x0000_t9" style="position:absolute;left:2355;top:45304;width:45129;height:38303;visibility:visible;mso-wrap-style:square;v-text-anchor:middle" o:gfxdata="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" adj="4583" filled="f" strokecolor="black [3213]" strokeweight=".5pt">
-                        <v:stroke dashstyle="1 1" opacity="6682f"/>
-                      </v:shape>
-                      <v:shape id="Oval 11" o:spid="_x0000_s1087" type="#_x0000_t9" style="position:absolute;left:6511;top:50707;width:30963;height:26270;visibility:visible;mso-wrap-style:square;v-text-anchor:middle" o:gfxdata="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" adj="4582" fillcolor="#5a5a5a [2109]" stroked="f" strokeweight=".5pt">
+                      <v:shape id="Oval 11" style="position:absolute;left:2355;top:45304;width:45129;height:38303;visibility:visible;mso-wrap-style:square;v-text-anchor:middle" o:spid="_x0000_s1086" filled="f" strokecolor="black [3213]" strokeweight=".5pt" type="#_x0000_t9" adj="4583" o:gfxdata="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">
+                        <v:stroke opacity="6682f" dashstyle="1 1"/>
+                      </v:shape>
+                      <v:shape id="Oval 11" style="position:absolute;left:6511;top:50707;width:30963;height:26270;visibility:visible;mso-wrap-style:square;v-text-anchor:middle" o:spid="_x0000_s1087" fillcolor="#5a5a5a [2109]" stroked="f" strokeweight=".5pt" type="#_x0000_t9" adj="4582" o:gfxdata="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">
                         <v:fill opacity="771f"/>
                         <v:stroke dashstyle="1 1"/>
                       </v:shape>
                     </v:group>
-                    <v:rect id="Rectangle 29" o:spid="_x0000_s1088" style="position:absolute;width:1060;height:8595;visibility:visible;mso-wrap-style:square;v-text-anchor:middle" o:gfxdata="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" fillcolor="#1cade4 [3204]" stroked="f" strokeweight="2pt">
-                      <v:fill color2="#2683c6 [3205]" focus="100%" type="gradient"/>
+                    <v:rect id="Rectangle 29" style="position:absolute;width:1060;height:8595;visibility:visible;mso-wrap-style:square;v-text-anchor:middle" o:spid="_x0000_s1088" fillcolor="#1cade4 [3204]" stroked="f" strokeweight="2pt" o:gfxdata="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">
+                      <v:fill type="gradient" color2="#2683c6 [3205]" focus="100%"/>
                     </v:rect>
                   </v:group>
                 </v:group>
-                <v:group id="Group 3" o:spid="_x0000_s1089" style="position:absolute;top:18385;width:73042;height:8595" coordsize="73042,8595" o:gfxdata="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">
-                  <v:group id="Group 83" o:spid="_x0000_s1090" style="position:absolute;width:23432;height:8595" coordorigin="" coordsize="23432,8595" o:gfxdata="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">
-                    <v:group id="Group 84" o:spid="_x0000_s1091" style="position:absolute;left:16044;top:611;width:7388;height:7343" coordsize="83526,83607" o:gfxdata="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">
-                      <v:shape id="Oval 9" o:spid="_x0000_s1092" type="#_x0000_t9" style="position:absolute;left:14270;top:13716;width:59359;height:50387;visibility:visible;mso-wrap-style:square;v-text-anchor:middle" o:gfxdata="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" adj="4584" filled="f" strokecolor="black [3213]" strokeweight=".25pt">
+                <v:group id="Group 3" style="position:absolute;top:18385;width:73042;height:8595" coordsize="73042,8595" o:spid="_x0000_s1089" o:gfxdata="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">
+                  <v:group id="Group 83" style="position:absolute;width:23432;height:8595" coordsize="23432,8595" coordorigin="" o:spid="_x0000_s1090" o:gfxdata="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">
+                    <v:group id="Group 84" style="position:absolute;left:16044;top:611;width:7388;height:7343" coordsize="83526,83607" o:spid="_x0000_s1091" o:gfxdata="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">
+                      <v:shape id="Oval 9" style="position:absolute;left:14270;top:13716;width:59359;height:50387;visibility:visible;mso-wrap-style:square;v-text-anchor:middle" o:spid="_x0000_s1092" filled="f" strokecolor="black [3213]" strokeweight=".25pt" type="#_x0000_t9" adj="4584" o:gfxdata="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">
                         <v:stroke opacity="6682f"/>
                         <v:textbox>
                           <w:txbxContent>
@@ -11300,35 +11300,35 @@
                           </w:txbxContent>
                         </v:textbox>
                       </v:shape>
-                      <v:shape id="Oval 11" o:spid="_x0000_s1093" type="#_x0000_t9" style="position:absolute;top:415;width:45129;height:38303;visibility:visible;mso-wrap-style:square;v-text-anchor:middle" o:gfxdata="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" adj="4583" filled="f" strokecolor="black [3213]" strokeweight=".5pt">
-                        <v:stroke dashstyle="1 1" opacity="6682f"/>
-                      </v:shape>
-                      <v:shape id="Oval 11" o:spid="_x0000_s1094" type="#_x0000_t9" style="position:absolute;left:48768;top:56942;width:25069;height:21279;visibility:visible;mso-wrap-style:square;v-text-anchor:middle" o:gfxdata="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" adj="4583" filled="f" strokecolor="black [3213]" strokeweight=".5pt">
-                        <v:stroke dashstyle="1 1" opacity="6682f"/>
-                      </v:shape>
-                      <v:shape id="Oval 11" o:spid="_x0000_s1095" type="#_x0000_t9" style="position:absolute;left:52647;top:62761;width:22644;height:19215;visibility:visible;mso-wrap-style:square;v-text-anchor:middle" o:gfxdata="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" adj="4582" fillcolor="#1cade4 [3204]" stroked="f" strokeweight=".5pt">
-                        <v:fill opacity="13107f" color2="#2683c6 [3205]" o:opacity2="13107f" angle="90" focus="100%" type="gradient"/>
+                      <v:shape id="Oval 11" style="position:absolute;top:415;width:45129;height:38303;visibility:visible;mso-wrap-style:square;v-text-anchor:middle" o:spid="_x0000_s1093" filled="f" strokecolor="black [3213]" strokeweight=".5pt" type="#_x0000_t9" adj="4583" o:gfxdata="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">
+                        <v:stroke opacity="6682f" dashstyle="1 1"/>
+                      </v:shape>
+                      <v:shape id="Oval 11" style="position:absolute;left:48768;top:56942;width:25069;height:21279;visibility:visible;mso-wrap-style:square;v-text-anchor:middle" o:spid="_x0000_s1094" filled="f" strokecolor="black [3213]" strokeweight=".5pt" type="#_x0000_t9" adj="4583" o:gfxdata="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">
+                        <v:stroke opacity="6682f" dashstyle="1 1"/>
+                      </v:shape>
+                      <v:shape id="Oval 11" style="position:absolute;left:52647;top:62761;width:22644;height:19215;visibility:visible;mso-wrap-style:square;v-text-anchor:middle" o:spid="_x0000_s1095" fillcolor="#1cade4 [3204]" stroked="f" strokeweight=".5pt" type="#_x0000_t9" adj="4582" o:gfxdata="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">
+                        <v:fill type="gradient" opacity="13107f" color2="#2683c6 [3205]" angle="90" focus="100%" o:opacity2="13107f"/>
                         <v:stroke dashstyle="1 1"/>
                       </v:shape>
-                      <v:shape id="Oval 11" o:spid="_x0000_s1096" type="#_x0000_t9" style="position:absolute;left:39762;width:43764;height:37134;visibility:visible;mso-wrap-style:square;v-text-anchor:middle" o:gfxdata="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" adj="4582" fillcolor="#5a5a5a [2109]" stroked="f" strokeweight=".5pt">
+                      <v:shape id="Oval 11" style="position:absolute;left:39762;width:43764;height:37134;visibility:visible;mso-wrap-style:square;v-text-anchor:middle" o:spid="_x0000_s1096" fillcolor="#5a5a5a [2109]" stroked="f" strokeweight=".5pt" type="#_x0000_t9" adj="4582" o:gfxdata="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">
                         <v:fill opacity="771f"/>
                         <v:stroke dashstyle="1 1"/>
                       </v:shape>
-                      <v:shape id="Oval 11" o:spid="_x0000_s1097" type="#_x0000_t9" style="position:absolute;left:2355;top:45304;width:45129;height:38303;visibility:visible;mso-wrap-style:square;v-text-anchor:middle" o:gfxdata="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" adj="4583" filled="f" strokecolor="black [3213]" strokeweight=".5pt">
-                        <v:stroke dashstyle="1 1" opacity="6682f"/>
-                      </v:shape>
-                      <v:shape id="Oval 11" o:spid="_x0000_s1098" type="#_x0000_t9" style="position:absolute;left:6511;top:50707;width:30963;height:26270;visibility:visible;mso-wrap-style:square;v-text-anchor:middle" o:gfxdata="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" adj="4582" fillcolor="#5a5a5a [2109]" stroked="f" strokeweight=".5pt">
+                      <v:shape id="Oval 11" style="position:absolute;left:2355;top:45304;width:45129;height:38303;visibility:visible;mso-wrap-style:square;v-text-anchor:middle" o:spid="_x0000_s1097" filled="f" strokecolor="black [3213]" strokeweight=".5pt" type="#_x0000_t9" adj="4583" o:gfxdata="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">
+                        <v:stroke opacity="6682f" dashstyle="1 1"/>
+                      </v:shape>
+                      <v:shape id="Oval 11" style="position:absolute;left:6511;top:50707;width:30963;height:26270;visibility:visible;mso-wrap-style:square;v-text-anchor:middle" o:spid="_x0000_s1098" fillcolor="#5a5a5a [2109]" stroked="f" strokeweight=".5pt" type="#_x0000_t9" adj="4582" o:gfxdata="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">
                         <v:fill opacity="771f"/>
                         <v:stroke dashstyle="1 1"/>
                       </v:shape>
                     </v:group>
-                    <v:rect id="Rectangle 29" o:spid="_x0000_s1099" style="position:absolute;width:1060;height:8595;visibility:visible;mso-wrap-style:square;v-text-anchor:middle" o:gfxdata="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" fillcolor="#1cade4 [3204]" stroked="f" strokeweight="2pt">
-                      <v:fill color2="#2683c6 [3205]" focus="100%" type="gradient"/>
+                    <v:rect id="Rectangle 29" style="position:absolute;width:1060;height:8595;visibility:visible;mso-wrap-style:square;v-text-anchor:middle" o:spid="_x0000_s1099" fillcolor="#1cade4 [3204]" stroked="f" strokeweight="2pt" o:gfxdata="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">
+                      <v:fill type="gradient" color2="#2683c6 [3205]" focus="100%"/>
                     </v:rect>
                   </v:group>
-                  <v:group id="Group 168" o:spid="_x0000_s1100" style="position:absolute;left:24902;width:23432;height:8591" coordorigin="" coordsize="23432,8595" o:gfxdata="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">
-                    <v:group id="Group 169" o:spid="_x0000_s1101" style="position:absolute;left:16044;top:611;width:7388;height:7343" coordsize="83526,83607" o:gfxdata="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">
-                      <v:shape id="Oval 9" o:spid="_x0000_s1102" type="#_x0000_t9" style="position:absolute;left:14270;top:13716;width:59359;height:50387;visibility:visible;mso-wrap-style:square;v-text-anchor:middle" o:gfxdata="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" adj="4584" filled="f" strokecolor="black [3213]" strokeweight=".25pt">
+                  <v:group id="Group 168" style="position:absolute;left:24902;width:23432;height:8591" coordsize="23432,8595" coordorigin="" o:spid="_x0000_s1100" o:gfxdata="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">
+                    <v:group id="Group 169" style="position:absolute;left:16044;top:611;width:7388;height:7343" coordsize="83526,83607" o:spid="_x0000_s1101" o:gfxdata="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">
+                      <v:shape id="Oval 9" style="position:absolute;left:14270;top:13716;width:59359;height:50387;visibility:visible;mso-wrap-style:square;v-text-anchor:middle" o:spid="_x0000_s1102" filled="f" strokecolor="black [3213]" strokeweight=".25pt" type="#_x0000_t9" adj="4584" o:gfxdata="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">
                         <v:stroke opacity="6682f"/>
                         <v:textbox>
                           <w:txbxContent>
@@ -11340,35 +11340,35 @@
                           </w:txbxContent>
                         </v:textbox>
                       </v:shape>
-                      <v:shape id="Oval 11" o:spid="_x0000_s1103" type="#_x0000_t9" style="position:absolute;top:415;width:45129;height:38303;visibility:visible;mso-wrap-style:square;v-text-anchor:middle" o:gfxdata="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" adj="4583" filled="f" strokecolor="black [3213]" strokeweight=".5pt">
-                        <v:stroke dashstyle="1 1" opacity="6682f"/>
-                      </v:shape>
-                      <v:shape id="Oval 11" o:spid="_x0000_s1104" type="#_x0000_t9" style="position:absolute;left:48768;top:56942;width:25069;height:21279;visibility:visible;mso-wrap-style:square;v-text-anchor:middle" o:gfxdata="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" adj="4583" filled="f" strokecolor="black [3213]" strokeweight=".5pt">
-                        <v:stroke dashstyle="1 1" opacity="6682f"/>
-                      </v:shape>
-                      <v:shape id="Oval 11" o:spid="_x0000_s1105" type="#_x0000_t9" style="position:absolute;left:52647;top:62761;width:22644;height:19215;visibility:visible;mso-wrap-style:square;v-text-anchor:middle" o:gfxdata="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" adj="4582" fillcolor="#1cade4 [3204]" stroked="f" strokeweight=".5pt">
-                        <v:fill opacity="13107f" color2="#2683c6 [3205]" o:opacity2="13107f" angle="90" focus="100%" type="gradient"/>
+                      <v:shape id="Oval 11" style="position:absolute;top:415;width:45129;height:38303;visibility:visible;mso-wrap-style:square;v-text-anchor:middle" o:spid="_x0000_s1103" filled="f" strokecolor="black [3213]" strokeweight=".5pt" type="#_x0000_t9" adj="4583" o:gfxdata="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">
+                        <v:stroke opacity="6682f" dashstyle="1 1"/>
+                      </v:shape>
+                      <v:shape id="Oval 11" style="position:absolute;left:48768;top:56942;width:25069;height:21279;visibility:visible;mso-wrap-style:square;v-text-anchor:middle" o:spid="_x0000_s1104" filled="f" strokecolor="black [3213]" strokeweight=".5pt" type="#_x0000_t9" adj="4583" o:gfxdata="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">
+                        <v:stroke opacity="6682f" dashstyle="1 1"/>
+                      </v:shape>
+                      <v:shape id="Oval 11" style="position:absolute;left:52647;top:62761;width:22644;height:19215;visibility:visible;mso-wrap-style:square;v-text-anchor:middle" o:spid="_x0000_s1105" fillcolor="#1cade4 [3204]" stroked="f" strokeweight=".5pt" type="#_x0000_t9" adj="4582" o:gfxdata="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">
+                        <v:fill type="gradient" opacity="13107f" color2="#2683c6 [3205]" angle="90" focus="100%" o:opacity2="13107f"/>
                         <v:stroke dashstyle="1 1"/>
                       </v:shape>
-                      <v:shape id="Oval 11" o:spid="_x0000_s1106" type="#_x0000_t9" style="position:absolute;left:39762;width:43764;height:37134;visibility:visible;mso-wrap-style:square;v-text-anchor:middle" o:gfxdata="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" adj="4582" fillcolor="#5a5a5a [2109]" stroked="f" strokeweight=".5pt">
+                      <v:shape id="Oval 11" style="position:absolute;left:39762;width:43764;height:37134;visibility:visible;mso-wrap-style:square;v-text-anchor:middle" o:spid="_x0000_s1106" fillcolor="#5a5a5a [2109]" stroked="f" strokeweight=".5pt" type="#_x0000_t9" adj="4582" o:gfxdata="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">
                         <v:fill opacity="771f"/>
                         <v:stroke dashstyle="1 1"/>
                       </v:shape>
-                      <v:shape id="Oval 11" o:spid="_x0000_s1107" type="#_x0000_t9" style="position:absolute;left:2355;top:45304;width:45129;height:38303;visibility:visible;mso-wrap-style:square;v-text-anchor:middle" o:gfxdata="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" adj="4583" filled="f" strokecolor="black [3213]" strokeweight=".5pt">
-                        <v:stroke dashstyle="1 1" opacity="6682f"/>
-                      </v:shape>
-                      <v:shape id="Oval 11" o:spid="_x0000_s1108" type="#_x0000_t9" style="position:absolute;left:6511;top:50707;width:30963;height:26270;visibility:visible;mso-wrap-style:square;v-text-anchor:middle" o:gfxdata="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" adj="4582" fillcolor="#5a5a5a [2109]" stroked="f" strokeweight=".5pt">
+                      <v:shape id="Oval 11" style="position:absolute;left:2355;top:45304;width:45129;height:38303;visibility:visible;mso-wrap-style:square;v-text-anchor:middle" o:spid="_x0000_s1107" filled="f" strokecolor="black [3213]" strokeweight=".5pt" type="#_x0000_t9" adj="4583" o:gfxdata="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">
+                        <v:stroke opacity="6682f" dashstyle="1 1"/>
+                      </v:shape>
+                      <v:shape id="Oval 11" style="position:absolute;left:6511;top:50707;width:30963;height:26270;visibility:visible;mso-wrap-style:square;v-text-anchor:middle" o:spid="_x0000_s1108" fillcolor="#5a5a5a [2109]" stroked="f" strokeweight=".5pt" type="#_x0000_t9" adj="4582" o:gfxdata="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">
                         <v:fill opacity="771f"/>
                         <v:stroke dashstyle="1 1"/>
                       </v:shape>
                     </v:group>
-                    <v:rect id="Rectangle 29" o:spid="_x0000_s1109" style="position:absolute;width:1060;height:8595;visibility:visible;mso-wrap-style:square;v-text-anchor:middle" o:gfxdata="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" fillcolor="#1cade4 [3204]" stroked="f" strokeweight="2pt">
-                      <v:fill color2="#2683c6 [3205]" focus="100%" type="gradient"/>
+                    <v:rect id="Rectangle 29" style="position:absolute;width:1060;height:8595;visibility:visible;mso-wrap-style:square;v-text-anchor:middle" o:spid="_x0000_s1109" fillcolor="#1cade4 [3204]" stroked="f" strokeweight="2pt" o:gfxdata="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">
+                      <v:fill type="gradient" color2="#2683c6 [3205]" focus="100%"/>
                     </v:rect>
                   </v:group>
-                  <v:group id="Group 256" o:spid="_x0000_s1110" style="position:absolute;left:49611;width:23431;height:8591" coordorigin="" coordsize="23432,8595" o:gfxdata="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">
-                    <v:group id="Group 257" o:spid="_x0000_s1111" style="position:absolute;left:16044;top:611;width:7388;height:7343" coordsize="83526,83607" o:gfxdata="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">
-                      <v:shape id="Oval 9" o:spid="_x0000_s1112" type="#_x0000_t9" style="position:absolute;left:14270;top:13716;width:59359;height:50387;visibility:visible;mso-wrap-style:square;v-text-anchor:middle" o:gfxdata="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" adj="4584" filled="f" strokecolor="black [3213]" strokeweight=".25pt">
+                  <v:group id="Group 256" style="position:absolute;left:49611;width:23431;height:8591" coordsize="23432,8595" coordorigin="" o:spid="_x0000_s1110" o:gfxdata="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">
+                    <v:group id="Group 257" style="position:absolute;left:16044;top:611;width:7388;height:7343" coordsize="83526,83607" o:spid="_x0000_s1111" o:gfxdata="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">
+                      <v:shape id="Oval 9" style="position:absolute;left:14270;top:13716;width:59359;height:50387;visibility:visible;mso-wrap-style:square;v-text-anchor:middle" o:spid="_x0000_s1112" filled="f" strokecolor="black [3213]" strokeweight=".25pt" type="#_x0000_t9" adj="4584" o:gfxdata="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">
                         <v:stroke opacity="6682f"/>
                         <v:textbox>
                           <w:txbxContent>
@@ -11380,37 +11380,37 @@
                           </w:txbxContent>
                         </v:textbox>
                       </v:shape>
-                      <v:shape id="Oval 11" o:spid="_x0000_s1113" type="#_x0000_t9" style="position:absolute;top:415;width:45129;height:38303;visibility:visible;mso-wrap-style:square;v-text-anchor:middle" o:gfxdata="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" adj="4583" filled="f" strokecolor="black [3213]" strokeweight=".5pt">
-                        <v:stroke dashstyle="1 1" opacity="6682f"/>
-                      </v:shape>
-                      <v:shape id="Oval 11" o:spid="_x0000_s1114" type="#_x0000_t9" style="position:absolute;left:48768;top:56942;width:25069;height:21279;visibility:visible;mso-wrap-style:square;v-text-anchor:middle" o:gfxdata="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" adj="4583" filled="f" strokecolor="black [3213]" strokeweight=".5pt">
-                        <v:stroke dashstyle="1 1" opacity="6682f"/>
-                      </v:shape>
-                      <v:shape id="Oval 11" o:spid="_x0000_s1115" type="#_x0000_t9" style="position:absolute;left:52647;top:62761;width:22644;height:19215;visibility:visible;mso-wrap-style:square;v-text-anchor:middle" o:gfxdata="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" adj="4582" fillcolor="#1cade4 [3204]" stroked="f" strokeweight=".5pt">
-                        <v:fill opacity="13107f" color2="#2683c6 [3205]" o:opacity2="13107f" angle="90" focus="100%" type="gradient"/>
+                      <v:shape id="Oval 11" style="position:absolute;top:415;width:45129;height:38303;visibility:visible;mso-wrap-style:square;v-text-anchor:middle" o:spid="_x0000_s1113" filled="f" strokecolor="black [3213]" strokeweight=".5pt" type="#_x0000_t9" adj="4583" o:gfxdata="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">
+                        <v:stroke opacity="6682f" dashstyle="1 1"/>
+                      </v:shape>
+                      <v:shape id="Oval 11" style="position:absolute;left:48768;top:56942;width:25069;height:21279;visibility:visible;mso-wrap-style:square;v-text-anchor:middle" o:spid="_x0000_s1114" filled="f" strokecolor="black [3213]" strokeweight=".5pt" type="#_x0000_t9" adj="4583" o:gfxdata="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">
+                        <v:stroke opacity="6682f" dashstyle="1 1"/>
+                      </v:shape>
+                      <v:shape id="Oval 11" style="position:absolute;left:52647;top:62761;width:22644;height:19215;visibility:visible;mso-wrap-style:square;v-text-anchor:middle" o:spid="_x0000_s1115" fillcolor="#1cade4 [3204]" stroked="f" strokeweight=".5pt" type="#_x0000_t9" adj="4582" o:gfxdata="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">
+                        <v:fill type="gradient" opacity="13107f" color2="#2683c6 [3205]" angle="90" focus="100%" o:opacity2="13107f"/>
                         <v:stroke dashstyle="1 1"/>
                       </v:shape>
-                      <v:shape id="Oval 11" o:spid="_x0000_s1116" type="#_x0000_t9" style="position:absolute;left:39762;width:43764;height:37134;visibility:visible;mso-wrap-style:square;v-text-anchor:middle" o:gfxdata="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" adj="4582" fillcolor="#5a5a5a [2109]" stroked="f" strokeweight=".5pt">
+                      <v:shape id="Oval 11" style="position:absolute;left:39762;width:43764;height:37134;visibility:visible;mso-wrap-style:square;v-text-anchor:middle" o:spid="_x0000_s1116" fillcolor="#5a5a5a [2109]" stroked="f" strokeweight=".5pt" type="#_x0000_t9" adj="4582" o:gfxdata="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">
                         <v:fill opacity="771f"/>
                         <v:stroke dashstyle="1 1"/>
                       </v:shape>
-                      <v:shape id="Oval 11" o:spid="_x0000_s1117" type="#_x0000_t9" style="position:absolute;left:2355;top:45304;width:45129;height:38303;visibility:visible;mso-wrap-style:square;v-text-anchor:middle" o:gfxdata="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" adj="4583" filled="f" strokecolor="black [3213]" strokeweight=".5pt">
-                        <v:stroke dashstyle="1 1" opacity="6682f"/>
-                      </v:shape>
-                      <v:shape id="Oval 11" o:spid="_x0000_s1118" type="#_x0000_t9" style="position:absolute;left:6511;top:50707;width:30963;height:26270;visibility:visible;mso-wrap-style:square;v-text-anchor:middle" o:gfxdata="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" adj="4582" fillcolor="#5a5a5a [2109]" stroked="f" strokeweight=".5pt">
+                      <v:shape id="Oval 11" style="position:absolute;left:2355;top:45304;width:45129;height:38303;visibility:visible;mso-wrap-style:square;v-text-anchor:middle" o:spid="_x0000_s1117" filled="f" strokecolor="black [3213]" strokeweight=".5pt" type="#_x0000_t9" adj="4583" o:gfxdata="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">
+                        <v:stroke opacity="6682f" dashstyle="1 1"/>
+                      </v:shape>
+                      <v:shape id="Oval 11" style="position:absolute;left:6511;top:50707;width:30963;height:26270;visibility:visible;mso-wrap-style:square;v-text-anchor:middle" o:spid="_x0000_s1118" fillcolor="#5a5a5a [2109]" stroked="f" strokeweight=".5pt" type="#_x0000_t9" adj="4582" o:gfxdata="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">
                         <v:fill opacity="771f"/>
                         <v:stroke dashstyle="1 1"/>
                       </v:shape>
                     </v:group>
-                    <v:rect id="Rectangle 29" o:spid="_x0000_s1119" style="position:absolute;width:1060;height:8595;visibility:visible;mso-wrap-style:square;v-text-anchor:middle" o:gfxdata="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" fillcolor="#1cade4 [3204]" stroked="f" strokeweight="2pt">
-                      <v:fill color2="#2683c6 [3205]" focus="100%" type="gradient"/>
+                    <v:rect id="Rectangle 29" style="position:absolute;width:1060;height:8595;visibility:visible;mso-wrap-style:square;v-text-anchor:middle" o:spid="_x0000_s1119" fillcolor="#1cade4 [3204]" stroked="f" strokeweight="2pt" o:gfxdata="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">
+                      <v:fill type="gradient" color2="#2683c6 [3205]" focus="100%"/>
                     </v:rect>
                   </v:group>
                 </v:group>
-                <v:group id="Group 4" o:spid="_x0000_s1120" style="position:absolute;top:27529;width:73042;height:8595" coordsize="73042,8595" o:gfxdata="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">
-                  <v:group id="Group 93" o:spid="_x0000_s1121" style="position:absolute;width:23432;height:8595" coordorigin="" coordsize="23432,8595" o:gfxdata="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">
-                    <v:group id="Group 94" o:spid="_x0000_s1122" style="position:absolute;left:16044;top:611;width:7388;height:7343" coordsize="83526,83607" o:gfxdata="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">
-                      <v:shape id="Oval 9" o:spid="_x0000_s1123" type="#_x0000_t9" style="position:absolute;left:14270;top:13716;width:59359;height:50387;visibility:visible;mso-wrap-style:square;v-text-anchor:middle" o:gfxdata="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" adj="4584" filled="f" strokecolor="black [3213]" strokeweight=".25pt">
+                <v:group id="Group 4" style="position:absolute;top:27529;width:73042;height:8595" coordsize="73042,8595" o:spid="_x0000_s1120" o:gfxdata="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">
+                  <v:group id="Group 93" style="position:absolute;width:23432;height:8595" coordsize="23432,8595" coordorigin="" o:spid="_x0000_s1121" o:gfxdata="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">
+                    <v:group id="Group 94" style="position:absolute;left:16044;top:611;width:7388;height:7343" coordsize="83526,83607" o:spid="_x0000_s1122" o:gfxdata="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">
+                      <v:shape id="Oval 9" style="position:absolute;left:14270;top:13716;width:59359;height:50387;visibility:visible;mso-wrap-style:square;v-text-anchor:middle" o:spid="_x0000_s1123" filled="f" strokecolor="black [3213]" strokeweight=".25pt" type="#_x0000_t9" adj="4584" o:gfxdata="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">
                         <v:stroke opacity="6682f"/>
                         <v:textbox>
                           <w:txbxContent>
@@ -11422,35 +11422,35 @@
                           </w:txbxContent>
                         </v:textbox>
                       </v:shape>
-                      <v:shape id="Oval 11" o:spid="_x0000_s1124" type="#_x0000_t9" style="position:absolute;top:415;width:45129;height:38303;visibility:visible;mso-wrap-style:square;v-text-anchor:middle" o:gfxdata="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" adj="4583" filled="f" strokecolor="black [3213]" strokeweight=".5pt">
-                        <v:stroke dashstyle="1 1" opacity="6682f"/>
-                      </v:shape>
-                      <v:shape id="Oval 11" o:spid="_x0000_s1125" type="#_x0000_t9" style="position:absolute;left:48768;top:56942;width:25069;height:21279;visibility:visible;mso-wrap-style:square;v-text-anchor:middle" o:gfxdata="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" adj="4583" filled="f" strokecolor="black [3213]" strokeweight=".5pt">
-                        <v:stroke dashstyle="1 1" opacity="6682f"/>
-                      </v:shape>
-                      <v:shape id="Oval 11" o:spid="_x0000_s1126" type="#_x0000_t9" style="position:absolute;left:52647;top:62761;width:22644;height:19215;visibility:visible;mso-wrap-style:square;v-text-anchor:middle" o:gfxdata="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" adj="4582" fillcolor="#1cade4 [3204]" stroked="f" strokeweight=".5pt">
-                        <v:fill opacity="13107f" color2="#2683c6 [3205]" o:opacity2="13107f" angle="90" focus="100%" type="gradient"/>
+                      <v:shape id="Oval 11" style="position:absolute;top:415;width:45129;height:38303;visibility:visible;mso-wrap-style:square;v-text-anchor:middle" o:spid="_x0000_s1124" filled="f" strokecolor="black [3213]" strokeweight=".5pt" type="#_x0000_t9" adj="4583" o:gfxdata="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">
+                        <v:stroke opacity="6682f" dashstyle="1 1"/>
+                      </v:shape>
+                      <v:shape id="Oval 11" style="position:absolute;left:48768;top:56942;width:25069;height:21279;visibility:visible;mso-wrap-style:square;v-text-anchor:middle" o:spid="_x0000_s1125" filled="f" strokecolor="black [3213]" strokeweight=".5pt" type="#_x0000_t9" adj="4583" o:gfxdata="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">
+                        <v:stroke opacity="6682f" dashstyle="1 1"/>
+                      </v:shape>
+                      <v:shape id="Oval 11" style="position:absolute;left:52647;top:62761;width:22644;height:19215;visibility:visible;mso-wrap-style:square;v-text-anchor:middle" o:spid="_x0000_s1126" fillcolor="#1cade4 [3204]" stroked="f" strokeweight=".5pt" type="#_x0000_t9" adj="4582" o:gfxdata="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">
+                        <v:fill type="gradient" opacity="13107f" color2="#2683c6 [3205]" angle="90" focus="100%" o:opacity2="13107f"/>
                         <v:stroke dashstyle="1 1"/>
                       </v:shape>
-                      <v:shape id="Oval 11" o:spid="_x0000_s1127" type="#_x0000_t9" style="position:absolute;left:39762;width:43764;height:37134;visibility:visible;mso-wrap-style:square;v-text-anchor:middle" o:gfxdata="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" adj="4582" fillcolor="#5a5a5a [2109]" stroked="f" strokeweight=".5pt">
+                      <v:shape id="Oval 11" style="position:absolute;left:39762;width:43764;height:37134;visibility:visible;mso-wrap-style:square;v-text-anchor:middle" o:spid="_x0000_s1127" fillcolor="#5a5a5a [2109]" stroked="f" strokeweight=".5pt" type="#_x0000_t9" adj="4582" o:gfxdata="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">
                         <v:fill opacity="771f"/>
                         <v:stroke dashstyle="1 1"/>
                       </v:shape>
-                      <v:shape id="Oval 11" o:spid="_x0000_s1128" type="#_x0000_t9" style="position:absolute;left:2355;top:45304;width:45129;height:38303;visibility:visible;mso-wrap-style:square;v-text-anchor:middle" o:gfxdata="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" adj="4583" filled="f" strokecolor="black [3213]" strokeweight=".5pt">
-                        <v:stroke dashstyle="1 1" opacity="6682f"/>
-                      </v:shape>
-                      <v:shape id="Oval 11" o:spid="_x0000_s1129" type="#_x0000_t9" style="position:absolute;left:6511;top:50707;width:30963;height:26270;visibility:visible;mso-wrap-style:square;v-text-anchor:middle" o:gfxdata="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" adj="4582" fillcolor="#5a5a5a [2109]" stroked="f" strokeweight=".5pt">
+                      <v:shape id="Oval 11" style="position:absolute;left:2355;top:45304;width:45129;height:38303;visibility:visible;mso-wrap-style:square;v-text-anchor:middle" o:spid="_x0000_s1128" filled="f" strokecolor="black [3213]" strokeweight=".5pt" type="#_x0000_t9" adj="4583" o:gfxdata="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">
+                        <v:stroke opacity="6682f" dashstyle="1 1"/>
+                      </v:shape>
+                      <v:shape id="Oval 11" style="position:absolute;left:6511;top:50707;width:30963;height:26270;visibility:visible;mso-wrap-style:square;v-text-anchor:middle" o:spid="_x0000_s1129" fillcolor="#5a5a5a [2109]" stroked="f" strokeweight=".5pt" type="#_x0000_t9" adj="4582" o:gfxdata="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">
                         <v:fill opacity="771f"/>
                         <v:stroke dashstyle="1 1"/>
                       </v:shape>
                     </v:group>
-                    <v:rect id="Rectangle 29" o:spid="_x0000_s1130" style="position:absolute;width:1060;height:8595;visibility:visible;mso-wrap-style:square;v-text-anchor:middle" o:gfxdata="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" fillcolor="#1cade4 [3204]" stroked="f" strokeweight="2pt">
-                      <v:fill color2="#2683c6 [3205]" focus="100%" type="gradient"/>
+                    <v:rect id="Rectangle 29" style="position:absolute;width:1060;height:8595;visibility:visible;mso-wrap-style:square;v-text-anchor:middle" o:spid="_x0000_s1130" fillcolor="#1cade4 [3204]" stroked="f" strokeweight="2pt" o:gfxdata="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">
+                      <v:fill type="gradient" color2="#2683c6 [3205]" focus="100%"/>
                     </v:rect>
                   </v:group>
-                  <v:group id="Group 178" o:spid="_x0000_s1131" style="position:absolute;left:24902;width:23432;height:8591" coordorigin="" coordsize="23432,8595" o:gfxdata="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">
-                    <v:group id="Group 179" o:spid="_x0000_s1132" style="position:absolute;left:16044;top:611;width:7388;height:7343" coordsize="83526,83607" o:gfxdata="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">
-                      <v:shape id="Oval 9" o:spid="_x0000_s1133" type="#_x0000_t9" style="position:absolute;left:14270;top:13716;width:59359;height:50387;visibility:visible;mso-wrap-style:square;v-text-anchor:middle" o:gfxdata="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" adj="4584" filled="f" strokecolor="black [3213]" strokeweight=".25pt">
+                  <v:group id="Group 178" style="position:absolute;left:24902;width:23432;height:8591" coordsize="23432,8595" coordorigin="" o:spid="_x0000_s1131" o:gfxdata="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">
+                    <v:group id="Group 179" style="position:absolute;left:16044;top:611;width:7388;height:7343" coordsize="83526,83607" o:spid="_x0000_s1132" o:gfxdata="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">
+                      <v:shape id="Oval 9" style="position:absolute;left:14270;top:13716;width:59359;height:50387;visibility:visible;mso-wrap-style:square;v-text-anchor:middle" o:spid="_x0000_s1133" filled="f" strokecolor="black [3213]" strokeweight=".25pt" type="#_x0000_t9" adj="4584" o:gfxdata="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">
                         <v:stroke opacity="6682f"/>
                         <v:textbox>
                           <w:txbxContent>
@@ -11462,35 +11462,35 @@
                           </w:txbxContent>
                         </v:textbox>
                       </v:shape>
-                      <v:shape id="Oval 11" o:spid="_x0000_s1134" type="#_x0000_t9" style="position:absolute;top:415;width:45129;height:38303;visibility:visible;mso-wrap-style:square;v-text-anchor:middle" o:gfxdata="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" adj="4583" filled="f" strokecolor="black [3213]" strokeweight=".5pt">
-                        <v:stroke dashstyle="1 1" opacity="6682f"/>
-                      </v:shape>
-                      <v:shape id="Oval 11" o:spid="_x0000_s1135" type="#_x0000_t9" style="position:absolute;left:48768;top:56942;width:25069;height:21279;visibility:visible;mso-wrap-style:square;v-text-anchor:middle" o:gfxdata="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" adj="4583" filled="f" strokecolor="black [3213]" strokeweight=".5pt">
-                        <v:stroke dashstyle="1 1" opacity="6682f"/>
-                      </v:shape>
-                      <v:shape id="Oval 11" o:spid="_x0000_s1136" type="#_x0000_t9" style="position:absolute;left:52647;top:62761;width:22644;height:19215;visibility:visible;mso-wrap-style:square;v-text-anchor:middle" o:gfxdata="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" adj="4582" fillcolor="#1cade4 [3204]" stroked="f" strokeweight=".5pt">
-                        <v:fill opacity="13107f" color2="#2683c6 [3205]" o:opacity2="13107f" angle="90" focus="100%" type="gradient"/>
+                      <v:shape id="Oval 11" style="position:absolute;top:415;width:45129;height:38303;visibility:visible;mso-wrap-style:square;v-text-anchor:middle" o:spid="_x0000_s1134" filled="f" strokecolor="black [3213]" strokeweight=".5pt" type="#_x0000_t9" adj="4583" o:gfxdata="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">
+                        <v:stroke opacity="6682f" dashstyle="1 1"/>
+                      </v:shape>
+                      <v:shape id="Oval 11" style="position:absolute;left:48768;top:56942;width:25069;height:21279;visibility:visible;mso-wrap-style:square;v-text-anchor:middle" o:spid="_x0000_s1135" filled="f" strokecolor="black [3213]" strokeweight=".5pt" type="#_x0000_t9" adj="4583" o:gfxdata="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">
+                        <v:stroke opacity="6682f" dashstyle="1 1"/>
+                      </v:shape>
+                      <v:shape id="Oval 11" style="position:absolute;left:52647;top:62761;width:22644;height:19215;visibility:visible;mso-wrap-style:square;v-text-anchor:middle" o:spid="_x0000_s1136" fillcolor="#1cade4 [3204]" stroked="f" strokeweight=".5pt" type="#_x0000_t9" adj="4582" o:gfxdata="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">
+                        <v:fill type="gradient" opacity="13107f" color2="#2683c6 [3205]" angle="90" focus="100%" o:opacity2="13107f"/>
                         <v:stroke dashstyle="1 1"/>
                       </v:shape>
-                      <v:shape id="Oval 11" o:spid="_x0000_s1137" type="#_x0000_t9" style="position:absolute;left:39762;width:43764;height:37134;visibility:visible;mso-wrap-style:square;v-text-anchor:middle" o:gfxdata="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" adj="4582" fillcolor="#5a5a5a [2109]" stroked="f" strokeweight=".5pt">
+                      <v:shape id="Oval 11" style="position:absolute;left:39762;width:43764;height:37134;visibility:visible;mso-wrap-style:square;v-text-anchor:middle" o:spid="_x0000_s1137" fillcolor="#5a5a5a [2109]" stroked="f" strokeweight=".5pt" type="#_x0000_t9" adj="4582" o:gfxdata="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">
                         <v:fill opacity="771f"/>
                         <v:stroke dashstyle="1 1"/>
                       </v:shape>
-                      <v:shape id="Oval 11" o:spid="_x0000_s1138" type="#_x0000_t9" style="position:absolute;left:2355;top:45304;width:45129;height:38303;visibility:visible;mso-wrap-style:square;v-text-anchor:middle" o:gfxdata="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" adj="4583" filled="f" strokecolor="black [3213]" strokeweight=".5pt">
-                        <v:stroke dashstyle="1 1" opacity="6682f"/>
-                      </v:shape>
-                      <v:shape id="Oval 11" o:spid="_x0000_s1139" type="#_x0000_t9" style="position:absolute;left:6511;top:50707;width:30963;height:26270;visibility:visible;mso-wrap-style:square;v-text-anchor:middle" o:gfxdata="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" adj="4582" fillcolor="#5a5a5a [2109]" stroked="f" strokeweight=".5pt">
+                      <v:shape id="Oval 11" style="position:absolute;left:2355;top:45304;width:45129;height:38303;visibility:visible;mso-wrap-style:square;v-text-anchor:middle" o:spid="_x0000_s1138" filled="f" strokecolor="black [3213]" strokeweight=".5pt" type="#_x0000_t9" adj="4583" o:gfxdata="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">
+                        <v:stroke opacity="6682f" dashstyle="1 1"/>
+                      </v:shape>
+                      <v:shape id="Oval 11" style="position:absolute;left:6511;top:50707;width:30963;height:26270;visibility:visible;mso-wrap-style:square;v-text-anchor:middle" o:spid="_x0000_s1139" fillcolor="#5a5a5a [2109]" stroked="f" strokeweight=".5pt" type="#_x0000_t9" adj="4582" o:gfxdata="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">
                         <v:fill opacity="771f"/>
                         <v:stroke dashstyle="1 1"/>
                       </v:shape>
                     </v:group>
-                    <v:rect id="Rectangle 29" o:spid="_x0000_s1140" style="position:absolute;width:1060;height:8595;visibility:visible;mso-wrap-style:square;v-text-anchor:middle" o:gfxdata="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" fillcolor="#1cade4 [3204]" stroked="f" strokeweight="2pt">
-                      <v:fill color2="#2683c6 [3205]" focus="100%" type="gradient"/>
+                    <v:rect id="Rectangle 29" style="position:absolute;width:1060;height:8595;visibility:visible;mso-wrap-style:square;v-text-anchor:middle" o:spid="_x0000_s1140" fillcolor="#1cade4 [3204]" stroked="f" strokeweight="2pt" o:gfxdata="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">
+                      <v:fill type="gradient" color2="#2683c6 [3205]" focus="100%"/>
                     </v:rect>
                   </v:group>
-                  <v:group id="Group 266" o:spid="_x0000_s1141" style="position:absolute;left:49611;width:23431;height:8591" coordorigin="" coordsize="23432,8595" o:gfxdata="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">
-                    <v:group id="Group 267" o:spid="_x0000_s1142" style="position:absolute;left:16044;top:611;width:7388;height:7343" coordsize="83526,83607" o:gfxdata="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">
-                      <v:shape id="Oval 9" o:spid="_x0000_s1143" type="#_x0000_t9" style="position:absolute;left:14270;top:13716;width:59359;height:50387;visibility:visible;mso-wrap-style:square;v-text-anchor:middle" o:gfxdata="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" adj="4584" filled="f" strokecolor="black [3213]" strokeweight=".25pt">
+                  <v:group id="Group 266" style="position:absolute;left:49611;width:23431;height:8591" coordsize="23432,8595" coordorigin="" o:spid="_x0000_s1141" o:gfxdata="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">
+                    <v:group id="Group 267" style="position:absolute;left:16044;top:611;width:7388;height:7343" coordsize="83526,83607" o:spid="_x0000_s1142" o:gfxdata="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">
+                      <v:shape id="Oval 9" style="position:absolute;left:14270;top:13716;width:59359;height:50387;visibility:visible;mso-wrap-style:square;v-text-anchor:middle" o:spid="_x0000_s1143" filled="f" strokecolor="black [3213]" strokeweight=".25pt" type="#_x0000_t9" adj="4584" o:gfxdata="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">
                         <v:stroke opacity="6682f"/>
                         <v:textbox>
                           <w:txbxContent>
@@ -11502,37 +11502,37 @@
                           </w:txbxContent>
                         </v:textbox>
                       </v:shape>
-                      <v:shape id="Oval 11" o:spid="_x0000_s1144" type="#_x0000_t9" style="position:absolute;top:415;width:45129;height:38303;visibility:visible;mso-wrap-style:square;v-text-anchor:middle" o:gfxdata="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" adj="4583" filled="f" strokecolor="black [3213]" strokeweight=".5pt">
-                        <v:stroke dashstyle="1 1" opacity="6682f"/>
-                      </v:shape>
-                      <v:shape id="Oval 11" o:spid="_x0000_s1145" type="#_x0000_t9" style="position:absolute;left:48768;top:56942;width:25069;height:21279;visibility:visible;mso-wrap-style:square;v-text-anchor:middle" o:gfxdata="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" adj="4583" filled="f" strokecolor="black [3213]" strokeweight=".5pt">
-                        <v:stroke dashstyle="1 1" opacity="6682f"/>
-                      </v:shape>
-                      <v:shape id="Oval 11" o:spid="_x0000_s1146" type="#_x0000_t9" style="position:absolute;left:52647;top:62761;width:22644;height:19215;visibility:visible;mso-wrap-style:square;v-text-anchor:middle" o:gfxdata="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" adj="4582" fillcolor="#1cade4 [3204]" stroked="f" strokeweight=".5pt">
-                        <v:fill opacity="13107f" color2="#2683c6 [3205]" o:opacity2="13107f" angle="90" focus="100%" type="gradient"/>
+                      <v:shape id="Oval 11" style="position:absolute;top:415;width:45129;height:38303;visibility:visible;mso-wrap-style:square;v-text-anchor:middle" o:spid="_x0000_s1144" filled="f" strokecolor="black [3213]" strokeweight=".5pt" type="#_x0000_t9" adj="4583" o:gfxdata="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">
+                        <v:stroke opacity="6682f" dashstyle="1 1"/>
+                      </v:shape>
+                      <v:shape id="Oval 11" style="position:absolute;left:48768;top:56942;width:25069;height:21279;visibility:visible;mso-wrap-style:square;v-text-anchor:middle" o:spid="_x0000_s1145" filled="f" strokecolor="black [3213]" strokeweight=".5pt" type="#_x0000_t9" adj="4583" o:gfxdata="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">
+                        <v:stroke opacity="6682f" dashstyle="1 1"/>
+                      </v:shape>
+                      <v:shape id="Oval 11" style="position:absolute;left:52647;top:62761;width:22644;height:19215;visibility:visible;mso-wrap-style:square;v-text-anchor:middle" o:spid="_x0000_s1146" fillcolor="#1cade4 [3204]" stroked="f" strokeweight=".5pt" type="#_x0000_t9" adj="4582" o:gfxdata="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">
+                        <v:fill type="gradient" opacity="13107f" color2="#2683c6 [3205]" angle="90" focus="100%" o:opacity2="13107f"/>
                         <v:stroke dashstyle="1 1"/>
                       </v:shape>
-                      <v:shape id="Oval 11" o:spid="_x0000_s1147" type="#_x0000_t9" style="position:absolute;left:39762;width:43764;height:37134;visibility:visible;mso-wrap-style:square;v-text-anchor:middle" o:gfxdata="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" adj="4582" fillcolor="#5a5a5a [2109]" stroked="f" strokeweight=".5pt">
+                      <v:shape id="Oval 11" style="position:absolute;left:39762;width:43764;height:37134;visibility:visible;mso-wrap-style:square;v-text-anchor:middle" o:spid="_x0000_s1147" fillcolor="#5a5a5a [2109]" stroked="f" strokeweight=".5pt" type="#_x0000_t9" adj="4582" o:gfxdata="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">
                         <v:fill opacity="771f"/>
                         <v:stroke dashstyle="1 1"/>
                       </v:shape>
-                      <v:shape id="Oval 11" o:spid="_x0000_s1148" type="#_x0000_t9" style="position:absolute;left:2355;top:45304;width:45129;height:38303;visibility:visible;mso-wrap-style:square;v-text-anchor:middle" o:gfxdata="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" adj="4583" filled="f" strokecolor="black [3213]" strokeweight=".5pt">
-                        <v:stroke dashstyle="1 1" opacity="6682f"/>
-                      </v:shape>
-                      <v:shape id="Oval 11" o:spid="_x0000_s1149" type="#_x0000_t9" style="position:absolute;left:6511;top:50707;width:30963;height:26270;visibility:visible;mso-wrap-style:square;v-text-anchor:middle" o:gfxdata="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" adj="4582" fillcolor="#5a5a5a [2109]" stroked="f" strokeweight=".5pt">
+                      <v:shape id="Oval 11" style="position:absolute;left:2355;top:45304;width:45129;height:38303;visibility:visible;mso-wrap-style:square;v-text-anchor:middle" o:spid="_x0000_s1148" filled="f" strokecolor="black [3213]" strokeweight=".5pt" type="#_x0000_t9" adj="4583" o:gfxdata="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">
+                        <v:stroke opacity="6682f" dashstyle="1 1"/>
+                      </v:shape>
+                      <v:shape id="Oval 11" style="position:absolute;left:6511;top:50707;width:30963;height:26270;visibility:visible;mso-wrap-style:square;v-text-anchor:middle" o:spid="_x0000_s1149" fillcolor="#5a5a5a [2109]" stroked="f" strokeweight=".5pt" type="#_x0000_t9" adj="4582" o:gfxdata="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">
                         <v:fill opacity="771f"/>
                         <v:stroke dashstyle="1 1"/>
                       </v:shape>
                     </v:group>
-                    <v:rect id="Rectangle 29" o:spid="_x0000_s1150" style="position:absolute;width:1060;height:8595;visibility:visible;mso-wrap-style:square;v-text-anchor:middle" o:gfxdata="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" fillcolor="#1cade4 [3204]" stroked="f" strokeweight="2pt">
-                      <v:fill color2="#2683c6 [3205]" focus="100%" type="gradient"/>
+                    <v:rect id="Rectangle 29" style="position:absolute;width:1060;height:8595;visibility:visible;mso-wrap-style:square;v-text-anchor:middle" o:spid="_x0000_s1150" fillcolor="#1cade4 [3204]" stroked="f" strokeweight="2pt" o:gfxdata="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">
+                      <v:fill type="gradient" color2="#2683c6 [3205]" focus="100%"/>
                     </v:rect>
                   </v:group>
                 </v:group>
-                <v:group id="Group 33" o:spid="_x0000_s1151" style="position:absolute;top:36478;width:73042;height:8786" coordsize="73042,8786" o:gfxdata="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">
-                  <v:group id="Group 1491" o:spid="_x0000_s1152" style="position:absolute;width:23432;height:8595" coordorigin="" coordsize="23432,8595" o:gfxdata="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">
-                    <v:group id="Group 1492" o:spid="_x0000_s1153" style="position:absolute;left:16044;top:611;width:7388;height:7343" coordsize="83526,83607" o:gfxdata="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">
-                      <v:shape id="Oval 9" o:spid="_x0000_s1154" type="#_x0000_t9" style="position:absolute;left:14270;top:13716;width:59359;height:50387;visibility:visible;mso-wrap-style:square;v-text-anchor:middle" o:gfxdata="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" adj="4584" filled="f" strokecolor="black [3213]" strokeweight=".25pt">
+                <v:group id="Group 33" style="position:absolute;top:36478;width:73042;height:8786" coordsize="73042,8786" o:spid="_x0000_s1151" o:gfxdata="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">
+                  <v:group id="Group 1491" style="position:absolute;width:23432;height:8595" coordsize="23432,8595" coordorigin="" o:spid="_x0000_s1152" o:gfxdata="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">
+                    <v:group id="Group 1492" style="position:absolute;left:16044;top:611;width:7388;height:7343" coordsize="83526,83607" o:spid="_x0000_s1153" o:gfxdata="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">
+                      <v:shape id="Oval 9" style="position:absolute;left:14270;top:13716;width:59359;height:50387;visibility:visible;mso-wrap-style:square;v-text-anchor:middle" o:spid="_x0000_s1154" filled="f" strokecolor="black [3213]" strokeweight=".25pt" type="#_x0000_t9" adj="4584" o:gfxdata="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">
                         <v:stroke opacity="6682f"/>
                         <v:textbox>
                           <w:txbxContent>
@@ -11544,35 +11544,35 @@
                           </w:txbxContent>
                         </v:textbox>
                       </v:shape>
-                      <v:shape id="Oval 11" o:spid="_x0000_s1155" type="#_x0000_t9" style="position:absolute;top:415;width:45129;height:38303;visibility:visible;mso-wrap-style:square;v-text-anchor:middle" o:gfxdata="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" adj="4583" filled="f" strokecolor="black [3213]" strokeweight=".5pt">
-                        <v:stroke dashstyle="1 1" opacity="6682f"/>
-                      </v:shape>
-                      <v:shape id="Oval 11" o:spid="_x0000_s1156" type="#_x0000_t9" style="position:absolute;left:48768;top:56942;width:25069;height:21279;visibility:visible;mso-wrap-style:square;v-text-anchor:middle" o:gfxdata="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" adj="4583" filled="f" strokecolor="black [3213]" strokeweight=".5pt">
-                        <v:stroke dashstyle="1 1" opacity="6682f"/>
-                      </v:shape>
-                      <v:shape id="Oval 11" o:spid="_x0000_s1157" type="#_x0000_t9" style="position:absolute;left:52647;top:62761;width:22644;height:19215;visibility:visible;mso-wrap-style:square;v-text-anchor:middle" o:gfxdata="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" adj="4582" fillcolor="#1cade4 [3204]" stroked="f" strokeweight=".5pt">
-                        <v:fill opacity="13107f" color2="#2683c6 [3205]" o:opacity2="13107f" angle="90" focus="100%" type="gradient"/>
+                      <v:shape id="Oval 11" style="position:absolute;top:415;width:45129;height:38303;visibility:visible;mso-wrap-style:square;v-text-anchor:middle" o:spid="_x0000_s1155" filled="f" strokecolor="black [3213]" strokeweight=".5pt" type="#_x0000_t9" adj="4583" o:gfxdata="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">
+                        <v:stroke opacity="6682f" dashstyle="1 1"/>
+                      </v:shape>
+                      <v:shape id="Oval 11" style="position:absolute;left:48768;top:56942;width:25069;height:21279;visibility:visible;mso-wrap-style:square;v-text-anchor:middle" o:spid="_x0000_s1156" filled="f" strokecolor="black [3213]" strokeweight=".5pt" type="#_x0000_t9" adj="4583" o:gfxdata="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">
+                        <v:stroke opacity="6682f" dashstyle="1 1"/>
+                      </v:shape>
+                      <v:shape id="Oval 11" style="position:absolute;left:52647;top:62761;width:22644;height:19215;visibility:visible;mso-wrap-style:square;v-text-anchor:middle" o:spid="_x0000_s1157" fillcolor="#1cade4 [3204]" stroked="f" strokeweight=".5pt" type="#_x0000_t9" adj="4582" o:gfxdata="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">
+                        <v:fill type="gradient" opacity="13107f" color2="#2683c6 [3205]" angle="90" focus="100%" o:opacity2="13107f"/>
                         <v:stroke dashstyle="1 1"/>
                       </v:shape>
-                      <v:shape id="Oval 11" o:spid="_x0000_s1158" type="#_x0000_t9" style="position:absolute;left:39762;width:43764;height:37134;visibility:visible;mso-wrap-style:square;v-text-anchor:middle" o:gfxdata="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" adj="4582" fillcolor="#5a5a5a [2109]" stroked="f" strokeweight=".5pt">
+                      <v:shape id="Oval 11" style="position:absolute;left:39762;width:43764;height:37134;visibility:visible;mso-wrap-style:square;v-text-anchor:middle" o:spid="_x0000_s1158" fillcolor="#5a5a5a [2109]" stroked="f" strokeweight=".5pt" type="#_x0000_t9" adj="4582" o:gfxdata="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">
                         <v:fill opacity="771f"/>
                         <v:stroke dashstyle="1 1"/>
                       </v:shape>
-                      <v:shape id="Oval 11" o:spid="_x0000_s1159" type="#_x0000_t9" style="position:absolute;left:2355;top:45304;width:45129;height:38303;visibility:visible;mso-wrap-style:square;v-text-anchor:middle" o:gfxdata="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" adj="4583" filled="f" strokecolor="black [3213]" strokeweight=".5pt">
-                        <v:stroke dashstyle="1 1" opacity="6682f"/>
-                      </v:shape>
-                      <v:shape id="Oval 11" o:spid="_x0000_s1160" type="#_x0000_t9" style="position:absolute;left:6511;top:50707;width:30963;height:26270;visibility:visible;mso-wrap-style:square;v-text-anchor:middle" o:gfxdata="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" adj="4582" fillcolor="#5a5a5a [2109]" stroked="f" strokeweight=".5pt">
+                      <v:shape id="Oval 11" style="position:absolute;left:2355;top:45304;width:45129;height:38303;visibility:visible;mso-wrap-style:square;v-text-anchor:middle" o:spid="_x0000_s1159" filled="f" strokecolor="black [3213]" strokeweight=".5pt" type="#_x0000_t9" adj="4583" o:gfxdata="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">
+                        <v:stroke opacity="6682f" dashstyle="1 1"/>
+                      </v:shape>
+                      <v:shape id="Oval 11" style="position:absolute;left:6511;top:50707;width:30963;height:26270;visibility:visible;mso-wrap-style:square;v-text-anchor:middle" o:spid="_x0000_s1160" fillcolor="#5a5a5a [2109]" stroked="f" strokeweight=".5pt" type="#_x0000_t9" adj="4582" o:gfxdata="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">
                         <v:fill opacity="771f"/>
                         <v:stroke dashstyle="1 1"/>
                       </v:shape>
                     </v:group>
-                    <v:rect id="Rectangle 29" o:spid="_x0000_s1161" style="position:absolute;width:1060;height:8595;visibility:visible;mso-wrap-style:square;v-text-anchor:middle" o:gfxdata="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" fillcolor="#1cade4 [3204]" stroked="f" strokeweight="2pt">
-                      <v:fill color2="#2683c6 [3205]" focus="100%" type="gradient"/>
+                    <v:rect id="Rectangle 29" style="position:absolute;width:1060;height:8595;visibility:visible;mso-wrap-style:square;v-text-anchor:middle" o:spid="_x0000_s1161" fillcolor="#1cade4 [3204]" stroked="f" strokeweight="2pt" o:gfxdata="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">
+                      <v:fill type="gradient" color2="#2683c6 [3205]" focus="100%"/>
                     </v:rect>
                   </v:group>
-                  <v:group id="Group 188" o:spid="_x0000_s1162" style="position:absolute;left:24902;top:194;width:23432;height:8592" coordorigin="" coordsize="23432,8595" o:gfxdata="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">
-                    <v:group id="Group 189" o:spid="_x0000_s1163" style="position:absolute;left:16044;top:611;width:7388;height:7343" coordsize="83526,83607" o:gfxdata="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">
-                      <v:shape id="Oval 9" o:spid="_x0000_s1164" type="#_x0000_t9" style="position:absolute;left:14270;top:13716;width:59359;height:50387;visibility:visible;mso-wrap-style:square;v-text-anchor:middle" o:gfxdata="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" adj="4584" filled="f" strokecolor="black [3213]" strokeweight=".25pt">
+                  <v:group id="Group 188" style="position:absolute;left:24902;top:194;width:23432;height:8592" coordsize="23432,8595" coordorigin="" o:spid="_x0000_s1162" o:gfxdata="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">
+                    <v:group id="Group 189" style="position:absolute;left:16044;top:611;width:7388;height:7343" coordsize="83526,83607" o:spid="_x0000_s1163" o:gfxdata="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">
+                      <v:shape id="Oval 9" style="position:absolute;left:14270;top:13716;width:59359;height:50387;visibility:visible;mso-wrap-style:square;v-text-anchor:middle" o:spid="_x0000_s1164" filled="f" strokecolor="black [3213]" strokeweight=".25pt" type="#_x0000_t9" adj="4584" o:gfxdata="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">
                         <v:stroke opacity="6682f"/>
                         <v:textbox>
                           <w:txbxContent>
@@ -11584,35 +11584,35 @@
                           </w:txbxContent>
                         </v:textbox>
                       </v:shape>
-                      <v:shape id="Oval 11" o:spid="_x0000_s1165" type="#_x0000_t9" style="position:absolute;top:415;width:45129;height:38303;visibility:visible;mso-wrap-style:square;v-text-anchor:middle" o:gfxdata="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" adj="4583" filled="f" strokecolor="black [3213]" strokeweight=".5pt">
-                        <v:stroke dashstyle="1 1" opacity="6682f"/>
-                      </v:shape>
-                      <v:shape id="Oval 11" o:spid="_x0000_s1166" type="#_x0000_t9" style="position:absolute;left:48768;top:56942;width:25069;height:21279;visibility:visible;mso-wrap-style:square;v-text-anchor:middle" o:gfxdata="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" adj="4583" filled="f" strokecolor="black [3213]" strokeweight=".5pt">
-                        <v:stroke dashstyle="1 1" opacity="6682f"/>
-                      </v:shape>
-                      <v:shape id="Oval 11" o:spid="_x0000_s1167" type="#_x0000_t9" style="position:absolute;left:52647;top:62761;width:22644;height:19215;visibility:visible;mso-wrap-style:square;v-text-anchor:middle" o:gfxdata="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" adj="4582" fillcolor="#1cade4 [3204]" stroked="f" strokeweight=".5pt">
-                        <v:fill opacity="13107f" color2="#2683c6 [3205]" o:opacity2="13107f" angle="90" focus="100%" type="gradient"/>
+                      <v:shape id="Oval 11" style="position:absolute;top:415;width:45129;height:38303;visibility:visible;mso-wrap-style:square;v-text-anchor:middle" o:spid="_x0000_s1165" filled="f" strokecolor="black [3213]" strokeweight=".5pt" type="#_x0000_t9" adj="4583" o:gfxdata="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">
+                        <v:stroke opacity="6682f" dashstyle="1 1"/>
+                      </v:shape>
+                      <v:shape id="Oval 11" style="position:absolute;left:48768;top:56942;width:25069;height:21279;visibility:visible;mso-wrap-style:square;v-text-anchor:middle" o:spid="_x0000_s1166" filled="f" strokecolor="black [3213]" strokeweight=".5pt" type="#_x0000_t9" adj="4583" o:gfxdata="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">
+                        <v:stroke opacity="6682f" dashstyle="1 1"/>
+                      </v:shape>
+                      <v:shape id="Oval 11" style="position:absolute;left:52647;top:62761;width:22644;height:19215;visibility:visible;mso-wrap-style:square;v-text-anchor:middle" o:spid="_x0000_s1167" fillcolor="#1cade4 [3204]" stroked="f" strokeweight=".5pt" type="#_x0000_t9" adj="4582" o:gfxdata="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">
+                        <v:fill type="gradient" opacity="13107f" color2="#2683c6 [3205]" angle="90" focus="100%" o:opacity2="13107f"/>
                         <v:stroke dashstyle="1 1"/>
                       </v:shape>
-                      <v:shape id="Oval 11" o:spid="_x0000_s1168" type="#_x0000_t9" style="position:absolute;left:39762;width:43764;height:37134;visibility:visible;mso-wrap-style:square;v-text-anchor:middle" o:gfxdata="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" adj="4582" fillcolor="#5a5a5a [2109]" stroked="f" strokeweight=".5pt">
+                      <v:shape id="Oval 11" style="position:absolute;left:39762;width:43764;height:37134;visibility:visible;mso-wrap-style:square;v-text-anchor:middle" o:spid="_x0000_s1168" fillcolor="#5a5a5a [2109]" stroked="f" strokeweight=".5pt" type="#_x0000_t9" adj="4582" o:gfxdata="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">
                         <v:fill opacity="771f"/>
                         <v:stroke dashstyle="1 1"/>
                       </v:shape>
-                      <v:shape id="Oval 11" o:spid="_x0000_s1169" type="#_x0000_t9" style="position:absolute;left:2355;top:45304;width:45129;height:38303;visibility:visible;mso-wrap-style:square;v-text-anchor:middle" o:gfxdata="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" adj="4583" filled="f" strokecolor="black [3213]" strokeweight=".5pt">
-                        <v:stroke dashstyle="1 1" opacity="6682f"/>
-                      </v:shape>
-                      <v:shape id="Oval 11" o:spid="_x0000_s1170" type="#_x0000_t9" style="position:absolute;left:6511;top:50707;width:30963;height:26270;visibility:visible;mso-wrap-style:square;v-text-anchor:middle" o:gfxdata="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" adj="4582" fillcolor="#5a5a5a [2109]" stroked="f" strokeweight=".5pt">
+                      <v:shape id="Oval 11" style="position:absolute;left:2355;top:45304;width:45129;height:38303;visibility:visible;mso-wrap-style:square;v-text-anchor:middle" o:spid="_x0000_s1169" filled="f" strokecolor="black [3213]" strokeweight=".5pt" type="#_x0000_t9" adj="4583" o:gfxdata="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">
+                        <v:stroke opacity="6682f" dashstyle="1 1"/>
+                      </v:shape>
+                      <v:shape id="Oval 11" style="position:absolute;left:6511;top:50707;width:30963;height:26270;visibility:visible;mso-wrap-style:square;v-text-anchor:middle" o:spid="_x0000_s1170" fillcolor="#5a5a5a [2109]" stroked="f" strokeweight=".5pt" type="#_x0000_t9" adj="4582" o:gfxdata="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">
                         <v:fill opacity="771f"/>
                         <v:stroke dashstyle="1 1"/>
                       </v:shape>
                     </v:group>
-                    <v:rect id="Rectangle 29" o:spid="_x0000_s1171" style="position:absolute;width:1060;height:8595;visibility:visible;mso-wrap-style:square;v-text-anchor:middle" o:gfxdata="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" fillcolor="#1cade4 [3204]" stroked="f" strokeweight="2pt">
-                      <v:fill color2="#2683c6 [3205]" focus="100%" type="gradient"/>
+                    <v:rect id="Rectangle 29" style="position:absolute;width:1060;height:8595;visibility:visible;mso-wrap-style:square;v-text-anchor:middle" o:spid="_x0000_s1171" fillcolor="#1cade4 [3204]" stroked="f" strokeweight="2pt" o:gfxdata="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">
+                      <v:fill type="gradient" color2="#2683c6 [3205]" focus="100%"/>
                     </v:rect>
                   </v:group>
-                  <v:group id="Group 276" o:spid="_x0000_s1172" style="position:absolute;left:49611;top:194;width:23431;height:8592" coordorigin="" coordsize="23432,8595" o:gfxdata="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">
-                    <v:group id="Group 277" o:spid="_x0000_s1173" style="position:absolute;left:16044;top:611;width:7388;height:7343" coordsize="83526,83607" o:gfxdata="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">
-                      <v:shape id="Oval 9" o:spid="_x0000_s1174" type="#_x0000_t9" style="position:absolute;left:14270;top:13716;width:59359;height:50387;visibility:visible;mso-wrap-style:square;v-text-anchor:middle" o:gfxdata="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" adj="4584" filled="f" strokecolor="black [3213]" strokeweight=".25pt">
+                  <v:group id="Group 276" style="position:absolute;left:49611;top:194;width:23431;height:8592" coordsize="23432,8595" coordorigin="" o:spid="_x0000_s1172" o:gfxdata="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">
+                    <v:group id="Group 277" style="position:absolute;left:16044;top:611;width:7388;height:7343" coordsize="83526,83607" o:spid="_x0000_s1173" o:gfxdata="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">
+                      <v:shape id="Oval 9" style="position:absolute;left:14270;top:13716;width:59359;height:50387;visibility:visible;mso-wrap-style:square;v-text-anchor:middle" o:spid="_x0000_s1174" filled="f" strokecolor="black [3213]" strokeweight=".25pt" type="#_x0000_t9" adj="4584" o:gfxdata="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">
                         <v:stroke opacity="6682f"/>
                         <v:textbox>
                           <w:txbxContent>
@@ -11624,37 +11624,37 @@
                           </w:txbxContent>
                         </v:textbox>
                       </v:shape>
-                      <v:shape id="Oval 11" o:spid="_x0000_s1175" type="#_x0000_t9" style="position:absolute;top:415;width:45129;height:38303;visibility:visible;mso-wrap-style:square;v-text-anchor:middle" o:gfxdata="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" adj="4583" filled="f" strokecolor="black [3213]" strokeweight=".5pt">
-                        <v:stroke dashstyle="1 1" opacity="6682f"/>
-                      </v:shape>
-                      <v:shape id="Oval 11" o:spid="_x0000_s1176" type="#_x0000_t9" style="position:absolute;left:48768;top:56942;width:25069;height:21279;visibility:visible;mso-wrap-style:square;v-text-anchor:middle" o:gfxdata="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" adj="4583" filled="f" strokecolor="black [3213]" strokeweight=".5pt">
-                        <v:stroke dashstyle="1 1" opacity="6682f"/>
-                      </v:shape>
-                      <v:shape id="Oval 11" o:spid="_x0000_s1177" type="#_x0000_t9" style="position:absolute;left:52647;top:62761;width:22644;height:19215;visibility:visible;mso-wrap-style:square;v-text-anchor:middle" o:gfxdata="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" adj="4582" fillcolor="#1cade4 [3204]" stroked="f" strokeweight=".5pt">
-                        <v:fill opacity="13107f" color2="#2683c6 [3205]" o:opacity2="13107f" angle="90" focus="100%" type="gradient"/>
+                      <v:shape id="Oval 11" style="position:absolute;top:415;width:45129;height:38303;visibility:visible;mso-wrap-style:square;v-text-anchor:middle" o:spid="_x0000_s1175" filled="f" strokecolor="black [3213]" strokeweight=".5pt" type="#_x0000_t9" adj="4583" o:gfxdata="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">
+                        <v:stroke opacity="6682f" dashstyle="1 1"/>
+                      </v:shape>
+                      <v:shape id="Oval 11" style="position:absolute;left:48768;top:56942;width:25069;height:21279;visibility:visible;mso-wrap-style:square;v-text-anchor:middle" o:spid="_x0000_s1176" filled="f" strokecolor="black [3213]" strokeweight=".5pt" type="#_x0000_t9" adj="4583" o:gfxdata="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">
+                        <v:stroke opacity="6682f" dashstyle="1 1"/>
+                      </v:shape>
+                      <v:shape id="Oval 11" style="position:absolute;left:52647;top:62761;width:22644;height:19215;visibility:visible;mso-wrap-style:square;v-text-anchor:middle" o:spid="_x0000_s1177" fillcolor="#1cade4 [3204]" stroked="f" strokeweight=".5pt" type="#_x0000_t9" adj="4582" o:gfxdata="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">
+                        <v:fill type="gradient" opacity="13107f" color2="#2683c6 [3205]" angle="90" focus="100%" o:opacity2="13107f"/>
                         <v:stroke dashstyle="1 1"/>
                       </v:shape>
-                      <v:shape id="Oval 11" o:spid="_x0000_s1178" type="#_x0000_t9" style="position:absolute;left:39762;width:43764;height:37134;visibility:visible;mso-wrap-style:square;v-text-anchor:middle" o:gfxdata="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" adj="4582" fillcolor="#5a5a5a [2109]" stroked="f" strokeweight=".5pt">
+                      <v:shape id="Oval 11" style="position:absolute;left:39762;width:43764;height:37134;visibility:visible;mso-wrap-style:square;v-text-anchor:middle" o:spid="_x0000_s1178" fillcolor="#5a5a5a [2109]" stroked="f" strokeweight=".5pt" type="#_x0000_t9" adj="4582" o:gfxdata="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">
                         <v:fill opacity="771f"/>
                         <v:stroke dashstyle="1 1"/>
                       </v:shape>
-                      <v:shape id="Oval 11" o:spid="_x0000_s1179" type="#_x0000_t9" style="position:absolute;left:2355;top:45304;width:45129;height:38303;visibility:visible;mso-wrap-style:square;v-text-anchor:middle" o:gfxdata="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" adj="4583" filled="f" strokecolor="black [3213]" strokeweight=".5pt">
-                        <v:stroke dashstyle="1 1" opacity="6682f"/>
-                      </v:shape>
-                      <v:shape id="Oval 11" o:spid="_x0000_s1180" type="#_x0000_t9" style="position:absolute;left:6511;top:50707;width:30963;height:26270;visibility:visible;mso-wrap-style:square;v-text-anchor:middle" o:gfxdata="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" adj="4582" fillcolor="#5a5a5a [2109]" stroked="f" strokeweight=".5pt">
+                      <v:shape id="Oval 11" style="position:absolute;left:2355;top:45304;width:45129;height:38303;visibility:visible;mso-wrap-style:square;v-text-anchor:middle" o:spid="_x0000_s1179" filled="f" strokecolor="black [3213]" strokeweight=".5pt" type="#_x0000_t9" adj="4583" o:gfxdata="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">
+                        <v:stroke opacity="6682f" dashstyle="1 1"/>
+                      </v:shape>
+                      <v:shape id="Oval 11" style="position:absolute;left:6511;top:50707;width:30963;height:26270;visibility:visible;mso-wrap-style:square;v-text-anchor:middle" o:spid="_x0000_s1180" fillcolor="#5a5a5a [2109]" stroked="f" strokeweight=".5pt" type="#_x0000_t9" adj="4582" o:gfxdata="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">
                         <v:fill opacity="771f"/>
                         <v:stroke dashstyle="1 1"/>
                       </v:shape>
                     </v:group>
-                    <v:rect id="Rectangle 29" o:spid="_x0000_s1181" style="position:absolute;width:1060;height:8595;visibility:visible;mso-wrap-style:square;v-text-anchor:middle" o:gfxdata="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" fillcolor="#1cade4 [3204]" stroked="f" strokeweight="2pt">
-                      <v:fill color2="#2683c6 [3205]" focus="100%" type="gradient"/>
+                    <v:rect id="Rectangle 29" style="position:absolute;width:1060;height:8595;visibility:visible;mso-wrap-style:square;v-text-anchor:middle" o:spid="_x0000_s1181" fillcolor="#1cade4 [3204]" stroked="f" strokeweight="2pt" o:gfxdata="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">
+                      <v:fill type="gradient" color2="#2683c6 [3205]" focus="100%"/>
                     </v:rect>
                   </v:group>
                 </v:group>
-                <v:group id="Group 34" o:spid="_x0000_s1182" style="position:absolute;top:45622;width:73042;height:8786" coordsize="73042,8786" o:gfxdata="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">
-                  <v:group id="Group 1501" o:spid="_x0000_s1183" style="position:absolute;width:23432;height:8595" coordorigin="" coordsize="23432,8595" o:gfxdata="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">
-                    <v:group id="Group 1502" o:spid="_x0000_s1184" style="position:absolute;left:16044;top:611;width:7388;height:7343" coordsize="83526,83607" o:gfxdata="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">
-                      <v:shape id="Oval 9" o:spid="_x0000_s1185" type="#_x0000_t9" style="position:absolute;left:14270;top:13716;width:59359;height:50387;visibility:visible;mso-wrap-style:square;v-text-anchor:middle" o:gfxdata="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" adj="4584" filled="f" strokecolor="black [3213]" strokeweight=".25pt">
+                <v:group id="Group 34" style="position:absolute;top:45622;width:73042;height:8786" coordsize="73042,8786" o:spid="_x0000_s1182" o:gfxdata="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">
+                  <v:group id="Group 1501" style="position:absolute;width:23432;height:8595" coordsize="23432,8595" coordorigin="" o:spid="_x0000_s1183" o:gfxdata="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">
+                    <v:group id="Group 1502" style="position:absolute;left:16044;top:611;width:7388;height:7343" coordsize="83526,83607" o:spid="_x0000_s1184" o:gfxdata="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">
+                      <v:shape id="Oval 9" style="position:absolute;left:14270;top:13716;width:59359;height:50387;visibility:visible;mso-wrap-style:square;v-text-anchor:middle" o:spid="_x0000_s1185" filled="f" strokecolor="black [3213]" strokeweight=".25pt" type="#_x0000_t9" adj="4584" o:gfxdata="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">
                         <v:stroke opacity="6682f"/>
                         <v:textbox>
                           <w:txbxContent>
@@ -11666,35 +11666,35 @@
                           </w:txbxContent>
                         </v:textbox>
                       </v:shape>
-                      <v:shape id="Oval 11" o:spid="_x0000_s1186" type="#_x0000_t9" style="position:absolute;top:415;width:45129;height:38303;visibility:visible;mso-wrap-style:square;v-text-anchor:middle" o:gfxdata="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" adj="4583" filled="f" strokecolor="black [3213]" strokeweight=".5pt">
-                        <v:stroke dashstyle="1 1" opacity="6682f"/>
-                      </v:shape>
-                      <v:shape id="Oval 11" o:spid="_x0000_s1187" type="#_x0000_t9" style="position:absolute;left:48768;top:56942;width:25069;height:21279;visibility:visible;mso-wrap-style:square;v-text-anchor:middle" o:gfxdata="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" adj="4583" filled="f" strokecolor="black [3213]" strokeweight=".5pt">
-                        <v:stroke dashstyle="1 1" opacity="6682f"/>
-                      </v:shape>
-                      <v:shape id="Oval 11" o:spid="_x0000_s1188" type="#_x0000_t9" style="position:absolute;left:52647;top:62761;width:22644;height:19215;visibility:visible;mso-wrap-style:square;v-text-anchor:middle" o:gfxdata="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" adj="4582" fillcolor="#1cade4 [3204]" stroked="f" strokeweight=".5pt">
-                        <v:fill opacity="13107f" color2="#2683c6 [3205]" o:opacity2="13107f" angle="90" focus="100%" type="gradient"/>
+                      <v:shape id="Oval 11" style="position:absolute;top:415;width:45129;height:38303;visibility:visible;mso-wrap-style:square;v-text-anchor:middle" o:spid="_x0000_s1186" filled="f" strokecolor="black [3213]" strokeweight=".5pt" type="#_x0000_t9" adj="4583" o:gfxdata="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">
+                        <v:stroke opacity="6682f" dashstyle="1 1"/>
+                      </v:shape>
+                      <v:shape id="Oval 11" style="position:absolute;left:48768;top:56942;width:25069;height:21279;visibility:visible;mso-wrap-style:square;v-text-anchor:middle" o:spid="_x0000_s1187" filled="f" strokecolor="black [3213]" strokeweight=".5pt" type="#_x0000_t9" adj="4583" o:gfxdata="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">
+                        <v:stroke opacity="6682f" dashstyle="1 1"/>
+                      </v:shape>
+                      <v:shape id="Oval 11" style="position:absolute;left:52647;top:62761;width:22644;height:19215;visibility:visible;mso-wrap-style:square;v-text-anchor:middle" o:spid="_x0000_s1188" fillcolor="#1cade4 [3204]" stroked="f" strokeweight=".5pt" type="#_x0000_t9" adj="4582" o:gfxdata="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">
+                        <v:fill type="gradient" opacity="13107f" color2="#2683c6 [3205]" angle="90" focus="100%" o:opacity2="13107f"/>
                         <v:stroke dashstyle="1 1"/>
                       </v:shape>
-                      <v:shape id="Oval 11" o:spid="_x0000_s1189" type="#_x0000_t9" style="position:absolute;left:39762;width:43764;height:37134;visibility:visible;mso-wrap-style:square;v-text-anchor:middle" o:gfxdata="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" adj="4582" fillcolor="#5a5a5a [2109]" stroked="f" strokeweight=".5pt">
+                      <v:shape id="Oval 11" style="position:absolute;left:39762;width:43764;height:37134;visibility:visible;mso-wrap-style:square;v-text-anchor:middle" o:spid="_x0000_s1189" fillcolor="#5a5a5a [2109]" stroked="f" strokeweight=".5pt" type="#_x0000_t9" adj="4582" o:gfxdata="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">
                         <v:fill opacity="771f"/>
                         <v:stroke dashstyle="1 1"/>
                       </v:shape>
-                      <v:shape id="Oval 11" o:spid="_x0000_s1190" type="#_x0000_t9" style="position:absolute;left:2355;top:45304;width:45129;height:38303;visibility:visible;mso-wrap-style:square;v-text-anchor:middle" o:gfxdata="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" adj="4583" filled="f" strokecolor="black [3213]" strokeweight=".5pt">
-                        <v:stroke dashstyle="1 1" opacity="6682f"/>
-                      </v:shape>
-                      <v:shape id="Oval 11" o:spid="_x0000_s1191" type="#_x0000_t9" style="position:absolute;left:6511;top:50707;width:30963;height:26270;visibility:visible;mso-wrap-style:square;v-text-anchor:middle" o:gfxdata="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" adj="4582" fillcolor="#5a5a5a [2109]" stroked="f" strokeweight=".5pt">
+                      <v:shape id="Oval 11" style="position:absolute;left:2355;top:45304;width:45129;height:38303;visibility:visible;mso-wrap-style:square;v-text-anchor:middle" o:spid="_x0000_s1190" filled="f" strokecolor="black [3213]" strokeweight=".5pt" type="#_x0000_t9" adj="4583" o:gfxdata="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">
+                        <v:stroke opacity="6682f" dashstyle="1 1"/>
+                      </v:shape>
+                      <v:shape id="Oval 11" style="position:absolute;left:6511;top:50707;width:30963;height:26270;visibility:visible;mso-wrap-style:square;v-text-anchor:middle" o:spid="_x0000_s1191" fillcolor="#5a5a5a [2109]" stroked="f" strokeweight=".5pt" type="#_x0000_t9" adj="4582" o:gfxdata="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">
                         <v:fill opacity="771f"/>
                         <v:stroke dashstyle="1 1"/>
                       </v:shape>
                     </v:group>
-                    <v:rect id="Rectangle 29" o:spid="_x0000_s1192" style="position:absolute;width:1060;height:8595;visibility:visible;mso-wrap-style:square;v-text-anchor:middle" o:gfxdata="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" fillcolor="#1cade4 [3204]" stroked="f" strokeweight="2pt">
-                      <v:fill color2="#2683c6 [3205]" focus="100%" type="gradient"/>
+                    <v:rect id="Rectangle 29" style="position:absolute;width:1060;height:8595;visibility:visible;mso-wrap-style:square;v-text-anchor:middle" o:spid="_x0000_s1192" fillcolor="#1cade4 [3204]" stroked="f" strokeweight="2pt" o:gfxdata="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">
+                      <v:fill type="gradient" color2="#2683c6 [3205]" focus="100%"/>
                     </v:rect>
                   </v:group>
-                  <v:group id="Group 198" o:spid="_x0000_s1193" style="position:absolute;left:24902;top:194;width:23432;height:8592" coordorigin="" coordsize="23432,8595" o:gfxdata="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">
-                    <v:group id="Group 199" o:spid="_x0000_s1194" style="position:absolute;left:16044;top:611;width:7388;height:7343" coordsize="83526,83607" o:gfxdata="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">
-                      <v:shape id="Oval 9" o:spid="_x0000_s1195" type="#_x0000_t9" style="position:absolute;left:14270;top:13716;width:59359;height:50387;visibility:visible;mso-wrap-style:square;v-text-anchor:middle" o:gfxdata="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" adj="4584" filled="f" strokecolor="black [3213]" strokeweight=".25pt">
+                  <v:group id="Group 198" style="position:absolute;left:24902;top:194;width:23432;height:8592" coordsize="23432,8595" coordorigin="" o:spid="_x0000_s1193" o:gfxdata="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">
+                    <v:group id="Group 199" style="position:absolute;left:16044;top:611;width:7388;height:7343" coordsize="83526,83607" o:spid="_x0000_s1194" o:gfxdata="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">
+                      <v:shape id="Oval 9" style="position:absolute;left:14270;top:13716;width:59359;height:50387;visibility:visible;mso-wrap-style:square;v-text-anchor:middle" o:spid="_x0000_s1195" filled="f" strokecolor="black [3213]" strokeweight=".25pt" type="#_x0000_t9" adj="4584" o:gfxdata="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">
                         <v:stroke opacity="6682f"/>
                         <v:textbox>
                           <w:txbxContent>
@@ -11706,35 +11706,35 @@
                           </w:txbxContent>
                         </v:textbox>
                       </v:shape>
-                      <v:shape id="Oval 11" o:spid="_x0000_s1196" type="#_x0000_t9" style="position:absolute;top:415;width:45129;height:38303;visibility:visible;mso-wrap-style:square;v-text-anchor:middle" o:gfxdata="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" adj="4583" filled="f" strokecolor="black [3213]" strokeweight=".5pt">
-                        <v:stroke dashstyle="1 1" opacity="6682f"/>
-                      </v:shape>
-                      <v:shape id="Oval 11" o:spid="_x0000_s1197" type="#_x0000_t9" style="position:absolute;left:48768;top:56942;width:25069;height:21279;visibility:visible;mso-wrap-style:square;v-text-anchor:middle" o:gfxdata="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" adj="4583" filled="f" strokecolor="black [3213]" strokeweight=".5pt">
-                        <v:stroke dashstyle="1 1" opacity="6682f"/>
-                      </v:shape>
-                      <v:shape id="Oval 11" o:spid="_x0000_s1198" type="#_x0000_t9" style="position:absolute;left:52647;top:62761;width:22644;height:19215;visibility:visible;mso-wrap-style:square;v-text-anchor:middle" o:gfxdata="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" adj="4582" fillcolor="#1cade4 [3204]" stroked="f" strokeweight=".5pt">
-                        <v:fill opacity="13107f" color2="#2683c6 [3205]" o:opacity2="13107f" angle="90" focus="100%" type="gradient"/>
+                      <v:shape id="Oval 11" style="position:absolute;top:415;width:45129;height:38303;visibility:visible;mso-wrap-style:square;v-text-anchor:middle" o:spid="_x0000_s1196" filled="f" strokecolor="black [3213]" strokeweight=".5pt" type="#_x0000_t9" adj="4583" o:gfxdata="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">
+                        <v:stroke opacity="6682f" dashstyle="1 1"/>
+                      </v:shape>
+                      <v:shape id="Oval 11" style="position:absolute;left:48768;top:56942;width:25069;height:21279;visibility:visible;mso-wrap-style:square;v-text-anchor:middle" o:spid="_x0000_s1197" filled="f" strokecolor="black [3213]" strokeweight=".5pt" type="#_x0000_t9" adj="4583" o:gfxdata="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">
+                        <v:stroke opacity="6682f" dashstyle="1 1"/>
+                      </v:shape>
+                      <v:shape id="Oval 11" style="position:absolute;left:52647;top:62761;width:22644;height:19215;visibility:visible;mso-wrap-style:square;v-text-anchor:middle" o:spid="_x0000_s1198" fillcolor="#1cade4 [3204]" stroked="f" strokeweight=".5pt" type="#_x0000_t9" adj="4582" o:gfxdata="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">
+                        <v:fill type="gradient" opacity="13107f" color2="#2683c6 [3205]" angle="90" focus="100%" o:opacity2="13107f"/>
                         <v:stroke dashstyle="1 1"/>
                       </v:shape>
-                      <v:shape id="Oval 11" o:spid="_x0000_s1199" type="#_x0000_t9" style="position:absolute;left:39762;width:43764;height:37134;visibility:visible;mso-wrap-style:square;v-text-anchor:middle" o:gfxdata="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" adj="4582" fillcolor="#5a5a5a [2109]" stroked="f" strokeweight=".5pt">
+                      <v:shape id="Oval 11" style="position:absolute;left:39762;width:43764;height:37134;visibility:visible;mso-wrap-style:square;v-text-anchor:middle" o:spid="_x0000_s1199" fillcolor="#5a5a5a [2109]" stroked="f" strokeweight=".5pt" type="#_x0000_t9" adj="4582" o:gfxdata="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">
                         <v:fill opacity="771f"/>
                         <v:stroke dashstyle="1 1"/>
                       </v:shape>
-                      <v:shape id="Oval 11" o:spid="_x0000_s1200" type="#_x0000_t9" style="position:absolute;left:2355;top:45304;width:45129;height:38303;visibility:visible;mso-wrap-style:square;v-text-anchor:middle" o:gfxdata="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" adj="4583" filled="f" strokecolor="black [3213]" strokeweight=".5pt">
-                        <v:stroke dashstyle="1 1" opacity="6682f"/>
-                      </v:shape>
-                      <v:shape id="Oval 11" o:spid="_x0000_s1201" type="#_x0000_t9" style="position:absolute;left:6511;top:50707;width:30963;height:26270;visibility:visible;mso-wrap-style:square;v-text-anchor:middle" o:gfxdata="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" adj="4582" fillcolor="#5a5a5a [2109]" stroked="f" strokeweight=".5pt">
+                      <v:shape id="Oval 11" style="position:absolute;left:2355;top:45304;width:45129;height:38303;visibility:visible;mso-wrap-style:square;v-text-anchor:middle" o:spid="_x0000_s1200" filled="f" strokecolor="black [3213]" strokeweight=".5pt" type="#_x0000_t9" adj="4583" o:gfxdata="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">
+                        <v:stroke opacity="6682f" dashstyle="1 1"/>
+                      </v:shape>
+                      <v:shape id="Oval 11" style="position:absolute;left:6511;top:50707;width:30963;height:26270;visibility:visible;mso-wrap-style:square;v-text-anchor:middle" o:spid="_x0000_s1201" fillcolor="#5a5a5a [2109]" stroked="f" strokeweight=".5pt" type="#_x0000_t9" adj="4582" o:gfxdata="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">
                         <v:fill opacity="771f"/>
                         <v:stroke dashstyle="1 1"/>
                       </v:shape>
                     </v:group>
-                    <v:rect id="Rectangle 29" o:spid="_x0000_s1202" style="position:absolute;width:1060;height:8595;visibility:visible;mso-wrap-style:square;v-text-anchor:middle" o:gfxdata="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" fillcolor="#1cade4 [3204]" stroked="f" strokeweight="2pt">
-                      <v:fill color2="#2683c6 [3205]" focus="100%" type="gradient"/>
+                    <v:rect id="Rectangle 29" style="position:absolute;width:1060;height:8595;visibility:visible;mso-wrap-style:square;v-text-anchor:middle" o:spid="_x0000_s1202" fillcolor="#1cade4 [3204]" stroked="f" strokeweight="2pt" o:gfxdata="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">
+                      <v:fill type="gradient" color2="#2683c6 [3205]" focus="100%"/>
                     </v:rect>
                   </v:group>
-                  <v:group id="Group 286" o:spid="_x0000_s1203" style="position:absolute;left:49611;top:194;width:23431;height:8592" coordorigin="" coordsize="23432,8595" o:gfxdata="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">
-                    <v:group id="Group 287" o:spid="_x0000_s1204" style="position:absolute;left:16044;top:611;width:7388;height:7343" coordsize="83526,83607" o:gfxdata="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">
-                      <v:shape id="Oval 9" o:spid="_x0000_s1205" type="#_x0000_t9" style="position:absolute;left:14270;top:13716;width:59359;height:50387;visibility:visible;mso-wrap-style:square;v-text-anchor:middle" o:gfxdata="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" adj="4584" filled="f" strokecolor="black [3213]" strokeweight=".25pt">
+                  <v:group id="Group 286" style="position:absolute;left:49611;top:194;width:23431;height:8592" coordsize="23432,8595" coordorigin="" o:spid="_x0000_s1203" o:gfxdata="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">
+                    <v:group id="Group 287" style="position:absolute;left:16044;top:611;width:7388;height:7343" coordsize="83526,83607" o:spid="_x0000_s1204" o:gfxdata="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">
+                      <v:shape id="Oval 9" style="position:absolute;left:14270;top:13716;width:59359;height:50387;visibility:visible;mso-wrap-style:square;v-text-anchor:middle" o:spid="_x0000_s1205" filled="f" strokecolor="black [3213]" strokeweight=".25pt" type="#_x0000_t9" adj="4584" o:gfxdata="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">
                         <v:stroke opacity="6682f"/>
                         <v:textbox>
                           <w:txbxContent>
@@ -11746,37 +11746,37 @@
                           </w:txbxContent>
                         </v:textbox>
                       </v:shape>
-                      <v:shape id="Oval 11" o:spid="_x0000_s1206" type="#_x0000_t9" style="position:absolute;top:415;width:45129;height:38303;visibility:visible;mso-wrap-style:square;v-text-anchor:middle" o:gfxdata="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" adj="4583" filled="f" strokecolor="black [3213]" strokeweight=".5pt">
-                        <v:stroke dashstyle="1 1" opacity="6682f"/>
-                      </v:shape>
-                      <v:shape id="Oval 11" o:spid="_x0000_s1207" type="#_x0000_t9" style="position:absolute;left:48768;top:56942;width:25069;height:21279;visibility:visible;mso-wrap-style:square;v-text-anchor:middle" o:gfxdata="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" adj="4583" filled="f" strokecolor="black [3213]" strokeweight=".5pt">
-                        <v:stroke dashstyle="1 1" opacity="6682f"/>
-                      </v:shape>
-                      <v:shape id="Oval 11" o:spid="_x0000_s1208" type="#_x0000_t9" style="position:absolute;left:52647;top:62761;width:22644;height:19215;visibility:visible;mso-wrap-style:square;v-text-anchor:middle" o:gfxdata="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" adj="4582" fillcolor="#1cade4 [3204]" stroked="f" strokeweight=".5pt">
-                        <v:fill opacity="13107f" color2="#2683c6 [3205]" o:opacity2="13107f" angle="90" focus="100%" type="gradient"/>
+                      <v:shape id="Oval 11" style="position:absolute;top:415;width:45129;height:38303;visibility:visible;mso-wrap-style:square;v-text-anchor:middle" o:spid="_x0000_s1206" filled="f" strokecolor="black [3213]" strokeweight=".5pt" type="#_x0000_t9" adj="4583" o:gfxdata="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">
+                        <v:stroke opacity="6682f" dashstyle="1 1"/>
+                      </v:shape>
+                      <v:shape id="Oval 11" style="position:absolute;left:48768;top:56942;width:25069;height:21279;visibility:visible;mso-wrap-style:square;v-text-anchor:middle" o:spid="_x0000_s1207" filled="f" strokecolor="black [3213]" strokeweight=".5pt" type="#_x0000_t9" adj="4583" o:gfxdata="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">
+                        <v:stroke opacity="6682f" dashstyle="1 1"/>
+                      </v:shape>
+                      <v:shape id="Oval 11" style="position:absolute;left:52647;top:62761;width:22644;height:19215;visibility:visible;mso-wrap-style:square;v-text-anchor:middle" o:spid="_x0000_s1208" fillcolor="#1cade4 [3204]" stroked="f" strokeweight=".5pt" type="#_x0000_t9" adj="4582" o:gfxdata="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">
+                        <v:fill type="gradient" opacity="13107f" color2="#2683c6 [3205]" angle="90" focus="100%" o:opacity2="13107f"/>
                         <v:stroke dashstyle="1 1"/>
                       </v:shape>
-                      <v:shape id="Oval 11" o:spid="_x0000_s1209" type="#_x0000_t9" style="position:absolute;left:39762;width:43764;height:37134;visibility:visible;mso-wrap-style:square;v-text-anchor:middle" o:gfxdata="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" adj="4582" fillcolor="#5a5a5a [2109]" stroked="f" strokeweight=".5pt">
+                      <v:shape id="Oval 11" style="position:absolute;left:39762;width:43764;height:37134;visibility:visible;mso-wrap-style:square;v-text-anchor:middle" o:spid="_x0000_s1209" fillcolor="#5a5a5a [2109]" stroked="f" strokeweight=".5pt" type="#_x0000_t9" adj="4582" o:gfxdata="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">
                         <v:fill opacity="771f"/>
                         <v:stroke dashstyle="1 1"/>
                       </v:shape>
-                      <v:shape id="Oval 11" o:spid="_x0000_s1210" type="#_x0000_t9" style="position:absolute;left:2355;top:45304;width:45129;height:38303;visibility:visible;mso-wrap-style:square;v-text-anchor:middle" o:gfxdata="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" adj="4583" filled="f" strokecolor="black [3213]" strokeweight=".5pt">
-                        <v:stroke dashstyle="1 1" opacity="6682f"/>
-                      </v:shape>
-                      <v:shape id="Oval 11" o:spid="_x0000_s1211" type="#_x0000_t9" style="position:absolute;left:6511;top:50707;width:30963;height:26270;visibility:visible;mso-wrap-style:square;v-text-anchor:middle" o:gfxdata="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" adj="4582" fillcolor="#5a5a5a [2109]" stroked="f" strokeweight=".5pt">
+                      <v:shape id="Oval 11" style="position:absolute;left:2355;top:45304;width:45129;height:38303;visibility:visible;mso-wrap-style:square;v-text-anchor:middle" o:spid="_x0000_s1210" filled="f" strokecolor="black [3213]" strokeweight=".5pt" type="#_x0000_t9" adj="4583" o:gfxdata="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">
+                        <v:stroke opacity="6682f" dashstyle="1 1"/>
+                      </v:shape>
+                      <v:shape id="Oval 11" style="position:absolute;left:6511;top:50707;width:30963;height:26270;visibility:visible;mso-wrap-style:square;v-text-anchor:middle" o:spid="_x0000_s1211" fillcolor="#5a5a5a [2109]" stroked="f" strokeweight=".5pt" type="#_x0000_t9" adj="4582" o:gfxdata="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">
                         <v:fill opacity="771f"/>
                         <v:stroke dashstyle="1 1"/>
                       </v:shape>
                     </v:group>
-                    <v:rect id="Rectangle 29" o:spid="_x0000_s1212" style="position:absolute;width:1060;height:8595;visibility:visible;mso-wrap-style:square;v-text-anchor:middle" o:gfxdata="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" fillcolor="#1cade4 [3204]" stroked="f" strokeweight="2pt">
-                      <v:fill color2="#2683c6 [3205]" focus="100%" type="gradient"/>
+                    <v:rect id="Rectangle 29" style="position:absolute;width:1060;height:8595;visibility:visible;mso-wrap-style:square;v-text-anchor:middle" o:spid="_x0000_s1212" fillcolor="#1cade4 [3204]" stroked="f" strokeweight="2pt" o:gfxdata="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">
+                      <v:fill type="gradient" color2="#2683c6 [3205]" focus="100%"/>
                     </v:rect>
                   </v:group>
                 </v:group>
-                <v:group id="Group 35" o:spid="_x0000_s1213" style="position:absolute;top:54766;width:73042;height:8786" coordsize="73042,8786" o:gfxdata="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">
-                  <v:group id="Group 1511" o:spid="_x0000_s1214" style="position:absolute;width:23432;height:8595" coordorigin="" coordsize="23432,8595" o:gfxdata="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">
-                    <v:group id="Group 1512" o:spid="_x0000_s1215" style="position:absolute;left:16044;top:611;width:7388;height:7343" coordsize="83526,83607" o:gfxdata="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">
-                      <v:shape id="Oval 9" o:spid="_x0000_s1216" type="#_x0000_t9" style="position:absolute;left:14270;top:13716;width:59359;height:50387;visibility:visible;mso-wrap-style:square;v-text-anchor:middle" o:gfxdata="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" adj="4584" filled="f" strokecolor="black [3213]" strokeweight=".25pt">
+                <v:group id="Group 35" style="position:absolute;top:54766;width:73042;height:8786" coordsize="73042,8786" o:spid="_x0000_s1213" o:gfxdata="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">
+                  <v:group id="Group 1511" style="position:absolute;width:23432;height:8595" coordsize="23432,8595" coordorigin="" o:spid="_x0000_s1214" o:gfxdata="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">
+                    <v:group id="Group 1512" style="position:absolute;left:16044;top:611;width:7388;height:7343" coordsize="83526,83607" o:spid="_x0000_s1215" o:gfxdata="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">
+                      <v:shape id="Oval 9" style="position:absolute;left:14270;top:13716;width:59359;height:50387;visibility:visible;mso-wrap-style:square;v-text-anchor:middle" o:spid="_x0000_s1216" filled="f" strokecolor="black [3213]" strokeweight=".25pt" type="#_x0000_t9" adj="4584" o:gfxdata="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">
                         <v:stroke opacity="6682f"/>
                         <v:textbox>
                           <w:txbxContent>
@@ -11788,35 +11788,35 @@
                           </w:txbxContent>
                         </v:textbox>
                       </v:shape>
-                      <v:shape id="Oval 11" o:spid="_x0000_s1217" type="#_x0000_t9" style="position:absolute;top:415;width:45129;height:38303;visibility:visible;mso-wrap-style:square;v-text-anchor:middle" o:gfxdata="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" adj="4583" filled="f" strokecolor="black [3213]" strokeweight=".5pt">
-                        <v:stroke dashstyle="1 1" opacity="6682f"/>
-                      </v:shape>
-                      <v:shape id="Oval 11" o:spid="_x0000_s1218" type="#_x0000_t9" style="position:absolute;left:48768;top:56942;width:25069;height:21279;visibility:visible;mso-wrap-style:square;v-text-anchor:middle" o:gfxdata="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" adj="4583" filled="f" strokecolor="black [3213]" strokeweight=".5pt">
-                        <v:stroke dashstyle="1 1" opacity="6682f"/>
-                      </v:shape>
-                      <v:shape id="Oval 11" o:spid="_x0000_s1219" type="#_x0000_t9" style="position:absolute;left:52647;top:62761;width:22644;height:19215;visibility:visible;mso-wrap-style:square;v-text-anchor:middle" o:gfxdata="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" adj="4582" fillcolor="#1cade4 [3204]" stroked="f" strokeweight=".5pt">
-                        <v:fill opacity="13107f" color2="#2683c6 [3205]" o:opacity2="13107f" angle="90" focus="100%" type="gradient"/>
+                      <v:shape id="Oval 11" style="position:absolute;top:415;width:45129;height:38303;visibility:visible;mso-wrap-style:square;v-text-anchor:middle" o:spid="_x0000_s1217" filled="f" strokecolor="black [3213]" strokeweight=".5pt" type="#_x0000_t9" adj="4583" o:gfxdata="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">
+                        <v:stroke opacity="6682f" dashstyle="1 1"/>
+                      </v:shape>
+                      <v:shape id="Oval 11" style="position:absolute;left:48768;top:56942;width:25069;height:21279;visibility:visible;mso-wrap-style:square;v-text-anchor:middle" o:spid="_x0000_s1218" filled="f" strokecolor="black [3213]" strokeweight=".5pt" type="#_x0000_t9" adj="4583" o:gfxdata="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">
+                        <v:stroke opacity="6682f" dashstyle="1 1"/>
+                      </v:shape>
+                      <v:shape id="Oval 11" style="position:absolute;left:52647;top:62761;width:22644;height:19215;visibility:visible;mso-wrap-style:square;v-text-anchor:middle" o:spid="_x0000_s1219" fillcolor="#1cade4 [3204]" stroked="f" strokeweight=".5pt" type="#_x0000_t9" adj="4582" o:gfxdata="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">
+                        <v:fill type="gradient" opacity="13107f" color2="#2683c6 [3205]" angle="90" focus="100%" o:opacity2="13107f"/>
                         <v:stroke dashstyle="1 1"/>
                       </v:shape>
-                      <v:shape id="Oval 11" o:spid="_x0000_s1220" type="#_x0000_t9" style="position:absolute;left:39762;width:43764;height:37134;visibility:visible;mso-wrap-style:square;v-text-anchor:middle" o:gfxdata="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" adj="4582" fillcolor="#5a5a5a [2109]" stroked="f" strokeweight=".5pt">
+                      <v:shape id="Oval 11" style="position:absolute;left:39762;width:43764;height:37134;visibility:visible;mso-wrap-style:square;v-text-anchor:middle" o:spid="_x0000_s1220" fillcolor="#5a5a5a [2109]" stroked="f" strokeweight=".5pt" type="#_x0000_t9" adj="4582" o:gfxdata="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">
                         <v:fill opacity="771f"/>
                         <v:stroke dashstyle="1 1"/>
                       </v:shape>
-                      <v:shape id="Oval 11" o:spid="_x0000_s1221" type="#_x0000_t9" style="position:absolute;left:2355;top:45304;width:45129;height:38303;visibility:visible;mso-wrap-style:square;v-text-anchor:middle" o:gfxdata="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" adj="4583" filled="f" strokecolor="black [3213]" strokeweight=".5pt">
-                        <v:stroke dashstyle="1 1" opacity="6682f"/>
-                      </v:shape>
-                      <v:shape id="Oval 11" o:spid="_x0000_s1222" type="#_x0000_t9" style="position:absolute;left:6511;top:50707;width:30963;height:26270;visibility:visible;mso-wrap-style:square;v-text-anchor:middle" o:gfxdata="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" adj="4582" fillcolor="#5a5a5a [2109]" stroked="f" strokeweight=".5pt">
+                      <v:shape id="Oval 11" style="position:absolute;left:2355;top:45304;width:45129;height:38303;visibility:visible;mso-wrap-style:square;v-text-anchor:middle" o:spid="_x0000_s1221" filled="f" strokecolor="black [3213]" strokeweight=".5pt" type="#_x0000_t9" adj="4583" o:gfxdata="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">
+                        <v:stroke opacity="6682f" dashstyle="1 1"/>
+                      </v:shape>
+                      <v:shape id="Oval 11" style="position:absolute;left:6511;top:50707;width:30963;height:26270;visibility:visible;mso-wrap-style:square;v-text-anchor:middle" o:spid="_x0000_s1222" fillcolor="#5a5a5a [2109]" stroked="f" strokeweight=".5pt" type="#_x0000_t9" adj="4582" o:gfxdata="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">
                         <v:fill opacity="771f"/>
                         <v:stroke dashstyle="1 1"/>
                       </v:shape>
                     </v:group>
-                    <v:rect id="Rectangle 29" o:spid="_x0000_s1223" style="position:absolute;width:1060;height:8595;visibility:visible;mso-wrap-style:square;v-text-anchor:middle" o:gfxdata="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" fillcolor="#1cade4 [3204]" stroked="f" strokeweight="2pt">
-                      <v:fill color2="#2683c6 [3205]" focus="100%" type="gradient"/>
+                    <v:rect id="Rectangle 29" style="position:absolute;width:1060;height:8595;visibility:visible;mso-wrap-style:square;v-text-anchor:middle" o:spid="_x0000_s1223" fillcolor="#1cade4 [3204]" stroked="f" strokeweight="2pt" o:gfxdata="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">
+                      <v:fill type="gradient" color2="#2683c6 [3205]" focus="100%"/>
                     </v:rect>
                   </v:group>
-                  <v:group id="Group 208" o:spid="_x0000_s1224" style="position:absolute;left:24902;top:194;width:23432;height:8592" coordorigin="" coordsize="23432,8595" o:gfxdata="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">
-                    <v:group id="Group 209" o:spid="_x0000_s1225" style="position:absolute;left:16044;top:611;width:7388;height:7343" coordsize="83526,83607" o:gfxdata="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">
-                      <v:shape id="Oval 9" o:spid="_x0000_s1226" type="#_x0000_t9" style="position:absolute;left:14270;top:13716;width:59359;height:50387;visibility:visible;mso-wrap-style:square;v-text-anchor:middle" o:gfxdata="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" adj="4584" filled="f" strokecolor="black [3213]" strokeweight=".25pt">
+                  <v:group id="Group 208" style="position:absolute;left:24902;top:194;width:23432;height:8592" coordsize="23432,8595" coordorigin="" o:spid="_x0000_s1224" o:gfxdata="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">
+                    <v:group id="Group 209" style="position:absolute;left:16044;top:611;width:7388;height:7343" coordsize="83526,83607" o:spid="_x0000_s1225" o:gfxdata="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">
+                      <v:shape id="Oval 9" style="position:absolute;left:14270;top:13716;width:59359;height:50387;visibility:visible;mso-wrap-style:square;v-text-anchor:middle" o:spid="_x0000_s1226" filled="f" strokecolor="black [3213]" strokeweight=".25pt" type="#_x0000_t9" adj="4584" o:gfxdata="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">
                         <v:stroke opacity="6682f"/>
                         <v:textbox>
                           <w:txbxContent>
@@ -11828,35 +11828,35 @@
                           </w:txbxContent>
                         </v:textbox>
                       </v:shape>
-                      <v:shape id="Oval 11" o:spid="_x0000_s1227" type="#_x0000_t9" style="position:absolute;top:415;width:45129;height:38303;visibility:visible;mso-wrap-style:square;v-text-anchor:middle" o:gfxdata="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" adj="4583" filled="f" strokecolor="black [3213]" strokeweight=".5pt">
-                        <v:stroke dashstyle="1 1" opacity="6682f"/>
-                      </v:shape>
-                      <v:shape id="Oval 11" o:spid="_x0000_s1228" type="#_x0000_t9" style="position:absolute;left:48768;top:56942;width:25069;height:21279;visibility:visible;mso-wrap-style:square;v-text-anchor:middle" o:gfxdata="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" adj="4583" filled="f" strokecolor="black [3213]" strokeweight=".5pt">
-                        <v:stroke dashstyle="1 1" opacity="6682f"/>
-                      </v:shape>
-                      <v:shape id="Oval 11" o:spid="_x0000_s1229" type="#_x0000_t9" style="position:absolute;left:52647;top:62761;width:22644;height:19215;visibility:visible;mso-wrap-style:square;v-text-anchor:middle" o:gfxdata="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" adj="4582" fillcolor="#1cade4 [3204]" stroked="f" strokeweight=".5pt">
-                        <v:fill opacity="13107f" color2="#2683c6 [3205]" o:opacity2="13107f" angle="90" focus="100%" type="gradient"/>
+                      <v:shape id="Oval 11" style="position:absolute;top:415;width:45129;height:38303;visibility:visible;mso-wrap-style:square;v-text-anchor:middle" o:spid="_x0000_s1227" filled="f" strokecolor="black [3213]" strokeweight=".5pt" type="#_x0000_t9" adj="4583" o:gfxdata="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">
+                        <v:stroke opacity="6682f" dashstyle="1 1"/>
+                      </v:shape>
+                      <v:shape id="Oval 11" style="position:absolute;left:48768;top:56942;width:25069;height:21279;visibility:visible;mso-wrap-style:square;v-text-anchor:middle" o:spid="_x0000_s1228" filled="f" strokecolor="black [3213]" strokeweight=".5pt" type="#_x0000_t9" adj="4583" o:gfxdata="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">
+                        <v:stroke opacity="6682f" dashstyle="1 1"/>
+                      </v:shape>
+                      <v:shape id="Oval 11" style="position:absolute;left:52647;top:62761;width:22644;height:19215;visibility:visible;mso-wrap-style:square;v-text-anchor:middle" o:spid="_x0000_s1229" fillcolor="#1cade4 [3204]" stroked="f" strokeweight=".5pt" type="#_x0000_t9" adj="4582" o:gfxdata="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">
+                        <v:fill type="gradient" opacity="13107f" color2="#2683c6 [3205]" angle="90" focus="100%" o:opacity2="13107f"/>
                         <v:stroke dashstyle="1 1"/>
                       </v:shape>
-                      <v:shape id="Oval 11" o:spid="_x0000_s1230" type="#_x0000_t9" style="position:absolute;left:39762;width:43764;height:37134;visibility:visible;mso-wrap-style:square;v-text-anchor:middle" o:gfxdata="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" adj="4582" fillcolor="#5a5a5a [2109]" stroked="f" strokeweight=".5pt">
+                      <v:shape id="Oval 11" style="position:absolute;left:39762;width:43764;height:37134;visibility:visible;mso-wrap-style:square;v-text-anchor:middle" o:spid="_x0000_s1230" fillcolor="#5a5a5a [2109]" stroked="f" strokeweight=".5pt" type="#_x0000_t9" adj="4582" o:gfxdata="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">
                         <v:fill opacity="771f"/>
                         <v:stroke dashstyle="1 1"/>
                       </v:shape>
-                      <v:shape id="Oval 11" o:spid="_x0000_s1231" type="#_x0000_t9" style="position:absolute;left:2355;top:45304;width:45129;height:38303;visibility:visible;mso-wrap-style:square;v-text-anchor:middle" o:gfxdata="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" adj="4583" filled="f" strokecolor="black [3213]" strokeweight=".5pt">
-                        <v:stroke dashstyle="1 1" opacity="6682f"/>
-                      </v:shape>
-                      <v:shape id="Oval 11" o:spid="_x0000_s1232" type="#_x0000_t9" style="position:absolute;left:6511;top:50707;width:30963;height:26270;visibility:visible;mso-wrap-style:square;v-text-anchor:middle" o:gfxdata="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" adj="4582" fillcolor="#5a5a5a [2109]" stroked="f" strokeweight=".5pt">
+                      <v:shape id="Oval 11" style="position:absolute;left:2355;top:45304;width:45129;height:38303;visibility:visible;mso-wrap-style:square;v-text-anchor:middle" o:spid="_x0000_s1231" filled="f" strokecolor="black [3213]" strokeweight=".5pt" type="#_x0000_t9" adj="4583" o:gfxdata="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">
+                        <v:stroke opacity="6682f" dashstyle="1 1"/>
+                      </v:shape>
+                      <v:shape id="Oval 11" style="position:absolute;left:6511;top:50707;width:30963;height:26270;visibility:visible;mso-wrap-style:square;v-text-anchor:middle" o:spid="_x0000_s1232" fillcolor="#5a5a5a [2109]" stroked="f" strokeweight=".5pt" type="#_x0000_t9" adj="4582" o:gfxdata="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">
                         <v:fill opacity="771f"/>
                         <v:stroke dashstyle="1 1"/>
                       </v:shape>
                     </v:group>
-                    <v:rect id="Rectangle 29" o:spid="_x0000_s1233" style="position:absolute;width:1060;height:8595;visibility:visible;mso-wrap-style:square;v-text-anchor:middle" o:gfxdata="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" fillcolor="#1cade4 [3204]" stroked="f" strokeweight="2pt">
-                      <v:fill color2="#2683c6 [3205]" focus="100%" type="gradient"/>
+                    <v:rect id="Rectangle 29" style="position:absolute;width:1060;height:8595;visibility:visible;mso-wrap-style:square;v-text-anchor:middle" o:spid="_x0000_s1233" fillcolor="#1cade4 [3204]" stroked="f" strokeweight="2pt" o:gfxdata="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">
+                      <v:fill type="gradient" color2="#2683c6 [3205]" focus="100%"/>
                     </v:rect>
                   </v:group>
-                  <v:group id="Group 298" o:spid="_x0000_s1234" style="position:absolute;left:49611;top:194;width:23431;height:8592" coordorigin="" coordsize="23432,8595" o:gfxdata="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">
-                    <v:group id="Group 299" o:spid="_x0000_s1235" style="position:absolute;left:16044;top:611;width:7388;height:7343" coordsize="83526,83607" o:gfxdata="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">
-                      <v:shape id="Oval 9" o:spid="_x0000_s1236" type="#_x0000_t9" style="position:absolute;left:14270;top:13716;width:59359;height:50387;visibility:visible;mso-wrap-style:square;v-text-anchor:middle" o:gfxdata="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" adj="4584" filled="f" strokecolor="black [3213]" strokeweight=".25pt">
+                  <v:group id="Group 298" style="position:absolute;left:49611;top:194;width:23431;height:8592" coordsize="23432,8595" coordorigin="" o:spid="_x0000_s1234" o:gfxdata="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">
+                    <v:group id="Group 299" style="position:absolute;left:16044;top:611;width:7388;height:7343" coordsize="83526,83607" o:spid="_x0000_s1235" o:gfxdata="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">
+                      <v:shape id="Oval 9" style="position:absolute;left:14270;top:13716;width:59359;height:50387;visibility:visible;mso-wrap-style:square;v-text-anchor:middle" o:spid="_x0000_s1236" filled="f" strokecolor="black [3213]" strokeweight=".25pt" type="#_x0000_t9" adj="4584" o:gfxdata="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">
                         <v:stroke opacity="6682f"/>
                         <v:textbox>
                           <w:txbxContent>
@@ -11868,37 +11868,37 @@
                           </w:txbxContent>
                         </v:textbox>
                       </v:shape>
-                      <v:shape id="Oval 11" o:spid="_x0000_s1237" type="#_x0000_t9" style="position:absolute;top:415;width:45129;height:38303;visibility:visible;mso-wrap-style:square;v-text-anchor:middle" o:gfxdata="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" adj="4583" filled="f" strokecolor="black [3213]" strokeweight=".5pt">
-                        <v:stroke dashstyle="1 1" opacity="6682f"/>
-                      </v:shape>
-                      <v:shape id="Oval 11" o:spid="_x0000_s1238" type="#_x0000_t9" style="position:absolute;left:48768;top:56942;width:25069;height:21279;visibility:visible;mso-wrap-style:square;v-text-anchor:middle" o:gfxdata="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" adj="4583" filled="f" strokecolor="black [3213]" strokeweight=".5pt">
-                        <v:stroke dashstyle="1 1" opacity="6682f"/>
-                      </v:shape>
-                      <v:shape id="Oval 11" o:spid="_x0000_s1239" type="#_x0000_t9" style="position:absolute;left:52647;top:62761;width:22644;height:19215;visibility:visible;mso-wrap-style:square;v-text-anchor:middle" o:gfxdata="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" adj="4582" fillcolor="#1cade4 [3204]" stroked="f" strokeweight=".5pt">
-                        <v:fill opacity="13107f" color2="#2683c6 [3205]" o:opacity2="13107f" angle="90" focus="100%" type="gradient"/>
+                      <v:shape id="Oval 11" style="position:absolute;top:415;width:45129;height:38303;visibility:visible;mso-wrap-style:square;v-text-anchor:middle" o:spid="_x0000_s1237" filled="f" strokecolor="black [3213]" strokeweight=".5pt" type="#_x0000_t9" adj="4583" o:gfxdata="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">
+                        <v:stroke opacity="6682f" dashstyle="1 1"/>
+                      </v:shape>
+                      <v:shape id="Oval 11" style="position:absolute;left:48768;top:56942;width:25069;height:21279;visibility:visible;mso-wrap-style:square;v-text-anchor:middle" o:spid="_x0000_s1238" filled="f" strokecolor="black [3213]" strokeweight=".5pt" type="#_x0000_t9" adj="4583" o:gfxdata="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">
+                        <v:stroke opacity="6682f" dashstyle="1 1"/>
+                      </v:shape>
+                      <v:shape id="Oval 11" style="position:absolute;left:52647;top:62761;width:22644;height:19215;visibility:visible;mso-wrap-style:square;v-text-anchor:middle" o:spid="_x0000_s1239" fillcolor="#1cade4 [3204]" stroked="f" strokeweight=".5pt" type="#_x0000_t9" adj="4582" o:gfxdata="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">
+                        <v:fill type="gradient" opacity="13107f" color2="#2683c6 [3205]" angle="90" focus="100%" o:opacity2="13107f"/>
                         <v:stroke dashstyle="1 1"/>
                       </v:shape>
-                      <v:shape id="Oval 11" o:spid="_x0000_s1240" type="#_x0000_t9" style="position:absolute;left:39762;width:43764;height:37134;visibility:visible;mso-wrap-style:square;v-text-anchor:middle" o:gfxdata="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" adj="4582" fillcolor="#5a5a5a [2109]" stroked="f" strokeweight=".5pt">
+                      <v:shape id="Oval 11" style="position:absolute;left:39762;width:43764;height:37134;visibility:visible;mso-wrap-style:square;v-text-anchor:middle" o:spid="_x0000_s1240" fillcolor="#5a5a5a [2109]" stroked="f" strokeweight=".5pt" type="#_x0000_t9" adj="4582" o:gfxdata="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">
                         <v:fill opacity="771f"/>
                         <v:stroke dashstyle="1 1"/>
                       </v:shape>
-                      <v:shape id="Oval 11" o:spid="_x0000_s1241" type="#_x0000_t9" style="position:absolute;left:2355;top:45304;width:45129;height:38303;visibility:visible;mso-wrap-style:square;v-text-anchor:middle" o:gfxdata="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" adj="4583" filled="f" strokecolor="black [3213]" strokeweight=".5pt">
-                        <v:stroke dashstyle="1 1" opacity="6682f"/>
-                      </v:shape>
-                      <v:shape id="Oval 11" o:spid="_x0000_s1242" type="#_x0000_t9" style="position:absolute;left:6511;top:50707;width:30963;height:26270;visibility:visible;mso-wrap-style:square;v-text-anchor:middle" o:gfxdata="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" adj="4582" fillcolor="#5a5a5a [2109]" stroked="f" strokeweight=".5pt">
+                      <v:shape id="Oval 11" style="position:absolute;left:2355;top:45304;width:45129;height:38303;visibility:visible;mso-wrap-style:square;v-text-anchor:middle" o:spid="_x0000_s1241" filled="f" strokecolor="black [3213]" strokeweight=".5pt" type="#_x0000_t9" adj="4583" o:gfxdata="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">
+                        <v:stroke opacity="6682f" dashstyle="1 1"/>
+                      </v:shape>
+                      <v:shape id="Oval 11" style="position:absolute;left:6511;top:50707;width:30963;height:26270;visibility:visible;mso-wrap-style:square;v-text-anchor:middle" o:spid="_x0000_s1242" fillcolor="#5a5a5a [2109]" stroked="f" strokeweight=".5pt" type="#_x0000_t9" adj="4582" o:gfxdata="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">
                         <v:fill opacity="771f"/>
                         <v:stroke dashstyle="1 1"/>
                       </v:shape>
                     </v:group>
-                    <v:rect id="Rectangle 29" o:spid="_x0000_s1243" style="position:absolute;width:1060;height:8595;visibility:visible;mso-wrap-style:square;v-text-anchor:middle" o:gfxdata="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" fillcolor="#1cade4 [3204]" stroked="f" strokeweight="2pt">
-                      <v:fill color2="#2683c6 [3205]" focus="100%" type="gradient"/>
+                    <v:rect id="Rectangle 29" style="position:absolute;width:1060;height:8595;visibility:visible;mso-wrap-style:square;v-text-anchor:middle" o:spid="_x0000_s1243" fillcolor="#1cade4 [3204]" stroked="f" strokeweight="2pt" o:gfxdata="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">
+                      <v:fill type="gradient" color2="#2683c6 [3205]" focus="100%"/>
                     </v:rect>
                   </v:group>
                 </v:group>
-                <v:group id="Group 36" o:spid="_x0000_s1244" style="position:absolute;top:63910;width:73042;height:8786" coordsize="73042,8786" o:gfxdata="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">
-                  <v:group id="Group 1521" o:spid="_x0000_s1245" style="position:absolute;width:23432;height:8595" coordorigin="" coordsize="23432,8595" o:gfxdata="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">
-                    <v:group id="Group 1522" o:spid="_x0000_s1246" style="position:absolute;left:16044;top:611;width:7388;height:7343" coordsize="83526,83607" o:gfxdata="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">
-                      <v:shape id="Oval 9" o:spid="_x0000_s1247" type="#_x0000_t9" style="position:absolute;left:14270;top:13716;width:59359;height:50387;visibility:visible;mso-wrap-style:square;v-text-anchor:middle" o:gfxdata="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" adj="4584" filled="f" strokecolor="black [3213]" strokeweight=".25pt">
+                <v:group id="Group 36" style="position:absolute;top:63910;width:73042;height:8786" coordsize="73042,8786" o:spid="_x0000_s1244" o:gfxdata="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">
+                  <v:group id="Group 1521" style="position:absolute;width:23432;height:8595" coordsize="23432,8595" coordorigin="" o:spid="_x0000_s1245" o:gfxdata="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">
+                    <v:group id="Group 1522" style="position:absolute;left:16044;top:611;width:7388;height:7343" coordsize="83526,83607" o:spid="_x0000_s1246" o:gfxdata="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">
+                      <v:shape id="Oval 9" style="position:absolute;left:14270;top:13716;width:59359;height:50387;visibility:visible;mso-wrap-style:square;v-text-anchor:middle" o:spid="_x0000_s1247" filled="f" strokecolor="black [3213]" strokeweight=".25pt" type="#_x0000_t9" adj="4584" o:gfxdata="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">
                         <v:stroke opacity="6682f"/>
                         <v:textbox>
                           <w:txbxContent>
@@ -11910,35 +11910,35 @@
                           </w:txbxContent>
                         </v:textbox>
                       </v:shape>
-                      <v:shape id="Oval 11" o:spid="_x0000_s1248" type="#_x0000_t9" style="position:absolute;top:415;width:45129;height:38303;visibility:visible;mso-wrap-style:square;v-text-anchor:middle" o:gfxdata="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" adj="4583" filled="f" strokecolor="black [3213]" strokeweight=".5pt">
-                        <v:stroke dashstyle="1 1" opacity="6682f"/>
-                      </v:shape>
-                      <v:shape id="Oval 11" o:spid="_x0000_s1249" type="#_x0000_t9" style="position:absolute;left:48768;top:56942;width:25069;height:21279;visibility:visible;mso-wrap-style:square;v-text-anchor:middle" o:gfxdata="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" adj="4583" filled="f" strokecolor="black [3213]" strokeweight=".5pt">
-                        <v:stroke dashstyle="1 1" opacity="6682f"/>
-                      </v:shape>
-                      <v:shape id="Oval 11" o:spid="_x0000_s1250" type="#_x0000_t9" style="position:absolute;left:52647;top:62761;width:22644;height:19215;visibility:visible;mso-wrap-style:square;v-text-anchor:middle" o:gfxdata="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" adj="4582" fillcolor="#1cade4 [3204]" stroked="f" strokeweight=".5pt">
-                        <v:fill opacity="13107f" color2="#2683c6 [3205]" o:opacity2="13107f" angle="90" focus="100%" type="gradient"/>
+                      <v:shape id="Oval 11" style="position:absolute;top:415;width:45129;height:38303;visibility:visible;mso-wrap-style:square;v-text-anchor:middle" o:spid="_x0000_s1248" filled="f" strokecolor="black [3213]" strokeweight=".5pt" type="#_x0000_t9" adj="4583" o:gfxdata="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">
+                        <v:stroke opacity="6682f" dashstyle="1 1"/>
+                      </v:shape>
+                      <v:shape id="Oval 11" style="position:absolute;left:48768;top:56942;width:25069;height:21279;visibility:visible;mso-wrap-style:square;v-text-anchor:middle" o:spid="_x0000_s1249" filled="f" strokecolor="black [3213]" strokeweight=".5pt" type="#_x0000_t9" adj="4583" o:gfxdata="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">
+                        <v:stroke opacity="6682f" dashstyle="1 1"/>
+                      </v:shape>
+                      <v:shape id="Oval 11" style="position:absolute;left:52647;top:62761;width:22644;height:19215;visibility:visible;mso-wrap-style:square;v-text-anchor:middle" o:spid="_x0000_s1250" fillcolor="#1cade4 [3204]" stroked="f" strokeweight=".5pt" type="#_x0000_t9" adj="4582" o:gfxdata="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">
+                        <v:fill type="gradient" opacity="13107f" color2="#2683c6 [3205]" angle="90" focus="100%" o:opacity2="13107f"/>
                         <v:stroke dashstyle="1 1"/>
                       </v:shape>
-                      <v:shape id="Oval 11" o:spid="_x0000_s1251" type="#_x0000_t9" style="position:absolute;left:39762;width:43764;height:37134;visibility:visible;mso-wrap-style:square;v-text-anchor:middle" o:gfxdata="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" adj="4582" fillcolor="#5a5a5a [2109]" stroked="f" strokeweight=".5pt">
+                      <v:shape id="Oval 11" style="position:absolute;left:39762;width:43764;height:37134;visibility:visible;mso-wrap-style:square;v-text-anchor:middle" o:spid="_x0000_s1251" fillcolor="#5a5a5a [2109]" stroked="f" strokeweight=".5pt" type="#_x0000_t9" adj="4582" o:gfxdata="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">
                         <v:fill opacity="771f"/>
                         <v:stroke dashstyle="1 1"/>
                       </v:shape>
-                      <v:shape id="Oval 11" o:spid="_x0000_s1252" type="#_x0000_t9" style="position:absolute;left:2355;top:45304;width:45129;height:38303;visibility:visible;mso-wrap-style:square;v-text-anchor:middle" o:gfxdata="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" adj="4583" filled="f" strokecolor="black [3213]" strokeweight=".5pt">
-                        <v:stroke dashstyle="1 1" opacity="6682f"/>
-                      </v:shape>
-                      <v:shape id="Oval 11" o:spid="_x0000_s1253" type="#_x0000_t9" style="position:absolute;left:6511;top:50707;width:30963;height:26270;visibility:visible;mso-wrap-style:square;v-text-anchor:middle" o:gfxdata="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" adj="4582" fillcolor="#5a5a5a [2109]" stroked="f" strokeweight=".5pt">
+                      <v:shape id="Oval 11" style="position:absolute;left:2355;top:45304;width:45129;height:38303;visibility:visible;mso-wrap-style:square;v-text-anchor:middle" o:spid="_x0000_s1252" filled="f" strokecolor="black [3213]" strokeweight=".5pt" type="#_x0000_t9" adj="4583" o:gfxdata="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">
+                        <v:stroke opacity="6682f" dashstyle="1 1"/>
+                      </v:shape>
+                      <v:shape id="Oval 11" style="position:absolute;left:6511;top:50707;width:30963;height:26270;visibility:visible;mso-wrap-style:square;v-text-anchor:middle" o:spid="_x0000_s1253" fillcolor="#5a5a5a [2109]" stroked="f" strokeweight=".5pt" type="#_x0000_t9" adj="4582" o:gfxdata="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">
                         <v:fill opacity="771f"/>
                         <v:stroke dashstyle="1 1"/>
                       </v:shape>
                     </v:group>
-                    <v:rect id="Rectangle 29" o:spid="_x0000_s1254" style="position:absolute;width:1060;height:8595;visibility:visible;mso-wrap-style:square;v-text-anchor:middle" o:gfxdata="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" fillcolor="#1cade4 [3204]" stroked="f" strokeweight="2pt">
-                      <v:fill color2="#2683c6 [3205]" focus="100%" type="gradient"/>
+                    <v:rect id="Rectangle 29" style="position:absolute;width:1060;height:8595;visibility:visible;mso-wrap-style:square;v-text-anchor:middle" o:spid="_x0000_s1254" fillcolor="#1cade4 [3204]" stroked="f" strokeweight="2pt" o:gfxdata="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">
+                      <v:fill type="gradient" color2="#2683c6 [3205]" focus="100%"/>
                     </v:rect>
                   </v:group>
-                  <v:group id="Group 218" o:spid="_x0000_s1255" style="position:absolute;left:24902;top:194;width:23432;height:8592" coordorigin="" coordsize="23432,8595" o:gfxdata="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">
-                    <v:group id="Group 219" o:spid="_x0000_s1256" style="position:absolute;left:16044;top:611;width:7388;height:7343" coordsize="83526,83607" o:gfxdata="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">
-                      <v:shape id="Oval 9" o:spid="_x0000_s1257" type="#_x0000_t9" style="position:absolute;left:14270;top:13716;width:59359;height:50387;visibility:visible;mso-wrap-style:square;v-text-anchor:middle" o:gfxdata="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" adj="4584" filled="f" strokecolor="black [3213]" strokeweight=".25pt">
+                  <v:group id="Group 218" style="position:absolute;left:24902;top:194;width:23432;height:8592" coordsize="23432,8595" coordorigin="" o:spid="_x0000_s1255" o:gfxdata="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">
+                    <v:group id="Group 219" style="position:absolute;left:16044;top:611;width:7388;height:7343" coordsize="83526,83607" o:spid="_x0000_s1256" o:gfxdata="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">
+                      <v:shape id="Oval 9" style="position:absolute;left:14270;top:13716;width:59359;height:50387;visibility:visible;mso-wrap-style:square;v-text-anchor:middle" o:spid="_x0000_s1257" filled="f" strokecolor="black [3213]" strokeweight=".25pt" type="#_x0000_t9" adj="4584" o:gfxdata="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">
                         <v:stroke opacity="6682f"/>
                         <v:textbox>
                           <w:txbxContent>
@@ -11950,35 +11950,35 @@
                           </w:txbxContent>
                         </v:textbox>
                       </v:shape>
-                      <v:shape id="Oval 11" o:spid="_x0000_s1258" type="#_x0000_t9" style="position:absolute;top:415;width:45129;height:38303;visibility:visible;mso-wrap-style:square;v-text-anchor:middle" o:gfxdata="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" adj="4583" filled="f" strokecolor="black [3213]" strokeweight=".5pt">
-                        <v:stroke dashstyle="1 1" opacity="6682f"/>
-                      </v:shape>
-                      <v:shape id="Oval 11" o:spid="_x0000_s1259" type="#_x0000_t9" style="position:absolute;left:48768;top:56942;width:25069;height:21279;visibility:visible;mso-wrap-style:square;v-text-anchor:middle" o:gfxdata="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" adj="4583" filled="f" strokecolor="black [3213]" strokeweight=".5pt">
-                        <v:stroke dashstyle="1 1" opacity="6682f"/>
-                      </v:shape>
-                      <v:shape id="Oval 11" o:spid="_x0000_s1260" type="#_x0000_t9" style="position:absolute;left:52647;top:62761;width:22644;height:19215;visibility:visible;mso-wrap-style:square;v-text-anchor:middle" o:gfxdata="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" adj="4582" fillcolor="#1cade4 [3204]" stroked="f" strokeweight=".5pt">
-                        <v:fill opacity="13107f" color2="#2683c6 [3205]" o:opacity2="13107f" angle="90" focus="100%" type="gradient"/>
+                      <v:shape id="Oval 11" style="position:absolute;top:415;width:45129;height:38303;visibility:visible;mso-wrap-style:square;v-text-anchor:middle" o:spid="_x0000_s1258" filled="f" strokecolor="black [3213]" strokeweight=".5pt" type="#_x0000_t9" adj="4583" o:gfxdata="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">
+                        <v:stroke opacity="6682f" dashstyle="1 1"/>
+                      </v:shape>
+                      <v:shape id="Oval 11" style="position:absolute;left:48768;top:56942;width:25069;height:21279;visibility:visible;mso-wrap-style:square;v-text-anchor:middle" o:spid="_x0000_s1259" filled="f" strokecolor="black [3213]" strokeweight=".5pt" type="#_x0000_t9" adj="4583" o:gfxdata="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">
+                        <v:stroke opacity="6682f" dashstyle="1 1"/>
+                      </v:shape>
+                      <v:shape id="Oval 11" style="position:absolute;left:52647;top:62761;width:22644;height:19215;visibility:visible;mso-wrap-style:square;v-text-anchor:middle" o:spid="_x0000_s1260" fillcolor="#1cade4 [3204]" stroked="f" strokeweight=".5pt" type="#_x0000_t9" adj="4582" o:gfxdata="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">
+                        <v:fill type="gradient" opacity="13107f" color2="#2683c6 [3205]" angle="90" focus="100%" o:opacity2="13107f"/>
                         <v:stroke dashstyle="1 1"/>
                       </v:shape>
-                      <v:shape id="Oval 11" o:spid="_x0000_s1261" type="#_x0000_t9" style="position:absolute;left:39762;width:43764;height:37134;visibility:visible;mso-wrap-style:square;v-text-anchor:middle" o:gfxdata="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" adj="4582" fillcolor="#5a5a5a [2109]" stroked="f" strokeweight=".5pt">
+                      <v:shape id="Oval 11" style="position:absolute;left:39762;width:43764;height:37134;visibility:visible;mso-wrap-style:square;v-text-anchor:middle" o:spid="_x0000_s1261" fillcolor="#5a5a5a [2109]" stroked="f" strokeweight=".5pt" type="#_x0000_t9" adj="4582" o:gfxdata="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">
                         <v:fill opacity="771f"/>
                         <v:stroke dashstyle="1 1"/>
                       </v:shape>
-                      <v:shape id="Oval 11" o:spid="_x0000_s1262" type="#_x0000_t9" style="position:absolute;left:2355;top:45304;width:45129;height:38303;visibility:visible;mso-wrap-style:square;v-text-anchor:middle" o:gfxdata="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" adj="4583" filled="f" strokecolor="black [3213]" strokeweight=".5pt">
-                        <v:stroke dashstyle="1 1" opacity="6682f"/>
-                      </v:shape>
-                      <v:shape id="Oval 11" o:spid="_x0000_s1263" type="#_x0000_t9" style="position:absolute;left:6511;top:50707;width:30963;height:26270;visibility:visible;mso-wrap-style:square;v-text-anchor:middle" o:gfxdata="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" adj="4582" fillcolor="#5a5a5a [2109]" stroked="f" strokeweight=".5pt">
+                      <v:shape id="Oval 11" style="position:absolute;left:2355;top:45304;width:45129;height:38303;visibility:visible;mso-wrap-style:square;v-text-anchor:middle" o:spid="_x0000_s1262" filled="f" strokecolor="black [3213]" strokeweight=".5pt" type="#_x0000_t9" adj="4583" o:gfxdata="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">
+                        <v:stroke opacity="6682f" dashstyle="1 1"/>
+                      </v:shape>
+                      <v:shape id="Oval 11" style="position:absolute;left:6511;top:50707;width:30963;height:26270;visibility:visible;mso-wrap-style:square;v-text-anchor:middle" o:spid="_x0000_s1263" fillcolor="#5a5a5a [2109]" stroked="f" strokeweight=".5pt" type="#_x0000_t9" adj="4582" o:gfxdata="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">
                         <v:fill opacity="771f"/>
                         <v:stroke dashstyle="1 1"/>
                       </v:shape>
                     </v:group>
-                    <v:rect id="Rectangle 29" o:spid="_x0000_s1264" style="position:absolute;width:1060;height:8595;visibility:visible;mso-wrap-style:square;v-text-anchor:middle" o:gfxdata="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" fillcolor="#1cade4 [3204]" stroked="f" strokeweight="2pt">
-                      <v:fill color2="#2683c6 [3205]" focus="100%" type="gradient"/>
+                    <v:rect id="Rectangle 29" style="position:absolute;width:1060;height:8595;visibility:visible;mso-wrap-style:square;v-text-anchor:middle" o:spid="_x0000_s1264" fillcolor="#1cade4 [3204]" stroked="f" strokeweight="2pt" o:gfxdata="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">
+                      <v:fill type="gradient" color2="#2683c6 [3205]" focus="100%"/>
                     </v:rect>
                   </v:group>
-                  <v:group id="Group 308" o:spid="_x0000_s1265" style="position:absolute;left:49611;top:194;width:23431;height:8592" coordorigin="" coordsize="23432,8595" o:gfxdata="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">
-                    <v:group id="Group 309" o:spid="_x0000_s1266" style="position:absolute;left:16044;top:611;width:7388;height:7343" coordsize="83526,83607" o:gfxdata="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">
-                      <v:shape id="Oval 9" o:spid="_x0000_s1267" type="#_x0000_t9" style="position:absolute;left:14270;top:13716;width:59359;height:50387;visibility:visible;mso-wrap-style:square;v-text-anchor:middle" o:gfxdata="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" adj="4584" filled="f" strokecolor="black [3213]" strokeweight=".25pt">
+                  <v:group id="Group 308" style="position:absolute;left:49611;top:194;width:23431;height:8592" coordsize="23432,8595" coordorigin="" o:spid="_x0000_s1265" o:gfxdata="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">
+                    <v:group id="Group 309" style="position:absolute;left:16044;top:611;width:7388;height:7343" coordsize="83526,83607" o:spid="_x0000_s1266" o:gfxdata="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">
+                      <v:shape id="Oval 9" style="position:absolute;left:14270;top:13716;width:59359;height:50387;visibility:visible;mso-wrap-style:square;v-text-anchor:middle" o:spid="_x0000_s1267" filled="f" strokecolor="black [3213]" strokeweight=".25pt" type="#_x0000_t9" adj="4584" o:gfxdata="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">
                         <v:stroke opacity="6682f"/>
                         <v:textbox>
                           <w:txbxContent>
@@ -11990,37 +11990,37 @@
                           </w:txbxContent>
                         </v:textbox>
                       </v:shape>
-                      <v:shape id="Oval 11" o:spid="_x0000_s1268" type="#_x0000_t9" style="position:absolute;top:415;width:45129;height:38303;visibility:visible;mso-wrap-style:square;v-text-anchor:middle" o:gfxdata="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" adj="4583" filled="f" strokecolor="black [3213]" strokeweight=".5pt">
-                        <v:stroke dashstyle="1 1" opacity="6682f"/>
-                      </v:shape>
-                      <v:shape id="Oval 11" o:spid="_x0000_s1269" type="#_x0000_t9" style="position:absolute;left:48768;top:56942;width:25069;height:21279;visibility:visible;mso-wrap-style:square;v-text-anchor:middle" o:gfxdata="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" adj="4583" filled="f" strokecolor="black [3213]" strokeweight=".5pt">
-                        <v:stroke dashstyle="1 1" opacity="6682f"/>
-                      </v:shape>
-                      <v:shape id="Oval 11" o:spid="_x0000_s1270" type="#_x0000_t9" style="position:absolute;left:52647;top:62761;width:22644;height:19215;visibility:visible;mso-wrap-style:square;v-text-anchor:middle" o:gfxdata="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" adj="4582" fillcolor="#1cade4 [3204]" stroked="f" strokeweight=".5pt">
-                        <v:fill opacity="13107f" color2="#2683c6 [3205]" o:opacity2="13107f" angle="90" focus="100%" type="gradient"/>
+                      <v:shape id="Oval 11" style="position:absolute;top:415;width:45129;height:38303;visibility:visible;mso-wrap-style:square;v-text-anchor:middle" o:spid="_x0000_s1268" filled="f" strokecolor="black [3213]" strokeweight=".5pt" type="#_x0000_t9" adj="4583" o:gfxdata="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">
+                        <v:stroke opacity="6682f" dashstyle="1 1"/>
+                      </v:shape>
+                      <v:shape id="Oval 11" style="position:absolute;left:48768;top:56942;width:25069;height:21279;visibility:visible;mso-wrap-style:square;v-text-anchor:middle" o:spid="_x0000_s1269" filled="f" strokecolor="black [3213]" strokeweight=".5pt" type="#_x0000_t9" adj="4583" o:gfxdata="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">
+                        <v:stroke opacity="6682f" dashstyle="1 1"/>
+                      </v:shape>
+                      <v:shape id="Oval 11" style="position:absolute;left:52647;top:62761;width:22644;height:19215;visibility:visible;mso-wrap-style:square;v-text-anchor:middle" o:spid="_x0000_s1270" fillcolor="#1cade4 [3204]" stroked="f" strokeweight=".5pt" type="#_x0000_t9" adj="4582" o:gfxdata="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">
+                        <v:fill type="gradient" opacity="13107f" color2="#2683c6 [3205]" angle="90" focus="100%" o:opacity2="13107f"/>
                         <v:stroke dashstyle="1 1"/>
                       </v:shape>
-                      <v:shape id="Oval 11" o:spid="_x0000_s1271" type="#_x0000_t9" style="position:absolute;left:39762;width:43764;height:37134;visibility:visible;mso-wrap-style:square;v-text-anchor:middle" o:gfxdata="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" adj="4582" fillcolor="#5a5a5a [2109]" stroked="f" strokeweight=".5pt">
+                      <v:shape id="Oval 11" style="position:absolute;left:39762;width:43764;height:37134;visibility:visible;mso-wrap-style:square;v-text-anchor:middle" o:spid="_x0000_s1271" fillcolor="#5a5a5a [2109]" stroked="f" strokeweight=".5pt" type="#_x0000_t9" adj="4582" o:gfxdata="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">
                         <v:fill opacity="771f"/>
                         <v:stroke dashstyle="1 1"/>
                       </v:shape>
-                      <v:shape id="Oval 11" o:spid="_x0000_s1272" type="#_x0000_t9" style="position:absolute;left:2355;top:45304;width:45129;height:38303;visibility:visible;mso-wrap-style:square;v-text-anchor:middle" o:gfxdata="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" adj="4583" filled="f" strokecolor="black [3213]" strokeweight=".5pt">
-                        <v:stroke dashstyle="1 1" opacity="6682f"/>
-                      </v:shape>
-                      <v:shape id="Oval 11" o:spid="_x0000_s1273" type="#_x0000_t9" style="position:absolute;left:6511;top:50707;width:30963;height:26270;visibility:visible;mso-wrap-style:square;v-text-anchor:middle" o:gfxdata="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" adj="4582" fillcolor="#5a5a5a [2109]" stroked="f" strokeweight=".5pt">
+                      <v:shape id="Oval 11" style="position:absolute;left:2355;top:45304;width:45129;height:38303;visibility:visible;mso-wrap-style:square;v-text-anchor:middle" o:spid="_x0000_s1272" filled="f" strokecolor="black [3213]" strokeweight=".5pt" type="#_x0000_t9" adj="4583" o:gfxdata="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">
+                        <v:stroke opacity="6682f" dashstyle="1 1"/>
+                      </v:shape>
+                      <v:shape id="Oval 11" style="position:absolute;left:6511;top:50707;width:30963;height:26270;visibility:visible;mso-wrap-style:square;v-text-anchor:middle" o:spid="_x0000_s1273" fillcolor="#5a5a5a [2109]" stroked="f" strokeweight=".5pt" type="#_x0000_t9" adj="4582" o:gfxdata="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">
                         <v:fill opacity="771f"/>
                         <v:stroke dashstyle="1 1"/>
                       </v:shape>
                     </v:group>
-                    <v:rect id="Rectangle 29" o:spid="_x0000_s1274" style="position:absolute;width:1060;height:8595;visibility:visible;mso-wrap-style:square;v-text-anchor:middle" o:gfxdata="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" fillcolor="#1cade4 [3204]" stroked="f" strokeweight="2pt">
-                      <v:fill color2="#2683c6 [3205]" focus="100%" type="gradient"/>
+                    <v:rect id="Rectangle 29" style="position:absolute;width:1060;height:8595;visibility:visible;mso-wrap-style:square;v-text-anchor:middle" o:spid="_x0000_s1274" fillcolor="#1cade4 [3204]" stroked="f" strokeweight="2pt" o:gfxdata="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">
+                      <v:fill type="gradient" color2="#2683c6 [3205]" focus="100%"/>
                     </v:rect>
                   </v:group>
                 </v:group>
-                <v:group id="Group 37" o:spid="_x0000_s1275" style="position:absolute;top:73054;width:73042;height:8786" coordsize="73042,8786" o:gfxdata="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">
-                  <v:group id="Group 1531" o:spid="_x0000_s1276" style="position:absolute;width:23432;height:8595" coordorigin="" coordsize="23432,8595" o:gfxdata="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">
-                    <v:group id="Group 1532" o:spid="_x0000_s1277" style="position:absolute;left:16044;top:611;width:7388;height:7343" coordsize="83526,83607" o:gfxdata="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">
-                      <v:shape id="Oval 9" o:spid="_x0000_s1278" type="#_x0000_t9" style="position:absolute;left:14270;top:13716;width:59359;height:50387;visibility:visible;mso-wrap-style:square;v-text-anchor:middle" o:gfxdata="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" adj="4584" filled="f" strokecolor="black [3213]" strokeweight=".25pt">
+                <v:group id="Group 37" style="position:absolute;top:73054;width:73042;height:8786" coordsize="73042,8786" o:spid="_x0000_s1275" o:gfxdata="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">
+                  <v:group id="Group 1531" style="position:absolute;width:23432;height:8595" coordsize="23432,8595" coordorigin="" o:spid="_x0000_s1276" o:gfxdata="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">
+                    <v:group id="Group 1532" style="position:absolute;left:16044;top:611;width:7388;height:7343" coordsize="83526,83607" o:spid="_x0000_s1277" o:gfxdata="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">
+                      <v:shape id="Oval 9" style="position:absolute;left:14270;top:13716;width:59359;height:50387;visibility:visible;mso-wrap-style:square;v-text-anchor:middle" o:spid="_x0000_s1278" filled="f" strokecolor="black [3213]" strokeweight=".25pt" type="#_x0000_t9" adj="4584" o:gfxdata="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">
                         <v:stroke opacity="6682f"/>
                         <v:textbox>
                           <w:txbxContent>
@@ -12032,35 +12032,35 @@
                           </w:txbxContent>
                         </v:textbox>
                       </v:shape>
-                      <v:shape id="Oval 11" o:spid="_x0000_s1279" type="#_x0000_t9" style="position:absolute;top:415;width:45129;height:38303;visibility:visible;mso-wrap-style:square;v-text-anchor:middle" o:gfxdata="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" adj="4583" filled="f" strokecolor="black [3213]" strokeweight=".5pt">
-                        <v:stroke dashstyle="1 1" opacity="6682f"/>
-                      </v:shape>
-                      <v:shape id="Oval 11" o:spid="_x0000_s1280" type="#_x0000_t9" style="position:absolute;left:48768;top:56942;width:25069;height:21279;visibility:visible;mso-wrap-style:square;v-text-anchor:middle" o:gfxdata="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" adj="4583" filled="f" strokecolor="black [3213]" strokeweight=".5pt">
-                        <v:stroke dashstyle="1 1" opacity="6682f"/>
-                      </v:shape>
-                      <v:shape id="Oval 11" o:spid="_x0000_s1281" type="#_x0000_t9" style="position:absolute;left:52647;top:62761;width:22644;height:19215;visibility:visible;mso-wrap-style:square;v-text-anchor:middle" o:gfxdata="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" adj="4582" fillcolor="#1cade4 [3204]" stroked="f" strokeweight=".5pt">
-                        <v:fill opacity="13107f" color2="#2683c6 [3205]" o:opacity2="13107f" angle="90" focus="100%" type="gradient"/>
+                      <v:shape id="Oval 11" style="position:absolute;top:415;width:45129;height:38303;visibility:visible;mso-wrap-style:square;v-text-anchor:middle" o:spid="_x0000_s1279" filled="f" strokecolor="black [3213]" strokeweight=".5pt" type="#_x0000_t9" adj="4583" o:gfxdata="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">
+                        <v:stroke opacity="6682f" dashstyle="1 1"/>
+                      </v:shape>
+                      <v:shape id="Oval 11" style="position:absolute;left:48768;top:56942;width:25069;height:21279;visibility:visible;mso-wrap-style:square;v-text-anchor:middle" o:spid="_x0000_s1280" filled="f" strokecolor="black [3213]" strokeweight=".5pt" type="#_x0000_t9" adj="4583" o:gfxdata="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">
+                        <v:stroke opacity="6682f" dashstyle="1 1"/>
+                      </v:shape>
+                      <v:shape id="Oval 11" style="position:absolute;left:52647;top:62761;width:22644;height:19215;visibility:visible;mso-wrap-style:square;v-text-anchor:middle" o:spid="_x0000_s1281" fillcolor="#1cade4 [3204]" stroked="f" strokeweight=".5pt" type="#_x0000_t9" adj="4582" o:gfxdata="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">
+                        <v:fill type="gradient" opacity="13107f" color2="#2683c6 [3205]" angle="90" focus="100%" o:opacity2="13107f"/>
                         <v:stroke dashstyle="1 1"/>
                       </v:shape>
-                      <v:shape id="Oval 11" o:spid="_x0000_s1282" type="#_x0000_t9" style="position:absolute;left:39762;width:43764;height:37134;visibility:visible;mso-wrap-style:square;v-text-anchor:middle" o:gfxdata="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" adj="4582" fillcolor="#5a5a5a [2109]" stroked="f" strokeweight=".5pt">
+                      <v:shape id="Oval 11" style="position:absolute;left:39762;width:43764;height:37134;visibility:visible;mso-wrap-style:square;v-text-anchor:middle" o:spid="_x0000_s1282" fillcolor="#5a5a5a [2109]" stroked="f" strokeweight=".5pt" type="#_x0000_t9" adj="4582" o:gfxdata="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">
                         <v:fill opacity="771f"/>
                         <v:stroke dashstyle="1 1"/>
                       </v:shape>
-                      <v:shape id="Oval 11" o:spid="_x0000_s1283" type="#_x0000_t9" style="position:absolute;left:2355;top:45304;width:45129;height:38303;visibility:visible;mso-wrap-style:square;v-text-anchor:middle" o:gfxdata="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" adj="4583" filled="f" strokecolor="black [3213]" strokeweight=".5pt">
-                        <v:stroke dashstyle="1 1" opacity="6682f"/>
-                      </v:shape>
-                      <v:shape id="Oval 11" o:spid="_x0000_s1284" type="#_x0000_t9" style="position:absolute;left:6511;top:50707;width:30963;height:26270;visibility:visible;mso-wrap-style:square;v-text-anchor:middle" o:gfxdata="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" adj="4582" fillcolor="#5a5a5a [2109]" stroked="f" strokeweight=".5pt">
+                      <v:shape id="Oval 11" style="position:absolute;left:2355;top:45304;width:45129;height:38303;visibility:visible;mso-wrap-style:square;v-text-anchor:middle" o:spid="_x0000_s1283" filled="f" strokecolor="black [3213]" strokeweight=".5pt" type="#_x0000_t9" adj="4583" o:gfxdata="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">
+                        <v:stroke opacity="6682f" dashstyle="1 1"/>
+                      </v:shape>
+                      <v:shape id="Oval 11" style="position:absolute;left:6511;top:50707;width:30963;height:26270;visibility:visible;mso-wrap-style:square;v-text-anchor:middle" o:spid="_x0000_s1284" fillcolor="#5a5a5a [2109]" stroked="f" strokeweight=".5pt" type="#_x0000_t9" adj="4582" o:gfxdata="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">
                         <v:fill opacity="771f"/>
                         <v:stroke dashstyle="1 1"/>
                       </v:shape>
                     </v:group>
-                    <v:rect id="Rectangle 29" o:spid="_x0000_s1285" style="position:absolute;width:1060;height:8595;visibility:visible;mso-wrap-style:square;v-text-anchor:middle" o:gfxdata="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" fillcolor="#1cade4 [3204]" stroked="f" strokeweight="2pt">
-                      <v:fill color2="#2683c6 [3205]" focus="100%" type="gradient"/>
+                    <v:rect id="Rectangle 29" style="position:absolute;width:1060;height:8595;visibility:visible;mso-wrap-style:square;v-text-anchor:middle" o:spid="_x0000_s1285" fillcolor="#1cade4 [3204]" stroked="f" strokeweight="2pt" o:gfxdata="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">
+                      <v:fill type="gradient" color2="#2683c6 [3205]" focus="100%"/>
                     </v:rect>
                   </v:group>
-                  <v:group id="Group 229" o:spid="_x0000_s1286" style="position:absolute;left:24902;top:194;width:23432;height:8592" coordorigin="" coordsize="23432,8595" o:gfxdata="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">
-                    <v:group id="Group 232" o:spid="_x0000_s1287" style="position:absolute;left:16044;top:611;width:7388;height:7343" coordsize="83526,83607" o:gfxdata="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">
-                      <v:shape id="Oval 9" o:spid="_x0000_s1288" type="#_x0000_t9" style="position:absolute;left:14270;top:13716;width:59359;height:50387;visibility:visible;mso-wrap-style:square;v-text-anchor:middle" o:gfxdata="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" adj="4584" filled="f" strokecolor="black [3213]" strokeweight=".25pt">
+                  <v:group id="Group 229" style="position:absolute;left:24902;top:194;width:23432;height:8592" coordsize="23432,8595" coordorigin="" o:spid="_x0000_s1286" o:gfxdata="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">
+                    <v:group id="Group 232" style="position:absolute;left:16044;top:611;width:7388;height:7343" coordsize="83526,83607" o:spid="_x0000_s1287" o:gfxdata="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">
+                      <v:shape id="Oval 9" style="position:absolute;left:14270;top:13716;width:59359;height:50387;visibility:visible;mso-wrap-style:square;v-text-anchor:middle" o:spid="_x0000_s1288" filled="f" strokecolor="black [3213]" strokeweight=".25pt" type="#_x0000_t9" adj="4584" o:gfxdata="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">
                         <v:stroke opacity="6682f"/>
                         <v:textbox>
                           <w:txbxContent>
@@ -12072,35 +12072,35 @@
                           </w:txbxContent>
                         </v:textbox>
                       </v:shape>
-                      <v:shape id="Oval 11" o:spid="_x0000_s1289" type="#_x0000_t9" style="position:absolute;top:415;width:45129;height:38303;visibility:visible;mso-wrap-style:square;v-text-anchor:middle" o:gfxdata="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" adj="4583" filled="f" strokecolor="black [3213]" strokeweight=".5pt">
-                        <v:stroke dashstyle="1 1" opacity="6682f"/>
-                      </v:shape>
-                      <v:shape id="Oval 11" o:spid="_x0000_s1290" type="#_x0000_t9" style="position:absolute;left:48768;top:56942;width:25069;height:21279;visibility:visible;mso-wrap-style:square;v-text-anchor:middle" o:gfxdata="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" adj="4583" filled="f" strokecolor="black [3213]" strokeweight=".5pt">
-                        <v:stroke dashstyle="1 1" opacity="6682f"/>
-                      </v:shape>
-                      <v:shape id="Oval 11" o:spid="_x0000_s1291" type="#_x0000_t9" style="position:absolute;left:52647;top:62761;width:22644;height:19215;visibility:visible;mso-wrap-style:square;v-text-anchor:middle" o:gfxdata="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" adj="4582" fillcolor="#1cade4 [3204]" stroked="f" strokeweight=".5pt">
-                        <v:fill opacity="13107f" color2="#2683c6 [3205]" o:opacity2="13107f" angle="90" focus="100%" type="gradient"/>
+                      <v:shape id="Oval 11" style="position:absolute;top:415;width:45129;height:38303;visibility:visible;mso-wrap-style:square;v-text-anchor:middle" o:spid="_x0000_s1289" filled="f" strokecolor="black [3213]" strokeweight=".5pt" type="#_x0000_t9" adj="4583" o:gfxdata="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">
+                        <v:stroke opacity="6682f" dashstyle="1 1"/>
+                      </v:shape>
+                      <v:shape id="Oval 11" style="position:absolute;left:48768;top:56942;width:25069;height:21279;visibility:visible;mso-wrap-style:square;v-text-anchor:middle" o:spid="_x0000_s1290" filled="f" strokecolor="black [3213]" strokeweight=".5pt" type="#_x0000_t9" adj="4583" o:gfxdata="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">
+                        <v:stroke opacity="6682f" dashstyle="1 1"/>
+                      </v:shape>
+                      <v:shape id="Oval 11" style="position:absolute;left:52647;top:62761;width:22644;height:19215;visibility:visible;mso-wrap-style:square;v-text-anchor:middle" o:spid="_x0000_s1291" fillcolor="#1cade4 [3204]" stroked="f" strokeweight=".5pt" type="#_x0000_t9" adj="4582" o:gfxdata="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">
+                        <v:fill type="gradient" opacity="13107f" color2="#2683c6 [3205]" angle="90" focus="100%" o:opacity2="13107f"/>
                         <v:stroke dashstyle="1 1"/>
                       </v:shape>
-                      <v:shape id="Oval 11" o:spid="_x0000_s1292" type="#_x0000_t9" style="position:absolute;left:39762;width:43764;height:37134;visibility:visible;mso-wrap-style:square;v-text-anchor:middle" o:gfxdata="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" adj="4582" fillcolor="#5a5a5a [2109]" stroked="f" strokeweight=".5pt">
+                      <v:shape id="Oval 11" style="position:absolute;left:39762;width:43764;height:37134;visibility:visible;mso-wrap-style:square;v-text-anchor:middle" o:spid="_x0000_s1292" fillcolor="#5a5a5a [2109]" stroked="f" strokeweight=".5pt" type="#_x0000_t9" adj="4582" o:gfxdata="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">
                         <v:fill opacity="771f"/>
                         <v:stroke dashstyle="1 1"/>
                       </v:shape>
-                      <v:shape id="Oval 11" o:spid="_x0000_s1293" type="#_x0000_t9" style="position:absolute;left:2355;top:45304;width:45129;height:38303;visibility:visible;mso-wrap-style:square;v-text-anchor:middle" o:gfxdata="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" adj="4583" filled="f" strokecolor="black [3213]" strokeweight=".5pt">
-                        <v:stroke dashstyle="1 1" opacity="6682f"/>
-                      </v:shape>
-                      <v:shape id="Oval 11" o:spid="_x0000_s1294" type="#_x0000_t9" style="position:absolute;left:6511;top:50707;width:30963;height:26270;visibility:visible;mso-wrap-style:square;v-text-anchor:middle" o:gfxdata="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" adj="4582" fillcolor="#5a5a5a [2109]" stroked="f" strokeweight=".5pt">
+                      <v:shape id="Oval 11" style="position:absolute;left:2355;top:45304;width:45129;height:38303;visibility:visible;mso-wrap-style:square;v-text-anchor:middle" o:spid="_x0000_s1293" filled="f" strokecolor="black [3213]" strokeweight=".5pt" type="#_x0000_t9" adj="4583" o:gfxdata="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">
+                        <v:stroke opacity="6682f" dashstyle="1 1"/>
+                      </v:shape>
+                      <v:shape id="Oval 11" style="position:absolute;left:6511;top:50707;width:30963;height:26270;visibility:visible;mso-wrap-style:square;v-text-anchor:middle" o:spid="_x0000_s1294" fillcolor="#5a5a5a [2109]" stroked="f" strokeweight=".5pt" type="#_x0000_t9" adj="4582" o:gfxdata="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">
                         <v:fill opacity="771f"/>
                         <v:stroke dashstyle="1 1"/>
                       </v:shape>
                     </v:group>
-                    <v:rect id="Rectangle 29" o:spid="_x0000_s1295" style="position:absolute;width:1060;height:8595;visibility:visible;mso-wrap-style:square;v-text-anchor:middle" o:gfxdata="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" fillcolor="#1cade4 [3204]" stroked="f" strokeweight="2pt">
-                      <v:fill color2="#2683c6 [3205]" focus="100%" type="gradient"/>
+                    <v:rect id="Rectangle 29" style="position:absolute;width:1060;height:8595;visibility:visible;mso-wrap-style:square;v-text-anchor:middle" o:spid="_x0000_s1295" fillcolor="#1cade4 [3204]" stroked="f" strokeweight="2pt" o:gfxdata="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">
+                      <v:fill type="gradient" color2="#2683c6 [3205]" focus="100%"/>
                     </v:rect>
                   </v:group>
-                  <v:group id="Group 318" o:spid="_x0000_s1296" style="position:absolute;left:49611;top:194;width:23431;height:8592" coordorigin="" coordsize="23432,8595" o:gfxdata="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">
-                    <v:group id="Group 319" o:spid="_x0000_s1297" style="position:absolute;left:16044;top:611;width:7388;height:7343" coordsize="83526,83607" o:gfxdata="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">
-                      <v:shape id="Oval 9" o:spid="_x0000_s1298" type="#_x0000_t9" style="position:absolute;left:14270;top:13716;width:59359;height:50387;visibility:visible;mso-wrap-style:square;v-text-anchor:middle" o:gfxdata="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" adj="4584" filled="f" strokecolor="black [3213]" strokeweight=".25pt">
+                  <v:group id="Group 318" style="position:absolute;left:49611;top:194;width:23431;height:8592" coordsize="23432,8595" coordorigin="" o:spid="_x0000_s1296" o:gfxdata="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">
+                    <v:group id="Group 319" style="position:absolute;left:16044;top:611;width:7388;height:7343" coordsize="83526,83607" o:spid="_x0000_s1297" o:gfxdata="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">
+                      <v:shape id="Oval 9" style="position:absolute;left:14270;top:13716;width:59359;height:50387;visibility:visible;mso-wrap-style:square;v-text-anchor:middle" o:spid="_x0000_s1298" filled="f" strokecolor="black [3213]" strokeweight=".25pt" type="#_x0000_t9" adj="4584" o:gfxdata="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">
                         <v:stroke opacity="6682f"/>
                         <v:textbox>
                           <w:txbxContent>
@@ -12112,37 +12112,37 @@
                           </w:txbxContent>
                         </v:textbox>
                       </v:shape>
-                      <v:shape id="Oval 11" o:spid="_x0000_s1299" type="#_x0000_t9" style="position:absolute;top:415;width:45129;height:38303;visibility:visible;mso-wrap-style:square;v-text-anchor:middle" o:gfxdata="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" adj="4583" filled="f" strokecolor="black [3213]" strokeweight=".5pt">
-                        <v:stroke dashstyle="1 1" opacity="6682f"/>
-                      </v:shape>
-                      <v:shape id="Oval 11" o:spid="_x0000_s1300" type="#_x0000_t9" style="position:absolute;left:48768;top:56942;width:25069;height:21279;visibility:visible;mso-wrap-style:square;v-text-anchor:middle" o:gfxdata="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" adj="4583" filled="f" strokecolor="black [3213]" strokeweight=".5pt">
-                        <v:stroke dashstyle="1 1" opacity="6682f"/>
-                      </v:shape>
-                      <v:shape id="Oval 11" o:spid="_x0000_s1301" type="#_x0000_t9" style="position:absolute;left:52647;top:62761;width:22644;height:19215;visibility:visible;mso-wrap-style:square;v-text-anchor:middle" o:gfxdata="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" adj="4582" fillcolor="#1cade4 [3204]" stroked="f" strokeweight=".5pt">
-                        <v:fill opacity="13107f" color2="#2683c6 [3205]" o:opacity2="13107f" angle="90" focus="100%" type="gradient"/>
+                      <v:shape id="Oval 11" style="position:absolute;top:415;width:45129;height:38303;visibility:visible;mso-wrap-style:square;v-text-anchor:middle" o:spid="_x0000_s1299" filled="f" strokecolor="black [3213]" strokeweight=".5pt" type="#_x0000_t9" adj="4583" o:gfxdata="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">
+                        <v:stroke opacity="6682f" dashstyle="1 1"/>
+                      </v:shape>
+                      <v:shape id="Oval 11" style="position:absolute;left:48768;top:56942;width:25069;height:21279;visibility:visible;mso-wrap-style:square;v-text-anchor:middle" o:spid="_x0000_s1300" filled="f" strokecolor="black [3213]" strokeweight=".5pt" type="#_x0000_t9" adj="4583" o:gfxdata="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">
+                        <v:stroke opacity="6682f" dashstyle="1 1"/>
+                      </v:shape>
+                      <v:shape id="Oval 11" style="position:absolute;left:52647;top:62761;width:22644;height:19215;visibility:visible;mso-wrap-style:square;v-text-anchor:middle" o:spid="_x0000_s1301" fillcolor="#1cade4 [3204]" stroked="f" strokeweight=".5pt" type="#_x0000_t9" adj="4582" o:gfxdata="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">
+                        <v:fill type="gradient" opacity="13107f" color2="#2683c6 [3205]" angle="90" focus="100%" o:opacity2="13107f"/>
                         <v:stroke dashstyle="1 1"/>
                       </v:shape>
-                      <v:shape id="Oval 11" o:spid="_x0000_s1302" type="#_x0000_t9" style="position:absolute;left:39762;width:43764;height:37134;visibility:visible;mso-wrap-style:square;v-text-anchor:middle" o:gfxdata="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" adj="4582" fillcolor="#5a5a5a [2109]" stroked="f" strokeweight=".5pt">
+                      <v:shape id="Oval 11" style="position:absolute;left:39762;width:43764;height:37134;visibility:visible;mso-wrap-style:square;v-text-anchor:middle" o:spid="_x0000_s1302" fillcolor="#5a5a5a [2109]" stroked="f" strokeweight=".5pt" type="#_x0000_t9" adj="4582" o:gfxdata="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">
                         <v:fill opacity="771f"/>
                         <v:stroke dashstyle="1 1"/>
                       </v:shape>
-                      <v:shape id="Oval 11" o:spid="_x0000_s1303" type="#_x0000_t9" style="position:absolute;left:2355;top:45304;width:45129;height:38303;visibility:visible;mso-wrap-style:square;v-text-anchor:middle" o:gfxdata="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" adj="4583" filled="f" strokecolor="black [3213]" strokeweight=".5pt">
-                        <v:stroke dashstyle="1 1" opacity="6682f"/>
-                      </v:shape>
-                      <v:shape id="Oval 11" o:spid="_x0000_s1304" type="#_x0000_t9" style="position:absolute;left:6511;top:50707;width:30963;height:26270;visibility:visible;mso-wrap-style:square;v-text-anchor:middle" o:gfxdata="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" adj="4582" fillcolor="#5a5a5a [2109]" stroked="f" strokeweight=".5pt">
+                      <v:shape id="Oval 11" style="position:absolute;left:2355;top:45304;width:45129;height:38303;visibility:visible;mso-wrap-style:square;v-text-anchor:middle" o:spid="_x0000_s1303" filled="f" strokecolor="black [3213]" strokeweight=".5pt" type="#_x0000_t9" adj="4583" o:gfxdata="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">
+                        <v:stroke opacity="6682f" dashstyle="1 1"/>
+                      </v:shape>
+                      <v:shape id="Oval 11" style="position:absolute;left:6511;top:50707;width:30963;height:26270;visibility:visible;mso-wrap-style:square;v-text-anchor:middle" o:spid="_x0000_s1304" fillcolor="#5a5a5a [2109]" stroked="f" strokeweight=".5pt" type="#_x0000_t9" adj="4582" o:gfxdata="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">
                         <v:fill opacity="771f"/>
                         <v:stroke dashstyle="1 1"/>
                       </v:shape>
                     </v:group>
-                    <v:rect id="Rectangle 29" o:spid="_x0000_s1305" style="position:absolute;width:1060;height:8595;visibility:visible;mso-wrap-style:square;v-text-anchor:middle" o:gfxdata="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" fillcolor="#1cade4 [3204]" stroked="f" strokeweight="2pt">
-                      <v:fill color2="#2683c6 [3205]" focus="100%" type="gradient"/>
+                    <v:rect id="Rectangle 29" style="position:absolute;width:1060;height:8595;visibility:visible;mso-wrap-style:square;v-text-anchor:middle" o:spid="_x0000_s1305" fillcolor="#1cade4 [3204]" stroked="f" strokeweight="2pt" o:gfxdata="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">
+                      <v:fill type="gradient" color2="#2683c6 [3205]" focus="100%"/>
                     </v:rect>
                   </v:group>
                 </v:group>
-                <v:group id="Group 38" o:spid="_x0000_s1306" style="position:absolute;top:82101;width:73042;height:8786" coordsize="73042,8786" o:gfxdata="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">
-                  <v:group id="Group 134" o:spid="_x0000_s1307" style="position:absolute;width:23432;height:8595" coordorigin="" coordsize="23432,8595" o:gfxdata="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">
-                    <v:group id="Group 136" o:spid="_x0000_s1308" style="position:absolute;left:16044;top:611;width:7388;height:7343" coordsize="83526,83607" o:gfxdata="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">
-                      <v:shape id="Oval 9" o:spid="_x0000_s1309" type="#_x0000_t9" style="position:absolute;left:14270;top:13716;width:59359;height:50387;visibility:visible;mso-wrap-style:square;v-text-anchor:middle" o:gfxdata="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" adj="4584" filled="f" strokecolor="black [3213]" strokeweight=".25pt">
+                <v:group id="Group 38" style="position:absolute;top:82101;width:73042;height:8786" coordsize="73042,8786" o:spid="_x0000_s1306" o:gfxdata="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">
+                  <v:group id="Group 134" style="position:absolute;width:23432;height:8595" coordsize="23432,8595" coordorigin="" o:spid="_x0000_s1307" o:gfxdata="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">
+                    <v:group id="Group 136" style="position:absolute;left:16044;top:611;width:7388;height:7343" coordsize="83526,83607" o:spid="_x0000_s1308" o:gfxdata="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">
+                      <v:shape id="Oval 9" style="position:absolute;left:14270;top:13716;width:59359;height:50387;visibility:visible;mso-wrap-style:square;v-text-anchor:middle" o:spid="_x0000_s1309" filled="f" strokecolor="black [3213]" strokeweight=".25pt" type="#_x0000_t9" adj="4584" o:gfxdata="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">
                         <v:stroke opacity="6682f"/>
                         <v:textbox>
                           <w:txbxContent>
@@ -12154,35 +12154,35 @@
                           </w:txbxContent>
                         </v:textbox>
                       </v:shape>
-                      <v:shape id="Oval 11" o:spid="_x0000_s1310" type="#_x0000_t9" style="position:absolute;top:415;width:45129;height:38303;visibility:visible;mso-wrap-style:square;v-text-anchor:middle" o:gfxdata="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" adj="4583" filled="f" strokecolor="black [3213]" strokeweight=".5pt">
-                        <v:stroke dashstyle="1 1" opacity="6682f"/>
-                      </v:shape>
-                      <v:shape id="Oval 11" o:spid="_x0000_s1311" type="#_x0000_t9" style="position:absolute;left:48768;top:56942;width:25069;height:21279;visibility:visible;mso-wrap-style:square;v-text-anchor:middle" o:gfxdata="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" adj="4583" filled="f" strokecolor="black [3213]" strokeweight=".5pt">
-                        <v:stroke dashstyle="1 1" opacity="6682f"/>
-                      </v:shape>
-                      <v:shape id="Oval 11" o:spid="_x0000_s1312" type="#_x0000_t9" style="position:absolute;left:52647;top:62761;width:22644;height:19215;visibility:visible;mso-wrap-style:square;v-text-anchor:middle" o:gfxdata="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" adj="4582" fillcolor="#1cade4 [3204]" stroked="f" strokeweight=".5pt">
-                        <v:fill opacity="13107f" color2="#2683c6 [3205]" o:opacity2="13107f" angle="90" focus="100%" type="gradient"/>
+                      <v:shape id="Oval 11" style="position:absolute;top:415;width:45129;height:38303;visibility:visible;mso-wrap-style:square;v-text-anchor:middle" o:spid="_x0000_s1310" filled="f" strokecolor="black [3213]" strokeweight=".5pt" type="#_x0000_t9" adj="4583" o:gfxdata="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">
+                        <v:stroke opacity="6682f" dashstyle="1 1"/>
+                      </v:shape>
+                      <v:shape id="Oval 11" style="position:absolute;left:48768;top:56942;width:25069;height:21279;visibility:visible;mso-wrap-style:square;v-text-anchor:middle" o:spid="_x0000_s1311" filled="f" strokecolor="black [3213]" strokeweight=".5pt" type="#_x0000_t9" adj="4583" o:gfxdata="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">
+                        <v:stroke opacity="6682f" dashstyle="1 1"/>
+                      </v:shape>
+                      <v:shape id="Oval 11" style="position:absolute;left:52647;top:62761;width:22644;height:19215;visibility:visible;mso-wrap-style:square;v-text-anchor:middle" o:spid="_x0000_s1312" fillcolor="#1cade4 [3204]" stroked="f" strokeweight=".5pt" type="#_x0000_t9" adj="4582" o:gfxdata="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">
+                        <v:fill type="gradient" opacity="13107f" color2="#2683c6 [3205]" angle="90" focus="100%" o:opacity2="13107f"/>
                         <v:stroke dashstyle="1 1"/>
                       </v:shape>
-                      <v:shape id="Oval 11" o:spid="_x0000_s1313" type="#_x0000_t9" style="position:absolute;left:39762;width:43764;height:37134;visibility:visible;mso-wrap-style:square;v-text-anchor:middle" o:gfxdata="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" adj="4582" fillcolor="#5a5a5a [2109]" stroked="f" strokeweight=".5pt">
+                      <v:shape id="Oval 11" style="position:absolute;left:39762;width:43764;height:37134;visibility:visible;mso-wrap-style:square;v-text-anchor:middle" o:spid="_x0000_s1313" fillcolor="#5a5a5a [2109]" stroked="f" strokeweight=".5pt" type="#_x0000_t9" adj="4582" o:gfxdata="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">
                         <v:fill opacity="771f"/>
                         <v:stroke dashstyle="1 1"/>
                       </v:shape>
-                      <v:shape id="Oval 11" o:spid="_x0000_s1314" type="#_x0000_t9" style="position:absolute;left:2355;top:45304;width:45129;height:38303;visibility:visible;mso-wrap-style:square;v-text-anchor:middle" o:gfxdata="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" adj="4583" filled="f" strokecolor="black [3213]" strokeweight=".5pt">
-                        <v:stroke dashstyle="1 1" opacity="6682f"/>
-                      </v:shape>
-                      <v:shape id="Oval 11" o:spid="_x0000_s1315" type="#_x0000_t9" style="position:absolute;left:6511;top:50707;width:30963;height:26270;visibility:visible;mso-wrap-style:square;v-text-anchor:middle" o:gfxdata="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" adj="4582" fillcolor="#5a5a5a [2109]" stroked="f" strokeweight=".5pt">
+                      <v:shape id="Oval 11" style="position:absolute;left:2355;top:45304;width:45129;height:38303;visibility:visible;mso-wrap-style:square;v-text-anchor:middle" o:spid="_x0000_s1314" filled="f" strokecolor="black [3213]" strokeweight=".5pt" type="#_x0000_t9" adj="4583" o:gfxdata="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">
+                        <v:stroke opacity="6682f" dashstyle="1 1"/>
+                      </v:shape>
+                      <v:shape id="Oval 11" style="position:absolute;left:6511;top:50707;width:30963;height:26270;visibility:visible;mso-wrap-style:square;v-text-anchor:middle" o:spid="_x0000_s1315" fillcolor="#5a5a5a [2109]" stroked="f" strokeweight=".5pt" type="#_x0000_t9" adj="4582" o:gfxdata="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">
                         <v:fill opacity="771f"/>
                         <v:stroke dashstyle="1 1"/>
                       </v:shape>
                     </v:group>
-                    <v:rect id="Rectangle 29" o:spid="_x0000_s1316" style="position:absolute;width:1060;height:8595;visibility:visible;mso-wrap-style:square;v-text-anchor:middle" o:gfxdata="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" fillcolor="#1cade4 [3204]" stroked="f" strokeweight="2pt">
-                      <v:fill color2="#2683c6 [3205]" focus="100%" type="gradient"/>
+                    <v:rect id="Rectangle 29" style="position:absolute;width:1060;height:8595;visibility:visible;mso-wrap-style:square;v-text-anchor:middle" o:spid="_x0000_s1316" fillcolor="#1cade4 [3204]" stroked="f" strokeweight="2pt" o:gfxdata="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">
+                      <v:fill type="gradient" color2="#2683c6 [3205]" focus="100%"/>
                     </v:rect>
                   </v:group>
-                  <v:group id="Group 242" o:spid="_x0000_s1317" style="position:absolute;left:24902;top:194;width:23432;height:8592" coordorigin="" coordsize="23432,8595" o:gfxdata="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">
-                    <v:group id="Group 243" o:spid="_x0000_s1318" style="position:absolute;left:16044;top:611;width:7388;height:7343" coordsize="83526,83607" o:gfxdata="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">
-                      <v:shape id="Oval 9" o:spid="_x0000_s1319" type="#_x0000_t9" style="position:absolute;left:14270;top:13716;width:59359;height:50387;visibility:visible;mso-wrap-style:square;v-text-anchor:middle" o:gfxdata="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" adj="4584" filled="f" strokecolor="black [3213]" strokeweight=".25pt">
+                  <v:group id="Group 242" style="position:absolute;left:24902;top:194;width:23432;height:8592" coordsize="23432,8595" coordorigin="" o:spid="_x0000_s1317" o:gfxdata="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">
+                    <v:group id="Group 243" style="position:absolute;left:16044;top:611;width:7388;height:7343" coordsize="83526,83607" o:spid="_x0000_s1318" o:gfxdata="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">
+                      <v:shape id="Oval 9" style="position:absolute;left:14270;top:13716;width:59359;height:50387;visibility:visible;mso-wrap-style:square;v-text-anchor:middle" o:spid="_x0000_s1319" filled="f" strokecolor="black [3213]" strokeweight=".25pt" type="#_x0000_t9" adj="4584" o:gfxdata="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">
                         <v:stroke opacity="6682f"/>
                         <v:textbox>
                           <w:txbxContent>
@@ -12194,35 +12194,35 @@
                           </w:txbxContent>
                         </v:textbox>
                       </v:shape>
-                      <v:shape id="Oval 11" o:spid="_x0000_s1320" type="#_x0000_t9" style="position:absolute;top:415;width:45129;height:38303;visibility:visible;mso-wrap-style:square;v-text-anchor:middle" o:gfxdata="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" adj="4583" filled="f" strokecolor="black [3213]" strokeweight=".5pt">
-                        <v:stroke dashstyle="1 1" opacity="6682f"/>
-                      </v:shape>
-                      <v:shape id="Oval 11" o:spid="_x0000_s1321" type="#_x0000_t9" style="position:absolute;left:48768;top:56942;width:25069;height:21279;visibility:visible;mso-wrap-style:square;v-text-anchor:middle" o:gfxdata="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" adj="4583" filled="f" strokecolor="black [3213]" strokeweight=".5pt">
-                        <v:stroke dashstyle="1 1" opacity="6682f"/>
-                      </v:shape>
-                      <v:shape id="Oval 11" o:spid="_x0000_s1322" type="#_x0000_t9" style="position:absolute;left:52647;top:62761;width:22644;height:19215;visibility:visible;mso-wrap-style:square;v-text-anchor:middle" o:gfxdata="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" adj="4582" fillcolor="#1cade4 [3204]" stroked="f" strokeweight=".5pt">
-                        <v:fill opacity="13107f" color2="#2683c6 [3205]" o:opacity2="13107f" angle="90" focus="100%" type="gradient"/>
+                      <v:shape id="Oval 11" style="position:absolute;top:415;width:45129;height:38303;visibility:visible;mso-wrap-style:square;v-text-anchor:middle" o:spid="_x0000_s1320" filled="f" strokecolor="black [3213]" strokeweight=".5pt" type="#_x0000_t9" adj="4583" o:gfxdata="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">
+                        <v:stroke opacity="6682f" dashstyle="1 1"/>
+                      </v:shape>
+                      <v:shape id="Oval 11" style="position:absolute;left:48768;top:56942;width:25069;height:21279;visibility:visible;mso-wrap-style:square;v-text-anchor:middle" o:spid="_x0000_s1321" filled="f" strokecolor="black [3213]" strokeweight=".5pt" type="#_x0000_t9" adj="4583" o:gfxdata="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">
+                        <v:stroke opacity="6682f" dashstyle="1 1"/>
+                      </v:shape>
+                      <v:shape id="Oval 11" style="position:absolute;left:52647;top:62761;width:22644;height:19215;visibility:visible;mso-wrap-style:square;v-text-anchor:middle" o:spid="_x0000_s1322" fillcolor="#1cade4 [3204]" stroked="f" strokeweight=".5pt" type="#_x0000_t9" adj="4582" o:gfxdata="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">
+                        <v:fill type="gradient" opacity="13107f" color2="#2683c6 [3205]" angle="90" focus="100%" o:opacity2="13107f"/>
                         <v:stroke dashstyle="1 1"/>
                       </v:shape>
-                      <v:shape id="Oval 11" o:spid="_x0000_s1323" type="#_x0000_t9" style="position:absolute;left:39762;width:43764;height:37134;visibility:visible;mso-wrap-style:square;v-text-anchor:middle" o:gfxdata="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" adj="4582" fillcolor="#5a5a5a [2109]" stroked="f" strokeweight=".5pt">
+                      <v:shape id="Oval 11" style="position:absolute;left:39762;width:43764;height:37134;visibility:visible;mso-wrap-style:square;v-text-anchor:middle" o:spid="_x0000_s1323" fillcolor="#5a5a5a [2109]" stroked="f" strokeweight=".5pt" type="#_x0000_t9" adj="4582" o:gfxdata="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">
                         <v:fill opacity="771f"/>
                         <v:stroke dashstyle="1 1"/>
                       </v:shape>
-                      <v:shape id="Oval 11" o:spid="_x0000_s1324" type="#_x0000_t9" style="position:absolute;left:2355;top:45304;width:45129;height:38303;visibility:visible;mso-wrap-style:square;v-text-anchor:middle" o:gfxdata="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" adj="4583" filled="f" strokecolor="black [3213]" strokeweight=".5pt">
-                        <v:stroke dashstyle="1 1" opacity="6682f"/>
-                      </v:shape>
-                      <v:shape id="Oval 11" o:spid="_x0000_s1325" type="#_x0000_t9" style="position:absolute;left:6511;top:50707;width:30963;height:26270;visibility:visible;mso-wrap-style:square;v-text-anchor:middle" o:gfxdata="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" adj="4582" fillcolor="#5a5a5a [2109]" stroked="f" strokeweight=".5pt">
+                      <v:shape id="Oval 11" style="position:absolute;left:2355;top:45304;width:45129;height:38303;visibility:visible;mso-wrap-style:square;v-text-anchor:middle" o:spid="_x0000_s1324" filled="f" strokecolor="black [3213]" strokeweight=".5pt" type="#_x0000_t9" adj="4583" o:gfxdata="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">
+                        <v:stroke opacity="6682f" dashstyle="1 1"/>
+                      </v:shape>
+                      <v:shape id="Oval 11" style="position:absolute;left:6511;top:50707;width:30963;height:26270;visibility:visible;mso-wrap-style:square;v-text-anchor:middle" o:spid="_x0000_s1325" fillcolor="#5a5a5a [2109]" stroked="f" strokeweight=".5pt" type="#_x0000_t9" adj="4582" o:gfxdata="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">
                         <v:fill opacity="771f"/>
                         <v:stroke dashstyle="1 1"/>
                       </v:shape>
                     </v:group>
-                    <v:rect id="Rectangle 29" o:spid="_x0000_s1326" style="position:absolute;width:1060;height:8595;visibility:visible;mso-wrap-style:square;v-text-anchor:middle" o:gfxdata="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" fillcolor="#1cade4 [3204]" stroked="f" strokeweight="2pt">
-                      <v:fill color2="#2683c6 [3205]" focus="100%" type="gradient"/>
+                    <v:rect id="Rectangle 29" style="position:absolute;width:1060;height:8595;visibility:visible;mso-wrap-style:square;v-text-anchor:middle" o:spid="_x0000_s1326" fillcolor="#1cade4 [3204]" stroked="f" strokeweight="2pt" o:gfxdata="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">
+                      <v:fill type="gradient" color2="#2683c6 [3205]" focus="100%"/>
                     </v:rect>
                   </v:group>
-                  <v:group id="Group 5381" o:spid="_x0000_s1327" style="position:absolute;left:49611;top:194;width:23431;height:8592" coordorigin="" coordsize="23432,8595" o:gfxdata="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">
-                    <v:group id="Group 5382" o:spid="_x0000_s1328" style="position:absolute;left:16044;top:611;width:7388;height:7343" coordsize="83526,83607" o:gfxdata="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">
-                      <v:shape id="Oval 9" o:spid="_x0000_s1329" type="#_x0000_t9" style="position:absolute;left:14270;top:13716;width:59359;height:50387;visibility:visible;mso-wrap-style:square;v-text-anchor:middle" o:gfxdata="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" adj="4584" filled="f" strokecolor="black [3213]" strokeweight=".25pt">
+                  <v:group id="Group 5381" style="position:absolute;left:49611;top:194;width:23431;height:8592" coordsize="23432,8595" coordorigin="" o:spid="_x0000_s1327" o:gfxdata="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">
+                    <v:group id="Group 5382" style="position:absolute;left:16044;top:611;width:7388;height:7343" coordsize="83526,83607" o:spid="_x0000_s1328" o:gfxdata="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">
+                      <v:shape id="Oval 9" style="position:absolute;left:14270;top:13716;width:59359;height:50387;visibility:visible;mso-wrap-style:square;v-text-anchor:middle" o:spid="_x0000_s1329" filled="f" strokecolor="black [3213]" strokeweight=".25pt" type="#_x0000_t9" adj="4584" o:gfxdata="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">
                         <v:stroke opacity="6682f"/>
                         <v:textbox>
                           <w:txbxContent>
@@ -12234,30 +12234,30 @@
                           </w:txbxContent>
                         </v:textbox>
                       </v:shape>
-                      <v:shape id="Oval 11" o:spid="_x0000_s1330" type="#_x0000_t9" style="position:absolute;top:415;width:45129;height:38303;visibility:visible;mso-wrap-style:square;v-text-anchor:middle" o:gfxdata="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" adj="4583" filled="f" strokecolor="black [3213]" strokeweight=".5pt">
-                        <v:stroke dashstyle="1 1" opacity="6682f"/>
-                      </v:shape>
-                      <v:shape id="Oval 11" o:spid="_x0000_s1331" type="#_x0000_t9" style="position:absolute;left:48768;top:56942;width:25069;height:21279;visibility:visible;mso-wrap-style:square;v-text-anchor:middle" o:gfxdata="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" adj="4583" filled="f" strokecolor="black [3213]" strokeweight=".5pt">
-                        <v:stroke dashstyle="1 1" opacity="6682f"/>
-                      </v:shape>
-                      <v:shape id="Oval 11" o:spid="_x0000_s1332" type="#_x0000_t9" style="position:absolute;left:52647;top:62761;width:22644;height:19215;visibility:visible;mso-wrap-style:square;v-text-anchor:middle" o:gfxdata="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" adj="4582" fillcolor="#1cade4 [3204]" stroked="f" strokeweight=".5pt">
-                        <v:fill opacity="13107f" color2="#2683c6 [3205]" o:opacity2="13107f" angle="90" focus="100%" type="gradient"/>
+                      <v:shape id="Oval 11" style="position:absolute;top:415;width:45129;height:38303;visibility:visible;mso-wrap-style:square;v-text-anchor:middle" o:spid="_x0000_s1330" filled="f" strokecolor="black [3213]" strokeweight=".5pt" type="#_x0000_t9" adj="4583" o:gfxdata="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">
+                        <v:stroke opacity="6682f" dashstyle="1 1"/>
+                      </v:shape>
+                      <v:shape id="Oval 11" style="position:absolute;left:48768;top:56942;width:25069;height:21279;visibility:visible;mso-wrap-style:square;v-text-anchor:middle" o:spid="_x0000_s1331" filled="f" strokecolor="black [3213]" strokeweight=".5pt" type="#_x0000_t9" adj="4583" o:gfxdata="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">
+                        <v:stroke opacity="6682f" dashstyle="1 1"/>
+                      </v:shape>
+                      <v:shape id="Oval 11" style="position:absolute;left:52647;top:62761;width:22644;height:19215;visibility:visible;mso-wrap-style:square;v-text-anchor:middle" o:spid="_x0000_s1332" fillcolor="#1cade4 [3204]" stroked="f" strokeweight=".5pt" type="#_x0000_t9" adj="4582" o:gfxdata="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">
+                        <v:fill type="gradient" opacity="13107f" color2="#2683c6 [3205]" angle="90" focus="100%" o:opacity2="13107f"/>
                         <v:stroke dashstyle="1 1"/>
                       </v:shape>
-                      <v:shape id="Oval 11" o:spid="_x0000_s1333" type="#_x0000_t9" style="position:absolute;left:39762;width:43764;height:37134;visibility:visible;mso-wrap-style:square;v-text-anchor:middle" o:gfxdata="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" adj="4582" fillcolor="#5a5a5a [2109]" stroked="f" strokeweight=".5pt">
+                      <v:shape id="Oval 11" style="position:absolute;left:39762;width:43764;height:37134;visibility:visible;mso-wrap-style:square;v-text-anchor:middle" o:spid="_x0000_s1333" fillcolor="#5a5a5a [2109]" stroked="f" strokeweight=".5pt" type="#_x0000_t9" adj="4582" o:gfxdata="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">
                         <v:fill opacity="771f"/>
                         <v:stroke dashstyle="1 1"/>
                       </v:shape>
-                      <v:shape id="Oval 11" o:spid="_x0000_s1334" type="#_x0000_t9" style="position:absolute;left:2355;top:45304;width:45129;height:38303;visibility:visible;mso-wrap-style:square;v-text-anchor:middle" o:gfxdata="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" adj="4583" filled="f" strokecolor="black [3213]" strokeweight=".5pt">
-                        <v:stroke dashstyle="1 1" opacity="6682f"/>
-                      </v:shape>
-                      <v:shape id="Oval 11" o:spid="_x0000_s1335" type="#_x0000_t9" style="position:absolute;left:6511;top:50707;width:30963;height:26270;visibility:visible;mso-wrap-style:square;v-text-anchor:middle" o:gfxdata="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" adj="4582" fillcolor="#5a5a5a [2109]" stroked="f" strokeweight=".5pt">
+                      <v:shape id="Oval 11" style="position:absolute;left:2355;top:45304;width:45129;height:38303;visibility:visible;mso-wrap-style:square;v-text-anchor:middle" o:spid="_x0000_s1334" filled="f" strokecolor="black [3213]" strokeweight=".5pt" type="#_x0000_t9" adj="4583" o:gfxdata="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">
+                        <v:stroke opacity="6682f" dashstyle="1 1"/>
+                      </v:shape>
+                      <v:shape id="Oval 11" style="position:absolute;left:6511;top:50707;width:30963;height:26270;visibility:visible;mso-wrap-style:square;v-text-anchor:middle" o:spid="_x0000_s1335" fillcolor="#5a5a5a [2109]" stroked="f" strokeweight=".5pt" type="#_x0000_t9" adj="4582" o:gfxdata="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">
                         <v:fill opacity="771f"/>
                         <v:stroke dashstyle="1 1"/>
                       </v:shape>
                     </v:group>
-                    <v:rect id="Rectangle 29" o:spid="_x0000_s1336" style="position:absolute;width:1060;height:8595;visibility:visible;mso-wrap-style:square;v-text-anchor:middle" o:gfxdata="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" fillcolor="#1cade4 [3204]" stroked="f" strokeweight="2pt">
-                      <v:fill color2="#2683c6 [3205]" focus="100%" type="gradient"/>
+                    <v:rect id="Rectangle 29" style="position:absolute;width:1060;height:8595;visibility:visible;mso-wrap-style:square;v-text-anchor:middle" o:spid="_x0000_s1336" fillcolor="#1cade4 [3204]" stroked="f" strokeweight="2pt" o:gfxdata="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">
+                      <v:fill type="gradient" color2="#2683c6 [3205]" focus="100%"/>
                     </v:rect>
                   </v:group>
                 </v:group>
@@ -12291,7 +12291,7 @@
       </w:tblGrid>
       <w:tr>
         <w:trPr>
-          <w:trHeight w:hRule="exact" w:val="1440"/>
+          <w:trHeight w:val="1440" w:hRule="exact"/>
         </w:trPr>
         <w:tc>
           <w:tcPr>
@@ -12300,7 +12300,7 @@
           <w:p>
             <w:pPr>
               <w:pStyle w:val="Name"/>
-              <w:framePr w:hSpace="0" w:wrap="auto" w:vAnchor="margin" w:hAnchor="text" w:yAlign="inline"/>
+              <w:framePr w:hSpace="0" w:wrap="auto" w:hAnchor="text" w:vAnchor="margin" w:yAlign="inline"/>
             </w:pPr>
             <w:sdt>
               <w:sdtPr>
@@ -12376,7 +12376,7 @@
           <w:p>
             <w:pPr>
               <w:pStyle w:val="Name"/>
-              <w:framePr w:hSpace="0" w:wrap="auto" w:vAnchor="margin" w:hAnchor="text" w:yAlign="inline"/>
+              <w:framePr w:hSpace="0" w:wrap="auto" w:hAnchor="text" w:vAnchor="margin" w:yAlign="inline"/>
             </w:pPr>
             <w:sdt>
               <w:sdtPr>
@@ -12454,7 +12454,7 @@
           <w:p>
             <w:pPr>
               <w:pStyle w:val="Name"/>
-              <w:framePr w:hSpace="0" w:wrap="auto" w:vAnchor="margin" w:hAnchor="text" w:yAlign="inline"/>
+              <w:framePr w:hSpace="0" w:wrap="auto" w:hAnchor="text" w:vAnchor="margin" w:yAlign="inline"/>
             </w:pPr>
             <w:sdt>
               <w:sdtPr>
@@ -12516,7 +12516,7 @@
       </w:tr>
       <w:tr>
         <w:trPr>
-          <w:trHeight w:hRule="exact" w:val="1440"/>
+          <w:trHeight w:val="1440" w:hRule="exact"/>
         </w:trPr>
         <w:tc>
           <w:tcPr>
@@ -12525,7 +12525,7 @@
           <w:p>
             <w:pPr>
               <w:pStyle w:val="Name"/>
-              <w:framePr w:hSpace="0" w:wrap="auto" w:vAnchor="margin" w:hAnchor="text" w:yAlign="inline"/>
+              <w:framePr w:hSpace="0" w:wrap="auto" w:hAnchor="text" w:vAnchor="margin" w:yAlign="inline"/>
             </w:pPr>
             <w:sdt>
               <w:sdtPr>
@@ -12603,7 +12603,7 @@
           <w:p>
             <w:pPr>
               <w:pStyle w:val="Name"/>
-              <w:framePr w:hSpace="0" w:wrap="auto" w:vAnchor="margin" w:hAnchor="text" w:yAlign="inline"/>
+              <w:framePr w:hSpace="0" w:wrap="auto" w:hAnchor="text" w:vAnchor="margin" w:yAlign="inline"/>
             </w:pPr>
             <w:sdt>
               <w:sdtPr>
@@ -12681,7 +12681,7 @@
           <w:p>
             <w:pPr>
               <w:pStyle w:val="Name"/>
-              <w:framePr w:hSpace="0" w:wrap="auto" w:vAnchor="margin" w:hAnchor="text" w:yAlign="inline"/>
+              <w:framePr w:hSpace="0" w:wrap="auto" w:hAnchor="text" w:vAnchor="margin" w:yAlign="inline"/>
             </w:pPr>
             <w:sdt>
               <w:sdtPr>
@@ -12743,7 +12743,7 @@
       </w:tr>
       <w:tr>
         <w:trPr>
-          <w:trHeight w:hRule="exact" w:val="1440"/>
+          <w:trHeight w:val="1440" w:hRule="exact"/>
         </w:trPr>
         <w:tc>
           <w:tcPr>
@@ -12752,7 +12752,7 @@
           <w:p>
             <w:pPr>
               <w:pStyle w:val="Name"/>
-              <w:framePr w:hSpace="0" w:wrap="auto" w:vAnchor="margin" w:hAnchor="text" w:yAlign="inline"/>
+              <w:framePr w:hSpace="0" w:wrap="auto" w:hAnchor="text" w:vAnchor="margin" w:yAlign="inline"/>
             </w:pPr>
             <w:sdt>
               <w:sdtPr>
@@ -12830,7 +12830,7 @@
           <w:p>
             <w:pPr>
               <w:pStyle w:val="Name"/>
-              <w:framePr w:hSpace="0" w:wrap="auto" w:vAnchor="margin" w:hAnchor="text" w:yAlign="inline"/>
+              <w:framePr w:hSpace="0" w:wrap="auto" w:hAnchor="text" w:vAnchor="margin" w:yAlign="inline"/>
             </w:pPr>
             <w:sdt>
               <w:sdtPr>
@@ -12908,7 +12908,7 @@
           <w:p>
             <w:pPr>
               <w:pStyle w:val="Name"/>
-              <w:framePr w:hSpace="0" w:wrap="auto" w:vAnchor="margin" w:hAnchor="text" w:yAlign="inline"/>
+              <w:framePr w:hSpace="0" w:wrap="auto" w:hAnchor="text" w:vAnchor="margin" w:yAlign="inline"/>
             </w:pPr>
             <w:sdt>
               <w:sdtPr>
@@ -12970,7 +12970,7 @@
       </w:tr>
       <w:tr>
         <w:trPr>
-          <w:trHeight w:hRule="exact" w:val="1440"/>
+          <w:trHeight w:val="1440" w:hRule="exact"/>
         </w:trPr>
         <w:tc>
           <w:tcPr>
@@ -12979,7 +12979,7 @@
           <w:p>
             <w:pPr>
               <w:pStyle w:val="Name"/>
-              <w:framePr w:hSpace="0" w:wrap="auto" w:vAnchor="margin" w:hAnchor="text" w:yAlign="inline"/>
+              <w:framePr w:hSpace="0" w:wrap="auto" w:hAnchor="text" w:vAnchor="margin" w:yAlign="inline"/>
             </w:pPr>
             <w:sdt>
               <w:sdtPr>
@@ -13057,7 +13057,7 @@
           <w:p>
             <w:pPr>
               <w:pStyle w:val="Name"/>
-              <w:framePr w:hSpace="0" w:wrap="auto" w:vAnchor="margin" w:hAnchor="text" w:yAlign="inline"/>
+              <w:framePr w:hSpace="0" w:wrap="auto" w:hAnchor="text" w:vAnchor="margin" w:yAlign="inline"/>
             </w:pPr>
             <w:sdt>
               <w:sdtPr>
@@ -13135,7 +13135,7 @@
           <w:p>
             <w:pPr>
               <w:pStyle w:val="Name"/>
-              <w:framePr w:hSpace="0" w:wrap="auto" w:vAnchor="margin" w:hAnchor="text" w:yAlign="inline"/>
+              <w:framePr w:hSpace="0" w:wrap="auto" w:hAnchor="text" w:vAnchor="margin" w:yAlign="inline"/>
             </w:pPr>
             <w:sdt>
               <w:sdtPr>
@@ -13197,7 +13197,7 @@
       </w:tr>
       <w:tr>
         <w:trPr>
-          <w:trHeight w:hRule="exact" w:val="1440"/>
+          <w:trHeight w:val="1440" w:hRule="exact"/>
         </w:trPr>
         <w:tc>
           <w:tcPr>
@@ -13206,7 +13206,7 @@
           <w:p>
             <w:pPr>
               <w:pStyle w:val="Name"/>
-              <w:framePr w:hSpace="0" w:wrap="auto" w:vAnchor="margin" w:hAnchor="text" w:yAlign="inline"/>
+              <w:framePr w:hSpace="0" w:wrap="auto" w:hAnchor="text" w:vAnchor="margin" w:yAlign="inline"/>
             </w:pPr>
             <w:sdt>
               <w:sdtPr>
@@ -13284,7 +13284,7 @@
           <w:p>
             <w:pPr>
               <w:pStyle w:val="Name"/>
-              <w:framePr w:hSpace="0" w:wrap="auto" w:vAnchor="margin" w:hAnchor="text" w:yAlign="inline"/>
+              <w:framePr w:hSpace="0" w:wrap="auto" w:hAnchor="text" w:vAnchor="margin" w:yAlign="inline"/>
             </w:pPr>
             <w:sdt>
               <w:sdtPr>
@@ -13362,7 +13362,7 @@
           <w:p>
             <w:pPr>
               <w:pStyle w:val="Name"/>
-              <w:framePr w:hSpace="0" w:wrap="auto" w:vAnchor="margin" w:hAnchor="text" w:yAlign="inline"/>
+              <w:framePr w:hSpace="0" w:wrap="auto" w:hAnchor="text" w:vAnchor="margin" w:yAlign="inline"/>
             </w:pPr>
             <w:sdt>
               <w:sdtPr>
@@ -13424,7 +13424,7 @@
       </w:tr>
       <w:tr>
         <w:trPr>
-          <w:trHeight w:hRule="exact" w:val="1440"/>
+          <w:trHeight w:val="1440" w:hRule="exact"/>
         </w:trPr>
         <w:tc>
           <w:tcPr>
@@ -13433,7 +13433,7 @@
           <w:p>
             <w:pPr>
               <w:pStyle w:val="Name"/>
-              <w:framePr w:hSpace="0" w:wrap="auto" w:vAnchor="margin" w:hAnchor="text" w:yAlign="inline"/>
+              <w:framePr w:hSpace="0" w:wrap="auto" w:hAnchor="text" w:vAnchor="margin" w:yAlign="inline"/>
             </w:pPr>
             <w:sdt>
               <w:sdtPr>
@@ -13511,7 +13511,7 @@
           <w:p>
             <w:pPr>
               <w:pStyle w:val="Name"/>
-              <w:framePr w:hSpace="0" w:wrap="auto" w:vAnchor="margin" w:hAnchor="text" w:yAlign="inline"/>
+              <w:framePr w:hSpace="0" w:wrap="auto" w:hAnchor="text" w:vAnchor="margin" w:yAlign="inline"/>
             </w:pPr>
             <w:sdt>
               <w:sdtPr>
@@ -13589,7 +13589,7 @@
           <w:p>
             <w:pPr>
               <w:pStyle w:val="Name"/>
-              <w:framePr w:hSpace="0" w:wrap="auto" w:vAnchor="margin" w:hAnchor="text" w:yAlign="inline"/>
+              <w:framePr w:hSpace="0" w:wrap="auto" w:hAnchor="text" w:vAnchor="margin" w:yAlign="inline"/>
             </w:pPr>
             <w:sdt>
               <w:sdtPr>
@@ -13651,7 +13651,7 @@
       </w:tr>
       <w:tr>
         <w:trPr>
-          <w:trHeight w:hRule="exact" w:val="1440"/>
+          <w:trHeight w:val="1440" w:hRule="exact"/>
         </w:trPr>
         <w:tc>
           <w:tcPr>
@@ -13660,7 +13660,7 @@
           <w:p>
             <w:pPr>
               <w:pStyle w:val="Name"/>
-              <w:framePr w:hSpace="0" w:wrap="auto" w:vAnchor="margin" w:hAnchor="text" w:yAlign="inline"/>
+              <w:framePr w:hSpace="0" w:wrap="auto" w:hAnchor="text" w:vAnchor="margin" w:yAlign="inline"/>
             </w:pPr>
             <w:sdt>
               <w:sdtPr>
@@ -13738,7 +13738,7 @@
           <w:p>
             <w:pPr>
               <w:pStyle w:val="Name"/>
-              <w:framePr w:hSpace="0" w:wrap="auto" w:vAnchor="margin" w:hAnchor="text" w:yAlign="inline"/>
+              <w:framePr w:hSpace="0" w:wrap="auto" w:hAnchor="text" w:vAnchor="margin" w:yAlign="inline"/>
             </w:pPr>
             <w:sdt>
               <w:sdtPr>
@@ -13816,7 +13816,7 @@
           <w:p>
             <w:pPr>
               <w:pStyle w:val="Name"/>
-              <w:framePr w:hSpace="0" w:wrap="auto" w:vAnchor="margin" w:hAnchor="text" w:yAlign="inline"/>
+              <w:framePr w:hSpace="0" w:wrap="auto" w:hAnchor="text" w:vAnchor="margin" w:yAlign="inline"/>
             </w:pPr>
             <w:sdt>
               <w:sdtPr>
@@ -13878,7 +13878,7 @@
       </w:tr>
       <w:tr>
         <w:trPr>
-          <w:trHeight w:hRule="exact" w:val="1440"/>
+          <w:trHeight w:val="1440" w:hRule="exact"/>
         </w:trPr>
         <w:tc>
           <w:tcPr>
@@ -13887,7 +13887,7 @@
           <w:p>
             <w:pPr>
               <w:pStyle w:val="Name"/>
-              <w:framePr w:hSpace="0" w:wrap="auto" w:vAnchor="margin" w:hAnchor="text" w:yAlign="inline"/>
+              <w:framePr w:hSpace="0" w:wrap="auto" w:hAnchor="text" w:vAnchor="margin" w:yAlign="inline"/>
             </w:pPr>
             <w:sdt>
               <w:sdtPr>
@@ -13965,7 +13965,7 @@
           <w:p>
             <w:pPr>
               <w:pStyle w:val="Name"/>
-              <w:framePr w:hSpace="0" w:wrap="auto" w:vAnchor="margin" w:hAnchor="text" w:yAlign="inline"/>
+              <w:framePr w:hSpace="0" w:wrap="auto" w:hAnchor="text" w:vAnchor="margin" w:yAlign="inline"/>
             </w:pPr>
             <w:sdt>
               <w:sdtPr>
@@ -14043,7 +14043,7 @@
           <w:p>
             <w:pPr>
               <w:pStyle w:val="Name"/>
-              <w:framePr w:hSpace="0" w:wrap="auto" w:vAnchor="margin" w:hAnchor="text" w:yAlign="inline"/>
+              <w:framePr w:hSpace="0" w:wrap="auto" w:hAnchor="text" w:vAnchor="margin" w:yAlign="inline"/>
             </w:pPr>
             <w:sdt>
               <w:sdtPr>
@@ -14105,7 +14105,7 @@
       </w:tr>
       <w:tr>
         <w:trPr>
-          <w:trHeight w:hRule="exact" w:val="1440"/>
+          <w:trHeight w:val="1440" w:hRule="exact"/>
         </w:trPr>
         <w:tc>
           <w:tcPr>
@@ -14114,7 +14114,7 @@
           <w:p>
             <w:pPr>
               <w:pStyle w:val="Name"/>
-              <w:framePr w:hSpace="0" w:wrap="auto" w:vAnchor="margin" w:hAnchor="text" w:yAlign="inline"/>
+              <w:framePr w:hSpace="0" w:wrap="auto" w:hAnchor="text" w:vAnchor="margin" w:yAlign="inline"/>
             </w:pPr>
             <w:sdt>
               <w:sdtPr>
@@ -14192,7 +14192,7 @@
           <w:p>
             <w:pPr>
               <w:pStyle w:val="Name"/>
-              <w:framePr w:hSpace="0" w:wrap="auto" w:vAnchor="margin" w:hAnchor="text" w:yAlign="inline"/>
+              <w:framePr w:hSpace="0" w:wrap="auto" w:hAnchor="text" w:vAnchor="margin" w:yAlign="inline"/>
             </w:pPr>
             <w:sdt>
               <w:sdtPr>
@@ -14270,7 +14270,7 @@
           <w:p>
             <w:pPr>
               <w:pStyle w:val="Name"/>
-              <w:framePr w:hSpace="0" w:wrap="auto" w:vAnchor="margin" w:hAnchor="text" w:yAlign="inline"/>
+              <w:framePr w:hSpace="0" w:wrap="auto" w:hAnchor="text" w:vAnchor="margin" w:yAlign="inline"/>
             </w:pPr>
             <w:sdt>
               <w:sdtPr>
@@ -14332,7 +14332,7 @@
       </w:tr>
       <w:tr>
         <w:trPr>
-          <w:trHeight w:hRule="exact" w:val="1440"/>
+          <w:trHeight w:val="1440" w:hRule="exact"/>
         </w:trPr>
         <w:tc>
           <w:tcPr>
@@ -14341,7 +14341,7 @@
           <w:p>
             <w:pPr>
               <w:pStyle w:val="Name"/>
-              <w:framePr w:hSpace="0" w:wrap="auto" w:vAnchor="margin" w:hAnchor="text" w:yAlign="inline"/>
+              <w:framePr w:hSpace="0" w:wrap="auto" w:hAnchor="text" w:vAnchor="margin" w:yAlign="inline"/>
             </w:pPr>
             <w:sdt>
               <w:sdtPr>
@@ -14419,7 +14419,7 @@
           <w:p>
             <w:pPr>
               <w:pStyle w:val="Name"/>
-              <w:framePr w:hSpace="0" w:wrap="auto" w:vAnchor="margin" w:hAnchor="text" w:yAlign="inline"/>
+              <w:framePr w:hSpace="0" w:wrap="auto" w:hAnchor="text" w:vAnchor="margin" w:yAlign="inline"/>
             </w:pPr>
             <w:sdt>
               <w:sdtPr>
@@ -14497,7 +14497,7 @@
           <w:p>
             <w:pPr>
               <w:pStyle w:val="Name"/>
-              <w:framePr w:hSpace="0" w:wrap="auto" w:vAnchor="margin" w:hAnchor="text" w:yAlign="inline"/>
+              <w:framePr w:hSpace="0" w:wrap="auto" w:hAnchor="text" w:vAnchor="margin" w:yAlign="inline"/>
             </w:pPr>
             <w:sdt>
               <w:sdtPr>

--- a/src/Tests/Inputs/labels/04/input.docx
+++ b/src/Tests/Inputs/labels/04/input.docx
@@ -15266,4031 +15266,6 @@
 </w:styles>
 </file>
 
-<file path=word/glossary/document.xml><?xml version="1.0" encoding="utf-8"?>
-<w:glossaryDocument xmlns:wpc="http://schemas.microsoft.com/office/word/2010/wordprocessingCanvas" xmlns:cx="http://schemas.microsoft.com/office/drawing/2014/chartex" xmlns:cx1="http://schemas.microsoft.com/office/drawing/2015/9/8/chartex" xmlns:cx2="http://schemas.microsoft.com/office/drawing/2015/10/21/chartex" xmlns:cx3="http://schemas.microsoft.com/office/drawing/2016/5/9/chartex" xmlns:cx4="http://schemas.microsoft.com/office/drawing/2016/5/10/chartex" xmlns:cx5="http://schemas.microsoft.com/office/drawing/2016/5/11/chartex" xmlns:cx6="http://schemas.microsoft.com/office/drawing/2016/5/12/chartex" xmlns:cx7="http://schemas.microsoft.com/office/drawing/2016/5/13/chartex" xmlns:cx8="http://schemas.microsoft.com/office/drawing/2016/5/14/chartex" xmlns:mc="http://schemas.openxmlformats.org/markup-compatibility/2006" xmlns:aink="http://schemas.microsoft.com/office/drawing/2016/ink" xmlns:am3d="http://schemas.microsoft.com/office/drawing/2017/model3d" xmlns:o="urn:schemas-microsoft-com:office:office" xmlns:r="http://schemas.openxmlformats.org/officeDocument/2006/relationships" xmlns:m="http://schemas.openxmlformats.org/officeDocument/2006/math" xmlns:v="urn:schemas-microsoft-com:vml" xmlns:wp14="http://schemas.microsoft.com/office/word/2010/wordprocessingDrawing" xmlns:wp="http://schemas.openxmlformats.org/drawingml/2006/wordprocessingDrawing" xmlns:w10="urn:schemas-microsoft-com:office:word" xmlns:w="http://schemas.openxmlformats.org/wordprocessingml/2006/main" xmlns:w14="http://schemas.microsoft.com/office/word/2010/wordml" xmlns:w15="http://schemas.microsoft.com/office/word/2012/wordml" xmlns:w16cid="http://schemas.microsoft.com/office/word/2016/wordml/cid" xmlns:w16se="http://schemas.microsoft.com/office/word/2015/wordml/symex" xmlns:wpg="http://schemas.microsoft.com/office/word/2010/wordprocessingGroup" xmlns:wpi="http://schemas.microsoft.com/office/word/2010/wordprocessingInk" xmlns:wne="http://schemas.microsoft.com/office/word/2006/wordml" xmlns:wps="http://schemas.microsoft.com/office/word/2010/wordprocessingShape" mc:Ignorable="w14 w15 w16se w16cid wp14">
-  <w:docParts>
-    <w:docPart>
-      <w:docPartPr>
-        <w:name w:val="4414966441C545789C33860AEC247A14"/>
-        <w:category>
-          <w:name w:val="General"/>
-          <w:gallery w:val="placeholder"/>
-        </w:category>
-        <w:types>
-          <w:type w:val="bbPlcHdr"/>
-        </w:types>
-        <w:behaviors>
-          <w:behavior w:val="content"/>
-        </w:behaviors>
-        <w:guid w:val="{54AA41F9-7F9A-478B-B316-C5D99ECEC965}"/>
-      </w:docPartPr>
-      <w:docPartBody>
-        <w:p>
-          <w:pPr>
-            <w:pStyle w:val="4414966441C545789C33860AEC247A14"/>
-          </w:pPr>
-          <w:r>
-            <w:t xml:space="preserve">Name </w:t>
-          </w:r>
-        </w:p>
-      </w:docPartBody>
-    </w:docPart>
-    <w:docPart>
-      <w:docPartPr>
-        <w:name w:val="FD012A179D31413E97B754F739DADA52"/>
-        <w:category>
-          <w:name w:val="General"/>
-          <w:gallery w:val="placeholder"/>
-        </w:category>
-        <w:types>
-          <w:type w:val="bbPlcHdr"/>
-        </w:types>
-        <w:behaviors>
-          <w:behavior w:val="content"/>
-        </w:behaviors>
-        <w:guid w:val="{F3F3A756-ECE7-496D-9AE2-FD16A2B6C3B7}"/>
-      </w:docPartPr>
-      <w:docPartBody>
-        <w:p>
-          <w:pPr>
-            <w:pStyle w:val="FD012A179D31413E97B754F739DADA52"/>
-          </w:pPr>
-          <w:r>
-            <w:t>Street Address</w:t>
-          </w:r>
-        </w:p>
-      </w:docPartBody>
-    </w:docPart>
-    <w:docPart>
-      <w:docPartPr>
-        <w:name w:val="CF5D758DF38E4A07954B756C98D3C4DF"/>
-        <w:category>
-          <w:name w:val="General"/>
-          <w:gallery w:val="placeholder"/>
-        </w:category>
-        <w:types>
-          <w:type w:val="bbPlcHdr"/>
-        </w:types>
-        <w:behaviors>
-          <w:behavior w:val="content"/>
-        </w:behaviors>
-        <w:guid w:val="{254D49E1-A4AB-4901-B030-9A6B51A2621D}"/>
-      </w:docPartPr>
-      <w:docPartBody>
-        <w:p>
-          <w:pPr>
-            <w:pStyle w:val="CF5D758DF38E4A07954B756C98D3C4DF"/>
-          </w:pPr>
-          <w:r>
-            <w:t xml:space="preserve">City, ST ZIP Code </w:t>
-          </w:r>
-        </w:p>
-      </w:docPartBody>
-    </w:docPart>
-    <w:docPart>
-      <w:docPartPr>
-        <w:name w:val="4AC6982F66474C35B8CA35C68140F26B"/>
-        <w:category>
-          <w:name w:val="General"/>
-          <w:gallery w:val="placeholder"/>
-        </w:category>
-        <w:types>
-          <w:type w:val="bbPlcHdr"/>
-        </w:types>
-        <w:behaviors>
-          <w:behavior w:val="content"/>
-        </w:behaviors>
-        <w:guid w:val="{1E67DF2F-903A-4DA7-B3DD-31EF417A22A3}"/>
-      </w:docPartPr>
-      <w:docPartBody>
-        <w:p>
-          <w:pPr>
-            <w:pStyle w:val="4AC6982F66474C35B8CA35C68140F26B"/>
-          </w:pPr>
-          <w:r>
-            <w:t xml:space="preserve">Name </w:t>
-          </w:r>
-        </w:p>
-      </w:docPartBody>
-    </w:docPart>
-    <w:docPart>
-      <w:docPartPr>
-        <w:name w:val="682829FC58A545A0AD77F957F5B01EB9"/>
-        <w:category>
-          <w:name w:val="General"/>
-          <w:gallery w:val="placeholder"/>
-        </w:category>
-        <w:types>
-          <w:type w:val="bbPlcHdr"/>
-        </w:types>
-        <w:behaviors>
-          <w:behavior w:val="content"/>
-        </w:behaviors>
-        <w:guid w:val="{BFE85BA2-F730-4A0E-837F-5C63CA301255}"/>
-      </w:docPartPr>
-      <w:docPartBody>
-        <w:p>
-          <w:pPr>
-            <w:pStyle w:val="682829FC58A545A0AD77F957F5B01EB9"/>
-          </w:pPr>
-          <w:r>
-            <w:t>Street Address</w:t>
-          </w:r>
-        </w:p>
-      </w:docPartBody>
-    </w:docPart>
-    <w:docPart>
-      <w:docPartPr>
-        <w:name w:val="B9C4FF6429544044A4225164A368F146"/>
-        <w:category>
-          <w:name w:val="General"/>
-          <w:gallery w:val="placeholder"/>
-        </w:category>
-        <w:types>
-          <w:type w:val="bbPlcHdr"/>
-        </w:types>
-        <w:behaviors>
-          <w:behavior w:val="content"/>
-        </w:behaviors>
-        <w:guid w:val="{605B090D-C669-4151-AAEE-4801AF0D4857}"/>
-      </w:docPartPr>
-      <w:docPartBody>
-        <w:p>
-          <w:pPr>
-            <w:pStyle w:val="B9C4FF6429544044A4225164A368F146"/>
-          </w:pPr>
-          <w:r>
-            <w:t xml:space="preserve">City, ST ZIP Code </w:t>
-          </w:r>
-        </w:p>
-      </w:docPartBody>
-    </w:docPart>
-    <w:docPart>
-      <w:docPartPr>
-        <w:name w:val="7303AC6BBBE043FCB5668FC1D722E8B0"/>
-        <w:category>
-          <w:name w:val="General"/>
-          <w:gallery w:val="placeholder"/>
-        </w:category>
-        <w:types>
-          <w:type w:val="bbPlcHdr"/>
-        </w:types>
-        <w:behaviors>
-          <w:behavior w:val="content"/>
-        </w:behaviors>
-        <w:guid w:val="{F778A38E-B472-42EB-8A09-DBCFA2D8AB74}"/>
-      </w:docPartPr>
-      <w:docPartBody>
-        <w:p>
-          <w:pPr>
-            <w:pStyle w:val="7303AC6BBBE043FCB5668FC1D722E8B0"/>
-          </w:pPr>
-          <w:r>
-            <w:t xml:space="preserve">Name </w:t>
-          </w:r>
-        </w:p>
-      </w:docPartBody>
-    </w:docPart>
-    <w:docPart>
-      <w:docPartPr>
-        <w:name w:val="D63B19913D404DE49A2E53E211A96F12"/>
-        <w:category>
-          <w:name w:val="General"/>
-          <w:gallery w:val="placeholder"/>
-        </w:category>
-        <w:types>
-          <w:type w:val="bbPlcHdr"/>
-        </w:types>
-        <w:behaviors>
-          <w:behavior w:val="content"/>
-        </w:behaviors>
-        <w:guid w:val="{F9FEAB87-5A7F-4DD8-A18B-3C3ADA1DB332}"/>
-      </w:docPartPr>
-      <w:docPartBody>
-        <w:p>
-          <w:pPr>
-            <w:pStyle w:val="D63B19913D404DE49A2E53E211A96F12"/>
-          </w:pPr>
-          <w:r>
-            <w:t>Street Address</w:t>
-          </w:r>
-        </w:p>
-      </w:docPartBody>
-    </w:docPart>
-    <w:docPart>
-      <w:docPartPr>
-        <w:name w:val="21A8C6436E20426C92FAC981DA353D82"/>
-        <w:category>
-          <w:name w:val="General"/>
-          <w:gallery w:val="placeholder"/>
-        </w:category>
-        <w:types>
-          <w:type w:val="bbPlcHdr"/>
-        </w:types>
-        <w:behaviors>
-          <w:behavior w:val="content"/>
-        </w:behaviors>
-        <w:guid w:val="{5BB286C5-F14D-4812-9C6A-5A26FE805340}"/>
-      </w:docPartPr>
-      <w:docPartBody>
-        <w:p>
-          <w:pPr>
-            <w:pStyle w:val="21A8C6436E20426C92FAC981DA353D82"/>
-          </w:pPr>
-          <w:r>
-            <w:t xml:space="preserve">City, ST ZIP Code </w:t>
-          </w:r>
-        </w:p>
-      </w:docPartBody>
-    </w:docPart>
-    <w:docPart>
-      <w:docPartPr>
-        <w:name w:val="F68EA34B9D974F51921B96F35F026917"/>
-        <w:category>
-          <w:name w:val="General"/>
-          <w:gallery w:val="placeholder"/>
-        </w:category>
-        <w:types>
-          <w:type w:val="bbPlcHdr"/>
-        </w:types>
-        <w:behaviors>
-          <w:behavior w:val="content"/>
-        </w:behaviors>
-        <w:guid w:val="{009DA9F1-7BBF-4771-8AFB-9B0F74679067}"/>
-      </w:docPartPr>
-      <w:docPartBody>
-        <w:p>
-          <w:pPr>
-            <w:pStyle w:val="F68EA34B9D974F51921B96F35F026917"/>
-          </w:pPr>
-          <w:r>
-            <w:t xml:space="preserve">Name </w:t>
-          </w:r>
-        </w:p>
-      </w:docPartBody>
-    </w:docPart>
-    <w:docPart>
-      <w:docPartPr>
-        <w:name w:val="B021E9096C7F4BD3A8EC4C8D48E9625A"/>
-        <w:category>
-          <w:name w:val="General"/>
-          <w:gallery w:val="placeholder"/>
-        </w:category>
-        <w:types>
-          <w:type w:val="bbPlcHdr"/>
-        </w:types>
-        <w:behaviors>
-          <w:behavior w:val="content"/>
-        </w:behaviors>
-        <w:guid w:val="{088E0554-A0D9-4485-AC8F-94C225582CB6}"/>
-      </w:docPartPr>
-      <w:docPartBody>
-        <w:p>
-          <w:pPr>
-            <w:pStyle w:val="B021E9096C7F4BD3A8EC4C8D48E9625A"/>
-          </w:pPr>
-          <w:r>
-            <w:t>Street Address</w:t>
-          </w:r>
-        </w:p>
-      </w:docPartBody>
-    </w:docPart>
-    <w:docPart>
-      <w:docPartPr>
-        <w:name w:val="D38C99E22A094639B224C6B7B7FBBB40"/>
-        <w:category>
-          <w:name w:val="General"/>
-          <w:gallery w:val="placeholder"/>
-        </w:category>
-        <w:types>
-          <w:type w:val="bbPlcHdr"/>
-        </w:types>
-        <w:behaviors>
-          <w:behavior w:val="content"/>
-        </w:behaviors>
-        <w:guid w:val="{9A2EA08D-FAC2-449B-86B3-2018E42883AC}"/>
-      </w:docPartPr>
-      <w:docPartBody>
-        <w:p>
-          <w:pPr>
-            <w:pStyle w:val="D38C99E22A094639B224C6B7B7FBBB40"/>
-          </w:pPr>
-          <w:r>
-            <w:t xml:space="preserve">City, ST ZIP Code </w:t>
-          </w:r>
-        </w:p>
-      </w:docPartBody>
-    </w:docPart>
-    <w:docPart>
-      <w:docPartPr>
-        <w:name w:val="9A3080DB5DE14BEABA62948AE0246A03"/>
-        <w:category>
-          <w:name w:val="General"/>
-          <w:gallery w:val="placeholder"/>
-        </w:category>
-        <w:types>
-          <w:type w:val="bbPlcHdr"/>
-        </w:types>
-        <w:behaviors>
-          <w:behavior w:val="content"/>
-        </w:behaviors>
-        <w:guid w:val="{A34D1A1A-4D7D-4179-95BB-211DE58F5037}"/>
-      </w:docPartPr>
-      <w:docPartBody>
-        <w:p>
-          <w:pPr>
-            <w:pStyle w:val="9A3080DB5DE14BEABA62948AE0246A034"/>
-          </w:pPr>
-          <w:r>
-            <w:t xml:space="preserve">Name </w:t>
-          </w:r>
-        </w:p>
-      </w:docPartBody>
-    </w:docPart>
-    <w:docPart>
-      <w:docPartPr>
-        <w:name w:val="274CD55E8FD448FAB5AFCF51B5629843"/>
-        <w:category>
-          <w:name w:val="General"/>
-          <w:gallery w:val="placeholder"/>
-        </w:category>
-        <w:types>
-          <w:type w:val="bbPlcHdr"/>
-        </w:types>
-        <w:behaviors>
-          <w:behavior w:val="content"/>
-        </w:behaviors>
-        <w:guid w:val="{26F959B0-B68B-4E65-8E87-DD152999AF91}"/>
-      </w:docPartPr>
-      <w:docPartBody>
-        <w:p>
-          <w:pPr>
-            <w:pStyle w:val="274CD55E8FD448FAB5AFCF51B5629843"/>
-          </w:pPr>
-          <w:r>
-            <w:t>Street Address</w:t>
-          </w:r>
-        </w:p>
-      </w:docPartBody>
-    </w:docPart>
-    <w:docPart>
-      <w:docPartPr>
-        <w:name w:val="F57147B459AA466192D9E8AA9F7F1648"/>
-        <w:category>
-          <w:name w:val="General"/>
-          <w:gallery w:val="placeholder"/>
-        </w:category>
-        <w:types>
-          <w:type w:val="bbPlcHdr"/>
-        </w:types>
-        <w:behaviors>
-          <w:behavior w:val="content"/>
-        </w:behaviors>
-        <w:guid w:val="{910F874E-3A7C-4ACD-9E02-F421F8D0C354}"/>
-      </w:docPartPr>
-      <w:docPartBody>
-        <w:p>
-          <w:pPr>
-            <w:pStyle w:val="F57147B459AA466192D9E8AA9F7F1648"/>
-          </w:pPr>
-          <w:r>
-            <w:t xml:space="preserve">Name </w:t>
-          </w:r>
-        </w:p>
-      </w:docPartBody>
-    </w:docPart>
-    <w:docPart>
-      <w:docPartPr>
-        <w:name w:val="62B358CBB0C94683BD71F7A5C1F75D8B"/>
-        <w:category>
-          <w:name w:val="General"/>
-          <w:gallery w:val="placeholder"/>
-        </w:category>
-        <w:types>
-          <w:type w:val="bbPlcHdr"/>
-        </w:types>
-        <w:behaviors>
-          <w:behavior w:val="content"/>
-        </w:behaviors>
-        <w:guid w:val="{F7EED2D4-C721-4913-98A0-780D62563D80}"/>
-      </w:docPartPr>
-      <w:docPartBody>
-        <w:p>
-          <w:pPr>
-            <w:pStyle w:val="62B358CBB0C94683BD71F7A5C1F75D8B"/>
-          </w:pPr>
-          <w:r>
-            <w:t>Street Address</w:t>
-          </w:r>
-        </w:p>
-      </w:docPartBody>
-    </w:docPart>
-    <w:docPart>
-      <w:docPartPr>
-        <w:name w:val="4B6B9E4930874481AFDCB317F56FE11F"/>
-        <w:category>
-          <w:name w:val="General"/>
-          <w:gallery w:val="placeholder"/>
-        </w:category>
-        <w:types>
-          <w:type w:val="bbPlcHdr"/>
-        </w:types>
-        <w:behaviors>
-          <w:behavior w:val="content"/>
-        </w:behaviors>
-        <w:guid w:val="{45B6E87B-3623-460D-B9E9-1160D0B26A58}"/>
-      </w:docPartPr>
-      <w:docPartBody>
-        <w:p>
-          <w:pPr>
-            <w:pStyle w:val="4B6B9E4930874481AFDCB317F56FE11F"/>
-          </w:pPr>
-          <w:r>
-            <w:t xml:space="preserve">City, ST ZIP Code </w:t>
-          </w:r>
-        </w:p>
-      </w:docPartBody>
-    </w:docPart>
-    <w:docPart>
-      <w:docPartPr>
-        <w:name w:val="7C6C767E0D7C4635827C2DD31DBAFE71"/>
-        <w:category>
-          <w:name w:val="General"/>
-          <w:gallery w:val="placeholder"/>
-        </w:category>
-        <w:types>
-          <w:type w:val="bbPlcHdr"/>
-        </w:types>
-        <w:behaviors>
-          <w:behavior w:val="content"/>
-        </w:behaviors>
-        <w:guid w:val="{95625BB9-EC77-4BBF-8281-055D979A65AE}"/>
-      </w:docPartPr>
-      <w:docPartBody>
-        <w:p>
-          <w:pPr>
-            <w:pStyle w:val="7C6C767E0D7C4635827C2DD31DBAFE71"/>
-          </w:pPr>
-          <w:r>
-            <w:t xml:space="preserve">Name </w:t>
-          </w:r>
-        </w:p>
-      </w:docPartBody>
-    </w:docPart>
-    <w:docPart>
-      <w:docPartPr>
-        <w:name w:val="A19693546BEE403892DC1172537973CD"/>
-        <w:category>
-          <w:name w:val="General"/>
-          <w:gallery w:val="placeholder"/>
-        </w:category>
-        <w:types>
-          <w:type w:val="bbPlcHdr"/>
-        </w:types>
-        <w:behaviors>
-          <w:behavior w:val="content"/>
-        </w:behaviors>
-        <w:guid w:val="{C36877F8-EEF4-401A-BD98-051E4ABD63BF}"/>
-      </w:docPartPr>
-      <w:docPartBody>
-        <w:p>
-          <w:pPr>
-            <w:pStyle w:val="A19693546BEE403892DC1172537973CD"/>
-          </w:pPr>
-          <w:r>
-            <w:t>Street Address</w:t>
-          </w:r>
-        </w:p>
-      </w:docPartBody>
-    </w:docPart>
-    <w:docPart>
-      <w:docPartPr>
-        <w:name w:val="FFCDE4854AF14A28BFB76F516540275B"/>
-        <w:category>
-          <w:name w:val="General"/>
-          <w:gallery w:val="placeholder"/>
-        </w:category>
-        <w:types>
-          <w:type w:val="bbPlcHdr"/>
-        </w:types>
-        <w:behaviors>
-          <w:behavior w:val="content"/>
-        </w:behaviors>
-        <w:guid w:val="{CA2710BA-56DB-4680-9486-0156630CBCCF}"/>
-      </w:docPartPr>
-      <w:docPartBody>
-        <w:p>
-          <w:pPr>
-            <w:pStyle w:val="FFCDE4854AF14A28BFB76F516540275B"/>
-          </w:pPr>
-          <w:r>
-            <w:t xml:space="preserve">City, ST ZIP Code </w:t>
-          </w:r>
-        </w:p>
-      </w:docPartBody>
-    </w:docPart>
-    <w:docPart>
-      <w:docPartPr>
-        <w:name w:val="CE4A04543A004E958196B4A8A51469B0"/>
-        <w:category>
-          <w:name w:val="General"/>
-          <w:gallery w:val="placeholder"/>
-        </w:category>
-        <w:types>
-          <w:type w:val="bbPlcHdr"/>
-        </w:types>
-        <w:behaviors>
-          <w:behavior w:val="content"/>
-        </w:behaviors>
-        <w:guid w:val="{FB898729-855F-46BF-A7BE-A0C0D0B614F3}"/>
-      </w:docPartPr>
-      <w:docPartBody>
-        <w:p>
-          <w:pPr>
-            <w:pStyle w:val="CE4A04543A004E958196B4A8A51469B0"/>
-          </w:pPr>
-          <w:r>
-            <w:t xml:space="preserve">Name </w:t>
-          </w:r>
-        </w:p>
-      </w:docPartBody>
-    </w:docPart>
-    <w:docPart>
-      <w:docPartPr>
-        <w:name w:val="46EA6E2C5D3940D7A42E88A2F64AF4F6"/>
-        <w:category>
-          <w:name w:val="General"/>
-          <w:gallery w:val="placeholder"/>
-        </w:category>
-        <w:types>
-          <w:type w:val="bbPlcHdr"/>
-        </w:types>
-        <w:behaviors>
-          <w:behavior w:val="content"/>
-        </w:behaviors>
-        <w:guid w:val="{CC0AC6D6-C6D0-4A0B-B5DD-4B0F4CF762B2}"/>
-      </w:docPartPr>
-      <w:docPartBody>
-        <w:p>
-          <w:pPr>
-            <w:pStyle w:val="46EA6E2C5D3940D7A42E88A2F64AF4F6"/>
-          </w:pPr>
-          <w:r>
-            <w:t>Street Address</w:t>
-          </w:r>
-        </w:p>
-      </w:docPartBody>
-    </w:docPart>
-    <w:docPart>
-      <w:docPartPr>
-        <w:name w:val="2047A8040A264387B26B54AD75503790"/>
-        <w:category>
-          <w:name w:val="General"/>
-          <w:gallery w:val="placeholder"/>
-        </w:category>
-        <w:types>
-          <w:type w:val="bbPlcHdr"/>
-        </w:types>
-        <w:behaviors>
-          <w:behavior w:val="content"/>
-        </w:behaviors>
-        <w:guid w:val="{DA4737C0-E54F-4E2F-A4D5-0C7A2CA1813D}"/>
-      </w:docPartPr>
-      <w:docPartBody>
-        <w:p>
-          <w:pPr>
-            <w:pStyle w:val="2047A8040A264387B26B54AD75503790"/>
-          </w:pPr>
-          <w:r>
-            <w:t xml:space="preserve">City, ST ZIP Code </w:t>
-          </w:r>
-        </w:p>
-      </w:docPartBody>
-    </w:docPart>
-    <w:docPart>
-      <w:docPartPr>
-        <w:name w:val="72F01BB0AAE04A81B4F4C864092B510F"/>
-        <w:category>
-          <w:name w:val="General"/>
-          <w:gallery w:val="placeholder"/>
-        </w:category>
-        <w:types>
-          <w:type w:val="bbPlcHdr"/>
-        </w:types>
-        <w:behaviors>
-          <w:behavior w:val="content"/>
-        </w:behaviors>
-        <w:guid w:val="{6F8F408B-DBEC-437E-89DF-C41258EF909A}"/>
-      </w:docPartPr>
-      <w:docPartBody>
-        <w:p>
-          <w:pPr>
-            <w:pStyle w:val="72F01BB0AAE04A81B4F4C864092B510F"/>
-          </w:pPr>
-          <w:r>
-            <w:t xml:space="preserve">Name </w:t>
-          </w:r>
-        </w:p>
-      </w:docPartBody>
-    </w:docPart>
-    <w:docPart>
-      <w:docPartPr>
-        <w:name w:val="6B504AF20ADE4F259092B34A93419FAA"/>
-        <w:category>
-          <w:name w:val="General"/>
-          <w:gallery w:val="placeholder"/>
-        </w:category>
-        <w:types>
-          <w:type w:val="bbPlcHdr"/>
-        </w:types>
-        <w:behaviors>
-          <w:behavior w:val="content"/>
-        </w:behaviors>
-        <w:guid w:val="{7F935ED1-11B2-406C-AEF7-D67BA360B554}"/>
-      </w:docPartPr>
-      <w:docPartBody>
-        <w:p>
-          <w:pPr>
-            <w:pStyle w:val="6B504AF20ADE4F259092B34A93419FAA"/>
-          </w:pPr>
-          <w:r>
-            <w:t>Street Address</w:t>
-          </w:r>
-        </w:p>
-      </w:docPartBody>
-    </w:docPart>
-    <w:docPart>
-      <w:docPartPr>
-        <w:name w:val="14FA57A8F1504F36846E318573191E35"/>
-        <w:category>
-          <w:name w:val="General"/>
-          <w:gallery w:val="placeholder"/>
-        </w:category>
-        <w:types>
-          <w:type w:val="bbPlcHdr"/>
-        </w:types>
-        <w:behaviors>
-          <w:behavior w:val="content"/>
-        </w:behaviors>
-        <w:guid w:val="{480D20AE-A539-4CE8-9EF0-7FC2427BECF3}"/>
-      </w:docPartPr>
-      <w:docPartBody>
-        <w:p>
-          <w:pPr>
-            <w:pStyle w:val="14FA57A8F1504F36846E318573191E35"/>
-          </w:pPr>
-          <w:r>
-            <w:t xml:space="preserve">City, ST ZIP Code </w:t>
-          </w:r>
-        </w:p>
-      </w:docPartBody>
-    </w:docPart>
-    <w:docPart>
-      <w:docPartPr>
-        <w:name w:val="BD65163EB29C4F81B953373270A51F76"/>
-        <w:category>
-          <w:name w:val="General"/>
-          <w:gallery w:val="placeholder"/>
-        </w:category>
-        <w:types>
-          <w:type w:val="bbPlcHdr"/>
-        </w:types>
-        <w:behaviors>
-          <w:behavior w:val="content"/>
-        </w:behaviors>
-        <w:guid w:val="{DEA3C0B4-1720-48A6-89FA-7855735E9809}"/>
-      </w:docPartPr>
-      <w:docPartBody>
-        <w:p>
-          <w:pPr>
-            <w:pStyle w:val="BD65163EB29C4F81B953373270A51F76"/>
-          </w:pPr>
-          <w:r>
-            <w:t xml:space="preserve">Name </w:t>
-          </w:r>
-        </w:p>
-      </w:docPartBody>
-    </w:docPart>
-    <w:docPart>
-      <w:docPartPr>
-        <w:name w:val="221623118D1F4CFBA36DF898A1688186"/>
-        <w:category>
-          <w:name w:val="General"/>
-          <w:gallery w:val="placeholder"/>
-        </w:category>
-        <w:types>
-          <w:type w:val="bbPlcHdr"/>
-        </w:types>
-        <w:behaviors>
-          <w:behavior w:val="content"/>
-        </w:behaviors>
-        <w:guid w:val="{92AE85F1-8EF9-4143-8D4E-A6593FCD9614}"/>
-      </w:docPartPr>
-      <w:docPartBody>
-        <w:p>
-          <w:pPr>
-            <w:pStyle w:val="221623118D1F4CFBA36DF898A1688186"/>
-          </w:pPr>
-          <w:r>
-            <w:t>Street Address</w:t>
-          </w:r>
-        </w:p>
-      </w:docPartBody>
-    </w:docPart>
-    <w:docPart>
-      <w:docPartPr>
-        <w:name w:val="82724D913EBA46ABBE64054093CB05B4"/>
-        <w:category>
-          <w:name w:val="General"/>
-          <w:gallery w:val="placeholder"/>
-        </w:category>
-        <w:types>
-          <w:type w:val="bbPlcHdr"/>
-        </w:types>
-        <w:behaviors>
-          <w:behavior w:val="content"/>
-        </w:behaviors>
-        <w:guid w:val="{795CC621-D5F5-451D-BA9F-CEB080522E1F}"/>
-      </w:docPartPr>
-      <w:docPartBody>
-        <w:p>
-          <w:pPr>
-            <w:pStyle w:val="82724D913EBA46ABBE64054093CB05B4"/>
-          </w:pPr>
-          <w:r>
-            <w:t xml:space="preserve">City, ST ZIP Code </w:t>
-          </w:r>
-        </w:p>
-      </w:docPartBody>
-    </w:docPart>
-    <w:docPart>
-      <w:docPartPr>
-        <w:name w:val="82D5AC5947A446A19755DB6E3C13BD54"/>
-        <w:category>
-          <w:name w:val="General"/>
-          <w:gallery w:val="placeholder"/>
-        </w:category>
-        <w:types>
-          <w:type w:val="bbPlcHdr"/>
-        </w:types>
-        <w:behaviors>
-          <w:behavior w:val="content"/>
-        </w:behaviors>
-        <w:guid w:val="{4974B15D-69CE-4DF3-AE54-E49AC422B8AC}"/>
-      </w:docPartPr>
-      <w:docPartBody>
-        <w:p>
-          <w:pPr>
-            <w:pStyle w:val="82D5AC5947A446A19755DB6E3C13BD54"/>
-          </w:pPr>
-          <w:r>
-            <w:t xml:space="preserve">Name </w:t>
-          </w:r>
-        </w:p>
-      </w:docPartBody>
-    </w:docPart>
-    <w:docPart>
-      <w:docPartPr>
-        <w:name w:val="08035DC5126048458601C4445936C164"/>
-        <w:category>
-          <w:name w:val="General"/>
-          <w:gallery w:val="placeholder"/>
-        </w:category>
-        <w:types>
-          <w:type w:val="bbPlcHdr"/>
-        </w:types>
-        <w:behaviors>
-          <w:behavior w:val="content"/>
-        </w:behaviors>
-        <w:guid w:val="{4F1A0D5B-1E62-4192-A4BB-573E4EB10694}"/>
-      </w:docPartPr>
-      <w:docPartBody>
-        <w:p>
-          <w:pPr>
-            <w:pStyle w:val="08035DC5126048458601C4445936C164"/>
-          </w:pPr>
-          <w:r>
-            <w:t>Street Address</w:t>
-          </w:r>
-        </w:p>
-      </w:docPartBody>
-    </w:docPart>
-    <w:docPart>
-      <w:docPartPr>
-        <w:name w:val="CDE224DAD9F243868D6A712C6157C2D7"/>
-        <w:category>
-          <w:name w:val="General"/>
-          <w:gallery w:val="placeholder"/>
-        </w:category>
-        <w:types>
-          <w:type w:val="bbPlcHdr"/>
-        </w:types>
-        <w:behaviors>
-          <w:behavior w:val="content"/>
-        </w:behaviors>
-        <w:guid w:val="{F0AD067D-9142-4339-9171-E8495BAD4038}"/>
-      </w:docPartPr>
-      <w:docPartBody>
-        <w:p>
-          <w:pPr>
-            <w:pStyle w:val="CDE224DAD9F243868D6A712C6157C2D7"/>
-          </w:pPr>
-          <w:r>
-            <w:t xml:space="preserve">City, ST ZIP Code </w:t>
-          </w:r>
-        </w:p>
-      </w:docPartBody>
-    </w:docPart>
-    <w:docPart>
-      <w:docPartPr>
-        <w:name w:val="5DC1B263AB894C8987202B9EE987B443"/>
-        <w:category>
-          <w:name w:val="General"/>
-          <w:gallery w:val="placeholder"/>
-        </w:category>
-        <w:types>
-          <w:type w:val="bbPlcHdr"/>
-        </w:types>
-        <w:behaviors>
-          <w:behavior w:val="content"/>
-        </w:behaviors>
-        <w:guid w:val="{E1105459-6D0B-449F-9716-915406D27BC5}"/>
-      </w:docPartPr>
-      <w:docPartBody>
-        <w:p>
-          <w:pPr>
-            <w:pStyle w:val="5DC1B263AB894C8987202B9EE987B443"/>
-          </w:pPr>
-          <w:r>
-            <w:t xml:space="preserve">Name </w:t>
-          </w:r>
-        </w:p>
-      </w:docPartBody>
-    </w:docPart>
-    <w:docPart>
-      <w:docPartPr>
-        <w:name w:val="6EBAC62370204C24B364AE206106967A"/>
-        <w:category>
-          <w:name w:val="General"/>
-          <w:gallery w:val="placeholder"/>
-        </w:category>
-        <w:types>
-          <w:type w:val="bbPlcHdr"/>
-        </w:types>
-        <w:behaviors>
-          <w:behavior w:val="content"/>
-        </w:behaviors>
-        <w:guid w:val="{DC513D87-BF14-439B-86E8-1ACAC0203790}"/>
-      </w:docPartPr>
-      <w:docPartBody>
-        <w:p>
-          <w:pPr>
-            <w:pStyle w:val="6EBAC62370204C24B364AE206106967A"/>
-          </w:pPr>
-          <w:r>
-            <w:t>Street Address</w:t>
-          </w:r>
-        </w:p>
-      </w:docPartBody>
-    </w:docPart>
-    <w:docPart>
-      <w:docPartPr>
-        <w:name w:val="88076FDE0473467BA47151C72FB6045A"/>
-        <w:category>
-          <w:name w:val="General"/>
-          <w:gallery w:val="placeholder"/>
-        </w:category>
-        <w:types>
-          <w:type w:val="bbPlcHdr"/>
-        </w:types>
-        <w:behaviors>
-          <w:behavior w:val="content"/>
-        </w:behaviors>
-        <w:guid w:val="{F401FE53-2689-4EB5-A2D7-651CA56584AC}"/>
-      </w:docPartPr>
-      <w:docPartBody>
-        <w:p>
-          <w:pPr>
-            <w:pStyle w:val="88076FDE0473467BA47151C72FB6045A"/>
-          </w:pPr>
-          <w:r>
-            <w:t xml:space="preserve">City, ST ZIP Code </w:t>
-          </w:r>
-        </w:p>
-      </w:docPartBody>
-    </w:docPart>
-    <w:docPart>
-      <w:docPartPr>
-        <w:name w:val="B706B193AAAF410E922B19914FA19D4B"/>
-        <w:category>
-          <w:name w:val="General"/>
-          <w:gallery w:val="placeholder"/>
-        </w:category>
-        <w:types>
-          <w:type w:val="bbPlcHdr"/>
-        </w:types>
-        <w:behaviors>
-          <w:behavior w:val="content"/>
-        </w:behaviors>
-        <w:guid w:val="{71294BD5-D601-4ABE-8395-4238BAA51FB4}"/>
-      </w:docPartPr>
-      <w:docPartBody>
-        <w:p>
-          <w:pPr>
-            <w:pStyle w:val="B706B193AAAF410E922B19914FA19D4B"/>
-          </w:pPr>
-          <w:r>
-            <w:t xml:space="preserve">Name </w:t>
-          </w:r>
-        </w:p>
-      </w:docPartBody>
-    </w:docPart>
-    <w:docPart>
-      <w:docPartPr>
-        <w:name w:val="F3189CBC80624598A11203987CDEDB7C"/>
-        <w:category>
-          <w:name w:val="General"/>
-          <w:gallery w:val="placeholder"/>
-        </w:category>
-        <w:types>
-          <w:type w:val="bbPlcHdr"/>
-        </w:types>
-        <w:behaviors>
-          <w:behavior w:val="content"/>
-        </w:behaviors>
-        <w:guid w:val="{C339E9C0-E806-4986-BB62-F9569341DE46}"/>
-      </w:docPartPr>
-      <w:docPartBody>
-        <w:p>
-          <w:pPr>
-            <w:pStyle w:val="F3189CBC80624598A11203987CDEDB7C"/>
-          </w:pPr>
-          <w:r>
-            <w:t>Street Address</w:t>
-          </w:r>
-        </w:p>
-      </w:docPartBody>
-    </w:docPart>
-    <w:docPart>
-      <w:docPartPr>
-        <w:name w:val="42EE78A126E0498AB8E8518C3F1C991F"/>
-        <w:category>
-          <w:name w:val="General"/>
-          <w:gallery w:val="placeholder"/>
-        </w:category>
-        <w:types>
-          <w:type w:val="bbPlcHdr"/>
-        </w:types>
-        <w:behaviors>
-          <w:behavior w:val="content"/>
-        </w:behaviors>
-        <w:guid w:val="{37983167-32E6-495C-8568-270BF9F47569}"/>
-      </w:docPartPr>
-      <w:docPartBody>
-        <w:p>
-          <w:pPr>
-            <w:pStyle w:val="42EE78A126E0498AB8E8518C3F1C991F"/>
-          </w:pPr>
-          <w:r>
-            <w:t xml:space="preserve">City, ST ZIP Code </w:t>
-          </w:r>
-        </w:p>
-      </w:docPartBody>
-    </w:docPart>
-    <w:docPart>
-      <w:docPartPr>
-        <w:name w:val="67BE2BA514344F3B9FAC5DF75BB291AE"/>
-        <w:category>
-          <w:name w:val="General"/>
-          <w:gallery w:val="placeholder"/>
-        </w:category>
-        <w:types>
-          <w:type w:val="bbPlcHdr"/>
-        </w:types>
-        <w:behaviors>
-          <w:behavior w:val="content"/>
-        </w:behaviors>
-        <w:guid w:val="{8236FEB9-4E97-41BF-B9A7-2FBA3738330B}"/>
-      </w:docPartPr>
-      <w:docPartBody>
-        <w:p>
-          <w:pPr>
-            <w:pStyle w:val="67BE2BA514344F3B9FAC5DF75BB291AE"/>
-          </w:pPr>
-          <w:r>
-            <w:t xml:space="preserve">Name </w:t>
-          </w:r>
-        </w:p>
-      </w:docPartBody>
-    </w:docPart>
-    <w:docPart>
-      <w:docPartPr>
-        <w:name w:val="632C4B17080647EAA3E478387F6D9AE5"/>
-        <w:category>
-          <w:name w:val="General"/>
-          <w:gallery w:val="placeholder"/>
-        </w:category>
-        <w:types>
-          <w:type w:val="bbPlcHdr"/>
-        </w:types>
-        <w:behaviors>
-          <w:behavior w:val="content"/>
-        </w:behaviors>
-        <w:guid w:val="{1C1621F9-D2E5-4D3D-8E67-3E28E3ECD412}"/>
-      </w:docPartPr>
-      <w:docPartBody>
-        <w:p>
-          <w:pPr>
-            <w:pStyle w:val="632C4B17080647EAA3E478387F6D9AE5"/>
-          </w:pPr>
-          <w:r>
-            <w:t>Street Address</w:t>
-          </w:r>
-        </w:p>
-      </w:docPartBody>
-    </w:docPart>
-    <w:docPart>
-      <w:docPartPr>
-        <w:name w:val="6EAA5E99812C4A5AA4D18B1CD2460D02"/>
-        <w:category>
-          <w:name w:val="General"/>
-          <w:gallery w:val="placeholder"/>
-        </w:category>
-        <w:types>
-          <w:type w:val="bbPlcHdr"/>
-        </w:types>
-        <w:behaviors>
-          <w:behavior w:val="content"/>
-        </w:behaviors>
-        <w:guid w:val="{4387DB05-B5A8-4156-B46A-2372CDFE82AC}"/>
-      </w:docPartPr>
-      <w:docPartBody>
-        <w:p>
-          <w:pPr>
-            <w:pStyle w:val="6EAA5E99812C4A5AA4D18B1CD2460D02"/>
-          </w:pPr>
-          <w:r>
-            <w:t xml:space="preserve">City, ST ZIP Code </w:t>
-          </w:r>
-        </w:p>
-      </w:docPartBody>
-    </w:docPart>
-    <w:docPart>
-      <w:docPartPr>
-        <w:name w:val="913695018B3B4CC5991A65B10335465B"/>
-        <w:category>
-          <w:name w:val="General"/>
-          <w:gallery w:val="placeholder"/>
-        </w:category>
-        <w:types>
-          <w:type w:val="bbPlcHdr"/>
-        </w:types>
-        <w:behaviors>
-          <w:behavior w:val="content"/>
-        </w:behaviors>
-        <w:guid w:val="{23C48C7A-68CA-424C-91AF-FF115AD56522}"/>
-      </w:docPartPr>
-      <w:docPartBody>
-        <w:p>
-          <w:pPr>
-            <w:pStyle w:val="913695018B3B4CC5991A65B10335465B"/>
-          </w:pPr>
-          <w:r>
-            <w:t xml:space="preserve">Name </w:t>
-          </w:r>
-        </w:p>
-      </w:docPartBody>
-    </w:docPart>
-    <w:docPart>
-      <w:docPartPr>
-        <w:name w:val="F08DADD59B7C4A05B1F5CF53D89CC702"/>
-        <w:category>
-          <w:name w:val="General"/>
-          <w:gallery w:val="placeholder"/>
-        </w:category>
-        <w:types>
-          <w:type w:val="bbPlcHdr"/>
-        </w:types>
-        <w:behaviors>
-          <w:behavior w:val="content"/>
-        </w:behaviors>
-        <w:guid w:val="{AAF8271C-4809-4113-9988-7F1B4E6B8E8A}"/>
-      </w:docPartPr>
-      <w:docPartBody>
-        <w:p>
-          <w:pPr>
-            <w:pStyle w:val="F08DADD59B7C4A05B1F5CF53D89CC702"/>
-          </w:pPr>
-          <w:r>
-            <w:t>Street Address</w:t>
-          </w:r>
-        </w:p>
-      </w:docPartBody>
-    </w:docPart>
-    <w:docPart>
-      <w:docPartPr>
-        <w:name w:val="F590BA59EAEE410DADE634AA49964B94"/>
-        <w:category>
-          <w:name w:val="General"/>
-          <w:gallery w:val="placeholder"/>
-        </w:category>
-        <w:types>
-          <w:type w:val="bbPlcHdr"/>
-        </w:types>
-        <w:behaviors>
-          <w:behavior w:val="content"/>
-        </w:behaviors>
-        <w:guid w:val="{AEA5714C-5FFD-4EAD-A2F3-8B823B1AEABE}"/>
-      </w:docPartPr>
-      <w:docPartBody>
-        <w:p>
-          <w:pPr>
-            <w:pStyle w:val="F590BA59EAEE410DADE634AA49964B94"/>
-          </w:pPr>
-          <w:r>
-            <w:t xml:space="preserve">City, ST ZIP Code </w:t>
-          </w:r>
-        </w:p>
-      </w:docPartBody>
-    </w:docPart>
-    <w:docPart>
-      <w:docPartPr>
-        <w:name w:val="24400852B385428195D2557E233212A3"/>
-        <w:category>
-          <w:name w:val="General"/>
-          <w:gallery w:val="placeholder"/>
-        </w:category>
-        <w:types>
-          <w:type w:val="bbPlcHdr"/>
-        </w:types>
-        <w:behaviors>
-          <w:behavior w:val="content"/>
-        </w:behaviors>
-        <w:guid w:val="{77AC494E-FB4E-4875-AAF7-139214E6A739}"/>
-      </w:docPartPr>
-      <w:docPartBody>
-        <w:p>
-          <w:pPr>
-            <w:pStyle w:val="24400852B385428195D2557E233212A3"/>
-          </w:pPr>
-          <w:r>
-            <w:t xml:space="preserve">Name </w:t>
-          </w:r>
-        </w:p>
-      </w:docPartBody>
-    </w:docPart>
-    <w:docPart>
-      <w:docPartPr>
-        <w:name w:val="05E78D5470284F7CB89FCEED22587142"/>
-        <w:category>
-          <w:name w:val="General"/>
-          <w:gallery w:val="placeholder"/>
-        </w:category>
-        <w:types>
-          <w:type w:val="bbPlcHdr"/>
-        </w:types>
-        <w:behaviors>
-          <w:behavior w:val="content"/>
-        </w:behaviors>
-        <w:guid w:val="{1E5125DA-E842-4F36-9753-70288826E424}"/>
-      </w:docPartPr>
-      <w:docPartBody>
-        <w:p>
-          <w:pPr>
-            <w:pStyle w:val="05E78D5470284F7CB89FCEED22587142"/>
-          </w:pPr>
-          <w:r>
-            <w:t>Street Address</w:t>
-          </w:r>
-        </w:p>
-      </w:docPartBody>
-    </w:docPart>
-    <w:docPart>
-      <w:docPartPr>
-        <w:name w:val="C91BE93B54004049A95654C80015BFF7"/>
-        <w:category>
-          <w:name w:val="General"/>
-          <w:gallery w:val="placeholder"/>
-        </w:category>
-        <w:types>
-          <w:type w:val="bbPlcHdr"/>
-        </w:types>
-        <w:behaviors>
-          <w:behavior w:val="content"/>
-        </w:behaviors>
-        <w:guid w:val="{42DCB1BA-A840-49BD-A5F6-23660D2FD876}"/>
-      </w:docPartPr>
-      <w:docPartBody>
-        <w:p>
-          <w:pPr>
-            <w:pStyle w:val="C91BE93B54004049A95654C80015BFF7"/>
-          </w:pPr>
-          <w:r>
-            <w:t xml:space="preserve">City, ST ZIP Code </w:t>
-          </w:r>
-        </w:p>
-      </w:docPartBody>
-    </w:docPart>
-    <w:docPart>
-      <w:docPartPr>
-        <w:name w:val="43E6256283BD483BA822B3B913C65E8D"/>
-        <w:category>
-          <w:name w:val="General"/>
-          <w:gallery w:val="placeholder"/>
-        </w:category>
-        <w:types>
-          <w:type w:val="bbPlcHdr"/>
-        </w:types>
-        <w:behaviors>
-          <w:behavior w:val="content"/>
-        </w:behaviors>
-        <w:guid w:val="{73FF2A67-A5D5-4415-B382-E5A9BF0285BD}"/>
-      </w:docPartPr>
-      <w:docPartBody>
-        <w:p>
-          <w:pPr>
-            <w:pStyle w:val="43E6256283BD483BA822B3B913C65E8D"/>
-          </w:pPr>
-          <w:r>
-            <w:t xml:space="preserve">Name </w:t>
-          </w:r>
-        </w:p>
-      </w:docPartBody>
-    </w:docPart>
-    <w:docPart>
-      <w:docPartPr>
-        <w:name w:val="1E0792E57452477684D626992436DFEE"/>
-        <w:category>
-          <w:name w:val="General"/>
-          <w:gallery w:val="placeholder"/>
-        </w:category>
-        <w:types>
-          <w:type w:val="bbPlcHdr"/>
-        </w:types>
-        <w:behaviors>
-          <w:behavior w:val="content"/>
-        </w:behaviors>
-        <w:guid w:val="{C5E7790B-9AB1-4C5B-9749-52600F79AE65}"/>
-      </w:docPartPr>
-      <w:docPartBody>
-        <w:p>
-          <w:pPr>
-            <w:pStyle w:val="1E0792E57452477684D626992436DFEE"/>
-          </w:pPr>
-          <w:r>
-            <w:t>Street Address</w:t>
-          </w:r>
-        </w:p>
-      </w:docPartBody>
-    </w:docPart>
-    <w:docPart>
-      <w:docPartPr>
-        <w:name w:val="BC8B7C2886AC4FCD96804680D1492220"/>
-        <w:category>
-          <w:name w:val="General"/>
-          <w:gallery w:val="placeholder"/>
-        </w:category>
-        <w:types>
-          <w:type w:val="bbPlcHdr"/>
-        </w:types>
-        <w:behaviors>
-          <w:behavior w:val="content"/>
-        </w:behaviors>
-        <w:guid w:val="{C0FD0367-CC68-4C6A-99F5-BFCFBD5E5849}"/>
-      </w:docPartPr>
-      <w:docPartBody>
-        <w:p>
-          <w:pPr>
-            <w:pStyle w:val="BC8B7C2886AC4FCD96804680D1492220"/>
-          </w:pPr>
-          <w:r>
-            <w:t xml:space="preserve">City, ST ZIP Code </w:t>
-          </w:r>
-        </w:p>
-      </w:docPartBody>
-    </w:docPart>
-    <w:docPart>
-      <w:docPartPr>
-        <w:name w:val="656CB4CBAA344568ACFFF09F7C5A0B0C"/>
-        <w:category>
-          <w:name w:val="General"/>
-          <w:gallery w:val="placeholder"/>
-        </w:category>
-        <w:types>
-          <w:type w:val="bbPlcHdr"/>
-        </w:types>
-        <w:behaviors>
-          <w:behavior w:val="content"/>
-        </w:behaviors>
-        <w:guid w:val="{AD477250-E248-40CE-8A54-8196DD1CA1BF}"/>
-      </w:docPartPr>
-      <w:docPartBody>
-        <w:p>
-          <w:pPr>
-            <w:pStyle w:val="656CB4CBAA344568ACFFF09F7C5A0B0C"/>
-          </w:pPr>
-          <w:r>
-            <w:t xml:space="preserve">Name </w:t>
-          </w:r>
-        </w:p>
-      </w:docPartBody>
-    </w:docPart>
-    <w:docPart>
-      <w:docPartPr>
-        <w:name w:val="408B88D53BCE4DE69844CE0EEB40B962"/>
-        <w:category>
-          <w:name w:val="General"/>
-          <w:gallery w:val="placeholder"/>
-        </w:category>
-        <w:types>
-          <w:type w:val="bbPlcHdr"/>
-        </w:types>
-        <w:behaviors>
-          <w:behavior w:val="content"/>
-        </w:behaviors>
-        <w:guid w:val="{E064727A-531A-40AE-9EAE-C37DAAD1518D}"/>
-      </w:docPartPr>
-      <w:docPartBody>
-        <w:p>
-          <w:pPr>
-            <w:pStyle w:val="408B88D53BCE4DE69844CE0EEB40B962"/>
-          </w:pPr>
-          <w:r>
-            <w:t>Street Address</w:t>
-          </w:r>
-        </w:p>
-      </w:docPartBody>
-    </w:docPart>
-    <w:docPart>
-      <w:docPartPr>
-        <w:name w:val="54CB00B519604191B7554A1D0E8DD85C"/>
-        <w:category>
-          <w:name w:val="General"/>
-          <w:gallery w:val="placeholder"/>
-        </w:category>
-        <w:types>
-          <w:type w:val="bbPlcHdr"/>
-        </w:types>
-        <w:behaviors>
-          <w:behavior w:val="content"/>
-        </w:behaviors>
-        <w:guid w:val="{24DF9FF5-FA6C-4FE8-BC59-928F1EF29E65}"/>
-      </w:docPartPr>
-      <w:docPartBody>
-        <w:p>
-          <w:pPr>
-            <w:pStyle w:val="54CB00B519604191B7554A1D0E8DD85C"/>
-          </w:pPr>
-          <w:r>
-            <w:t xml:space="preserve">City, ST ZIP Code </w:t>
-          </w:r>
-        </w:p>
-      </w:docPartBody>
-    </w:docPart>
-    <w:docPart>
-      <w:docPartPr>
-        <w:name w:val="F5005F31E89F496FB9DF09F43866E82D"/>
-        <w:category>
-          <w:name w:val="General"/>
-          <w:gallery w:val="placeholder"/>
-        </w:category>
-        <w:types>
-          <w:type w:val="bbPlcHdr"/>
-        </w:types>
-        <w:behaviors>
-          <w:behavior w:val="content"/>
-        </w:behaviors>
-        <w:guid w:val="{3C19AA22-63F7-4822-8177-DEF9ED6FCB07}"/>
-      </w:docPartPr>
-      <w:docPartBody>
-        <w:p>
-          <w:pPr>
-            <w:pStyle w:val="F5005F31E89F496FB9DF09F43866E82D"/>
-          </w:pPr>
-          <w:r>
-            <w:t xml:space="preserve">Name </w:t>
-          </w:r>
-        </w:p>
-      </w:docPartBody>
-    </w:docPart>
-    <w:docPart>
-      <w:docPartPr>
-        <w:name w:val="8B7D1383FE154A7898F59DD012BA8EA9"/>
-        <w:category>
-          <w:name w:val="General"/>
-          <w:gallery w:val="placeholder"/>
-        </w:category>
-        <w:types>
-          <w:type w:val="bbPlcHdr"/>
-        </w:types>
-        <w:behaviors>
-          <w:behavior w:val="content"/>
-        </w:behaviors>
-        <w:guid w:val="{EDCFCB57-597B-46B2-9D8F-F99E33370479}"/>
-      </w:docPartPr>
-      <w:docPartBody>
-        <w:p>
-          <w:pPr>
-            <w:pStyle w:val="8B7D1383FE154A7898F59DD012BA8EA9"/>
-          </w:pPr>
-          <w:r>
-            <w:t>Street Address</w:t>
-          </w:r>
-        </w:p>
-      </w:docPartBody>
-    </w:docPart>
-    <w:docPart>
-      <w:docPartPr>
-        <w:name w:val="CE17B1D7994A47BBB790FCD9334D7BCD"/>
-        <w:category>
-          <w:name w:val="General"/>
-          <w:gallery w:val="placeholder"/>
-        </w:category>
-        <w:types>
-          <w:type w:val="bbPlcHdr"/>
-        </w:types>
-        <w:behaviors>
-          <w:behavior w:val="content"/>
-        </w:behaviors>
-        <w:guid w:val="{A54C6C56-7178-4CFE-BBC2-6140AA6764AA}"/>
-      </w:docPartPr>
-      <w:docPartBody>
-        <w:p>
-          <w:pPr>
-            <w:pStyle w:val="CE17B1D7994A47BBB790FCD9334D7BCD"/>
-          </w:pPr>
-          <w:r>
-            <w:t xml:space="preserve">City, ST ZIP Code </w:t>
-          </w:r>
-        </w:p>
-      </w:docPartBody>
-    </w:docPart>
-    <w:docPart>
-      <w:docPartPr>
-        <w:name w:val="217AE590E4734393A80E73731D21AAE1"/>
-        <w:category>
-          <w:name w:val="General"/>
-          <w:gallery w:val="placeholder"/>
-        </w:category>
-        <w:types>
-          <w:type w:val="bbPlcHdr"/>
-        </w:types>
-        <w:behaviors>
-          <w:behavior w:val="content"/>
-        </w:behaviors>
-        <w:guid w:val="{14FC14B3-791B-4156-9C49-69BC2F73F417}"/>
-      </w:docPartPr>
-      <w:docPartBody>
-        <w:p>
-          <w:pPr>
-            <w:pStyle w:val="217AE590E4734393A80E73731D21AAE1"/>
-          </w:pPr>
-          <w:r>
-            <w:t xml:space="preserve">Name </w:t>
-          </w:r>
-        </w:p>
-      </w:docPartBody>
-    </w:docPart>
-    <w:docPart>
-      <w:docPartPr>
-        <w:name w:val="324844B85DEA47BF9B2445C89ED9B3DF"/>
-        <w:category>
-          <w:name w:val="General"/>
-          <w:gallery w:val="placeholder"/>
-        </w:category>
-        <w:types>
-          <w:type w:val="bbPlcHdr"/>
-        </w:types>
-        <w:behaviors>
-          <w:behavior w:val="content"/>
-        </w:behaviors>
-        <w:guid w:val="{638E19C5-4E92-4CE2-AD7B-2BA3AAF2CACE}"/>
-      </w:docPartPr>
-      <w:docPartBody>
-        <w:p>
-          <w:pPr>
-            <w:pStyle w:val="324844B85DEA47BF9B2445C89ED9B3DF"/>
-          </w:pPr>
-          <w:r>
-            <w:t>Street Address</w:t>
-          </w:r>
-        </w:p>
-      </w:docPartBody>
-    </w:docPart>
-    <w:docPart>
-      <w:docPartPr>
-        <w:name w:val="986A1A0694844718A62E90D5A6101535"/>
-        <w:category>
-          <w:name w:val="General"/>
-          <w:gallery w:val="placeholder"/>
-        </w:category>
-        <w:types>
-          <w:type w:val="bbPlcHdr"/>
-        </w:types>
-        <w:behaviors>
-          <w:behavior w:val="content"/>
-        </w:behaviors>
-        <w:guid w:val="{4D99496B-C76D-4BC3-8F75-59C898787B20}"/>
-      </w:docPartPr>
-      <w:docPartBody>
-        <w:p>
-          <w:pPr>
-            <w:pStyle w:val="986A1A0694844718A62E90D5A6101535"/>
-          </w:pPr>
-          <w:r>
-            <w:t xml:space="preserve">City, ST ZIP Code </w:t>
-          </w:r>
-        </w:p>
-      </w:docPartBody>
-    </w:docPart>
-    <w:docPart>
-      <w:docPartPr>
-        <w:name w:val="BFD9C0317BD34B10873929C94106C622"/>
-        <w:category>
-          <w:name w:val="General"/>
-          <w:gallery w:val="placeholder"/>
-        </w:category>
-        <w:types>
-          <w:type w:val="bbPlcHdr"/>
-        </w:types>
-        <w:behaviors>
-          <w:behavior w:val="content"/>
-        </w:behaviors>
-        <w:guid w:val="{DB448782-B5F6-4781-B927-B3BBA1C3EC5F}"/>
-      </w:docPartPr>
-      <w:docPartBody>
-        <w:p>
-          <w:pPr>
-            <w:pStyle w:val="BFD9C0317BD34B10873929C94106C622"/>
-          </w:pPr>
-          <w:r>
-            <w:t xml:space="preserve">Name </w:t>
-          </w:r>
-        </w:p>
-      </w:docPartBody>
-    </w:docPart>
-    <w:docPart>
-      <w:docPartPr>
-        <w:name w:val="CC20EF898A9343868A4015600D965F68"/>
-        <w:category>
-          <w:name w:val="General"/>
-          <w:gallery w:val="placeholder"/>
-        </w:category>
-        <w:types>
-          <w:type w:val="bbPlcHdr"/>
-        </w:types>
-        <w:behaviors>
-          <w:behavior w:val="content"/>
-        </w:behaviors>
-        <w:guid w:val="{5F4B0BD7-1354-45EB-8757-D847D25EC707}"/>
-      </w:docPartPr>
-      <w:docPartBody>
-        <w:p>
-          <w:pPr>
-            <w:pStyle w:val="CC20EF898A9343868A4015600D965F68"/>
-          </w:pPr>
-          <w:r>
-            <w:t>Street Address</w:t>
-          </w:r>
-        </w:p>
-      </w:docPartBody>
-    </w:docPart>
-    <w:docPart>
-      <w:docPartPr>
-        <w:name w:val="6EA5BDA170014CC0ADF3E0663DD8EBC8"/>
-        <w:category>
-          <w:name w:val="General"/>
-          <w:gallery w:val="placeholder"/>
-        </w:category>
-        <w:types>
-          <w:type w:val="bbPlcHdr"/>
-        </w:types>
-        <w:behaviors>
-          <w:behavior w:val="content"/>
-        </w:behaviors>
-        <w:guid w:val="{E255C369-7360-4719-9740-F9FCD997488C}"/>
-      </w:docPartPr>
-      <w:docPartBody>
-        <w:p>
-          <w:pPr>
-            <w:pStyle w:val="6EA5BDA170014CC0ADF3E0663DD8EBC8"/>
-          </w:pPr>
-          <w:r>
-            <w:t xml:space="preserve">City, ST ZIP Code </w:t>
-          </w:r>
-        </w:p>
-      </w:docPartBody>
-    </w:docPart>
-    <w:docPart>
-      <w:docPartPr>
-        <w:name w:val="2CB0D5CAE40F4B3482C73D453ABFDA50"/>
-        <w:category>
-          <w:name w:val="General"/>
-          <w:gallery w:val="placeholder"/>
-        </w:category>
-        <w:types>
-          <w:type w:val="bbPlcHdr"/>
-        </w:types>
-        <w:behaviors>
-          <w:behavior w:val="content"/>
-        </w:behaviors>
-        <w:guid w:val="{20312100-C3FD-4384-AC72-DD59892BD362}"/>
-      </w:docPartPr>
-      <w:docPartBody>
-        <w:p>
-          <w:pPr>
-            <w:pStyle w:val="2CB0D5CAE40F4B3482C73D453ABFDA50"/>
-          </w:pPr>
-          <w:r>
-            <w:t xml:space="preserve">Name </w:t>
-          </w:r>
-        </w:p>
-      </w:docPartBody>
-    </w:docPart>
-    <w:docPart>
-      <w:docPartPr>
-        <w:name w:val="B014114B618D406DA87B55E351AAF3F0"/>
-        <w:category>
-          <w:name w:val="General"/>
-          <w:gallery w:val="placeholder"/>
-        </w:category>
-        <w:types>
-          <w:type w:val="bbPlcHdr"/>
-        </w:types>
-        <w:behaviors>
-          <w:behavior w:val="content"/>
-        </w:behaviors>
-        <w:guid w:val="{74182E90-7D7B-482D-B3CA-AB0DD6587A31}"/>
-      </w:docPartPr>
-      <w:docPartBody>
-        <w:p>
-          <w:pPr>
-            <w:pStyle w:val="B014114B618D406DA87B55E351AAF3F0"/>
-          </w:pPr>
-          <w:r>
-            <w:t>Street Address</w:t>
-          </w:r>
-        </w:p>
-      </w:docPartBody>
-    </w:docPart>
-    <w:docPart>
-      <w:docPartPr>
-        <w:name w:val="9F410B681A7F4731B09FF07207F69C04"/>
-        <w:category>
-          <w:name w:val="General"/>
-          <w:gallery w:val="placeholder"/>
-        </w:category>
-        <w:types>
-          <w:type w:val="bbPlcHdr"/>
-        </w:types>
-        <w:behaviors>
-          <w:behavior w:val="content"/>
-        </w:behaviors>
-        <w:guid w:val="{900DB174-1575-4ECE-BB16-3DDE32EBB169}"/>
-      </w:docPartPr>
-      <w:docPartBody>
-        <w:p>
-          <w:pPr>
-            <w:pStyle w:val="9F410B681A7F4731B09FF07207F69C04"/>
-          </w:pPr>
-          <w:r>
-            <w:t xml:space="preserve">City, ST ZIP Code </w:t>
-          </w:r>
-        </w:p>
-      </w:docPartBody>
-    </w:docPart>
-    <w:docPart>
-      <w:docPartPr>
-        <w:name w:val="538EA488A8464722A3D0B2F684DCEA3B"/>
-        <w:category>
-          <w:name w:val="General"/>
-          <w:gallery w:val="placeholder"/>
-        </w:category>
-        <w:types>
-          <w:type w:val="bbPlcHdr"/>
-        </w:types>
-        <w:behaviors>
-          <w:behavior w:val="content"/>
-        </w:behaviors>
-        <w:guid w:val="{C148B2E5-B9AF-4AFA-81F1-14E4B036C761}"/>
-      </w:docPartPr>
-      <w:docPartBody>
-        <w:p>
-          <w:pPr>
-            <w:pStyle w:val="538EA488A8464722A3D0B2F684DCEA3B"/>
-          </w:pPr>
-          <w:r>
-            <w:t xml:space="preserve">Name </w:t>
-          </w:r>
-        </w:p>
-      </w:docPartBody>
-    </w:docPart>
-    <w:docPart>
-      <w:docPartPr>
-        <w:name w:val="00705BEAB5664B35829713FA172A9298"/>
-        <w:category>
-          <w:name w:val="General"/>
-          <w:gallery w:val="placeholder"/>
-        </w:category>
-        <w:types>
-          <w:type w:val="bbPlcHdr"/>
-        </w:types>
-        <w:behaviors>
-          <w:behavior w:val="content"/>
-        </w:behaviors>
-        <w:guid w:val="{7B324C06-B8D8-4C04-A371-9924AF55BBE9}"/>
-      </w:docPartPr>
-      <w:docPartBody>
-        <w:p>
-          <w:pPr>
-            <w:pStyle w:val="00705BEAB5664B35829713FA172A9298"/>
-          </w:pPr>
-          <w:r>
-            <w:t>Street Address</w:t>
-          </w:r>
-        </w:p>
-      </w:docPartBody>
-    </w:docPart>
-    <w:docPart>
-      <w:docPartPr>
-        <w:name w:val="D819314F84D949DEBD81525B08AF43C7"/>
-        <w:category>
-          <w:name w:val="General"/>
-          <w:gallery w:val="placeholder"/>
-        </w:category>
-        <w:types>
-          <w:type w:val="bbPlcHdr"/>
-        </w:types>
-        <w:behaviors>
-          <w:behavior w:val="content"/>
-        </w:behaviors>
-        <w:guid w:val="{5C589E31-D894-4799-8332-9C08BAAA3F49}"/>
-      </w:docPartPr>
-      <w:docPartBody>
-        <w:p>
-          <w:pPr>
-            <w:pStyle w:val="D819314F84D949DEBD81525B08AF43C7"/>
-          </w:pPr>
-          <w:r>
-            <w:t xml:space="preserve">City, ST ZIP Code </w:t>
-          </w:r>
-        </w:p>
-      </w:docPartBody>
-    </w:docPart>
-    <w:docPart>
-      <w:docPartPr>
-        <w:name w:val="FFB34914E98D45F3B07F087D5F2B691B"/>
-        <w:category>
-          <w:name w:val="General"/>
-          <w:gallery w:val="placeholder"/>
-        </w:category>
-        <w:types>
-          <w:type w:val="bbPlcHdr"/>
-        </w:types>
-        <w:behaviors>
-          <w:behavior w:val="content"/>
-        </w:behaviors>
-        <w:guid w:val="{927303C8-19BA-4A8F-BFF1-C7A632FB3831}"/>
-      </w:docPartPr>
-      <w:docPartBody>
-        <w:p>
-          <w:pPr>
-            <w:pStyle w:val="FFB34914E98D45F3B07F087D5F2B691B"/>
-          </w:pPr>
-          <w:r>
-            <w:t xml:space="preserve">Name </w:t>
-          </w:r>
-        </w:p>
-      </w:docPartBody>
-    </w:docPart>
-    <w:docPart>
-      <w:docPartPr>
-        <w:name w:val="569605C9DB1D4C948556F9566D68F45E"/>
-        <w:category>
-          <w:name w:val="General"/>
-          <w:gallery w:val="placeholder"/>
-        </w:category>
-        <w:types>
-          <w:type w:val="bbPlcHdr"/>
-        </w:types>
-        <w:behaviors>
-          <w:behavior w:val="content"/>
-        </w:behaviors>
-        <w:guid w:val="{44FFB9A6-CF20-4BEA-974C-18D2FBFAD234}"/>
-      </w:docPartPr>
-      <w:docPartBody>
-        <w:p>
-          <w:pPr>
-            <w:pStyle w:val="569605C9DB1D4C948556F9566D68F45E"/>
-          </w:pPr>
-          <w:r>
-            <w:t>Street Address</w:t>
-          </w:r>
-        </w:p>
-      </w:docPartBody>
-    </w:docPart>
-    <w:docPart>
-      <w:docPartPr>
-        <w:name w:val="19571557E50D450598CC29DA923DE79D"/>
-        <w:category>
-          <w:name w:val="General"/>
-          <w:gallery w:val="placeholder"/>
-        </w:category>
-        <w:types>
-          <w:type w:val="bbPlcHdr"/>
-        </w:types>
-        <w:behaviors>
-          <w:behavior w:val="content"/>
-        </w:behaviors>
-        <w:guid w:val="{45677405-4BF4-4C70-9EF4-06F7F55E1EDB}"/>
-      </w:docPartPr>
-      <w:docPartBody>
-        <w:p>
-          <w:pPr>
-            <w:pStyle w:val="19571557E50D450598CC29DA923DE79D"/>
-          </w:pPr>
-          <w:r>
-            <w:t xml:space="preserve">City, ST ZIP Code </w:t>
-          </w:r>
-        </w:p>
-      </w:docPartBody>
-    </w:docPart>
-    <w:docPart>
-      <w:docPartPr>
-        <w:name w:val="8F230FB391204E988B31581CE1DAE4DB"/>
-        <w:category>
-          <w:name w:val="General"/>
-          <w:gallery w:val="placeholder"/>
-        </w:category>
-        <w:types>
-          <w:type w:val="bbPlcHdr"/>
-        </w:types>
-        <w:behaviors>
-          <w:behavior w:val="content"/>
-        </w:behaviors>
-        <w:guid w:val="{D1FA0F60-084B-42F4-A8C3-743CF508C80D}"/>
-      </w:docPartPr>
-      <w:docPartBody>
-        <w:p>
-          <w:pPr>
-            <w:pStyle w:val="8F230FB391204E988B31581CE1DAE4DB"/>
-          </w:pPr>
-          <w:r>
-            <w:t xml:space="preserve">Name </w:t>
-          </w:r>
-        </w:p>
-      </w:docPartBody>
-    </w:docPart>
-    <w:docPart>
-      <w:docPartPr>
-        <w:name w:val="3DB1F38F25AE4C72B6A51F4C06240566"/>
-        <w:category>
-          <w:name w:val="General"/>
-          <w:gallery w:val="placeholder"/>
-        </w:category>
-        <w:types>
-          <w:type w:val="bbPlcHdr"/>
-        </w:types>
-        <w:behaviors>
-          <w:behavior w:val="content"/>
-        </w:behaviors>
-        <w:guid w:val="{FF3DD42B-EBD1-4807-A11B-4267293C8F0F}"/>
-      </w:docPartPr>
-      <w:docPartBody>
-        <w:p>
-          <w:pPr>
-            <w:pStyle w:val="3DB1F38F25AE4C72B6A51F4C06240566"/>
-          </w:pPr>
-          <w:r>
-            <w:t>Street Address</w:t>
-          </w:r>
-        </w:p>
-      </w:docPartBody>
-    </w:docPart>
-    <w:docPart>
-      <w:docPartPr>
-        <w:name w:val="3B3D2F525A6B4A02961C19A91597F5B4"/>
-        <w:category>
-          <w:name w:val="General"/>
-          <w:gallery w:val="placeholder"/>
-        </w:category>
-        <w:types>
-          <w:type w:val="bbPlcHdr"/>
-        </w:types>
-        <w:behaviors>
-          <w:behavior w:val="content"/>
-        </w:behaviors>
-        <w:guid w:val="{3C893E7A-F96B-4DE8-8F82-EE3CD690BB3B}"/>
-      </w:docPartPr>
-      <w:docPartBody>
-        <w:p>
-          <w:pPr>
-            <w:pStyle w:val="3B3D2F525A6B4A02961C19A91597F5B4"/>
-          </w:pPr>
-          <w:r>
-            <w:t xml:space="preserve">City, ST ZIP Code </w:t>
-          </w:r>
-        </w:p>
-      </w:docPartBody>
-    </w:docPart>
-    <w:docPart>
-      <w:docPartPr>
-        <w:name w:val="6762475D2CD54822BDC7443B7DDA6D2D"/>
-        <w:category>
-          <w:name w:val="General"/>
-          <w:gallery w:val="placeholder"/>
-        </w:category>
-        <w:types>
-          <w:type w:val="bbPlcHdr"/>
-        </w:types>
-        <w:behaviors>
-          <w:behavior w:val="content"/>
-        </w:behaviors>
-        <w:guid w:val="{CF2FBA58-83F1-4D27-B3F0-3AFA4AB71404}"/>
-      </w:docPartPr>
-      <w:docPartBody>
-        <w:p>
-          <w:pPr>
-            <w:pStyle w:val="6762475D2CD54822BDC7443B7DDA6D2D"/>
-          </w:pPr>
-          <w:r>
-            <w:t xml:space="preserve">Name </w:t>
-          </w:r>
-        </w:p>
-      </w:docPartBody>
-    </w:docPart>
-    <w:docPart>
-      <w:docPartPr>
-        <w:name w:val="81F93F457B0845B7977D9EC2AF96CFF1"/>
-        <w:category>
-          <w:name w:val="General"/>
-          <w:gallery w:val="placeholder"/>
-        </w:category>
-        <w:types>
-          <w:type w:val="bbPlcHdr"/>
-        </w:types>
-        <w:behaviors>
-          <w:behavior w:val="content"/>
-        </w:behaviors>
-        <w:guid w:val="{D2ABB4A8-8377-4A91-8C6D-593B785FC26D}"/>
-      </w:docPartPr>
-      <w:docPartBody>
-        <w:p>
-          <w:pPr>
-            <w:pStyle w:val="81F93F457B0845B7977D9EC2AF96CFF1"/>
-          </w:pPr>
-          <w:r>
-            <w:t>Street Address</w:t>
-          </w:r>
-        </w:p>
-      </w:docPartBody>
-    </w:docPart>
-    <w:docPart>
-      <w:docPartPr>
-        <w:name w:val="5C8CFF28EFCA40738BC3F69E6A03E934"/>
-        <w:category>
-          <w:name w:val="General"/>
-          <w:gallery w:val="placeholder"/>
-        </w:category>
-        <w:types>
-          <w:type w:val="bbPlcHdr"/>
-        </w:types>
-        <w:behaviors>
-          <w:behavior w:val="content"/>
-        </w:behaviors>
-        <w:guid w:val="{B3350315-FC30-43D8-9B34-1EE73C15DDDC}"/>
-      </w:docPartPr>
-      <w:docPartBody>
-        <w:p>
-          <w:pPr>
-            <w:pStyle w:val="5C8CFF28EFCA40738BC3F69E6A03E934"/>
-          </w:pPr>
-          <w:r>
-            <w:t xml:space="preserve">City, ST ZIP Code </w:t>
-          </w:r>
-        </w:p>
-      </w:docPartBody>
-    </w:docPart>
-    <w:docPart>
-      <w:docPartPr>
-        <w:name w:val="362C3193817E47BFB47E770297865140"/>
-        <w:category>
-          <w:name w:val="General"/>
-          <w:gallery w:val="placeholder"/>
-        </w:category>
-        <w:types>
-          <w:type w:val="bbPlcHdr"/>
-        </w:types>
-        <w:behaviors>
-          <w:behavior w:val="content"/>
-        </w:behaviors>
-        <w:guid w:val="{8B0154E2-F1E7-4329-BCBB-B0DA9F95BEA3}"/>
-      </w:docPartPr>
-      <w:docPartBody>
-        <w:p>
-          <w:pPr>
-            <w:pStyle w:val="362C3193817E47BFB47E770297865140"/>
-          </w:pPr>
-          <w:r>
-            <w:t xml:space="preserve">Name </w:t>
-          </w:r>
-        </w:p>
-      </w:docPartBody>
-    </w:docPart>
-    <w:docPart>
-      <w:docPartPr>
-        <w:name w:val="13519614EF7E47BD859F8ADF48D94841"/>
-        <w:category>
-          <w:name w:val="General"/>
-          <w:gallery w:val="placeholder"/>
-        </w:category>
-        <w:types>
-          <w:type w:val="bbPlcHdr"/>
-        </w:types>
-        <w:behaviors>
-          <w:behavior w:val="content"/>
-        </w:behaviors>
-        <w:guid w:val="{166866E8-81BB-4AD2-BDF3-873F794F4004}"/>
-      </w:docPartPr>
-      <w:docPartBody>
-        <w:p>
-          <w:pPr>
-            <w:pStyle w:val="13519614EF7E47BD859F8ADF48D94841"/>
-          </w:pPr>
-          <w:r>
-            <w:t>Street Address</w:t>
-          </w:r>
-        </w:p>
-      </w:docPartBody>
-    </w:docPart>
-    <w:docPart>
-      <w:docPartPr>
-        <w:name w:val="DF64103F5743428EA480CBD5A1C00F8D"/>
-        <w:category>
-          <w:name w:val="General"/>
-          <w:gallery w:val="placeholder"/>
-        </w:category>
-        <w:types>
-          <w:type w:val="bbPlcHdr"/>
-        </w:types>
-        <w:behaviors>
-          <w:behavior w:val="content"/>
-        </w:behaviors>
-        <w:guid w:val="{60B976C2-81B5-4FA0-93BC-3400CAEE02B8}"/>
-      </w:docPartPr>
-      <w:docPartBody>
-        <w:p>
-          <w:pPr>
-            <w:pStyle w:val="DF64103F5743428EA480CBD5A1C00F8D"/>
-          </w:pPr>
-          <w:r>
-            <w:t xml:space="preserve">City, ST ZIP Code </w:t>
-          </w:r>
-        </w:p>
-      </w:docPartBody>
-    </w:docPart>
-    <w:docPart>
-      <w:docPartPr>
-        <w:name w:val="3F2D3FE9D35B417590913E134CA82B5A"/>
-        <w:category>
-          <w:name w:val="General"/>
-          <w:gallery w:val="placeholder"/>
-        </w:category>
-        <w:types>
-          <w:type w:val="bbPlcHdr"/>
-        </w:types>
-        <w:behaviors>
-          <w:behavior w:val="content"/>
-        </w:behaviors>
-        <w:guid w:val="{ADCA193A-9B0E-4249-B1AA-31AEC961C323}"/>
-      </w:docPartPr>
-      <w:docPartBody>
-        <w:p>
-          <w:pPr>
-            <w:pStyle w:val="3F2D3FE9D35B417590913E134CA82B5A"/>
-          </w:pPr>
-          <w:r>
-            <w:t xml:space="preserve">Name </w:t>
-          </w:r>
-        </w:p>
-      </w:docPartBody>
-    </w:docPart>
-    <w:docPart>
-      <w:docPartPr>
-        <w:name w:val="CC39624369944A1D9B56B5C52A3ED381"/>
-        <w:category>
-          <w:name w:val="General"/>
-          <w:gallery w:val="placeholder"/>
-        </w:category>
-        <w:types>
-          <w:type w:val="bbPlcHdr"/>
-        </w:types>
-        <w:behaviors>
-          <w:behavior w:val="content"/>
-        </w:behaviors>
-        <w:guid w:val="{000CC40C-A3C8-4E8E-9935-F4CFEBD346D9}"/>
-      </w:docPartPr>
-      <w:docPartBody>
-        <w:p>
-          <w:pPr>
-            <w:pStyle w:val="CC39624369944A1D9B56B5C52A3ED381"/>
-          </w:pPr>
-          <w:r>
-            <w:t>Street Address</w:t>
-          </w:r>
-        </w:p>
-      </w:docPartBody>
-    </w:docPart>
-    <w:docPart>
-      <w:docPartPr>
-        <w:name w:val="A0FB0154929949FB85F73024A1999750"/>
-        <w:category>
-          <w:name w:val="General"/>
-          <w:gallery w:val="placeholder"/>
-        </w:category>
-        <w:types>
-          <w:type w:val="bbPlcHdr"/>
-        </w:types>
-        <w:behaviors>
-          <w:behavior w:val="content"/>
-        </w:behaviors>
-        <w:guid w:val="{07BBF41D-19F3-4FC2-BAAD-24F5B161502A}"/>
-      </w:docPartPr>
-      <w:docPartBody>
-        <w:p>
-          <w:pPr>
-            <w:pStyle w:val="A0FB0154929949FB85F73024A1999750"/>
-          </w:pPr>
-          <w:r>
-            <w:t xml:space="preserve">City, ST ZIP Code </w:t>
-          </w:r>
-        </w:p>
-      </w:docPartBody>
-    </w:docPart>
-    <w:docPart>
-      <w:docPartPr>
-        <w:name w:val="A0FF4B14257F4BE69A5839B043FF4CDF"/>
-        <w:category>
-          <w:name w:val="General"/>
-          <w:gallery w:val="placeholder"/>
-        </w:category>
-        <w:types>
-          <w:type w:val="bbPlcHdr"/>
-        </w:types>
-        <w:behaviors>
-          <w:behavior w:val="content"/>
-        </w:behaviors>
-        <w:guid w:val="{C4934868-0D6A-4058-BC73-3AE4950DD822}"/>
-      </w:docPartPr>
-      <w:docPartBody>
-        <w:p>
-          <w:pPr>
-            <w:pStyle w:val="A0FF4B14257F4BE69A5839B043FF4CDF"/>
-          </w:pPr>
-          <w:r>
-            <w:t xml:space="preserve">Name </w:t>
-          </w:r>
-        </w:p>
-      </w:docPartBody>
-    </w:docPart>
-    <w:docPart>
-      <w:docPartPr>
-        <w:name w:val="47780887C4A648CC891397EEBD4BF45F"/>
-        <w:category>
-          <w:name w:val="General"/>
-          <w:gallery w:val="placeholder"/>
-        </w:category>
-        <w:types>
-          <w:type w:val="bbPlcHdr"/>
-        </w:types>
-        <w:behaviors>
-          <w:behavior w:val="content"/>
-        </w:behaviors>
-        <w:guid w:val="{24ADFE35-8FD2-4BB4-9DD6-E75A118B2FBB}"/>
-      </w:docPartPr>
-      <w:docPartBody>
-        <w:p>
-          <w:pPr>
-            <w:pStyle w:val="47780887C4A648CC891397EEBD4BF45F"/>
-          </w:pPr>
-          <w:r>
-            <w:t>Street Address</w:t>
-          </w:r>
-        </w:p>
-      </w:docPartBody>
-    </w:docPart>
-    <w:docPart>
-      <w:docPartPr>
-        <w:name w:val="AA9BD32EA9534401B560A1BD0A1FDDB7"/>
-        <w:category>
-          <w:name w:val="General"/>
-          <w:gallery w:val="placeholder"/>
-        </w:category>
-        <w:types>
-          <w:type w:val="bbPlcHdr"/>
-        </w:types>
-        <w:behaviors>
-          <w:behavior w:val="content"/>
-        </w:behaviors>
-        <w:guid w:val="{1C60513D-9FCB-408F-A81B-CA10B449D8E3}"/>
-      </w:docPartPr>
-      <w:docPartBody>
-        <w:p>
-          <w:pPr>
-            <w:pStyle w:val="AA9BD32EA9534401B560A1BD0A1FDDB7"/>
-          </w:pPr>
-          <w:r>
-            <w:t xml:space="preserve">City, ST ZIP Code </w:t>
-          </w:r>
-        </w:p>
-      </w:docPartBody>
-    </w:docPart>
-    <w:docPart>
-      <w:docPartPr>
-        <w:name w:val="5BEE0FFA924A4DDA97B4B627D4847E62"/>
-        <w:category>
-          <w:name w:val="General"/>
-          <w:gallery w:val="placeholder"/>
-        </w:category>
-        <w:types>
-          <w:type w:val="bbPlcHdr"/>
-        </w:types>
-        <w:behaviors>
-          <w:behavior w:val="content"/>
-        </w:behaviors>
-        <w:guid w:val="{FAB73D86-69B4-44B9-AC31-EFC2A820D8AC}"/>
-      </w:docPartPr>
-      <w:docPartBody>
-        <w:p>
-          <w:pPr>
-            <w:pStyle w:val="5BEE0FFA924A4DDA97B4B627D4847E62"/>
-          </w:pPr>
-          <w:r>
-            <w:t xml:space="preserve">Name </w:t>
-          </w:r>
-        </w:p>
-      </w:docPartBody>
-    </w:docPart>
-    <w:docPart>
-      <w:docPartPr>
-        <w:name w:val="EB894047CCE343A8B3EDC5044A2F8466"/>
-        <w:category>
-          <w:name w:val="General"/>
-          <w:gallery w:val="placeholder"/>
-        </w:category>
-        <w:types>
-          <w:type w:val="bbPlcHdr"/>
-        </w:types>
-        <w:behaviors>
-          <w:behavior w:val="content"/>
-        </w:behaviors>
-        <w:guid w:val="{4CEF791A-A508-45C4-AADC-61C694093286}"/>
-      </w:docPartPr>
-      <w:docPartBody>
-        <w:p>
-          <w:pPr>
-            <w:pStyle w:val="EB894047CCE343A8B3EDC5044A2F8466"/>
-          </w:pPr>
-          <w:r>
-            <w:t>Street Address</w:t>
-          </w:r>
-        </w:p>
-      </w:docPartBody>
-    </w:docPart>
-    <w:docPart>
-      <w:docPartPr>
-        <w:name w:val="075EC3537F4F4E6ABC73389EE9DE8F74"/>
-        <w:category>
-          <w:name w:val="General"/>
-          <w:gallery w:val="placeholder"/>
-        </w:category>
-        <w:types>
-          <w:type w:val="bbPlcHdr"/>
-        </w:types>
-        <w:behaviors>
-          <w:behavior w:val="content"/>
-        </w:behaviors>
-        <w:guid w:val="{D8E0E286-2A46-4AE0-8E16-4DFA83438ADB}"/>
-      </w:docPartPr>
-      <w:docPartBody>
-        <w:p>
-          <w:pPr>
-            <w:pStyle w:val="075EC3537F4F4E6ABC73389EE9DE8F74"/>
-          </w:pPr>
-          <w:r>
-            <w:t xml:space="preserve">City, ST ZIP Code </w:t>
-          </w:r>
-        </w:p>
-      </w:docPartBody>
-    </w:docPart>
-    <w:docPart>
-      <w:docPartPr>
-        <w:name w:val="4C31A6A40AE8425DA11B687CEBA68285"/>
-        <w:category>
-          <w:name w:val="General"/>
-          <w:gallery w:val="placeholder"/>
-        </w:category>
-        <w:types>
-          <w:type w:val="bbPlcHdr"/>
-        </w:types>
-        <w:behaviors>
-          <w:behavior w:val="content"/>
-        </w:behaviors>
-        <w:guid w:val="{8EE628B7-7E4A-4680-95C2-E849F3F92DB3}"/>
-      </w:docPartPr>
-      <w:docPartBody>
-        <w:p>
-          <w:pPr>
-            <w:pStyle w:val="4C31A6A40AE8425DA11B687CEBA68285"/>
-          </w:pPr>
-          <w:r>
-            <w:t xml:space="preserve">City, ST ZIP Code </w:t>
-          </w:r>
-        </w:p>
-      </w:docPartBody>
-    </w:docPart>
-  </w:docParts>
-</w:glossaryDocument>
-</file>
-
-<file path=word/glossary/fontTable.xml><?xml version="1.0" encoding="utf-8"?>
-<w:fonts xmlns:mc="http://schemas.openxmlformats.org/markup-compatibility/2006" xmlns:r="http://schemas.openxmlformats.org/officeDocument/2006/relationships" xmlns:w="http://schemas.openxmlformats.org/wordprocessingml/2006/main" xmlns:w14="http://schemas.microsoft.com/office/word/2010/wordml" xmlns:w15="http://schemas.microsoft.com/office/word/2012/wordml" xmlns:w16cid="http://schemas.microsoft.com/office/word/2016/wordml/cid" xmlns:w16se="http://schemas.microsoft.com/office/word/2015/wordml/symex" mc:Ignorable="w14 w15 w16se w16cid">
-  <w:font w:name="Century Gothic">
-    <w:panose1 w:val="020B0502020202020204"/>
-    <w:charset w:val="00"/>
-    <w:family w:val="swiss"/>
-    <w:pitch w:val="variable"/>
-    <w:sig w:usb0="00000287" w:usb1="00000000" w:usb2="00000000" w:usb3="00000000" w:csb0="0000009F" w:csb1="00000000"/>
-  </w:font>
-  <w:font w:name="SimSun">
-    <w:altName w:val="宋体"/>
-    <w:panose1 w:val="02010600030101010101"/>
-    <w:charset w:val="86"/>
-    <w:family w:val="auto"/>
-    <w:pitch w:val="variable"/>
-    <w:sig w:usb0="00000003" w:usb1="288F0000" w:usb2="00000016" w:usb3="00000000" w:csb0="00040001" w:csb1="00000000"/>
-  </w:font>
-  <w:font w:name="Times New Roman">
-    <w:panose1 w:val="02020603050405020304"/>
-    <w:charset w:val="00"/>
-    <w:family w:val="roman"/>
-    <w:pitch w:val="variable"/>
-    <w:sig w:usb0="E0002EFF" w:usb1="C000785B" w:usb2="00000009" w:usb3="00000000" w:csb0="000001FF" w:csb1="00000000"/>
-  </w:font>
-  <w:font w:name="Calibri">
-    <w:panose1 w:val="020F0502020204030204"/>
-    <w:charset w:val="00"/>
-    <w:family w:val="swiss"/>
-    <w:pitch w:val="variable"/>
-    <w:sig w:usb0="E4002EFF" w:usb1="C000247B" w:usb2="00000009" w:usb3="00000000" w:csb0="000001FF" w:csb1="00000000"/>
-  </w:font>
-  <w:font w:name="Calibri Light">
-    <w:panose1 w:val="020F0302020204030204"/>
-    <w:charset w:val="00"/>
-    <w:family w:val="swiss"/>
-    <w:pitch w:val="variable"/>
-    <w:sig w:usb0="E4002EFF" w:usb1="C000247B" w:usb2="00000009" w:usb3="00000000" w:csb0="000001FF" w:csb1="00000000"/>
-  </w:font>
-</w:fonts>
-</file>
-
-<file path=word/glossary/settings.xml><?xml version="1.0" encoding="utf-8"?>
-<w:settings xmlns:mc="http://schemas.openxmlformats.org/markup-compatibility/2006" xmlns:o="urn:schemas-microsoft-com:office:office" xmlns:r="http://schemas.openxmlformats.org/officeDocument/2006/relationships" xmlns:m="http://schemas.openxmlformats.org/officeDocument/2006/math" xmlns:v="urn:schemas-microsoft-com:vml" xmlns:w10="urn:schemas-microsoft-com:office:word" xmlns:w="http://schemas.openxmlformats.org/wordprocessingml/2006/main" xmlns:w14="http://schemas.microsoft.com/office/word/2010/wordml" xmlns:w15="http://schemas.microsoft.com/office/word/2012/wordml" xmlns:w16cid="http://schemas.microsoft.com/office/word/2016/wordml/cid" xmlns:w16se="http://schemas.microsoft.com/office/word/2015/wordml/symex" xmlns:sl="http://schemas.openxmlformats.org/schemaLibrary/2006/main" mc:Ignorable="w14 w15 w16se w16cid">
-  <w:view w:val="normal"/>
-  <w:defaultTabStop w:val="720"/>
-  <w:characterSpacingControl w:val="doNotCompress"/>
-  <w:compat>
-    <w:useFELayout/>
-    <w:compatSetting w:name="compatibilityMode" w:uri="http://schemas.microsoft.com/office/word" w:val="15"/>
-    <w:compatSetting w:name="overrideTableStyleFontSizeAndJustification" w:uri="http://schemas.microsoft.com/office/word" w:val="1"/>
-    <w:compatSetting w:name="enableOpenTypeFeatures" w:uri="http://schemas.microsoft.com/office/word" w:val="1"/>
-    <w:compatSetting w:name="doNotFlipMirrorIndents" w:uri="http://schemas.microsoft.com/office/word" w:val="1"/>
-    <w:compatSetting w:name="differentiateMultirowTableHeaders" w:uri="http://schemas.microsoft.com/office/word" w:val="1"/>
-    <w:compatSetting w:name="useWord2013TrackBottomHyphenation" w:uri="http://schemas.microsoft.com/office/word" w:val="0"/>
-  </w:compat>
-  <w:rsids>
-    <w:rsidRoot w:val="00C01361"/>
-    <w:rsid w:val="00040B25"/>
-    <w:rsid w:val="00222523"/>
-    <w:rsid w:val="0024589E"/>
-    <w:rsid w:val="00645B6E"/>
-    <w:rsid w:val="00863624"/>
-    <w:rsid w:val="008C1E19"/>
-    <w:rsid w:val="009F386E"/>
-    <w:rsid w:val="00BB785D"/>
-    <w:rsid w:val="00C01361"/>
-    <w:rsid w:val="00D62A5E"/>
-    <w:rsid w:val="00DA6343"/>
-  </w:rsids>
-  <m:mathPr>
-    <m:mathFont m:val="Cambria Math"/>
-    <m:brkBin m:val="before"/>
-    <m:brkBinSub m:val="--"/>
-    <m:smallFrac m:val="0"/>
-    <m:dispDef/>
-    <m:lMargin m:val="0"/>
-    <m:rMargin m:val="0"/>
-    <m:defJc m:val="centerGroup"/>
-    <m:wrapIndent m:val="1440"/>
-    <m:intLim m:val="subSup"/>
-    <m:naryLim m:val="undOvr"/>
-  </m:mathPr>
-  <w:themeFontLang w:val="en-IN"/>
-  <w:clrSchemeMapping w:bg1="light1" w:t1="dark1" w:bg2="light2" w:t2="dark2" w:accent1="accent1" w:accent2="accent2" w:accent3="accent3" w:accent4="accent4" w:accent5="accent5" w:accent6="accent6" w:hyperlink="hyperlink" w:followedHyperlink="followedHyperlink"/>
-  <w:decimalSymbol w:val="."/>
-  <w:listSeparator w:val=","/>
-  <w15:chartTrackingRefBased/>
-</w:settings>
-</file>
-
-<file path=word/glossary/styles.xml><?xml version="1.0" encoding="utf-8"?>
-<w:styles xmlns:mc="http://schemas.openxmlformats.org/markup-compatibility/2006" xmlns:r="http://schemas.openxmlformats.org/officeDocument/2006/relationships" xmlns:w="http://schemas.openxmlformats.org/wordprocessingml/2006/main" xmlns:w14="http://schemas.microsoft.com/office/word/2010/wordml" xmlns:w15="http://schemas.microsoft.com/office/word/2012/wordml" xmlns:w16cid="http://schemas.microsoft.com/office/word/2016/wordml/cid" xmlns:w16se="http://schemas.microsoft.com/office/word/2015/wordml/symex" mc:Ignorable="w14 w15 w16se w16cid">
-  <w:docDefaults>
-    <w:rPrDefault>
-      <w:rPr>
-        <w:rFonts w:asciiTheme="minorHAnsi" w:eastAsiaTheme="minorEastAsia" w:hAnsiTheme="minorHAnsi" w:cstheme="minorBidi"/>
-        <w:sz w:val="22"/>
-        <w:szCs w:val="22"/>
-        <w:lang w:val="en-IN" w:eastAsia="en-IN" w:bidi="ar-SA"/>
-      </w:rPr>
-    </w:rPrDefault>
-    <w:pPrDefault>
-      <w:pPr>
-        <w:spacing w:after="160" w:line="259" w:lineRule="auto"/>
-      </w:pPr>
-    </w:pPrDefault>
-  </w:docDefaults>
-  <w:latentStyles w:defLockedState="0" w:defUIPriority="99" w:defSemiHidden="0" w:defUnhideWhenUsed="0" w:defQFormat="0" w:count="376">
-    <w:lsdException w:name="Normal" w:uiPriority="0" w:qFormat="1"/>
-    <w:lsdException w:name="heading 1" w:uiPriority="9" w:qFormat="1"/>
-    <w:lsdException w:name="heading 2" w:semiHidden="1" w:uiPriority="9" w:unhideWhenUsed="1" w:qFormat="1"/>
-    <w:lsdException w:name="heading 3" w:semiHidden="1" w:uiPriority="9" w:unhideWhenUsed="1" w:qFormat="1"/>
-    <w:lsdException w:name="heading 4" w:semiHidden="1" w:uiPriority="9" w:unhideWhenUsed="1" w:qFormat="1"/>
-    <w:lsdException w:name="heading 5" w:semiHidden="1" w:uiPriority="9" w:unhideWhenUsed="1" w:qFormat="1"/>
-    <w:lsdException w:name="heading 6" w:semiHidden="1" w:uiPriority="9" w:unhideWhenUsed="1" w:qFormat="1"/>
-    <w:lsdException w:name="heading 7" w:semiHidden="1" w:uiPriority="9" w:unhideWhenUsed="1" w:qFormat="1"/>
-    <w:lsdException w:name="heading 8" w:semiHidden="1" w:uiPriority="9" w:unhideWhenUsed="1" w:qFormat="1"/>
-    <w:lsdException w:name="heading 9" w:semiHidden="1" w:uiPriority="9" w:unhideWhenUsed="1" w:qFormat="1"/>
-    <w:lsdException w:name="index 1" w:semiHidden="1" w:unhideWhenUsed="1"/>
-    <w:lsdException w:name="index 2" w:semiHidden="1" w:unhideWhenUsed="1"/>
-    <w:lsdException w:name="index 3" w:semiHidden="1" w:unhideWhenUsed="1"/>
-    <w:lsdException w:name="index 4" w:semiHidden="1" w:unhideWhenUsed="1"/>
-    <w:lsdException w:name="index 5" w:semiHidden="1" w:unhideWhenUsed="1"/>
-    <w:lsdException w:name="index 6" w:semiHidden="1" w:unhideWhenUsed="1"/>
-    <w:lsdException w:name="index 7" w:semiHidden="1" w:unhideWhenUsed="1"/>
-    <w:lsdException w:name="index 8" w:semiHidden="1" w:unhideWhenUsed="1"/>
-    <w:lsdException w:name="index 9" w:semiHidden="1" w:unhideWhenUsed="1"/>
-    <w:lsdException w:name="toc 1" w:semiHidden="1" w:uiPriority="39" w:unhideWhenUsed="1"/>
-    <w:lsdException w:name="toc 2" w:semiHidden="1" w:uiPriority="39" w:unhideWhenUsed="1"/>
-    <w:lsdException w:name="toc 3" w:semiHidden="1" w:uiPriority="39" w:unhideWhenUsed="1"/>
-    <w:lsdException w:name="toc 4" w:semiHidden="1" w:uiPriority="39" w:unhideWhenUsed="1"/>
-    <w:lsdException w:name="toc 5" w:semiHidden="1" w:uiPriority="39" w:unhideWhenUsed="1"/>
-    <w:lsdException w:name="toc 6" w:semiHidden="1" w:uiPriority="39" w:unhideWhenUsed="1"/>
-    <w:lsdException w:name="toc 7" w:semiHidden="1" w:uiPriority="39" w:unhideWhenUsed="1"/>
-    <w:lsdException w:name="toc 8" w:semiHidden="1" w:uiPriority="39" w:unhideWhenUsed="1"/>
-    <w:lsdException w:name="toc 9" w:semiHidden="1" w:uiPriority="39" w:unhideWhenUsed="1"/>
-    <w:lsdException w:name="Normal Indent" w:semiHidden="1" w:unhideWhenUsed="1"/>
-    <w:lsdException w:name="footnote text" w:semiHidden="1" w:unhideWhenUsed="1"/>
-    <w:lsdException w:name="annotation text" w:semiHidden="1" w:unhideWhenUsed="1"/>
-    <w:lsdException w:name="header" w:semiHidden="1" w:unhideWhenUsed="1"/>
-    <w:lsdException w:name="footer" w:semiHidden="1" w:unhideWhenUsed="1"/>
-    <w:lsdException w:name="index heading" w:semiHidden="1" w:unhideWhenUsed="1"/>
-    <w:lsdException w:name="caption" w:semiHidden="1" w:uiPriority="35" w:unhideWhenUsed="1" w:qFormat="1"/>
-    <w:lsdException w:name="table of figures" w:semiHidden="1" w:unhideWhenUsed="1"/>
-    <w:lsdException w:name="envelope address" w:semiHidden="1" w:unhideWhenUsed="1"/>
-    <w:lsdException w:name="envelope return" w:semiHidden="1" w:unhideWhenUsed="1"/>
-    <w:lsdException w:name="footnote reference" w:semiHidden="1" w:unhideWhenUsed="1"/>
-    <w:lsdException w:name="annotation reference" w:semiHidden="1" w:unhideWhenUsed="1"/>
-    <w:lsdException w:name="line number" w:semiHidden="1" w:unhideWhenUsed="1"/>
-    <w:lsdException w:name="page number" w:semiHidden="1" w:unhideWhenUsed="1"/>
-    <w:lsdException w:name="endnote reference" w:semiHidden="1" w:unhideWhenUsed="1"/>
-    <w:lsdException w:name="endnote text" w:semiHidden="1" w:unhideWhenUsed="1"/>
-    <w:lsdException w:name="table of authorities" w:semiHidden="1" w:unhideWhenUsed="1"/>
-    <w:lsdException w:name="macro" w:semiHidden="1" w:unhideWhenUsed="1"/>
-    <w:lsdException w:name="toa heading" w:semiHidden="1" w:unhideWhenUsed="1"/>
-    <w:lsdException w:name="List" w:semiHidden="1" w:unhideWhenUsed="1"/>
-    <w:lsdException w:name="List Bullet" w:semiHidden="1" w:unhideWhenUsed="1"/>
-    <w:lsdException w:name="List Number" w:semiHidden="1" w:unhideWhenUsed="1"/>
-    <w:lsdException w:name="List 2" w:semiHidden="1" w:unhideWhenUsed="1"/>
-    <w:lsdException w:name="List 3" w:semiHidden="1" w:unhideWhenUsed="1"/>
-    <w:lsdException w:name="List 4" w:semiHidden="1" w:unhideWhenUsed="1"/>
-    <w:lsdException w:name="List 5" w:semiHidden="1" w:unhideWhenUsed="1"/>
-    <w:lsdException w:name="List Bullet 2" w:semiHidden="1" w:unhideWhenUsed="1"/>
-    <w:lsdException w:name="List Bullet 3" w:semiHidden="1" w:unhideWhenUsed="1"/>
-    <w:lsdException w:name="List Bullet 4" w:semiHidden="1" w:unhideWhenUsed="1"/>
-    <w:lsdException w:name="List Bullet 5" w:semiHidden="1" w:unhideWhenUsed="1"/>
-    <w:lsdException w:name="List Number 2" w:semiHidden="1" w:unhideWhenUsed="1"/>
-    <w:lsdException w:name="List Number 3" w:semiHidden="1" w:unhideWhenUsed="1"/>
-    <w:lsdException w:name="List Number 4" w:semiHidden="1" w:unhideWhenUsed="1"/>
-    <w:lsdException w:name="List Number 5" w:semiHidden="1" w:unhideWhenUsed="1"/>
-    <w:lsdException w:name="Title" w:uiPriority="10" w:qFormat="1"/>
-    <w:lsdException w:name="Closing" w:semiHidden="1" w:unhideWhenUsed="1"/>
-    <w:lsdException w:name="Signature" w:semiHidden="1" w:unhideWhenUsed="1"/>
-    <w:lsdException w:name="Default Paragraph Font" w:semiHidden="1" w:uiPriority="1" w:unhideWhenUsed="1"/>
-    <w:lsdException w:name="Body Text" w:semiHidden="1" w:unhideWhenUsed="1"/>
-    <w:lsdException w:name="Body Text Indent" w:semiHidden="1" w:unhideWhenUsed="1"/>
-    <w:lsdException w:name="List Continue" w:semiHidden="1" w:unhideWhenUsed="1"/>
-    <w:lsdException w:name="List Continue 2" w:semiHidden="1" w:unhideWhenUsed="1"/>
-    <w:lsdException w:name="List Continue 3" w:semiHidden="1" w:unhideWhenUsed="1"/>
-    <w:lsdException w:name="List Continue 4" w:semiHidden="1" w:unhideWhenUsed="1"/>
-    <w:lsdException w:name="List Continue 5" w:semiHidden="1" w:unhideWhenUsed="1"/>
-    <w:lsdException w:name="Message Header" w:semiHidden="1" w:unhideWhenUsed="1"/>
-    <w:lsdException w:name="Subtitle" w:uiPriority="11" w:qFormat="1"/>
-    <w:lsdException w:name="Salutation" w:semiHidden="1" w:unhideWhenUsed="1"/>
-    <w:lsdException w:name="Date" w:semiHidden="1" w:unhideWhenUsed="1"/>
-    <w:lsdException w:name="Body Text First Indent" w:semiHidden="1" w:unhideWhenUsed="1"/>
-    <w:lsdException w:name="Body Text First Indent 2" w:semiHidden="1" w:unhideWhenUsed="1"/>
-    <w:lsdException w:name="Note Heading" w:semiHidden="1" w:unhideWhenUsed="1"/>
-    <w:lsdException w:name="Body Text 2" w:semiHidden="1" w:unhideWhenUsed="1"/>
-    <w:lsdException w:name="Body Text 3" w:semiHidden="1" w:unhideWhenUsed="1"/>
-    <w:lsdException w:name="Body Text Indent 2" w:semiHidden="1" w:unhideWhenUsed="1"/>
-    <w:lsdException w:name="Body Text Indent 3" w:semiHidden="1" w:unhideWhenUsed="1"/>
-    <w:lsdException w:name="Block Text" w:semiHidden="1" w:unhideWhenUsed="1"/>
-    <w:lsdException w:name="Hyperlink" w:semiHidden="1" w:unhideWhenUsed="1"/>
-    <w:lsdException w:name="FollowedHyperlink" w:semiHidden="1" w:unhideWhenUsed="1"/>
-    <w:lsdException w:name="Strong" w:uiPriority="22" w:qFormat="1"/>
-    <w:lsdException w:name="Emphasis" w:uiPriority="20" w:qFormat="1"/>
-    <w:lsdException w:name="Document Map" w:semiHidden="1" w:unhideWhenUsed="1"/>
-    <w:lsdException w:name="Plain Text" w:semiHidden="1" w:unhideWhenUsed="1"/>
-    <w:lsdException w:name="E-mail Signature" w:semiHidden="1" w:unhideWhenUsed="1"/>
-    <w:lsdException w:name="HTML Top of Form" w:semiHidden="1" w:unhideWhenUsed="1"/>
-    <w:lsdException w:name="HTML Bottom of Form" w:semiHidden="1" w:unhideWhenUsed="1"/>
-    <w:lsdException w:name="Normal (Web)" w:semiHidden="1" w:unhideWhenUsed="1"/>
-    <w:lsdException w:name="HTML Acronym" w:semiHidden="1" w:unhideWhenUsed="1"/>
-    <w:lsdException w:name="HTML Address" w:semiHidden="1" w:unhideWhenUsed="1"/>
-    <w:lsdException w:name="HTML Cite" w:semiHidden="1" w:unhideWhenUsed="1"/>
-    <w:lsdException w:name="HTML Code" w:semiHidden="1" w:unhideWhenUsed="1"/>
-    <w:lsdException w:name="HTML Definition" w:semiHidden="1" w:unhideWhenUsed="1"/>
-    <w:lsdException w:name="HTML Keyboard" w:semiHidden="1" w:unhideWhenUsed="1"/>
-    <w:lsdException w:name="HTML Preformatted" w:semiHidden="1" w:unhideWhenUsed="1"/>
-    <w:lsdException w:name="HTML Sample" w:semiHidden="1" w:unhideWhenUsed="1"/>
-    <w:lsdException w:name="HTML Typewriter" w:semiHidden="1" w:unhideWhenUsed="1"/>
-    <w:lsdException w:name="HTML Variable" w:semiHidden="1" w:unhideWhenUsed="1"/>
-    <w:lsdException w:name="Normal Table" w:semiHidden="1" w:unhideWhenUsed="1"/>
-    <w:lsdException w:name="annotation subject" w:semiHidden="1" w:unhideWhenUsed="1"/>
-    <w:lsdException w:name="No List" w:semiHidden="1" w:unhideWhenUsed="1"/>
-    <w:lsdException w:name="Outline List 1" w:semiHidden="1" w:unhideWhenUsed="1"/>
-    <w:lsdException w:name="Outline List 2" w:semiHidden="1" w:unhideWhenUsed="1"/>
-    <w:lsdException w:name="Outline List 3" w:semiHidden="1" w:unhideWhenUsed="1"/>
-    <w:lsdException w:name="Table Simple 1" w:semiHidden="1" w:unhideWhenUsed="1"/>
-    <w:lsdException w:name="Table Simple 2" w:semiHidden="1" w:unhideWhenUsed="1"/>
-    <w:lsdException w:name="Table Simple 3" w:semiHidden="1" w:unhideWhenUsed="1"/>
-    <w:lsdException w:name="Table Classic 1" w:semiHidden="1" w:unhideWhenUsed="1"/>
-    <w:lsdException w:name="Table Classic 2" w:semiHidden="1" w:unhideWhenUsed="1"/>
-    <w:lsdException w:name="Table Classic 3" w:semiHidden="1" w:unhideWhenUsed="1"/>
-    <w:lsdException w:name="Table Classic 4" w:semiHidden="1" w:unhideWhenUsed="1"/>
-    <w:lsdException w:name="Table Colorful 1" w:semiHidden="1" w:unhideWhenUsed="1"/>
-    <w:lsdException w:name="Table Colorful 2" w:semiHidden="1" w:unhideWhenUsed="1"/>
-    <w:lsdException w:name="Table Colorful 3" w:semiHidden="1" w:unhideWhenUsed="1"/>
-    <w:lsdException w:name="Table Columns 1" w:semiHidden="1" w:unhideWhenUsed="1"/>
-    <w:lsdException w:name="Table Columns 2" w:semiHidden="1" w:unhideWhenUsed="1"/>
-    <w:lsdException w:name="Table Columns 3" w:semiHidden="1" w:unhideWhenUsed="1"/>
-    <w:lsdException w:name="Table Columns 4" w:semiHidden="1" w:unhideWhenUsed="1"/>
-    <w:lsdException w:name="Table Columns 5" w:semiHidden="1" w:unhideWhenUsed="1"/>
-    <w:lsdException w:name="Table Grid 1" w:semiHidden="1" w:unhideWhenUsed="1"/>
-    <w:lsdException w:name="Table Grid 2" w:semiHidden="1" w:unhideWhenUsed="1"/>
-    <w:lsdException w:name="Table Grid 3" w:semiHidden="1" w:unhideWhenUsed="1"/>
-    <w:lsdException w:name="Table Grid 4" w:semiHidden="1" w:unhideWhenUsed="1"/>
-    <w:lsdException w:name="Table Grid 5" w:semiHidden="1" w:unhideWhenUsed="1"/>
-    <w:lsdException w:name="Table Grid 6" w:semiHidden="1" w:unhideWhenUsed="1"/>
-    <w:lsdException w:name="Table Grid 7" w:semiHidden="1" w:unhideWhenUsed="1"/>
-    <w:lsdException w:name="Table Grid 8" w:semiHidden="1" w:unhideWhenUsed="1"/>
-    <w:lsdException w:name="Table List 1" w:semiHidden="1" w:unhideWhenUsed="1"/>
-    <w:lsdException w:name="Table List 2" w:semiHidden="1" w:unhideWhenUsed="1"/>
-    <w:lsdException w:name="Table List 3" w:semiHidden="1" w:unhideWhenUsed="1"/>
-    <w:lsdException w:name="Table List 4" w:semiHidden="1" w:unhideWhenUsed="1"/>
-    <w:lsdException w:name="Table List 5" w:semiHidden="1" w:unhideWhenUsed="1"/>
-    <w:lsdException w:name="Table List 6" w:semiHidden="1" w:unhideWhenUsed="1"/>
-    <w:lsdException w:name="Table List 7" w:semiHidden="1" w:unhideWhenUsed="1"/>
-    <w:lsdException w:name="Table List 8" w:semiHidden="1" w:unhideWhenUsed="1"/>
-    <w:lsdException w:name="Table 3D effects 1" w:semiHidden="1" w:unhideWhenUsed="1"/>
-    <w:lsdException w:name="Table 3D effects 2" w:semiHidden="1" w:unhideWhenUsed="1"/>
-    <w:lsdException w:name="Table 3D effects 3" w:semiHidden="1" w:unhideWhenUsed="1"/>
-    <w:lsdException w:name="Table Contemporary" w:semiHidden="1" w:unhideWhenUsed="1"/>
-    <w:lsdException w:name="Table Elegant" w:semiHidden="1" w:unhideWhenUsed="1"/>
-    <w:lsdException w:name="Table Professional" w:semiHidden="1" w:unhideWhenUsed="1"/>
-    <w:lsdException w:name="Table Subtle 1" w:semiHidden="1" w:unhideWhenUsed="1"/>
-    <w:lsdException w:name="Table Subtle 2" w:semiHidden="1" w:unhideWhenUsed="1"/>
-    <w:lsdException w:name="Table Web 1" w:semiHidden="1" w:unhideWhenUsed="1"/>
-    <w:lsdException w:name="Table Web 2" w:semiHidden="1" w:unhideWhenUsed="1"/>
-    <w:lsdException w:name="Table Web 3" w:semiHidden="1" w:unhideWhenUsed="1"/>
-    <w:lsdException w:name="Balloon Text" w:semiHidden="1" w:unhideWhenUsed="1"/>
-    <w:lsdException w:name="Table Grid" w:uiPriority="39"/>
-    <w:lsdException w:name="Table Theme" w:semiHidden="1" w:unhideWhenUsed="1"/>
-    <w:lsdException w:name="Placeholder Text" w:semiHidden="1"/>
-    <w:lsdException w:name="No Spacing" w:uiPriority="1" w:qFormat="1"/>
-    <w:lsdException w:name="Light Shading" w:uiPriority="60"/>
-    <w:lsdException w:name="Light List" w:uiPriority="61"/>
-    <w:lsdException w:name="Light Grid" w:uiPriority="62"/>
-    <w:lsdException w:name="Medium Shading 1" w:uiPriority="63"/>
-    <w:lsdException w:name="Medium Shading 2" w:uiPriority="64"/>
-    <w:lsdException w:name="Medium List 1" w:uiPriority="65"/>
-    <w:lsdException w:name="Medium List 2" w:uiPriority="66"/>
-    <w:lsdException w:name="Medium Grid 1" w:uiPriority="67"/>
-    <w:lsdException w:name="Medium Grid 2" w:uiPriority="68"/>
-    <w:lsdException w:name="Medium Grid 3" w:uiPriority="69"/>
-    <w:lsdException w:name="Dark List" w:uiPriority="70"/>
-    <w:lsdException w:name="Colorful Shading" w:uiPriority="71"/>
-    <w:lsdException w:name="Colorful List" w:uiPriority="72"/>
-    <w:lsdException w:name="Colorful Grid" w:uiPriority="73"/>
-    <w:lsdException w:name="Light Shading Accent 1" w:uiPriority="60"/>
-    <w:lsdException w:name="Light List Accent 1" w:uiPriority="61"/>
-    <w:lsdException w:name="Light Grid Accent 1" w:uiPriority="62"/>
-    <w:lsdException w:name="Medium Shading 1 Accent 1" w:uiPriority="63"/>
-    <w:lsdException w:name="Medium Shading 2 Accent 1" w:uiPriority="64"/>
-    <w:lsdException w:name="Medium List 1 Accent 1" w:uiPriority="65"/>
-    <w:lsdException w:name="Revision" w:semiHidden="1"/>
-    <w:lsdException w:name="List Paragraph" w:uiPriority="34" w:qFormat="1"/>
-    <w:lsdException w:name="Quote" w:uiPriority="29" w:qFormat="1"/>
-    <w:lsdException w:name="Intense Quote" w:uiPriority="30" w:qFormat="1"/>
-    <w:lsdException w:name="Medium List 2 Accent 1" w:uiPriority="66"/>
-    <w:lsdException w:name="Medium Grid 1 Accent 1" w:uiPriority="67"/>
-    <w:lsdException w:name="Medium Grid 2 Accent 1" w:uiPriority="68"/>
-    <w:lsdException w:name="Medium Grid 3 Accent 1" w:uiPriority="69"/>
-    <w:lsdException w:name="Dark List Accent 1" w:uiPriority="70"/>
-    <w:lsdException w:name="Colorful Shading Accent 1" w:uiPriority="71"/>
-    <w:lsdException w:name="Colorful List Accent 1" w:uiPriority="72"/>
-    <w:lsdException w:name="Colorful Grid Accent 1" w:uiPriority="73"/>
-    <w:lsdException w:name="Light Shading Accent 2" w:uiPriority="60"/>
-    <w:lsdException w:name="Light List Accent 2" w:uiPriority="61"/>
-    <w:lsdException w:name="Light Grid Accent 2" w:uiPriority="62"/>
-    <w:lsdException w:name="Medium Shading 1 Accent 2" w:uiPriority="63"/>
-    <w:lsdException w:name="Medium Shading 2 Accent 2" w:uiPriority="64"/>
-    <w:lsdException w:name="Medium List 1 Accent 2" w:uiPriority="65"/>
-    <w:lsdException w:name="Medium List 2 Accent 2" w:uiPriority="66"/>
-    <w:lsdException w:name="Medium Grid 1 Accent 2" w:uiPriority="67"/>
-    <w:lsdException w:name="Medium Grid 2 Accent 2" w:uiPriority="68"/>
-    <w:lsdException w:name="Medium Grid 3 Accent 2" w:uiPriority="69"/>
-    <w:lsdException w:name="Dark List Accent 2" w:uiPriority="70"/>
-    <w:lsdException w:name="Colorful Shading Accent 2" w:uiPriority="71"/>
-    <w:lsdException w:name="Colorful List Accent 2" w:uiPriority="72"/>
-    <w:lsdException w:name="Colorful Grid Accent 2" w:uiPriority="73"/>
-    <w:lsdException w:name="Light Shading Accent 3" w:uiPriority="60"/>
-    <w:lsdException w:name="Light List Accent 3" w:uiPriority="61"/>
-    <w:lsdException w:name="Light Grid Accent 3" w:uiPriority="62"/>
-    <w:lsdException w:name="Medium Shading 1 Accent 3" w:uiPriority="63"/>
-    <w:lsdException w:name="Medium Shading 2 Accent 3" w:uiPriority="64"/>
-    <w:lsdException w:name="Medium List 1 Accent 3" w:uiPriority="65"/>
-    <w:lsdException w:name="Medium List 2 Accent 3" w:uiPriority="66"/>
-    <w:lsdException w:name="Medium Grid 1 Accent 3" w:uiPriority="67"/>
-    <w:lsdException w:name="Medium Grid 2 Accent 3" w:uiPriority="68"/>
-    <w:lsdException w:name="Medium Grid 3 Accent 3" w:uiPriority="69"/>
-    <w:lsdException w:name="Dark List Accent 3" w:uiPriority="70"/>
-    <w:lsdException w:name="Colorful Shading Accent 3" w:uiPriority="71"/>
-    <w:lsdException w:name="Colorful List Accent 3" w:uiPriority="72"/>
-    <w:lsdException w:name="Colorful Grid Accent 3" w:uiPriority="73"/>
-    <w:lsdException w:name="Light Shading Accent 4" w:uiPriority="60"/>
-    <w:lsdException w:name="Light List Accent 4" w:uiPriority="61"/>
-    <w:lsdException w:name="Light Grid Accent 4" w:uiPriority="62"/>
-    <w:lsdException w:name="Medium Shading 1 Accent 4" w:uiPriority="63"/>
-    <w:lsdException w:name="Medium Shading 2 Accent 4" w:uiPriority="64"/>
-    <w:lsdException w:name="Medium List 1 Accent 4" w:uiPriority="65"/>
-    <w:lsdException w:name="Medium List 2 Accent 4" w:uiPriority="66"/>
-    <w:lsdException w:name="Medium Grid 1 Accent 4" w:uiPriority="67"/>
-    <w:lsdException w:name="Medium Grid 2 Accent 4" w:uiPriority="68"/>
-    <w:lsdException w:name="Medium Grid 3 Accent 4" w:uiPriority="69"/>
-    <w:lsdException w:name="Dark List Accent 4" w:uiPriority="70"/>
-    <w:lsdException w:name="Colorful Shading Accent 4" w:uiPriority="71"/>
-    <w:lsdException w:name="Colorful List Accent 4" w:uiPriority="72"/>
-    <w:lsdException w:name="Colorful Grid Accent 4" w:uiPriority="73"/>
-    <w:lsdException w:name="Light Shading Accent 5" w:uiPriority="60"/>
-    <w:lsdException w:name="Light List Accent 5" w:uiPriority="61"/>
-    <w:lsdException w:name="Light Grid Accent 5" w:uiPriority="62"/>
-    <w:lsdException w:name="Medium Shading 1 Accent 5" w:uiPriority="63"/>
-    <w:lsdException w:name="Medium Shading 2 Accent 5" w:uiPriority="64"/>
-    <w:lsdException w:name="Medium List 1 Accent 5" w:uiPriority="65"/>
-    <w:lsdException w:name="Medium List 2 Accent 5" w:uiPriority="66"/>
-    <w:lsdException w:name="Medium Grid 1 Accent 5" w:uiPriority="67"/>
-    <w:lsdException w:name="Medium Grid 2 Accent 5" w:uiPriority="68"/>
-    <w:lsdException w:name="Medium Grid 3 Accent 5" w:uiPriority="69"/>
-    <w:lsdException w:name="Dark List Accent 5" w:uiPriority="70"/>
-    <w:lsdException w:name="Colorful Shading Accent 5" w:uiPriority="71"/>
-    <w:lsdException w:name="Colorful List Accent 5" w:uiPriority="72"/>
-    <w:lsdException w:name="Colorful Grid Accent 5" w:uiPriority="73"/>
-    <w:lsdException w:name="Light Shading Accent 6" w:uiPriority="60"/>
-    <w:lsdException w:name="Light List Accent 6" w:uiPriority="61"/>
-    <w:lsdException w:name="Light Grid Accent 6" w:uiPriority="62"/>
-    <w:lsdException w:name="Medium Shading 1 Accent 6" w:uiPriority="63"/>
-    <w:lsdException w:name="Medium Shading 2 Accent 6" w:uiPriority="64"/>
-    <w:lsdException w:name="Medium List 1 Accent 6" w:uiPriority="65"/>
-    <w:lsdException w:name="Medium List 2 Accent 6" w:uiPriority="66"/>
-    <w:lsdException w:name="Medium Grid 1 Accent 6" w:uiPriority="67"/>
-    <w:lsdException w:name="Medium Grid 2 Accent 6" w:uiPriority="68"/>
-    <w:lsdException w:name="Medium Grid 3 Accent 6" w:uiPriority="69"/>
-    <w:lsdException w:name="Dark List Accent 6" w:uiPriority="70"/>
-    <w:lsdException w:name="Colorful Shading Accent 6" w:uiPriority="71"/>
-    <w:lsdException w:name="Colorful List Accent 6" w:uiPriority="72"/>
-    <w:lsdException w:name="Colorful Grid Accent 6" w:uiPriority="73"/>
-    <w:lsdException w:name="Subtle Emphasis" w:uiPriority="19" w:qFormat="1"/>
-    <w:lsdException w:name="Intense Emphasis" w:uiPriority="21" w:qFormat="1"/>
-    <w:lsdException w:name="Subtle Reference" w:uiPriority="31" w:qFormat="1"/>
-    <w:lsdException w:name="Intense Reference" w:uiPriority="32" w:qFormat="1"/>
-    <w:lsdException w:name="Book Title" w:uiPriority="33" w:qFormat="1"/>
-    <w:lsdException w:name="Bibliography" w:semiHidden="1" w:uiPriority="37" w:unhideWhenUsed="1"/>
-    <w:lsdException w:name="TOC Heading" w:semiHidden="1" w:uiPriority="39" w:unhideWhenUsed="1" w:qFormat="1"/>
-    <w:lsdException w:name="Plain Table 1" w:uiPriority="41"/>
-    <w:lsdException w:name="Plain Table 2" w:uiPriority="42"/>
-    <w:lsdException w:name="Plain Table 3" w:uiPriority="43"/>
-    <w:lsdException w:name="Plain Table 4" w:uiPriority="44"/>
-    <w:lsdException w:name="Plain Table 5" w:uiPriority="45"/>
-    <w:lsdException w:name="Grid Table Light" w:uiPriority="40"/>
-    <w:lsdException w:name="Grid Table 1 Light" w:uiPriority="46"/>
-    <w:lsdException w:name="Grid Table 2" w:uiPriority="47"/>
-    <w:lsdException w:name="Grid Table 3" w:uiPriority="48"/>
-    <w:lsdException w:name="Grid Table 4" w:uiPriority="49"/>
-    <w:lsdException w:name="Grid Table 5 Dark" w:uiPriority="50"/>
-    <w:lsdException w:name="Grid Table 6 Colorful" w:uiPriority="51"/>
-    <w:lsdException w:name="Grid Table 7 Colorful" w:uiPriority="52"/>
-    <w:lsdException w:name="Grid Table 1 Light Accent 1" w:uiPriority="46"/>
-    <w:lsdException w:name="Grid Table 2 Accent 1" w:uiPriority="47"/>
-    <w:lsdException w:name="Grid Table 3 Accent 1" w:uiPriority="48"/>
-    <w:lsdException w:name="Grid Table 4 Accent 1" w:uiPriority="49"/>
-    <w:lsdException w:name="Grid Table 5 Dark Accent 1" w:uiPriority="50"/>
-    <w:lsdException w:name="Grid Table 6 Colorful Accent 1" w:uiPriority="51"/>
-    <w:lsdException w:name="Grid Table 7 Colorful Accent 1" w:uiPriority="52"/>
-    <w:lsdException w:name="Grid Table 1 Light Accent 2" w:uiPriority="46"/>
-    <w:lsdException w:name="Grid Table 2 Accent 2" w:uiPriority="47"/>
-    <w:lsdException w:name="Grid Table 3 Accent 2" w:uiPriority="48"/>
-    <w:lsdException w:name="Grid Table 4 Accent 2" w:uiPriority="49"/>
-    <w:lsdException w:name="Grid Table 5 Dark Accent 2" w:uiPriority="50"/>
-    <w:lsdException w:name="Grid Table 6 Colorful Accent 2" w:uiPriority="51"/>
-    <w:lsdException w:name="Grid Table 7 Colorful Accent 2" w:uiPriority="52"/>
-    <w:lsdException w:name="Grid Table 1 Light Accent 3" w:uiPriority="46"/>
-    <w:lsdException w:name="Grid Table 2 Accent 3" w:uiPriority="47"/>
-    <w:lsdException w:name="Grid Table 3 Accent 3" w:uiPriority="48"/>
-    <w:lsdException w:name="Grid Table 4 Accent 3" w:uiPriority="49"/>
-    <w:lsdException w:name="Grid Table 5 Dark Accent 3" w:uiPriority="50"/>
-    <w:lsdException w:name="Grid Table 6 Colorful Accent 3" w:uiPriority="51"/>
-    <w:lsdException w:name="Grid Table 7 Colorful Accent 3" w:uiPriority="52"/>
-    <w:lsdException w:name="Grid Table 1 Light Accent 4" w:uiPriority="46"/>
-    <w:lsdException w:name="Grid Table 2 Accent 4" w:uiPriority="47"/>
-    <w:lsdException w:name="Grid Table 3 Accent 4" w:uiPriority="48"/>
-    <w:lsdException w:name="Grid Table 4 Accent 4" w:uiPriority="49"/>
-    <w:lsdException w:name="Grid Table 5 Dark Accent 4" w:uiPriority="50"/>
-    <w:lsdException w:name="Grid Table 6 Colorful Accent 4" w:uiPriority="51"/>
-    <w:lsdException w:name="Grid Table 7 Colorful Accent 4" w:uiPriority="52"/>
-    <w:lsdException w:name="Grid Table 1 Light Accent 5" w:uiPriority="46"/>
-    <w:lsdException w:name="Grid Table 2 Accent 5" w:uiPriority="47"/>
-    <w:lsdException w:name="Grid Table 3 Accent 5" w:uiPriority="48"/>
-    <w:lsdException w:name="Grid Table 4 Accent 5" w:uiPriority="49"/>
-    <w:lsdException w:name="Grid Table 5 Dark Accent 5" w:uiPriority="50"/>
-    <w:lsdException w:name="Grid Table 6 Colorful Accent 5" w:uiPriority="51"/>
-    <w:lsdException w:name="Grid Table 7 Colorful Accent 5" w:uiPriority="52"/>
-    <w:lsdException w:name="Grid Table 1 Light Accent 6" w:uiPriority="46"/>
-    <w:lsdException w:name="Grid Table 2 Accent 6" w:uiPriority="47"/>
-    <w:lsdException w:name="Grid Table 3 Accent 6" w:uiPriority="48"/>
-    <w:lsdException w:name="Grid Table 4 Accent 6" w:uiPriority="49"/>
-    <w:lsdException w:name="Grid Table 5 Dark Accent 6" w:uiPriority="50"/>
-    <w:lsdException w:name="Grid Table 6 Colorful Accent 6" w:uiPriority="51"/>
-    <w:lsdException w:name="Grid Table 7 Colorful Accent 6" w:uiPriority="52"/>
-    <w:lsdException w:name="List Table 1 Light" w:uiPriority="46"/>
-    <w:lsdException w:name="List Table 2" w:uiPriority="47"/>
-    <w:lsdException w:name="List Table 3" w:uiPriority="48"/>
-    <w:lsdException w:name="List Table 4" w:uiPriority="49"/>
-    <w:lsdException w:name="List Table 5 Dark" w:uiPriority="50"/>
-    <w:lsdException w:name="List Table 6 Colorful" w:uiPriority="51"/>
-    <w:lsdException w:name="List Table 7 Colorful" w:uiPriority="52"/>
-    <w:lsdException w:name="List Table 1 Light Accent 1" w:uiPriority="46"/>
-    <w:lsdException w:name="List Table 2 Accent 1" w:uiPriority="47"/>
-    <w:lsdException w:name="List Table 3 Accent 1" w:uiPriority="48"/>
-    <w:lsdException w:name="List Table 4 Accent 1" w:uiPriority="49"/>
-    <w:lsdException w:name="List Table 5 Dark Accent 1" w:uiPriority="50"/>
-    <w:lsdException w:name="List Table 6 Colorful Accent 1" w:uiPriority="51"/>
-    <w:lsdException w:name="List Table 7 Colorful Accent 1" w:uiPriority="52"/>
-    <w:lsdException w:name="List Table 1 Light Accent 2" w:uiPriority="46"/>
-    <w:lsdException w:name="List Table 2 Accent 2" w:uiPriority="47"/>
-    <w:lsdException w:name="List Table 3 Accent 2" w:uiPriority="48"/>
-    <w:lsdException w:name="List Table 4 Accent 2" w:uiPriority="49"/>
-    <w:lsdException w:name="List Table 5 Dark Accent 2" w:uiPriority="50"/>
-    <w:lsdException w:name="List Table 6 Colorful Accent 2" w:uiPriority="51"/>
-    <w:lsdException w:name="List Table 7 Colorful Accent 2" w:uiPriority="52"/>
-    <w:lsdException w:name="List Table 1 Light Accent 3" w:uiPriority="46"/>
-    <w:lsdException w:name="List Table 2 Accent 3" w:uiPriority="47"/>
-    <w:lsdException w:name="List Table 3 Accent 3" w:uiPriority="48"/>
-    <w:lsdException w:name="List Table 4 Accent 3" w:uiPriority="49"/>
-    <w:lsdException w:name="List Table 5 Dark Accent 3" w:uiPriority="50"/>
-    <w:lsdException w:name="List Table 6 Colorful Accent 3" w:uiPriority="51"/>
-    <w:lsdException w:name="List Table 7 Colorful Accent 3" w:uiPriority="52"/>
-    <w:lsdException w:name="List Table 1 Light Accent 4" w:uiPriority="46"/>
-    <w:lsdException w:name="List Table 2 Accent 4" w:uiPriority="47"/>
-    <w:lsdException w:name="List Table 3 Accent 4" w:uiPriority="48"/>
-    <w:lsdException w:name="List Table 4 Accent 4" w:uiPriority="49"/>
-    <w:lsdException w:name="List Table 5 Dark Accent 4" w:uiPriority="50"/>
-    <w:lsdException w:name="List Table 6 Colorful Accent 4" w:uiPriority="51"/>
-    <w:lsdException w:name="List Table 7 Colorful Accent 4" w:uiPriority="52"/>
-    <w:lsdException w:name="List Table 1 Light Accent 5" w:uiPriority="46"/>
-    <w:lsdException w:name="List Table 2 Accent 5" w:uiPriority="47"/>
-    <w:lsdException w:name="List Table 3 Accent 5" w:uiPriority="48"/>
-    <w:lsdException w:name="List Table 4 Accent 5" w:uiPriority="49"/>
-    <w:lsdException w:name="List Table 5 Dark Accent 5" w:uiPriority="50"/>
-    <w:lsdException w:name="List Table 6 Colorful Accent 5" w:uiPriority="51"/>
-    <w:lsdException w:name="List Table 7 Colorful Accent 5" w:uiPriority="52"/>
-    <w:lsdException w:name="List Table 1 Light Accent 6" w:uiPriority="46"/>
-    <w:lsdException w:name="List Table 2 Accent 6" w:uiPriority="47"/>
-    <w:lsdException w:name="List Table 3 Accent 6" w:uiPriority="48"/>
-    <w:lsdException w:name="List Table 4 Accent 6" w:uiPriority="49"/>
-    <w:lsdException w:name="List Table 5 Dark Accent 6" w:uiPriority="50"/>
-    <w:lsdException w:name="List Table 6 Colorful Accent 6" w:uiPriority="51"/>
-    <w:lsdException w:name="List Table 7 Colorful Accent 6" w:uiPriority="52"/>
-    <w:lsdException w:name="Mention" w:semiHidden="1" w:unhideWhenUsed="1"/>
-    <w:lsdException w:name="Smart Hyperlink" w:semiHidden="1" w:unhideWhenUsed="1"/>
-    <w:lsdException w:name="Hashtag" w:semiHidden="1" w:unhideWhenUsed="1"/>
-    <w:lsdException w:name="Unresolved Mention" w:semiHidden="1" w:unhideWhenUsed="1"/>
-    <w:lsdException w:name="Smart Link" w:semiHidden="1" w:unhideWhenUsed="1"/>
-  </w:latentStyles>
-  <w:style w:type="paragraph" w:default="1" w:styleId="Normal">
-    <w:name w:val="Normal"/>
-    <w:qFormat/>
-  </w:style>
-  <w:style w:type="character" w:default="1" w:styleId="DefaultParagraphFont">
-    <w:name w:val="Default Paragraph Font"/>
-    <w:uiPriority w:val="1"/>
-    <w:semiHidden/>
-    <w:unhideWhenUsed/>
-  </w:style>
-  <w:style w:type="table" w:default="1" w:styleId="TableNormal">
-    <w:name w:val="Normal Table"/>
-    <w:uiPriority w:val="99"/>
-    <w:semiHidden/>
-    <w:unhideWhenUsed/>
-    <w:tblPr>
-      <w:tblInd w:w="0" w:type="dxa"/>
-      <w:tblCellMar>
-        <w:top w:w="0" w:type="dxa"/>
-        <w:left w:w="108" w:type="dxa"/>
-        <w:bottom w:w="0" w:type="dxa"/>
-        <w:right w:w="108" w:type="dxa"/>
-      </w:tblCellMar>
-    </w:tblPr>
-  </w:style>
-  <w:style w:type="numbering" w:default="1" w:styleId="NoList">
-    <w:name w:val="No List"/>
-    <w:uiPriority w:val="99"/>
-    <w:semiHidden/>
-    <w:unhideWhenUsed/>
-  </w:style>
-  <w:style w:type="paragraph" w:customStyle="1" w:styleId="FFB6D72AB7CB4CAB9D17FFAA4313F036">
-    <w:name w:val="FFB6D72AB7CB4CAB9D17FFAA4313F036"/>
-  </w:style>
-  <w:style w:type="paragraph" w:customStyle="1" w:styleId="4C862DA7FFDE434EBCC6F2ECB277A651">
-    <w:name w:val="4C862DA7FFDE434EBCC6F2ECB277A651"/>
-  </w:style>
-  <w:style w:type="paragraph" w:customStyle="1" w:styleId="27219A357DBF457C9A57ACBADCD6652B">
-    <w:name w:val="27219A357DBF457C9A57ACBADCD6652B"/>
-  </w:style>
-  <w:style w:type="paragraph" w:customStyle="1" w:styleId="69E0CE9C551F4B7DAFB32ACD4E802578">
-    <w:name w:val="69E0CE9C551F4B7DAFB32ACD4E802578"/>
-  </w:style>
-  <w:style w:type="paragraph" w:customStyle="1" w:styleId="3456AD8CE08A49E895286EF489B8A136">
-    <w:name w:val="3456AD8CE08A49E895286EF489B8A136"/>
-  </w:style>
-  <w:style w:type="paragraph" w:customStyle="1" w:styleId="81A3C0B04042477D91D61CFC2AD4DE2A">
-    <w:name w:val="81A3C0B04042477D91D61CFC2AD4DE2A"/>
-  </w:style>
-  <w:style w:type="paragraph" w:customStyle="1" w:styleId="C8D5B7E36536427EBFF08D81EF0F5965">
-    <w:name w:val="C8D5B7E36536427EBFF08D81EF0F5965"/>
-  </w:style>
-  <w:style w:type="paragraph" w:customStyle="1" w:styleId="3256022D6B654D61BEE98265F9DFA5F4">
-    <w:name w:val="3256022D6B654D61BEE98265F9DFA5F4"/>
-  </w:style>
-  <w:style w:type="paragraph" w:customStyle="1" w:styleId="D0AD07512A904617966A5878AF544E92">
-    <w:name w:val="D0AD07512A904617966A5878AF544E92"/>
-  </w:style>
-  <w:style w:type="paragraph" w:customStyle="1" w:styleId="690527971BCF4CA1BE02748B0069BD41">
-    <w:name w:val="690527971BCF4CA1BE02748B0069BD41"/>
-  </w:style>
-  <w:style w:type="paragraph" w:customStyle="1" w:styleId="F49A2A1C25864F5BB1A84CD29048E3A1">
-    <w:name w:val="F49A2A1C25864F5BB1A84CD29048E3A1"/>
-  </w:style>
-  <w:style w:type="paragraph" w:customStyle="1" w:styleId="869D4DB965EB4808AA74F4E383F3A589">
-    <w:name w:val="869D4DB965EB4808AA74F4E383F3A589"/>
-  </w:style>
-  <w:style w:type="paragraph" w:customStyle="1" w:styleId="0763F04CB73F4D038A23A34F3D4B06B9">
-    <w:name w:val="0763F04CB73F4D038A23A34F3D4B06B9"/>
-  </w:style>
-  <w:style w:type="paragraph" w:customStyle="1" w:styleId="EDEFE130420349E2A9E2434D53944745">
-    <w:name w:val="EDEFE130420349E2A9E2434D53944745"/>
-  </w:style>
-  <w:style w:type="paragraph" w:customStyle="1" w:styleId="E23AD4ABF52F42AC8AA1D9DF74197F15">
-    <w:name w:val="E23AD4ABF52F42AC8AA1D9DF74197F15"/>
-  </w:style>
-  <w:style w:type="paragraph" w:customStyle="1" w:styleId="2B0EA392DEE7400F8AD1D8D619783127">
-    <w:name w:val="2B0EA392DEE7400F8AD1D8D619783127"/>
-  </w:style>
-  <w:style w:type="paragraph" w:customStyle="1" w:styleId="7114FBF709144E9E8A680B883295465C">
-    <w:name w:val="7114FBF709144E9E8A680B883295465C"/>
-  </w:style>
-  <w:style w:type="paragraph" w:customStyle="1" w:styleId="D80A165FB44D4D6CA7E8AC7737837BD0">
-    <w:name w:val="D80A165FB44D4D6CA7E8AC7737837BD0"/>
-  </w:style>
-  <w:style w:type="paragraph" w:customStyle="1" w:styleId="8E7933D6BFA14EF38E3AB21D4CE527FA">
-    <w:name w:val="8E7933D6BFA14EF38E3AB21D4CE527FA"/>
-  </w:style>
-  <w:style w:type="paragraph" w:customStyle="1" w:styleId="C079508D269E4F04859583B0C1C712FF">
-    <w:name w:val="C079508D269E4F04859583B0C1C712FF"/>
-  </w:style>
-  <w:style w:type="paragraph" w:customStyle="1" w:styleId="ADEAF7C43AD44F8CA4FAA118D66A6323">
-    <w:name w:val="ADEAF7C43AD44F8CA4FAA118D66A6323"/>
-  </w:style>
-  <w:style w:type="paragraph" w:customStyle="1" w:styleId="522A1BA51BCA4B1FBEBDAA36DB3C1803">
-    <w:name w:val="522A1BA51BCA4B1FBEBDAA36DB3C1803"/>
-  </w:style>
-  <w:style w:type="paragraph" w:customStyle="1" w:styleId="021F8779BF4B4252B54898419730B4CC">
-    <w:name w:val="021F8779BF4B4252B54898419730B4CC"/>
-  </w:style>
-  <w:style w:type="paragraph" w:customStyle="1" w:styleId="5DF6637D96954C7F92DB65E5FE39A41E">
-    <w:name w:val="5DF6637D96954C7F92DB65E5FE39A41E"/>
-  </w:style>
-  <w:style w:type="paragraph" w:customStyle="1" w:styleId="624628C909DE467C8F96B34B338D78FA">
-    <w:name w:val="624628C909DE467C8F96B34B338D78FA"/>
-  </w:style>
-  <w:style w:type="paragraph" w:customStyle="1" w:styleId="1ECF948A297148A987CD450AD2F6DE96">
-    <w:name w:val="1ECF948A297148A987CD450AD2F6DE96"/>
-  </w:style>
-  <w:style w:type="paragraph" w:customStyle="1" w:styleId="28D57BAF2CCA44F785AB29CA479CEE61">
-    <w:name w:val="28D57BAF2CCA44F785AB29CA479CEE61"/>
-  </w:style>
-  <w:style w:type="paragraph" w:customStyle="1" w:styleId="8989A8275F4344168DDB9CE9D76A0737">
-    <w:name w:val="8989A8275F4344168DDB9CE9D76A0737"/>
-  </w:style>
-  <w:style w:type="paragraph" w:customStyle="1" w:styleId="C7BB1CE3AA474D548E76035F1005CFE2">
-    <w:name w:val="C7BB1CE3AA474D548E76035F1005CFE2"/>
-  </w:style>
-  <w:style w:type="paragraph" w:customStyle="1" w:styleId="F113C994F4594DA0B6E75BB0C825D707">
-    <w:name w:val="F113C994F4594DA0B6E75BB0C825D707"/>
-  </w:style>
-  <w:style w:type="paragraph" w:customStyle="1" w:styleId="F1CA7986F22C494F9E0120D2D6B86872">
-    <w:name w:val="F1CA7986F22C494F9E0120D2D6B86872"/>
-  </w:style>
-  <w:style w:type="paragraph" w:customStyle="1" w:styleId="BFF5FE9981BA4560AFF68D44E211E95E">
-    <w:name w:val="BFF5FE9981BA4560AFF68D44E211E95E"/>
-  </w:style>
-  <w:style w:type="paragraph" w:customStyle="1" w:styleId="40EEF87CF50442CD99C76F9A19EB3153">
-    <w:name w:val="40EEF87CF50442CD99C76F9A19EB3153"/>
-  </w:style>
-  <w:style w:type="paragraph" w:customStyle="1" w:styleId="A05759AE49C347DDA52176624E4DC176">
-    <w:name w:val="A05759AE49C347DDA52176624E4DC176"/>
-  </w:style>
-  <w:style w:type="paragraph" w:customStyle="1" w:styleId="DFCE83345383430EB16361AF24B083B9">
-    <w:name w:val="DFCE83345383430EB16361AF24B083B9"/>
-  </w:style>
-  <w:style w:type="paragraph" w:customStyle="1" w:styleId="A335D76176DD497695B76FC89067F0AB">
-    <w:name w:val="A335D76176DD497695B76FC89067F0AB"/>
-  </w:style>
-  <w:style w:type="paragraph" w:customStyle="1" w:styleId="891FCD507B2745BEA0921A277E691930">
-    <w:name w:val="891FCD507B2745BEA0921A277E691930"/>
-  </w:style>
-  <w:style w:type="paragraph" w:customStyle="1" w:styleId="846B6A8DE4F04F61915698FB7D5A62A5">
-    <w:name w:val="846B6A8DE4F04F61915698FB7D5A62A5"/>
-  </w:style>
-  <w:style w:type="paragraph" w:customStyle="1" w:styleId="6C31E7BBEDF6419F93D38C1212605EFD">
-    <w:name w:val="6C31E7BBEDF6419F93D38C1212605EFD"/>
-  </w:style>
-  <w:style w:type="paragraph" w:customStyle="1" w:styleId="1A99DCB8717946A789A7E3E0559D49B4">
-    <w:name w:val="1A99DCB8717946A789A7E3E0559D49B4"/>
-  </w:style>
-  <w:style w:type="paragraph" w:customStyle="1" w:styleId="25A87EE536D1494DB282990DE481AB1B">
-    <w:name w:val="25A87EE536D1494DB282990DE481AB1B"/>
-  </w:style>
-  <w:style w:type="paragraph" w:customStyle="1" w:styleId="86B4615B706A446CAE6F45C53F2B125C">
-    <w:name w:val="86B4615B706A446CAE6F45C53F2B125C"/>
-  </w:style>
-  <w:style w:type="paragraph" w:customStyle="1" w:styleId="C62FBD2777B74465B086ECC79096D930">
-    <w:name w:val="C62FBD2777B74465B086ECC79096D930"/>
-  </w:style>
-  <w:style w:type="paragraph" w:customStyle="1" w:styleId="389830D23ACC4972B573E9A5FF817E01">
-    <w:name w:val="389830D23ACC4972B573E9A5FF817E01"/>
-  </w:style>
-  <w:style w:type="paragraph" w:customStyle="1" w:styleId="7396AFDC99D747158A1028212B1117C9">
-    <w:name w:val="7396AFDC99D747158A1028212B1117C9"/>
-  </w:style>
-  <w:style w:type="paragraph" w:customStyle="1" w:styleId="7E38685E47A940ECB97139A466CC9D1F">
-    <w:name w:val="7E38685E47A940ECB97139A466CC9D1F"/>
-  </w:style>
-  <w:style w:type="paragraph" w:customStyle="1" w:styleId="8152CE27A3C54877A1C6E5642C837967">
-    <w:name w:val="8152CE27A3C54877A1C6E5642C837967"/>
-  </w:style>
-  <w:style w:type="paragraph" w:customStyle="1" w:styleId="AFEF2F9A43F34F7582114ADA3702AB2F">
-    <w:name w:val="AFEF2F9A43F34F7582114ADA3702AB2F"/>
-  </w:style>
-  <w:style w:type="paragraph" w:customStyle="1" w:styleId="E86D2C6D7C254E23B5F61AACE1B152D4">
-    <w:name w:val="E86D2C6D7C254E23B5F61AACE1B152D4"/>
-  </w:style>
-  <w:style w:type="paragraph" w:customStyle="1" w:styleId="5668BB6964CF4DBDB72342C3138C499B">
-    <w:name w:val="5668BB6964CF4DBDB72342C3138C499B"/>
-  </w:style>
-  <w:style w:type="paragraph" w:customStyle="1" w:styleId="9ED9BC9BC3F34309892E3D4E1048EDF3">
-    <w:name w:val="9ED9BC9BC3F34309892E3D4E1048EDF3"/>
-  </w:style>
-  <w:style w:type="paragraph" w:customStyle="1" w:styleId="73EDD685488744DA8538726D71A20E2F">
-    <w:name w:val="73EDD685488744DA8538726D71A20E2F"/>
-  </w:style>
-  <w:style w:type="paragraph" w:customStyle="1" w:styleId="4CB756685594455CBA5B54888732F68D">
-    <w:name w:val="4CB756685594455CBA5B54888732F68D"/>
-  </w:style>
-  <w:style w:type="paragraph" w:customStyle="1" w:styleId="6F8604E5F2464973B55C3735A54ECE01">
-    <w:name w:val="6F8604E5F2464973B55C3735A54ECE01"/>
-  </w:style>
-  <w:style w:type="paragraph" w:customStyle="1" w:styleId="62EC4A0651B44B678AB1518A720A9D64">
-    <w:name w:val="62EC4A0651B44B678AB1518A720A9D64"/>
-  </w:style>
-  <w:style w:type="paragraph" w:customStyle="1" w:styleId="09940BAFAC1049A08BDC084BC637BB28">
-    <w:name w:val="09940BAFAC1049A08BDC084BC637BB28"/>
-  </w:style>
-  <w:style w:type="paragraph" w:customStyle="1" w:styleId="8335CC3254E141DDA04E50B8236E1455">
-    <w:name w:val="8335CC3254E141DDA04E50B8236E1455"/>
-  </w:style>
-  <w:style w:type="paragraph" w:customStyle="1" w:styleId="809EDE34C00740269637E37E3825C29E">
-    <w:name w:val="809EDE34C00740269637E37E3825C29E"/>
-  </w:style>
-  <w:style w:type="paragraph" w:customStyle="1" w:styleId="458514CE3E7143DAB585BB2059F45BAB">
-    <w:name w:val="458514CE3E7143DAB585BB2059F45BAB"/>
-  </w:style>
-  <w:style w:type="paragraph" w:customStyle="1" w:styleId="0666C1C54BF44256998E28BDC410EFC3">
-    <w:name w:val="0666C1C54BF44256998E28BDC410EFC3"/>
-  </w:style>
-  <w:style w:type="paragraph" w:customStyle="1" w:styleId="BCFFCF39A1AC42B5AF5D5A2A86BA05C0">
-    <w:name w:val="BCFFCF39A1AC42B5AF5D5A2A86BA05C0"/>
-  </w:style>
-  <w:style w:type="paragraph" w:customStyle="1" w:styleId="3DA6B4704F264FFCA447CC580C2678E8">
-    <w:name w:val="3DA6B4704F264FFCA447CC580C2678E8"/>
-  </w:style>
-  <w:style w:type="paragraph" w:customStyle="1" w:styleId="D699EBFDE4A64EA4940210111D3E1744">
-    <w:name w:val="D699EBFDE4A64EA4940210111D3E1744"/>
-  </w:style>
-  <w:style w:type="paragraph" w:customStyle="1" w:styleId="49BE5FC4E932442282D9CBEF89E6F971">
-    <w:name w:val="49BE5FC4E932442282D9CBEF89E6F971"/>
-  </w:style>
-  <w:style w:type="paragraph" w:customStyle="1" w:styleId="E0E23B6643F54D24B589A63EE738E9B8">
-    <w:name w:val="E0E23B6643F54D24B589A63EE738E9B8"/>
-  </w:style>
-  <w:style w:type="paragraph" w:customStyle="1" w:styleId="6254020667A543F08E818C4F32905ABA">
-    <w:name w:val="6254020667A543F08E818C4F32905ABA"/>
-  </w:style>
-  <w:style w:type="paragraph" w:customStyle="1" w:styleId="552C451446DF4DB48FE976643764571D">
-    <w:name w:val="552C451446DF4DB48FE976643764571D"/>
-  </w:style>
-  <w:style w:type="paragraph" w:customStyle="1" w:styleId="75608092D8FA443BADCFBDD13240B498">
-    <w:name w:val="75608092D8FA443BADCFBDD13240B498"/>
-  </w:style>
-  <w:style w:type="paragraph" w:customStyle="1" w:styleId="0EBD0CF328A54A92B2C07027ECE9AE92">
-    <w:name w:val="0EBD0CF328A54A92B2C07027ECE9AE92"/>
-  </w:style>
-  <w:style w:type="paragraph" w:customStyle="1" w:styleId="7E367602325A46659876832B86BBA83A">
-    <w:name w:val="7E367602325A46659876832B86BBA83A"/>
-  </w:style>
-  <w:style w:type="paragraph" w:customStyle="1" w:styleId="A3174EEB2B644B50BDF92D002E111C3F">
-    <w:name w:val="A3174EEB2B644B50BDF92D002E111C3F"/>
-  </w:style>
-  <w:style w:type="paragraph" w:customStyle="1" w:styleId="1C7AA1F0A6C74F74B531B7DE8073C734">
-    <w:name w:val="1C7AA1F0A6C74F74B531B7DE8073C734"/>
-  </w:style>
-  <w:style w:type="paragraph" w:customStyle="1" w:styleId="F7AB7DF3356246689D043D3462C406CF">
-    <w:name w:val="F7AB7DF3356246689D043D3462C406CF"/>
-  </w:style>
-  <w:style w:type="paragraph" w:customStyle="1" w:styleId="4C44226B95F54023B0E6FAEF123D5A21">
-    <w:name w:val="4C44226B95F54023B0E6FAEF123D5A21"/>
-  </w:style>
-  <w:style w:type="paragraph" w:customStyle="1" w:styleId="A1B5227B297C4F8F8461676C9DDC769C">
-    <w:name w:val="A1B5227B297C4F8F8461676C9DDC769C"/>
-  </w:style>
-  <w:style w:type="paragraph" w:customStyle="1" w:styleId="931C87651FFB4CE5BF2EF21F2682C194">
-    <w:name w:val="931C87651FFB4CE5BF2EF21F2682C194"/>
-  </w:style>
-  <w:style w:type="paragraph" w:customStyle="1" w:styleId="0751E953F89840EE8089D1A01CC7497A">
-    <w:name w:val="0751E953F89840EE8089D1A01CC7497A"/>
-  </w:style>
-  <w:style w:type="paragraph" w:customStyle="1" w:styleId="61BC96B0228E4F6B96E1A6B0CF49BAD2">
-    <w:name w:val="61BC96B0228E4F6B96E1A6B0CF49BAD2"/>
-  </w:style>
-  <w:style w:type="paragraph" w:customStyle="1" w:styleId="4A852A4919F64469BE40BF3AA95C995C">
-    <w:name w:val="4A852A4919F64469BE40BF3AA95C995C"/>
-  </w:style>
-  <w:style w:type="paragraph" w:customStyle="1" w:styleId="F1D84E2B815F47CD839DA9BBB9AE12FD">
-    <w:name w:val="F1D84E2B815F47CD839DA9BBB9AE12FD"/>
-  </w:style>
-  <w:style w:type="paragraph" w:customStyle="1" w:styleId="8ABBCFAA5FC540868CFC39DEC23AFCA7">
-    <w:name w:val="8ABBCFAA5FC540868CFC39DEC23AFCA7"/>
-  </w:style>
-  <w:style w:type="paragraph" w:customStyle="1" w:styleId="B6BD3DB1609B450096B077AC679D9B47">
-    <w:name w:val="B6BD3DB1609B450096B077AC679D9B47"/>
-  </w:style>
-  <w:style w:type="paragraph" w:customStyle="1" w:styleId="C2E1898CA81C4F159ACA8A6C5E341A73">
-    <w:name w:val="C2E1898CA81C4F159ACA8A6C5E341A73"/>
-  </w:style>
-  <w:style w:type="paragraph" w:customStyle="1" w:styleId="4B993259F7004BB986AD16AF0A4F3C61">
-    <w:name w:val="4B993259F7004BB986AD16AF0A4F3C61"/>
-  </w:style>
-  <w:style w:type="paragraph" w:customStyle="1" w:styleId="2747C1578BEB4B5A8D3318BDDF42D219">
-    <w:name w:val="2747C1578BEB4B5A8D3318BDDF42D219"/>
-  </w:style>
-  <w:style w:type="paragraph" w:customStyle="1" w:styleId="B896EB6613E449889C546E7B64D327F6">
-    <w:name w:val="B896EB6613E449889C546E7B64D327F6"/>
-  </w:style>
-  <w:style w:type="paragraph" w:customStyle="1" w:styleId="11CDDA5FE1F046DB86C7FC8C20F245CF">
-    <w:name w:val="11CDDA5FE1F046DB86C7FC8C20F245CF"/>
-  </w:style>
-  <w:style w:type="paragraph" w:customStyle="1" w:styleId="3B988C8A9E634D818DC9DBC078856FA4">
-    <w:name w:val="3B988C8A9E634D818DC9DBC078856FA4"/>
-  </w:style>
-  <w:style w:type="paragraph" w:customStyle="1" w:styleId="84E25FFDF7AE43D297C20D0AAEDFA721">
-    <w:name w:val="84E25FFDF7AE43D297C20D0AAEDFA721"/>
-  </w:style>
-  <w:style w:type="paragraph" w:customStyle="1" w:styleId="39EA42B2236A41FC8F4913F07C09F9CE">
-    <w:name w:val="39EA42B2236A41FC8F4913F07C09F9CE"/>
-  </w:style>
-  <w:style w:type="paragraph" w:customStyle="1" w:styleId="8987A4A7D5994A5590A6600BFCC0904D">
-    <w:name w:val="8987A4A7D5994A5590A6600BFCC0904D"/>
-    <w:rsid w:val="00D62A5E"/>
-  </w:style>
-  <w:style w:type="paragraph" w:customStyle="1" w:styleId="07E1038E911F42E3A3D1A81531530D15">
-    <w:name w:val="07E1038E911F42E3A3D1A81531530D15"/>
-    <w:rsid w:val="00D62A5E"/>
-  </w:style>
-  <w:style w:type="paragraph" w:customStyle="1" w:styleId="8FED512E6FB74A10A99C073BE5A8E6FC">
-    <w:name w:val="8FED512E6FB74A10A99C073BE5A8E6FC"/>
-    <w:rsid w:val="00D62A5E"/>
-  </w:style>
-  <w:style w:type="paragraph" w:customStyle="1" w:styleId="2CE2D89CEA2247C68433679CDF165F17">
-    <w:name w:val="2CE2D89CEA2247C68433679CDF165F17"/>
-    <w:rsid w:val="00D62A5E"/>
-  </w:style>
-  <w:style w:type="paragraph" w:customStyle="1" w:styleId="04E6BD065C7F41529FCFD16A6D17D533">
-    <w:name w:val="04E6BD065C7F41529FCFD16A6D17D533"/>
-    <w:rsid w:val="00D62A5E"/>
-  </w:style>
-  <w:style w:type="paragraph" w:customStyle="1" w:styleId="427390A1AAEE44AD873A429FCA5EEDBE">
-    <w:name w:val="427390A1AAEE44AD873A429FCA5EEDBE"/>
-    <w:rsid w:val="00D62A5E"/>
-  </w:style>
-  <w:style w:type="paragraph" w:customStyle="1" w:styleId="B9E0043CC2F740CA98770081C1091A50">
-    <w:name w:val="B9E0043CC2F740CA98770081C1091A50"/>
-    <w:rsid w:val="00D62A5E"/>
-  </w:style>
-  <w:style w:type="paragraph" w:customStyle="1" w:styleId="A42E48D7BE0540B5B58FF20CF9BC0F28">
-    <w:name w:val="A42E48D7BE0540B5B58FF20CF9BC0F28"/>
-    <w:rsid w:val="00D62A5E"/>
-  </w:style>
-  <w:style w:type="paragraph" w:customStyle="1" w:styleId="B58DFCADB19743BCA01754CDB50B7C8E">
-    <w:name w:val="B58DFCADB19743BCA01754CDB50B7C8E"/>
-    <w:rsid w:val="00D62A5E"/>
-  </w:style>
-  <w:style w:type="paragraph" w:customStyle="1" w:styleId="07C60E1C6CA9458B83F8C5AB033F5758">
-    <w:name w:val="07C60E1C6CA9458B83F8C5AB033F5758"/>
-    <w:rsid w:val="00D62A5E"/>
-  </w:style>
-  <w:style w:type="paragraph" w:customStyle="1" w:styleId="A3BE0A1A6073401589808C7CE68BBBB6">
-    <w:name w:val="A3BE0A1A6073401589808C7CE68BBBB6"/>
-    <w:rsid w:val="00D62A5E"/>
-  </w:style>
-  <w:style w:type="paragraph" w:customStyle="1" w:styleId="1E8D510EE45D470AB0B42D70814E0B45">
-    <w:name w:val="1E8D510EE45D470AB0B42D70814E0B45"/>
-    <w:rsid w:val="00D62A5E"/>
-  </w:style>
-  <w:style w:type="paragraph" w:customStyle="1" w:styleId="A3602DF818FE46409E6FD89B9E831848">
-    <w:name w:val="A3602DF818FE46409E6FD89B9E831848"/>
-    <w:rsid w:val="00D62A5E"/>
-  </w:style>
-  <w:style w:type="paragraph" w:customStyle="1" w:styleId="7BA6BDBC20D842DD8BD7C788428038C8">
-    <w:name w:val="7BA6BDBC20D842DD8BD7C788428038C8"/>
-    <w:rsid w:val="00D62A5E"/>
-  </w:style>
-  <w:style w:type="paragraph" w:customStyle="1" w:styleId="A223C8AF396A4C988F274D7FB58B9C46">
-    <w:name w:val="A223C8AF396A4C988F274D7FB58B9C46"/>
-    <w:rsid w:val="00D62A5E"/>
-  </w:style>
-  <w:style w:type="paragraph" w:customStyle="1" w:styleId="22B6FFEFED82449A91418BD7548509B7">
-    <w:name w:val="22B6FFEFED82449A91418BD7548509B7"/>
-    <w:rsid w:val="00D62A5E"/>
-  </w:style>
-  <w:style w:type="paragraph" w:customStyle="1" w:styleId="C92EBCD2DD7B414A8CF00543D48A45E3">
-    <w:name w:val="C92EBCD2DD7B414A8CF00543D48A45E3"/>
-    <w:rsid w:val="00D62A5E"/>
-  </w:style>
-  <w:style w:type="paragraph" w:customStyle="1" w:styleId="86F1D921C70A48529F7EE25B315C1892">
-    <w:name w:val="86F1D921C70A48529F7EE25B315C1892"/>
-    <w:rsid w:val="00D62A5E"/>
-  </w:style>
-  <w:style w:type="paragraph" w:customStyle="1" w:styleId="8901BD407F1D4554940D8716DF9F99EE">
-    <w:name w:val="8901BD407F1D4554940D8716DF9F99EE"/>
-    <w:rsid w:val="00D62A5E"/>
-  </w:style>
-  <w:style w:type="paragraph" w:customStyle="1" w:styleId="EC27D6F8D55946C9B2EB999A1D90867E">
-    <w:name w:val="EC27D6F8D55946C9B2EB999A1D90867E"/>
-    <w:rsid w:val="00D62A5E"/>
-  </w:style>
-  <w:style w:type="paragraph" w:customStyle="1" w:styleId="DE93358746414ACBB695F2EFD78E1D90">
-    <w:name w:val="DE93358746414ACBB695F2EFD78E1D90"/>
-    <w:rsid w:val="00D62A5E"/>
-  </w:style>
-  <w:style w:type="paragraph" w:customStyle="1" w:styleId="D2EA2F7010A64A8FA774A005738D6507">
-    <w:name w:val="D2EA2F7010A64A8FA774A005738D6507"/>
-    <w:rsid w:val="00D62A5E"/>
-  </w:style>
-  <w:style w:type="paragraph" w:customStyle="1" w:styleId="292EBE57358A4BBDA9232D60C6474450">
-    <w:name w:val="292EBE57358A4BBDA9232D60C6474450"/>
-    <w:rsid w:val="00D62A5E"/>
-  </w:style>
-  <w:style w:type="paragraph" w:customStyle="1" w:styleId="524B9F963B354066BC4F8F358BD3224E">
-    <w:name w:val="524B9F963B354066BC4F8F358BD3224E"/>
-    <w:rsid w:val="00D62A5E"/>
-  </w:style>
-  <w:style w:type="paragraph" w:customStyle="1" w:styleId="59638AE2670247DC88700D3F978D690F">
-    <w:name w:val="59638AE2670247DC88700D3F978D690F"/>
-    <w:rsid w:val="00D62A5E"/>
-  </w:style>
-  <w:style w:type="paragraph" w:customStyle="1" w:styleId="E96C059B1B0E4F6C8D71C3CDE1842D2A">
-    <w:name w:val="E96C059B1B0E4F6C8D71C3CDE1842D2A"/>
-    <w:rsid w:val="00D62A5E"/>
-  </w:style>
-  <w:style w:type="paragraph" w:customStyle="1" w:styleId="3719D8A6673042CA929B7FD6CBC5DE16">
-    <w:name w:val="3719D8A6673042CA929B7FD6CBC5DE16"/>
-    <w:rsid w:val="00D62A5E"/>
-  </w:style>
-  <w:style w:type="paragraph" w:customStyle="1" w:styleId="E526FA709E0D4BE290A961DFD210FB38">
-    <w:name w:val="E526FA709E0D4BE290A961DFD210FB38"/>
-    <w:rsid w:val="00D62A5E"/>
-  </w:style>
-  <w:style w:type="paragraph" w:customStyle="1" w:styleId="FA009BA567EE44C5A05E735B127E2F48">
-    <w:name w:val="FA009BA567EE44C5A05E735B127E2F48"/>
-    <w:rsid w:val="00D62A5E"/>
-  </w:style>
-  <w:style w:type="paragraph" w:customStyle="1" w:styleId="BC23E1993770468F85658479FE1B770A">
-    <w:name w:val="BC23E1993770468F85658479FE1B770A"/>
-    <w:rsid w:val="00D62A5E"/>
-  </w:style>
-  <w:style w:type="paragraph" w:customStyle="1" w:styleId="07918EC4E47F4D4D833A1837C1CCD4E8">
-    <w:name w:val="07918EC4E47F4D4D833A1837C1CCD4E8"/>
-    <w:rsid w:val="00D62A5E"/>
-  </w:style>
-  <w:style w:type="paragraph" w:customStyle="1" w:styleId="6676240FBCF74E7EAC2C5C441209C1D0">
-    <w:name w:val="6676240FBCF74E7EAC2C5C441209C1D0"/>
-    <w:rsid w:val="00D62A5E"/>
-  </w:style>
-  <w:style w:type="paragraph" w:customStyle="1" w:styleId="F37891ACD5BE428FBB3EF6B9F1FAE167">
-    <w:name w:val="F37891ACD5BE428FBB3EF6B9F1FAE167"/>
-    <w:rsid w:val="00D62A5E"/>
-  </w:style>
-  <w:style w:type="paragraph" w:customStyle="1" w:styleId="92A4EEC765B14AD6A301031EB934EFDA">
-    <w:name w:val="92A4EEC765B14AD6A301031EB934EFDA"/>
-    <w:rsid w:val="00D62A5E"/>
-  </w:style>
-  <w:style w:type="paragraph" w:customStyle="1" w:styleId="C9F4E9B186C44A3AA37FAF77C388CC35">
-    <w:name w:val="C9F4E9B186C44A3AA37FAF77C388CC35"/>
-    <w:rsid w:val="00D62A5E"/>
-  </w:style>
-  <w:style w:type="paragraph" w:customStyle="1" w:styleId="36236A9E0FAD4369857D24F4330DF7EE">
-    <w:name w:val="36236A9E0FAD4369857D24F4330DF7EE"/>
-    <w:rsid w:val="00D62A5E"/>
-  </w:style>
-  <w:style w:type="paragraph" w:customStyle="1" w:styleId="3DB2AA01FDEA41C399F4EF9E08407A91">
-    <w:name w:val="3DB2AA01FDEA41C399F4EF9E08407A91"/>
-    <w:rsid w:val="00D62A5E"/>
-  </w:style>
-  <w:style w:type="paragraph" w:customStyle="1" w:styleId="1499B43ACAC246418A719AAB4A6E6574">
-    <w:name w:val="1499B43ACAC246418A719AAB4A6E6574"/>
-    <w:rsid w:val="00D62A5E"/>
-  </w:style>
-  <w:style w:type="paragraph" w:customStyle="1" w:styleId="108E24AC2980413CB87D3848E418FA68">
-    <w:name w:val="108E24AC2980413CB87D3848E418FA68"/>
-    <w:rsid w:val="00D62A5E"/>
-  </w:style>
-  <w:style w:type="paragraph" w:customStyle="1" w:styleId="E1C293F96F714A60A85DC5C8E56DF14B">
-    <w:name w:val="E1C293F96F714A60A85DC5C8E56DF14B"/>
-    <w:rsid w:val="00D62A5E"/>
-  </w:style>
-  <w:style w:type="paragraph" w:customStyle="1" w:styleId="DBC039B257B84C4A8C38EDF574EB8BD6">
-    <w:name w:val="DBC039B257B84C4A8C38EDF574EB8BD6"/>
-    <w:rsid w:val="00D62A5E"/>
-  </w:style>
-  <w:style w:type="paragraph" w:customStyle="1" w:styleId="3137F51CA81043AC8E506F79BD55FDEC">
-    <w:name w:val="3137F51CA81043AC8E506F79BD55FDEC"/>
-    <w:rsid w:val="00D62A5E"/>
-  </w:style>
-  <w:style w:type="paragraph" w:customStyle="1" w:styleId="1997E69C9DC0418EA175F6DFD80D38A4">
-    <w:name w:val="1997E69C9DC0418EA175F6DFD80D38A4"/>
-    <w:rsid w:val="00D62A5E"/>
-  </w:style>
-  <w:style w:type="paragraph" w:customStyle="1" w:styleId="C7BCFA548A97403186C22D2B3A4E652E">
-    <w:name w:val="C7BCFA548A97403186C22D2B3A4E652E"/>
-    <w:rsid w:val="00D62A5E"/>
-  </w:style>
-  <w:style w:type="paragraph" w:customStyle="1" w:styleId="54963F9F3403453AA8CE60A0D7DD4ED8">
-    <w:name w:val="54963F9F3403453AA8CE60A0D7DD4ED8"/>
-    <w:rsid w:val="00D62A5E"/>
-  </w:style>
-  <w:style w:type="paragraph" w:customStyle="1" w:styleId="BDFBC66B8904430C9F18FC9E9C3B798B">
-    <w:name w:val="BDFBC66B8904430C9F18FC9E9C3B798B"/>
-    <w:rsid w:val="00D62A5E"/>
-  </w:style>
-  <w:style w:type="paragraph" w:customStyle="1" w:styleId="0891B67660A74168B8AC131311531B2A">
-    <w:name w:val="0891B67660A74168B8AC131311531B2A"/>
-    <w:rsid w:val="00D62A5E"/>
-  </w:style>
-  <w:style w:type="paragraph" w:customStyle="1" w:styleId="B5E522C1EC1841DD99A6ECD898407D90">
-    <w:name w:val="B5E522C1EC1841DD99A6ECD898407D90"/>
-    <w:rsid w:val="00D62A5E"/>
-  </w:style>
-  <w:style w:type="paragraph" w:customStyle="1" w:styleId="25DF8124AEFF4DBCA7F455130AD6EE8C">
-    <w:name w:val="25DF8124AEFF4DBCA7F455130AD6EE8C"/>
-    <w:rsid w:val="00D62A5E"/>
-  </w:style>
-  <w:style w:type="paragraph" w:customStyle="1" w:styleId="FC40B1658EF44EDCBFFD45A5291F17C9">
-    <w:name w:val="FC40B1658EF44EDCBFFD45A5291F17C9"/>
-    <w:rsid w:val="00D62A5E"/>
-  </w:style>
-  <w:style w:type="paragraph" w:customStyle="1" w:styleId="B9FE729EB1A246D6942D5A5FE221D613">
-    <w:name w:val="B9FE729EB1A246D6942D5A5FE221D613"/>
-    <w:rsid w:val="00D62A5E"/>
-  </w:style>
-  <w:style w:type="paragraph" w:customStyle="1" w:styleId="CDA25240D78C4675A00117A7D596411B">
-    <w:name w:val="CDA25240D78C4675A00117A7D596411B"/>
-    <w:rsid w:val="00D62A5E"/>
-  </w:style>
-  <w:style w:type="paragraph" w:customStyle="1" w:styleId="1AAE0523488F43FB87C5CDF79245E848">
-    <w:name w:val="1AAE0523488F43FB87C5CDF79245E848"/>
-    <w:rsid w:val="00D62A5E"/>
-  </w:style>
-  <w:style w:type="paragraph" w:customStyle="1" w:styleId="4966FFFC3EEF466F907070547DFF3F0D">
-    <w:name w:val="4966FFFC3EEF466F907070547DFF3F0D"/>
-    <w:rsid w:val="00D62A5E"/>
-  </w:style>
-  <w:style w:type="paragraph" w:customStyle="1" w:styleId="EC45F6DB812245DCA8D5267437565BBF">
-    <w:name w:val="EC45F6DB812245DCA8D5267437565BBF"/>
-    <w:rsid w:val="00D62A5E"/>
-  </w:style>
-  <w:style w:type="paragraph" w:customStyle="1" w:styleId="C7C52B65207D4034B3A63B86A2772D74">
-    <w:name w:val="C7C52B65207D4034B3A63B86A2772D74"/>
-    <w:rsid w:val="00D62A5E"/>
-  </w:style>
-  <w:style w:type="paragraph" w:customStyle="1" w:styleId="21631ABED5FE4DAE979BC3F9EB36A4EB">
-    <w:name w:val="21631ABED5FE4DAE979BC3F9EB36A4EB"/>
-    <w:rsid w:val="00D62A5E"/>
-  </w:style>
-  <w:style w:type="paragraph" w:customStyle="1" w:styleId="A2ABC71D693C4E21BD5FDD492CCEE43A">
-    <w:name w:val="A2ABC71D693C4E21BD5FDD492CCEE43A"/>
-    <w:rsid w:val="00D62A5E"/>
-  </w:style>
-  <w:style w:type="paragraph" w:customStyle="1" w:styleId="A356452A5CB4487EA9CA6BB8E8984C24">
-    <w:name w:val="A356452A5CB4487EA9CA6BB8E8984C24"/>
-    <w:rsid w:val="00D62A5E"/>
-  </w:style>
-  <w:style w:type="paragraph" w:customStyle="1" w:styleId="D8D162AFAABF49ED8B4786866FDF8EDD">
-    <w:name w:val="D8D162AFAABF49ED8B4786866FDF8EDD"/>
-    <w:rsid w:val="00D62A5E"/>
-  </w:style>
-  <w:style w:type="paragraph" w:customStyle="1" w:styleId="B236EEFC936840E9A8655AA484B10795">
-    <w:name w:val="B236EEFC936840E9A8655AA484B10795"/>
-    <w:rsid w:val="00D62A5E"/>
-  </w:style>
-  <w:style w:type="paragraph" w:customStyle="1" w:styleId="A505F6550F2A4D099DFC0FFA206F5533">
-    <w:name w:val="A505F6550F2A4D099DFC0FFA206F5533"/>
-    <w:rsid w:val="00D62A5E"/>
-  </w:style>
-  <w:style w:type="paragraph" w:customStyle="1" w:styleId="460ED58D5F4B40DA90A433C34FC2E3B2">
-    <w:name w:val="460ED58D5F4B40DA90A433C34FC2E3B2"/>
-    <w:rsid w:val="00D62A5E"/>
-  </w:style>
-  <w:style w:type="paragraph" w:customStyle="1" w:styleId="469B1D70FCEA43B682EB41BA969971F6">
-    <w:name w:val="469B1D70FCEA43B682EB41BA969971F6"/>
-    <w:rsid w:val="00D62A5E"/>
-  </w:style>
-  <w:style w:type="paragraph" w:customStyle="1" w:styleId="410785371A3741C188C88FA160ABD514">
-    <w:name w:val="410785371A3741C188C88FA160ABD514"/>
-    <w:rsid w:val="00D62A5E"/>
-  </w:style>
-  <w:style w:type="paragraph" w:customStyle="1" w:styleId="541AB50C22EC4C0BAF164AF3931956AD">
-    <w:name w:val="541AB50C22EC4C0BAF164AF3931956AD"/>
-    <w:rsid w:val="00D62A5E"/>
-  </w:style>
-  <w:style w:type="paragraph" w:customStyle="1" w:styleId="C512385350564AD9AC40F68E92138E58">
-    <w:name w:val="C512385350564AD9AC40F68E92138E58"/>
-    <w:rsid w:val="00D62A5E"/>
-  </w:style>
-  <w:style w:type="paragraph" w:customStyle="1" w:styleId="3C91E48D9F9349DC88044B3857A60596">
-    <w:name w:val="3C91E48D9F9349DC88044B3857A60596"/>
-    <w:rsid w:val="00D62A5E"/>
-  </w:style>
-  <w:style w:type="paragraph" w:customStyle="1" w:styleId="A0B199F6F6C8464EA77BE09DEE18A9D9">
-    <w:name w:val="A0B199F6F6C8464EA77BE09DEE18A9D9"/>
-    <w:rsid w:val="00D62A5E"/>
-  </w:style>
-  <w:style w:type="paragraph" w:customStyle="1" w:styleId="F55850E838D3405EA95E0C88B4F1FEBB">
-    <w:name w:val="F55850E838D3405EA95E0C88B4F1FEBB"/>
-    <w:rsid w:val="00D62A5E"/>
-  </w:style>
-  <w:style w:type="paragraph" w:customStyle="1" w:styleId="F0BFE57ACED64310AC99165D7CF1359E">
-    <w:name w:val="F0BFE57ACED64310AC99165D7CF1359E"/>
-    <w:rsid w:val="00D62A5E"/>
-  </w:style>
-  <w:style w:type="paragraph" w:customStyle="1" w:styleId="FBD5CE3C29174D8C97206FD3090205D5">
-    <w:name w:val="FBD5CE3C29174D8C97206FD3090205D5"/>
-    <w:rsid w:val="00D62A5E"/>
-  </w:style>
-  <w:style w:type="paragraph" w:customStyle="1" w:styleId="082AC685690742FE9A4068861073FFFA">
-    <w:name w:val="082AC685690742FE9A4068861073FFFA"/>
-    <w:rsid w:val="00D62A5E"/>
-  </w:style>
-  <w:style w:type="paragraph" w:customStyle="1" w:styleId="18183EDAAA4546CD8A1120560B2E2059">
-    <w:name w:val="18183EDAAA4546CD8A1120560B2E2059"/>
-    <w:rsid w:val="00D62A5E"/>
-  </w:style>
-  <w:style w:type="paragraph" w:customStyle="1" w:styleId="72B6F94260734DD786621C9C21564285">
-    <w:name w:val="72B6F94260734DD786621C9C21564285"/>
-    <w:rsid w:val="00D62A5E"/>
-  </w:style>
-  <w:style w:type="paragraph" w:customStyle="1" w:styleId="6EA340E72BFF4D138282F6DD342F8623">
-    <w:name w:val="6EA340E72BFF4D138282F6DD342F8623"/>
-    <w:rsid w:val="00D62A5E"/>
-  </w:style>
-  <w:style w:type="paragraph" w:customStyle="1" w:styleId="FA43D79C58D34826B090BAC01E0C80ED">
-    <w:name w:val="FA43D79C58D34826B090BAC01E0C80ED"/>
-    <w:rsid w:val="00D62A5E"/>
-  </w:style>
-  <w:style w:type="paragraph" w:customStyle="1" w:styleId="A8004E087736452BB145662AA6712B96">
-    <w:name w:val="A8004E087736452BB145662AA6712B96"/>
-    <w:rsid w:val="00D62A5E"/>
-  </w:style>
-  <w:style w:type="paragraph" w:customStyle="1" w:styleId="A71AAFCB210C441DA7FB321744C30EE0">
-    <w:name w:val="A71AAFCB210C441DA7FB321744C30EE0"/>
-    <w:rsid w:val="00D62A5E"/>
-  </w:style>
-  <w:style w:type="paragraph" w:customStyle="1" w:styleId="C4702338C00C4548BDE1BCE49B79C5CF">
-    <w:name w:val="C4702338C00C4548BDE1BCE49B79C5CF"/>
-    <w:rsid w:val="00D62A5E"/>
-  </w:style>
-  <w:style w:type="paragraph" w:customStyle="1" w:styleId="2CDD34F0E2B047D9A25C00ACCF5B784E">
-    <w:name w:val="2CDD34F0E2B047D9A25C00ACCF5B784E"/>
-    <w:rsid w:val="00D62A5E"/>
-  </w:style>
-  <w:style w:type="paragraph" w:customStyle="1" w:styleId="7693188B57634C0DAADDFF6EF81C4B4B">
-    <w:name w:val="7693188B57634C0DAADDFF6EF81C4B4B"/>
-    <w:rsid w:val="00D62A5E"/>
-  </w:style>
-  <w:style w:type="paragraph" w:customStyle="1" w:styleId="77DD95AA2729420E9D0303CF504F1166">
-    <w:name w:val="77DD95AA2729420E9D0303CF504F1166"/>
-    <w:rsid w:val="00D62A5E"/>
-  </w:style>
-  <w:style w:type="paragraph" w:customStyle="1" w:styleId="4CB21FF8BFC0433E9F8F0CBD0175D838">
-    <w:name w:val="4CB21FF8BFC0433E9F8F0CBD0175D838"/>
-    <w:rsid w:val="00D62A5E"/>
-  </w:style>
-  <w:style w:type="paragraph" w:customStyle="1" w:styleId="701BA8ACFAE446A5A1AED3DD7135D05F">
-    <w:name w:val="701BA8ACFAE446A5A1AED3DD7135D05F"/>
-    <w:rsid w:val="00D62A5E"/>
-  </w:style>
-  <w:style w:type="paragraph" w:customStyle="1" w:styleId="EE12CC52B27D4521B9C48598EA02DBAD">
-    <w:name w:val="EE12CC52B27D4521B9C48598EA02DBAD"/>
-    <w:rsid w:val="00D62A5E"/>
-  </w:style>
-  <w:style w:type="paragraph" w:customStyle="1" w:styleId="E23E49A5E8334BA2A046650040BAD0F5">
-    <w:name w:val="E23E49A5E8334BA2A046650040BAD0F5"/>
-    <w:rsid w:val="00D62A5E"/>
-  </w:style>
-  <w:style w:type="paragraph" w:customStyle="1" w:styleId="BE130C1566BD4AE198DAC6F49BB96CAA">
-    <w:name w:val="BE130C1566BD4AE198DAC6F49BB96CAA"/>
-    <w:rsid w:val="00D62A5E"/>
-  </w:style>
-  <w:style w:type="paragraph" w:customStyle="1" w:styleId="91D14D05761046169124E155B7381A6D">
-    <w:name w:val="91D14D05761046169124E155B7381A6D"/>
-    <w:rsid w:val="00D62A5E"/>
-  </w:style>
-  <w:style w:type="paragraph" w:customStyle="1" w:styleId="C71045425D24424CB82C5A00F48DDE5B">
-    <w:name w:val="C71045425D24424CB82C5A00F48DDE5B"/>
-    <w:rsid w:val="00D62A5E"/>
-  </w:style>
-  <w:style w:type="paragraph" w:customStyle="1" w:styleId="911C546374914B32B807F1B464F62B7A">
-    <w:name w:val="911C546374914B32B807F1B464F62B7A"/>
-    <w:rsid w:val="00D62A5E"/>
-  </w:style>
-  <w:style w:type="paragraph" w:customStyle="1" w:styleId="4414966441C545789C33860AEC247A14">
-    <w:name w:val="4414966441C545789C33860AEC247A14"/>
-    <w:rsid w:val="00D62A5E"/>
-  </w:style>
-  <w:style w:type="paragraph" w:customStyle="1" w:styleId="FD012A179D31413E97B754F739DADA52">
-    <w:name w:val="FD012A179D31413E97B754F739DADA52"/>
-    <w:rsid w:val="00D62A5E"/>
-  </w:style>
-  <w:style w:type="paragraph" w:customStyle="1" w:styleId="CF5D758DF38E4A07954B756C98D3C4DF">
-    <w:name w:val="CF5D758DF38E4A07954B756C98D3C4DF"/>
-    <w:rsid w:val="00D62A5E"/>
-  </w:style>
-  <w:style w:type="character" w:styleId="PlaceholderText">
-    <w:name w:val="Placeholder Text"/>
-    <w:basedOn w:val="DefaultParagraphFont"/>
-    <w:uiPriority w:val="99"/>
-    <w:semiHidden/>
-    <w:rsid w:val="008C1E19"/>
-    <w:rPr>
-      <w:color w:val="808080"/>
-    </w:rPr>
-  </w:style>
-  <w:style w:type="paragraph" w:customStyle="1" w:styleId="4AC6982F66474C35B8CA35C68140F26B">
-    <w:name w:val="4AC6982F66474C35B8CA35C68140F26B"/>
-    <w:rsid w:val="00D62A5E"/>
-  </w:style>
-  <w:style w:type="paragraph" w:customStyle="1" w:styleId="682829FC58A545A0AD77F957F5B01EB9">
-    <w:name w:val="682829FC58A545A0AD77F957F5B01EB9"/>
-    <w:rsid w:val="00D62A5E"/>
-  </w:style>
-  <w:style w:type="paragraph" w:customStyle="1" w:styleId="B9C4FF6429544044A4225164A368F146">
-    <w:name w:val="B9C4FF6429544044A4225164A368F146"/>
-    <w:rsid w:val="00D62A5E"/>
-  </w:style>
-  <w:style w:type="paragraph" w:customStyle="1" w:styleId="7303AC6BBBE043FCB5668FC1D722E8B0">
-    <w:name w:val="7303AC6BBBE043FCB5668FC1D722E8B0"/>
-    <w:rsid w:val="00D62A5E"/>
-  </w:style>
-  <w:style w:type="paragraph" w:customStyle="1" w:styleId="D63B19913D404DE49A2E53E211A96F12">
-    <w:name w:val="D63B19913D404DE49A2E53E211A96F12"/>
-    <w:rsid w:val="00D62A5E"/>
-  </w:style>
-  <w:style w:type="paragraph" w:customStyle="1" w:styleId="21A8C6436E20426C92FAC981DA353D82">
-    <w:name w:val="21A8C6436E20426C92FAC981DA353D82"/>
-    <w:rsid w:val="00D62A5E"/>
-  </w:style>
-  <w:style w:type="paragraph" w:customStyle="1" w:styleId="F68EA34B9D974F51921B96F35F026917">
-    <w:name w:val="F68EA34B9D974F51921B96F35F026917"/>
-    <w:rsid w:val="00D62A5E"/>
-  </w:style>
-  <w:style w:type="paragraph" w:customStyle="1" w:styleId="B021E9096C7F4BD3A8EC4C8D48E9625A">
-    <w:name w:val="B021E9096C7F4BD3A8EC4C8D48E9625A"/>
-    <w:rsid w:val="00D62A5E"/>
-  </w:style>
-  <w:style w:type="paragraph" w:customStyle="1" w:styleId="D38C99E22A094639B224C6B7B7FBBB40">
-    <w:name w:val="D38C99E22A094639B224C6B7B7FBBB40"/>
-    <w:rsid w:val="00D62A5E"/>
-  </w:style>
-  <w:style w:type="paragraph" w:customStyle="1" w:styleId="D32C1AC80DF5433F83C6D7D3BDBD4C08">
-    <w:name w:val="D32C1AC80DF5433F83C6D7D3BDBD4C08"/>
-    <w:rsid w:val="00D62A5E"/>
-  </w:style>
-  <w:style w:type="paragraph" w:customStyle="1" w:styleId="6A0B62FB8CAB4AEBA32782E2B8DEA482">
-    <w:name w:val="6A0B62FB8CAB4AEBA32782E2B8DEA482"/>
-    <w:rsid w:val="00D62A5E"/>
-  </w:style>
-  <w:style w:type="paragraph" w:customStyle="1" w:styleId="BBF32ABDBEF641A596412B52ECC10EFA">
-    <w:name w:val="BBF32ABDBEF641A596412B52ECC10EFA"/>
-    <w:rsid w:val="00D62A5E"/>
-  </w:style>
-  <w:style w:type="paragraph" w:customStyle="1" w:styleId="8F78D13ADB1B42A5A3815854F79BF1AE">
-    <w:name w:val="8F78D13ADB1B42A5A3815854F79BF1AE"/>
-    <w:rsid w:val="00D62A5E"/>
-  </w:style>
-  <w:style w:type="paragraph" w:customStyle="1" w:styleId="219540597E0A4E59B06848236230FF52">
-    <w:name w:val="219540597E0A4E59B06848236230FF52"/>
-    <w:rsid w:val="00D62A5E"/>
-  </w:style>
-  <w:style w:type="paragraph" w:customStyle="1" w:styleId="53FB4B4DB3534A95A15BE4B4136FD5D2">
-    <w:name w:val="53FB4B4DB3534A95A15BE4B4136FD5D2"/>
-    <w:rsid w:val="00D62A5E"/>
-  </w:style>
-  <w:style w:type="paragraph" w:customStyle="1" w:styleId="17974F48DA31473F972710247356C74D">
-    <w:name w:val="17974F48DA31473F972710247356C74D"/>
-    <w:rsid w:val="00D62A5E"/>
-  </w:style>
-  <w:style w:type="paragraph" w:customStyle="1" w:styleId="A1E57CCC88894D30AEE50ACABB95A8FE">
-    <w:name w:val="A1E57CCC88894D30AEE50ACABB95A8FE"/>
-    <w:rsid w:val="00D62A5E"/>
-  </w:style>
-  <w:style w:type="paragraph" w:customStyle="1" w:styleId="A37F80C0F7584F8B93A8CADFEA1F600C">
-    <w:name w:val="A37F80C0F7584F8B93A8CADFEA1F600C"/>
-    <w:rsid w:val="00D62A5E"/>
-  </w:style>
-  <w:style w:type="paragraph" w:customStyle="1" w:styleId="9A3080DB5DE14BEABA62948AE0246A03">
-    <w:name w:val="9A3080DB5DE14BEABA62948AE0246A03"/>
-    <w:rsid w:val="00D62A5E"/>
-  </w:style>
-  <w:style w:type="paragraph" w:customStyle="1" w:styleId="274CD55E8FD448FAB5AFCF51B5629843">
-    <w:name w:val="274CD55E8FD448FAB5AFCF51B5629843"/>
-    <w:rsid w:val="00D62A5E"/>
-  </w:style>
-  <w:style w:type="paragraph" w:customStyle="1" w:styleId="DEB9CC43145749298FFDEA0A98E72578">
-    <w:name w:val="DEB9CC43145749298FFDEA0A98E72578"/>
-    <w:rsid w:val="00D62A5E"/>
-  </w:style>
-  <w:style w:type="paragraph" w:customStyle="1" w:styleId="F57147B459AA466192D9E8AA9F7F1648">
-    <w:name w:val="F57147B459AA466192D9E8AA9F7F1648"/>
-    <w:rsid w:val="00D62A5E"/>
-  </w:style>
-  <w:style w:type="paragraph" w:customStyle="1" w:styleId="62B358CBB0C94683BD71F7A5C1F75D8B">
-    <w:name w:val="62B358CBB0C94683BD71F7A5C1F75D8B"/>
-    <w:rsid w:val="00D62A5E"/>
-  </w:style>
-  <w:style w:type="paragraph" w:customStyle="1" w:styleId="4B6B9E4930874481AFDCB317F56FE11F">
-    <w:name w:val="4B6B9E4930874481AFDCB317F56FE11F"/>
-    <w:rsid w:val="00D62A5E"/>
-  </w:style>
-  <w:style w:type="paragraph" w:customStyle="1" w:styleId="7C6C767E0D7C4635827C2DD31DBAFE71">
-    <w:name w:val="7C6C767E0D7C4635827C2DD31DBAFE71"/>
-    <w:rsid w:val="00D62A5E"/>
-  </w:style>
-  <w:style w:type="paragraph" w:customStyle="1" w:styleId="A19693546BEE403892DC1172537973CD">
-    <w:name w:val="A19693546BEE403892DC1172537973CD"/>
-    <w:rsid w:val="00D62A5E"/>
-  </w:style>
-  <w:style w:type="paragraph" w:customStyle="1" w:styleId="FFCDE4854AF14A28BFB76F516540275B">
-    <w:name w:val="FFCDE4854AF14A28BFB76F516540275B"/>
-    <w:rsid w:val="00D62A5E"/>
-  </w:style>
-  <w:style w:type="paragraph" w:customStyle="1" w:styleId="CE4A04543A004E958196B4A8A51469B0">
-    <w:name w:val="CE4A04543A004E958196B4A8A51469B0"/>
-    <w:rsid w:val="00D62A5E"/>
-  </w:style>
-  <w:style w:type="paragraph" w:customStyle="1" w:styleId="46EA6E2C5D3940D7A42E88A2F64AF4F6">
-    <w:name w:val="46EA6E2C5D3940D7A42E88A2F64AF4F6"/>
-    <w:rsid w:val="00D62A5E"/>
-  </w:style>
-  <w:style w:type="paragraph" w:customStyle="1" w:styleId="2047A8040A264387B26B54AD75503790">
-    <w:name w:val="2047A8040A264387B26B54AD75503790"/>
-    <w:rsid w:val="00D62A5E"/>
-  </w:style>
-  <w:style w:type="paragraph" w:customStyle="1" w:styleId="72F01BB0AAE04A81B4F4C864092B510F">
-    <w:name w:val="72F01BB0AAE04A81B4F4C864092B510F"/>
-    <w:rsid w:val="00D62A5E"/>
-  </w:style>
-  <w:style w:type="paragraph" w:customStyle="1" w:styleId="6B504AF20ADE4F259092B34A93419FAA">
-    <w:name w:val="6B504AF20ADE4F259092B34A93419FAA"/>
-    <w:rsid w:val="00D62A5E"/>
-  </w:style>
-  <w:style w:type="paragraph" w:customStyle="1" w:styleId="14FA57A8F1504F36846E318573191E35">
-    <w:name w:val="14FA57A8F1504F36846E318573191E35"/>
-    <w:rsid w:val="00D62A5E"/>
-  </w:style>
-  <w:style w:type="paragraph" w:customStyle="1" w:styleId="13B5B6975091420488E501E20FF58705">
-    <w:name w:val="13B5B6975091420488E501E20FF58705"/>
-    <w:rsid w:val="00D62A5E"/>
-  </w:style>
-  <w:style w:type="paragraph" w:customStyle="1" w:styleId="626F97CBE9ED41EA907F243EAF49E7DB">
-    <w:name w:val="626F97CBE9ED41EA907F243EAF49E7DB"/>
-    <w:rsid w:val="00D62A5E"/>
-  </w:style>
-  <w:style w:type="paragraph" w:customStyle="1" w:styleId="371985BC37FF4CAB9DD3FCA900837EC1">
-    <w:name w:val="371985BC37FF4CAB9DD3FCA900837EC1"/>
-    <w:rsid w:val="00D62A5E"/>
-  </w:style>
-  <w:style w:type="paragraph" w:customStyle="1" w:styleId="BD65163EB29C4F81B953373270A51F76">
-    <w:name w:val="BD65163EB29C4F81B953373270A51F76"/>
-    <w:rsid w:val="00D62A5E"/>
-  </w:style>
-  <w:style w:type="paragraph" w:customStyle="1" w:styleId="221623118D1F4CFBA36DF898A1688186">
-    <w:name w:val="221623118D1F4CFBA36DF898A1688186"/>
-    <w:rsid w:val="00D62A5E"/>
-  </w:style>
-  <w:style w:type="paragraph" w:customStyle="1" w:styleId="82724D913EBA46ABBE64054093CB05B4">
-    <w:name w:val="82724D913EBA46ABBE64054093CB05B4"/>
-    <w:rsid w:val="00D62A5E"/>
-  </w:style>
-  <w:style w:type="paragraph" w:customStyle="1" w:styleId="82D5AC5947A446A19755DB6E3C13BD54">
-    <w:name w:val="82D5AC5947A446A19755DB6E3C13BD54"/>
-    <w:rsid w:val="00D62A5E"/>
-  </w:style>
-  <w:style w:type="paragraph" w:customStyle="1" w:styleId="08035DC5126048458601C4445936C164">
-    <w:name w:val="08035DC5126048458601C4445936C164"/>
-    <w:rsid w:val="00D62A5E"/>
-  </w:style>
-  <w:style w:type="paragraph" w:customStyle="1" w:styleId="CDE224DAD9F243868D6A712C6157C2D7">
-    <w:name w:val="CDE224DAD9F243868D6A712C6157C2D7"/>
-    <w:rsid w:val="00D62A5E"/>
-  </w:style>
-  <w:style w:type="paragraph" w:customStyle="1" w:styleId="5DC1B263AB894C8987202B9EE987B443">
-    <w:name w:val="5DC1B263AB894C8987202B9EE987B443"/>
-    <w:rsid w:val="00D62A5E"/>
-  </w:style>
-  <w:style w:type="paragraph" w:customStyle="1" w:styleId="6EBAC62370204C24B364AE206106967A">
-    <w:name w:val="6EBAC62370204C24B364AE206106967A"/>
-    <w:rsid w:val="00D62A5E"/>
-  </w:style>
-  <w:style w:type="paragraph" w:customStyle="1" w:styleId="88076FDE0473467BA47151C72FB6045A">
-    <w:name w:val="88076FDE0473467BA47151C72FB6045A"/>
-    <w:rsid w:val="00D62A5E"/>
-  </w:style>
-  <w:style w:type="paragraph" w:customStyle="1" w:styleId="9719C7BA6E154D208CA92C9A78CB583D">
-    <w:name w:val="9719C7BA6E154D208CA92C9A78CB583D"/>
-    <w:rsid w:val="00D62A5E"/>
-  </w:style>
-  <w:style w:type="paragraph" w:customStyle="1" w:styleId="B5A6C8551E9C4F74B975BBD3B9FB8E0D">
-    <w:name w:val="B5A6C8551E9C4F74B975BBD3B9FB8E0D"/>
-    <w:rsid w:val="00D62A5E"/>
-  </w:style>
-  <w:style w:type="paragraph" w:customStyle="1" w:styleId="73991BA16EB649D88AB2F4EB0280F5AD">
-    <w:name w:val="73991BA16EB649D88AB2F4EB0280F5AD"/>
-    <w:rsid w:val="00D62A5E"/>
-  </w:style>
-  <w:style w:type="paragraph" w:customStyle="1" w:styleId="B706B193AAAF410E922B19914FA19D4B">
-    <w:name w:val="B706B193AAAF410E922B19914FA19D4B"/>
-    <w:rsid w:val="00D62A5E"/>
-  </w:style>
-  <w:style w:type="paragraph" w:customStyle="1" w:styleId="F3189CBC80624598A11203987CDEDB7C">
-    <w:name w:val="F3189CBC80624598A11203987CDEDB7C"/>
-    <w:rsid w:val="00D62A5E"/>
-  </w:style>
-  <w:style w:type="paragraph" w:customStyle="1" w:styleId="42EE78A126E0498AB8E8518C3F1C991F">
-    <w:name w:val="42EE78A126E0498AB8E8518C3F1C991F"/>
-    <w:rsid w:val="00D62A5E"/>
-  </w:style>
-  <w:style w:type="paragraph" w:customStyle="1" w:styleId="67BE2BA514344F3B9FAC5DF75BB291AE">
-    <w:name w:val="67BE2BA514344F3B9FAC5DF75BB291AE"/>
-    <w:rsid w:val="00D62A5E"/>
-  </w:style>
-  <w:style w:type="paragraph" w:customStyle="1" w:styleId="632C4B17080647EAA3E478387F6D9AE5">
-    <w:name w:val="632C4B17080647EAA3E478387F6D9AE5"/>
-    <w:rsid w:val="00D62A5E"/>
-  </w:style>
-  <w:style w:type="paragraph" w:customStyle="1" w:styleId="6EAA5E99812C4A5AA4D18B1CD2460D02">
-    <w:name w:val="6EAA5E99812C4A5AA4D18B1CD2460D02"/>
-    <w:rsid w:val="00D62A5E"/>
-  </w:style>
-  <w:style w:type="paragraph" w:customStyle="1" w:styleId="913695018B3B4CC5991A65B10335465B">
-    <w:name w:val="913695018B3B4CC5991A65B10335465B"/>
-    <w:rsid w:val="00D62A5E"/>
-  </w:style>
-  <w:style w:type="paragraph" w:customStyle="1" w:styleId="F08DADD59B7C4A05B1F5CF53D89CC702">
-    <w:name w:val="F08DADD59B7C4A05B1F5CF53D89CC702"/>
-    <w:rsid w:val="00D62A5E"/>
-  </w:style>
-  <w:style w:type="paragraph" w:customStyle="1" w:styleId="F590BA59EAEE410DADE634AA49964B94">
-    <w:name w:val="F590BA59EAEE410DADE634AA49964B94"/>
-    <w:rsid w:val="00D62A5E"/>
-  </w:style>
-  <w:style w:type="paragraph" w:customStyle="1" w:styleId="24400852B385428195D2557E233212A3">
-    <w:name w:val="24400852B385428195D2557E233212A3"/>
-    <w:rsid w:val="00D62A5E"/>
-  </w:style>
-  <w:style w:type="paragraph" w:customStyle="1" w:styleId="05E78D5470284F7CB89FCEED22587142">
-    <w:name w:val="05E78D5470284F7CB89FCEED22587142"/>
-    <w:rsid w:val="00D62A5E"/>
-  </w:style>
-  <w:style w:type="paragraph" w:customStyle="1" w:styleId="C91BE93B54004049A95654C80015BFF7">
-    <w:name w:val="C91BE93B54004049A95654C80015BFF7"/>
-    <w:rsid w:val="00D62A5E"/>
-  </w:style>
-  <w:style w:type="paragraph" w:customStyle="1" w:styleId="43E6256283BD483BA822B3B913C65E8D">
-    <w:name w:val="43E6256283BD483BA822B3B913C65E8D"/>
-    <w:rsid w:val="00D62A5E"/>
-  </w:style>
-  <w:style w:type="paragraph" w:customStyle="1" w:styleId="1E0792E57452477684D626992436DFEE">
-    <w:name w:val="1E0792E57452477684D626992436DFEE"/>
-    <w:rsid w:val="00D62A5E"/>
-  </w:style>
-  <w:style w:type="paragraph" w:customStyle="1" w:styleId="BC8B7C2886AC4FCD96804680D1492220">
-    <w:name w:val="BC8B7C2886AC4FCD96804680D1492220"/>
-    <w:rsid w:val="00D62A5E"/>
-  </w:style>
-  <w:style w:type="paragraph" w:customStyle="1" w:styleId="656CB4CBAA344568ACFFF09F7C5A0B0C">
-    <w:name w:val="656CB4CBAA344568ACFFF09F7C5A0B0C"/>
-    <w:rsid w:val="00D62A5E"/>
-  </w:style>
-  <w:style w:type="paragraph" w:customStyle="1" w:styleId="408B88D53BCE4DE69844CE0EEB40B962">
-    <w:name w:val="408B88D53BCE4DE69844CE0EEB40B962"/>
-    <w:rsid w:val="00D62A5E"/>
-  </w:style>
-  <w:style w:type="paragraph" w:customStyle="1" w:styleId="54CB00B519604191B7554A1D0E8DD85C">
-    <w:name w:val="54CB00B519604191B7554A1D0E8DD85C"/>
-    <w:rsid w:val="00D62A5E"/>
-  </w:style>
-  <w:style w:type="paragraph" w:customStyle="1" w:styleId="F5005F31E89F496FB9DF09F43866E82D">
-    <w:name w:val="F5005F31E89F496FB9DF09F43866E82D"/>
-    <w:rsid w:val="00D62A5E"/>
-  </w:style>
-  <w:style w:type="paragraph" w:customStyle="1" w:styleId="8B7D1383FE154A7898F59DD012BA8EA9">
-    <w:name w:val="8B7D1383FE154A7898F59DD012BA8EA9"/>
-    <w:rsid w:val="00D62A5E"/>
-  </w:style>
-  <w:style w:type="paragraph" w:customStyle="1" w:styleId="CE17B1D7994A47BBB790FCD9334D7BCD">
-    <w:name w:val="CE17B1D7994A47BBB790FCD9334D7BCD"/>
-    <w:rsid w:val="00D62A5E"/>
-  </w:style>
-  <w:style w:type="paragraph" w:customStyle="1" w:styleId="217AE590E4734393A80E73731D21AAE1">
-    <w:name w:val="217AE590E4734393A80E73731D21AAE1"/>
-    <w:rsid w:val="00D62A5E"/>
-  </w:style>
-  <w:style w:type="paragraph" w:customStyle="1" w:styleId="324844B85DEA47BF9B2445C89ED9B3DF">
-    <w:name w:val="324844B85DEA47BF9B2445C89ED9B3DF"/>
-    <w:rsid w:val="00D62A5E"/>
-  </w:style>
-  <w:style w:type="paragraph" w:customStyle="1" w:styleId="986A1A0694844718A62E90D5A6101535">
-    <w:name w:val="986A1A0694844718A62E90D5A6101535"/>
-    <w:rsid w:val="00D62A5E"/>
-  </w:style>
-  <w:style w:type="paragraph" w:customStyle="1" w:styleId="BFD9C0317BD34B10873929C94106C622">
-    <w:name w:val="BFD9C0317BD34B10873929C94106C622"/>
-    <w:rsid w:val="00D62A5E"/>
-  </w:style>
-  <w:style w:type="paragraph" w:customStyle="1" w:styleId="CC20EF898A9343868A4015600D965F68">
-    <w:name w:val="CC20EF898A9343868A4015600D965F68"/>
-    <w:rsid w:val="00D62A5E"/>
-  </w:style>
-  <w:style w:type="paragraph" w:customStyle="1" w:styleId="6EA5BDA170014CC0ADF3E0663DD8EBC8">
-    <w:name w:val="6EA5BDA170014CC0ADF3E0663DD8EBC8"/>
-    <w:rsid w:val="00D62A5E"/>
-  </w:style>
-  <w:style w:type="paragraph" w:customStyle="1" w:styleId="2CB0D5CAE40F4B3482C73D453ABFDA50">
-    <w:name w:val="2CB0D5CAE40F4B3482C73D453ABFDA50"/>
-    <w:rsid w:val="00D62A5E"/>
-  </w:style>
-  <w:style w:type="paragraph" w:customStyle="1" w:styleId="B014114B618D406DA87B55E351AAF3F0">
-    <w:name w:val="B014114B618D406DA87B55E351AAF3F0"/>
-    <w:rsid w:val="00D62A5E"/>
-  </w:style>
-  <w:style w:type="paragraph" w:customStyle="1" w:styleId="9F410B681A7F4731B09FF07207F69C04">
-    <w:name w:val="9F410B681A7F4731B09FF07207F69C04"/>
-    <w:rsid w:val="00D62A5E"/>
-  </w:style>
-  <w:style w:type="paragraph" w:customStyle="1" w:styleId="538EA488A8464722A3D0B2F684DCEA3B">
-    <w:name w:val="538EA488A8464722A3D0B2F684DCEA3B"/>
-    <w:rsid w:val="00D62A5E"/>
-  </w:style>
-  <w:style w:type="paragraph" w:customStyle="1" w:styleId="00705BEAB5664B35829713FA172A9298">
-    <w:name w:val="00705BEAB5664B35829713FA172A9298"/>
-    <w:rsid w:val="00D62A5E"/>
-  </w:style>
-  <w:style w:type="paragraph" w:customStyle="1" w:styleId="D819314F84D949DEBD81525B08AF43C7">
-    <w:name w:val="D819314F84D949DEBD81525B08AF43C7"/>
-    <w:rsid w:val="00D62A5E"/>
-  </w:style>
-  <w:style w:type="paragraph" w:customStyle="1" w:styleId="FFB34914E98D45F3B07F087D5F2B691B">
-    <w:name w:val="FFB34914E98D45F3B07F087D5F2B691B"/>
-    <w:rsid w:val="00D62A5E"/>
-  </w:style>
-  <w:style w:type="paragraph" w:customStyle="1" w:styleId="569605C9DB1D4C948556F9566D68F45E">
-    <w:name w:val="569605C9DB1D4C948556F9566D68F45E"/>
-    <w:rsid w:val="00D62A5E"/>
-  </w:style>
-  <w:style w:type="paragraph" w:customStyle="1" w:styleId="19571557E50D450598CC29DA923DE79D">
-    <w:name w:val="19571557E50D450598CC29DA923DE79D"/>
-    <w:rsid w:val="00D62A5E"/>
-  </w:style>
-  <w:style w:type="paragraph" w:customStyle="1" w:styleId="8F230FB391204E988B31581CE1DAE4DB">
-    <w:name w:val="8F230FB391204E988B31581CE1DAE4DB"/>
-    <w:rsid w:val="00D62A5E"/>
-  </w:style>
-  <w:style w:type="paragraph" w:customStyle="1" w:styleId="3DB1F38F25AE4C72B6A51F4C06240566">
-    <w:name w:val="3DB1F38F25AE4C72B6A51F4C06240566"/>
-    <w:rsid w:val="00D62A5E"/>
-  </w:style>
-  <w:style w:type="paragraph" w:customStyle="1" w:styleId="3B3D2F525A6B4A02961C19A91597F5B4">
-    <w:name w:val="3B3D2F525A6B4A02961C19A91597F5B4"/>
-    <w:rsid w:val="00D62A5E"/>
-  </w:style>
-  <w:style w:type="paragraph" w:customStyle="1" w:styleId="6762475D2CD54822BDC7443B7DDA6D2D">
-    <w:name w:val="6762475D2CD54822BDC7443B7DDA6D2D"/>
-    <w:rsid w:val="00D62A5E"/>
-  </w:style>
-  <w:style w:type="paragraph" w:customStyle="1" w:styleId="81F93F457B0845B7977D9EC2AF96CFF1">
-    <w:name w:val="81F93F457B0845B7977D9EC2AF96CFF1"/>
-    <w:rsid w:val="00D62A5E"/>
-  </w:style>
-  <w:style w:type="paragraph" w:customStyle="1" w:styleId="5C8CFF28EFCA40738BC3F69E6A03E934">
-    <w:name w:val="5C8CFF28EFCA40738BC3F69E6A03E934"/>
-    <w:rsid w:val="00D62A5E"/>
-  </w:style>
-  <w:style w:type="paragraph" w:customStyle="1" w:styleId="362C3193817E47BFB47E770297865140">
-    <w:name w:val="362C3193817E47BFB47E770297865140"/>
-    <w:rsid w:val="00D62A5E"/>
-  </w:style>
-  <w:style w:type="paragraph" w:customStyle="1" w:styleId="13519614EF7E47BD859F8ADF48D94841">
-    <w:name w:val="13519614EF7E47BD859F8ADF48D94841"/>
-    <w:rsid w:val="00D62A5E"/>
-  </w:style>
-  <w:style w:type="paragraph" w:customStyle="1" w:styleId="DF64103F5743428EA480CBD5A1C00F8D">
-    <w:name w:val="DF64103F5743428EA480CBD5A1C00F8D"/>
-    <w:rsid w:val="00D62A5E"/>
-  </w:style>
-  <w:style w:type="paragraph" w:customStyle="1" w:styleId="3F2D3FE9D35B417590913E134CA82B5A">
-    <w:name w:val="3F2D3FE9D35B417590913E134CA82B5A"/>
-    <w:rsid w:val="00D62A5E"/>
-  </w:style>
-  <w:style w:type="paragraph" w:customStyle="1" w:styleId="CC39624369944A1D9B56B5C52A3ED381">
-    <w:name w:val="CC39624369944A1D9B56B5C52A3ED381"/>
-    <w:rsid w:val="00D62A5E"/>
-  </w:style>
-  <w:style w:type="paragraph" w:customStyle="1" w:styleId="A0FB0154929949FB85F73024A1999750">
-    <w:name w:val="A0FB0154929949FB85F73024A1999750"/>
-    <w:rsid w:val="00D62A5E"/>
-  </w:style>
-  <w:style w:type="paragraph" w:customStyle="1" w:styleId="A0FF4B14257F4BE69A5839B043FF4CDF">
-    <w:name w:val="A0FF4B14257F4BE69A5839B043FF4CDF"/>
-    <w:rsid w:val="00D62A5E"/>
-  </w:style>
-  <w:style w:type="paragraph" w:customStyle="1" w:styleId="47780887C4A648CC891397EEBD4BF45F">
-    <w:name w:val="47780887C4A648CC891397EEBD4BF45F"/>
-    <w:rsid w:val="00D62A5E"/>
-  </w:style>
-  <w:style w:type="paragraph" w:customStyle="1" w:styleId="AA9BD32EA9534401B560A1BD0A1FDDB7">
-    <w:name w:val="AA9BD32EA9534401B560A1BD0A1FDDB7"/>
-    <w:rsid w:val="00D62A5E"/>
-  </w:style>
-  <w:style w:type="paragraph" w:customStyle="1" w:styleId="5BEE0FFA924A4DDA97B4B627D4847E62">
-    <w:name w:val="5BEE0FFA924A4DDA97B4B627D4847E62"/>
-    <w:rsid w:val="00D62A5E"/>
-  </w:style>
-  <w:style w:type="paragraph" w:customStyle="1" w:styleId="EB894047CCE343A8B3EDC5044A2F8466">
-    <w:name w:val="EB894047CCE343A8B3EDC5044A2F8466"/>
-    <w:rsid w:val="00D62A5E"/>
-  </w:style>
-  <w:style w:type="paragraph" w:customStyle="1" w:styleId="075EC3537F4F4E6ABC73389EE9DE8F74">
-    <w:name w:val="075EC3537F4F4E6ABC73389EE9DE8F74"/>
-    <w:rsid w:val="00D62A5E"/>
-  </w:style>
-  <w:style w:type="paragraph" w:customStyle="1" w:styleId="9A3080DB5DE14BEABA62948AE0246A031">
-    <w:name w:val="9A3080DB5DE14BEABA62948AE0246A031"/>
-    <w:rsid w:val="00222523"/>
-    <w:pPr>
-      <w:spacing w:after="0" w:line="271" w:lineRule="auto"/>
-    </w:pPr>
-    <w:rPr>
-      <w:color w:val="000000" w:themeColor="text1"/>
-      <w:sz w:val="18"/>
-      <w:szCs w:val="18"/>
-      <w:lang w:val="en-US" w:eastAsia="ja-JP"/>
-    </w:rPr>
-  </w:style>
-  <w:style w:type="paragraph" w:customStyle="1" w:styleId="DEB9CC43145749298FFDEA0A98E725781">
-    <w:name w:val="DEB9CC43145749298FFDEA0A98E725781"/>
-    <w:rsid w:val="00222523"/>
-    <w:pPr>
-      <w:framePr w:hSpace="180" w:wrap="around" w:vAnchor="text" w:hAnchor="margin" w:y="-224"/>
-      <w:spacing w:before="120" w:after="0" w:line="271" w:lineRule="auto"/>
-    </w:pPr>
-    <w:rPr>
-      <w:rFonts w:asciiTheme="majorHAnsi" w:eastAsiaTheme="minorHAnsi" w:hAnsiTheme="majorHAnsi" w:cstheme="majorBidi"/>
-      <w:b/>
-      <w:color w:val="44546A" w:themeColor="text2"/>
-      <w:sz w:val="24"/>
-      <w:szCs w:val="36"/>
-      <w:lang w:val="en-US" w:eastAsia="ja-JP"/>
-    </w:rPr>
-  </w:style>
-  <w:style w:type="paragraph" w:customStyle="1" w:styleId="9A3080DB5DE14BEABA62948AE0246A032">
-    <w:name w:val="9A3080DB5DE14BEABA62948AE0246A032"/>
-    <w:rsid w:val="00222523"/>
-    <w:pPr>
-      <w:spacing w:after="0" w:line="271" w:lineRule="auto"/>
-    </w:pPr>
-    <w:rPr>
-      <w:color w:val="000000" w:themeColor="text1"/>
-      <w:sz w:val="18"/>
-      <w:szCs w:val="18"/>
-      <w:lang w:val="en-US" w:eastAsia="ja-JP"/>
-    </w:rPr>
-  </w:style>
-  <w:style w:type="paragraph" w:customStyle="1" w:styleId="DEB9CC43145749298FFDEA0A98E725782">
-    <w:name w:val="DEB9CC43145749298FFDEA0A98E725782"/>
-    <w:rsid w:val="00222523"/>
-    <w:pPr>
-      <w:framePr w:hSpace="180" w:wrap="around" w:vAnchor="text" w:hAnchor="margin" w:y="-224"/>
-      <w:spacing w:before="120" w:after="0" w:line="271" w:lineRule="auto"/>
-    </w:pPr>
-    <w:rPr>
-      <w:rFonts w:asciiTheme="majorHAnsi" w:eastAsiaTheme="minorHAnsi" w:hAnsiTheme="majorHAnsi" w:cstheme="majorBidi"/>
-      <w:b/>
-      <w:color w:val="44546A" w:themeColor="text2"/>
-      <w:sz w:val="24"/>
-      <w:szCs w:val="36"/>
-      <w:lang w:val="en-US" w:eastAsia="ja-JP"/>
-    </w:rPr>
-  </w:style>
-  <w:style w:type="paragraph" w:customStyle="1" w:styleId="4C31A6A40AE8425DA11B687CEBA68285">
-    <w:name w:val="4C31A6A40AE8425DA11B687CEBA68285"/>
-    <w:rsid w:val="009F386E"/>
-  </w:style>
-  <w:style w:type="paragraph" w:customStyle="1" w:styleId="9A3080DB5DE14BEABA62948AE0246A033">
-    <w:name w:val="9A3080DB5DE14BEABA62948AE0246A033"/>
-    <w:rsid w:val="009F386E"/>
-    <w:pPr>
-      <w:spacing w:after="0" w:line="271" w:lineRule="auto"/>
-    </w:pPr>
-    <w:rPr>
-      <w:color w:val="000000" w:themeColor="text1"/>
-      <w:sz w:val="18"/>
-      <w:szCs w:val="18"/>
-      <w:lang w:val="en-US" w:eastAsia="ja-JP"/>
-    </w:rPr>
-  </w:style>
-  <w:style w:type="paragraph" w:customStyle="1" w:styleId="9A3080DB5DE14BEABA62948AE0246A034">
-    <w:name w:val="9A3080DB5DE14BEABA62948AE0246A034"/>
-    <w:rsid w:val="009F386E"/>
-    <w:pPr>
-      <w:spacing w:after="0" w:line="271" w:lineRule="auto"/>
-    </w:pPr>
-    <w:rPr>
-      <w:color w:val="000000" w:themeColor="text1"/>
-      <w:sz w:val="18"/>
-      <w:szCs w:val="18"/>
-      <w:lang w:val="en-US" w:eastAsia="ja-JP"/>
-    </w:rPr>
-  </w:style>
-</w:styles>
-</file>
-
-<file path=word/glossary/webSettings.xml><?xml version="1.0" encoding="utf-8"?>
-<w:webSettings xmlns:mc="http://schemas.openxmlformats.org/markup-compatibility/2006" xmlns:r="http://schemas.openxmlformats.org/officeDocument/2006/relationships" xmlns:w="http://schemas.openxmlformats.org/wordprocessingml/2006/main" xmlns:w14="http://schemas.microsoft.com/office/word/2010/wordml" xmlns:w15="http://schemas.microsoft.com/office/word/2012/wordml" xmlns:w16cid="http://schemas.microsoft.com/office/word/2016/wordml/cid" xmlns:w16se="http://schemas.microsoft.com/office/word/2015/wordml/symex" mc:Ignorable="w14 w15 w16se w16cid">
-  <w:optimizeForBrowser/>
-  <w:allowPNG/>
-</w:webSettings>
-</file>
-
 <file path=word/theme/theme1.xml><?xml version="1.0" encoding="utf-8"?>
 <a:theme xmlns:a="http://schemas.openxmlformats.org/drawingml/2006/main" name="Mailing labels">
   <a:themeElements>
@@ -19574,267 +15549,4 @@
   <a:objectDefaults/>
   <a:extraClrSchemeLst/>
 </a:theme>
-</file>
-
-<file path=customXml/item1.xml><?xml version="1.0" encoding="utf-8"?>
-<b:Sources xmlns:b="http://schemas.openxmlformats.org/officeDocument/2006/bibliography" xmlns="http://schemas.openxmlformats.org/officeDocument/2006/bibliography" SelectedStyle="\APASixthEditionOfficeOnline.xsl" StyleName="APA" Version="6"/>
-</file>
-
-<file path=customXml/item2.xml><?xml version="1.0" encoding="utf-8"?>
-<ct:contentTypeSchema xmlns:ct="http://schemas.microsoft.com/office/2006/metadata/contentType" xmlns:ma="http://schemas.microsoft.com/office/2006/metadata/properties/metaAttributes" ct:_="" ma:_="" ma:contentTypeName="Document" ma:contentTypeID="0x01010079F111ED35F8CC479449609E8A0923A6" ma:contentTypeVersion="12" ma:contentTypeDescription="Create a new document." ma:contentTypeScope="" ma:versionID="e2fe73d34af300204b2c04d95f547fc8">
-  <xsd:schema xmlns:xsd="http://www.w3.org/2001/XMLSchema" xmlns:xs="http://www.w3.org/2001/XMLSchema" xmlns:p="http://schemas.microsoft.com/office/2006/metadata/properties" xmlns:ns2="71af3243-3dd4-4a8d-8c0d-dd76da1f02a5" xmlns:ns3="16c05727-aa75-4e4a-9b5f-8a80a1165891" targetNamespace="http://schemas.microsoft.com/office/2006/metadata/properties" ma:root="true" ma:fieldsID="cb4f6533a2a85f2c78aa0456c298b376" ns2:_="" ns3:_="">
-    <xsd:import namespace="71af3243-3dd4-4a8d-8c0d-dd76da1f02a5"/>
-    <xsd:import namespace="16c05727-aa75-4e4a-9b5f-8a80a1165891"/>
-    <xsd:element name="properties">
-      <xsd:complexType>
-        <xsd:sequence>
-          <xsd:element name="documentManagement">
-            <xsd:complexType>
-              <xsd:all>
-                <xsd:element ref="ns2:MediaServiceMetadata" minOccurs="0"/>
-                <xsd:element ref="ns2:MediaServiceFastMetadata" minOccurs="0"/>
-                <xsd:element ref="ns2:MediaServiceOCR" minOccurs="0"/>
-                <xsd:element ref="ns2:MediaServiceAutoTags" minOccurs="0"/>
-                <xsd:element ref="ns2:MediaServiceEventHashCode" minOccurs="0"/>
-                <xsd:element ref="ns2:MediaServiceGenerationTime" minOccurs="0"/>
-                <xsd:element ref="ns3:SharedWithUsers" minOccurs="0"/>
-                <xsd:element ref="ns3:SharedWithDetails" minOccurs="0"/>
-                <xsd:element ref="ns2:MediaServiceAutoKeyPoints" minOccurs="0"/>
-                <xsd:element ref="ns2:MediaServiceKeyPoints" minOccurs="0"/>
-                <xsd:element ref="ns2:MediaServiceDateTaken" minOccurs="0"/>
-                <xsd:element ref="ns2:Status" minOccurs="0"/>
-              </xsd:all>
-            </xsd:complexType>
-          </xsd:element>
-        </xsd:sequence>
-      </xsd:complexType>
-    </xsd:element>
-  </xsd:schema>
-  <xsd:schema xmlns:xsd="http://www.w3.org/2001/XMLSchema" xmlns:xs="http://www.w3.org/2001/XMLSchema" xmlns:dms="http://schemas.microsoft.com/office/2006/documentManagement/types" xmlns:pc="http://schemas.microsoft.com/office/infopath/2007/PartnerControls" targetNamespace="71af3243-3dd4-4a8d-8c0d-dd76da1f02a5" elementFormDefault="qualified">
-    <xsd:import namespace="http://schemas.microsoft.com/office/2006/documentManagement/types"/>
-    <xsd:import namespace="http://schemas.microsoft.com/office/infopath/2007/PartnerControls"/>
-    <xsd:element name="MediaServiceMetadata" ma:index="8" nillable="true" ma:displayName="MediaServiceMetadata" ma:hidden="true" ma:internalName="MediaServiceMetadata" ma:readOnly="true">
-      <xsd:simpleType>
-        <xsd:restriction base="dms:Note"/>
-      </xsd:simpleType>
-    </xsd:element>
-    <xsd:element name="MediaServiceFastMetadata" ma:index="9" nillable="true" ma:displayName="MediaServiceFastMetadata" ma:hidden="true" ma:internalName="MediaServiceFastMetadata" ma:readOnly="true">
-      <xsd:simpleType>
-        <xsd:restriction base="dms:Note"/>
-      </xsd:simpleType>
-    </xsd:element>
-    <xsd:element name="MediaServiceOCR" ma:index="10" nillable="true" ma:displayName="MediaServiceOCR" ma:internalName="MediaServiceOCR" ma:readOnly="true">
-      <xsd:simpleType>
-        <xsd:restriction base="dms:Note">
-          <xsd:maxLength value="255"/>
-        </xsd:restriction>
-      </xsd:simpleType>
-    </xsd:element>
-    <xsd:element name="MediaServiceAutoTags" ma:index="11" nillable="true" ma:displayName="MediaServiceAutoTags" ma:internalName="MediaServiceAutoTags" ma:readOnly="true">
-      <xsd:simpleType>
-        <xsd:restriction base="dms:Text"/>
-      </xsd:simpleType>
-    </xsd:element>
-    <xsd:element name="MediaServiceEventHashCode" ma:index="12" nillable="true" ma:displayName="MediaServiceEventHashCode" ma:hidden="true" ma:internalName="MediaServiceEventHashCode" ma:readOnly="true">
-      <xsd:simpleType>
-        <xsd:restriction base="dms:Text"/>
-      </xsd:simpleType>
-    </xsd:element>
-    <xsd:element name="MediaServiceGenerationTime" ma:index="13" nillable="true" ma:displayName="MediaServiceGenerationTime" ma:hidden="true" ma:internalName="MediaServiceGenerationTime" ma:readOnly="true">
-      <xsd:simpleType>
-        <xsd:restriction base="dms:Text"/>
-      </xsd:simpleType>
-    </xsd:element>
-    <xsd:element name="MediaServiceAutoKeyPoints" ma:index="16" nillable="true" ma:displayName="MediaServiceAutoKeyPoints" ma:hidden="true" ma:internalName="MediaServiceAutoKeyPoints" ma:readOnly="true">
-      <xsd:simpleType>
-        <xsd:restriction base="dms:Note"/>
-      </xsd:simpleType>
-    </xsd:element>
-    <xsd:element name="MediaServiceKeyPoints" ma:index="17" nillable="true" ma:displayName="KeyPoints" ma:internalName="MediaServiceKeyPoints" ma:readOnly="false">
-      <xsd:simpleType>
-        <xsd:restriction base="dms:Note">
-          <xsd:maxLength value="255"/>
-        </xsd:restriction>
-      </xsd:simpleType>
-    </xsd:element>
-    <xsd:element name="MediaServiceDateTaken" ma:index="18" nillable="true" ma:displayName="MediaServiceDateTaken" ma:hidden="true" ma:internalName="MediaServiceDateTaken" ma:readOnly="true">
-      <xsd:simpleType>
-        <xsd:restriction base="dms:Text"/>
-      </xsd:simpleType>
-    </xsd:element>
-    <xsd:element name="Status" ma:index="19" nillable="true" ma:displayName="Status" ma:default="Not started" ma:format="Dropdown" ma:internalName="Status">
-      <xsd:simpleType>
-        <xsd:restriction base="dms:Choice">
-          <xsd:enumeration value="Not started"/>
-          <xsd:enumeration value="In Progress"/>
-          <xsd:enumeration value="Completed"/>
-        </xsd:restriction>
-      </xsd:simpleType>
-    </xsd:element>
-  </xsd:schema>
-  <xsd:schema xmlns:xsd="http://www.w3.org/2001/XMLSchema" xmlns:xs="http://www.w3.org/2001/XMLSchema" xmlns:dms="http://schemas.microsoft.com/office/2006/documentManagement/types" xmlns:pc="http://schemas.microsoft.com/office/infopath/2007/PartnerControls" targetNamespace="16c05727-aa75-4e4a-9b5f-8a80a1165891" elementFormDefault="qualified">
-    <xsd:import namespace="http://schemas.microsoft.com/office/2006/documentManagement/types"/>
-    <xsd:import namespace="http://schemas.microsoft.com/office/infopath/2007/PartnerControls"/>
-    <xsd:element name="SharedWithUsers" ma:index="14" nillable="true" ma:displayName="Shared With" ma:internalName="SharedWithUsers" ma:readOnly="true">
-      <xsd:complexType>
-        <xsd:complexContent>
-          <xsd:extension base="dms:UserMulti">
-            <xsd:sequence>
-              <xsd:element name="UserInfo" minOccurs="0" maxOccurs="unbounded">
-                <xsd:complexType>
-                  <xsd:sequence>
-                    <xsd:element name="DisplayName" type="xsd:string" minOccurs="0"/>
-                    <xsd:element name="AccountId" type="dms:UserId" minOccurs="0" nillable="true"/>
-                    <xsd:element name="AccountType" type="xsd:string" minOccurs="0"/>
-                  </xsd:sequence>
-                </xsd:complexType>
-              </xsd:element>
-            </xsd:sequence>
-          </xsd:extension>
-        </xsd:complexContent>
-      </xsd:complexType>
-    </xsd:element>
-    <xsd:element name="SharedWithDetails" ma:index="15" nillable="true" ma:displayName="Shared With Details" ma:internalName="SharedWithDetails" ma:readOnly="true">
-      <xsd:simpleType>
-        <xsd:restriction base="dms:Note">
-          <xsd:maxLength value="255"/>
-        </xsd:restriction>
-      </xsd:simpleType>
-    </xsd:element>
-  </xsd:schema>
-  <xsd:schema xmlns="http://schemas.openxmlformats.org/package/2006/metadata/core-properties" xmlns:xsd="http://www.w3.org/2001/XMLSchema" xmlns:xsi="http://www.w3.org/2001/XMLSchema-instance" xmlns:dc="http://purl.org/dc/elements/1.1/" xmlns:dcterms="http://purl.org/dc/terms/" xmlns:odoc="http://schemas.microsoft.com/internal/obd" targetNamespace="http://schemas.openxmlformats.org/package/2006/metadata/core-properties" elementFormDefault="qualified" attributeFormDefault="unqualified" blockDefault="#all">
-    <xsd:import namespace="http://purl.org/dc/elements/1.1/" schemaLocation="http://dublincore.org/schemas/xmls/qdc/2003/04/02/dc.xsd"/>
-    <xsd:import namespace="http://purl.org/dc/terms/" schemaLocation="http://dublincore.org/schemas/xmls/qdc/2003/04/02/dcterms.xsd"/>
-    <xsd:element name="coreProperties" type="CT_coreProperties"/>
-    <xsd:complexType name="CT_coreProperties">
-      <xsd:all>
-        <xsd:element ref="dc:creator" minOccurs="0" maxOccurs="1"/>
-        <xsd:element ref="dcterms:created" minOccurs="0" maxOccurs="1"/>
-        <xsd:element ref="dc:identifier" minOccurs="0" maxOccurs="1"/>
-        <xsd:element name="contentType" minOccurs="0" maxOccurs="1" type="xsd:string" ma:index="0" ma:displayName="Content Type"/>
-        <xsd:element ref="dc:title" minOccurs="0" maxOccurs="1" ma:index="4" ma:displayName="Title"/>
-        <xsd:element ref="dc:subject" minOccurs="0" maxOccurs="1"/>
-        <xsd:element ref="dc:description" minOccurs="0" maxOccurs="1"/>
-        <xsd:element name="keywords" minOccurs="0" maxOccurs="1" type="xsd:string"/>
-        <xsd:element ref="dc:language" minOccurs="0" maxOccurs="1"/>
-        <xsd:element name="category" minOccurs="0" maxOccurs="1" type="xsd:string"/>
-        <xsd:element name="version" minOccurs="0" maxOccurs="1" type="xsd:string"/>
-        <xsd:element name="revision" minOccurs="0" maxOccurs="1" type="xsd:string">
-          <xsd:annotation>
-            <xsd:documentation>
-                        This value indicates the number of saves or revisions. The application is responsible for updating this value after each revision.
-                    </xsd:documentation>
-          </xsd:annotation>
-        </xsd:element>
-        <xsd:element name="lastModifiedBy" minOccurs="0" maxOccurs="1" type="xsd:string"/>
-        <xsd:element ref="dcterms:modified" minOccurs="0" maxOccurs="1"/>
-        <xsd:element name="contentStatus" minOccurs="0" maxOccurs="1" type="xsd:string"/>
-      </xsd:all>
-    </xsd:complexType>
-  </xsd:schema>
-  <xs:schema xmlns:pc="http://schemas.microsoft.com/office/infopath/2007/PartnerControls" xmlns:xs="http://www.w3.org/2001/XMLSchema" targetNamespace="http://schemas.microsoft.com/office/infopath/2007/PartnerControls" elementFormDefault="qualified" attributeFormDefault="unqualified">
-    <xs:element name="Person">
-      <xs:complexType>
-        <xs:sequence>
-          <xs:element ref="pc:DisplayName" minOccurs="0"/>
-          <xs:element ref="pc:AccountId" minOccurs="0"/>
-          <xs:element ref="pc:AccountType" minOccurs="0"/>
-        </xs:sequence>
-      </xs:complexType>
-    </xs:element>
-    <xs:element name="DisplayName" type="xs:string"/>
-    <xs:element name="AccountId" type="xs:string"/>
-    <xs:element name="AccountType" type="xs:string"/>
-    <xs:element name="BDCAssociatedEntity">
-      <xs:complexType>
-        <xs:sequence>
-          <xs:element ref="pc:BDCEntity" minOccurs="0" maxOccurs="unbounded"/>
-        </xs:sequence>
-        <xs:attribute ref="pc:EntityNamespace"/>
-        <xs:attribute ref="pc:EntityName"/>
-        <xs:attribute ref="pc:SystemInstanceName"/>
-        <xs:attribute ref="pc:AssociationName"/>
-      </xs:complexType>
-    </xs:element>
-    <xs:attribute name="EntityNamespace" type="xs:string"/>
-    <xs:attribute name="EntityName" type="xs:string"/>
-    <xs:attribute name="SystemInstanceName" type="xs:string"/>
-    <xs:attribute name="AssociationName" type="xs:string"/>
-    <xs:element name="BDCEntity">
-      <xs:complexType>
-        <xs:sequence>
-          <xs:element ref="pc:EntityDisplayName" minOccurs="0"/>
-          <xs:element ref="pc:EntityInstanceReference" minOccurs="0"/>
-          <xs:element ref="pc:EntityId1" minOccurs="0"/>
-          <xs:element ref="pc:EntityId2" minOccurs="0"/>
-          <xs:element ref="pc:EntityId3" minOccurs="0"/>
-          <xs:element ref="pc:EntityId4" minOccurs="0"/>
-          <xs:element ref="pc:EntityId5" minOccurs="0"/>
-        </xs:sequence>
-      </xs:complexType>
-    </xs:element>
-    <xs:element name="EntityDisplayName" type="xs:string"/>
-    <xs:element name="EntityInstanceReference" type="xs:string"/>
-    <xs:element name="EntityId1" type="xs:string"/>
-    <xs:element name="EntityId2" type="xs:string"/>
-    <xs:element name="EntityId3" type="xs:string"/>
-    <xs:element name="EntityId4" type="xs:string"/>
-    <xs:element name="EntityId5" type="xs:string"/>
-    <xs:element name="Terms">
-      <xs:complexType>
-        <xs:sequence>
-          <xs:element ref="pc:TermInfo" minOccurs="0" maxOccurs="unbounded"/>
-        </xs:sequence>
-      </xs:complexType>
-    </xs:element>
-    <xs:element name="TermInfo">
-      <xs:complexType>
-        <xs:sequence>
-          <xs:element ref="pc:TermName" minOccurs="0"/>
-          <xs:element ref="pc:TermId" minOccurs="0"/>
-        </xs:sequence>
-      </xs:complexType>
-    </xs:element>
-    <xs:element name="TermName" type="xs:string"/>
-    <xs:element name="TermId" type="xs:string"/>
-  </xs:schema>
-</ct:contentTypeSchema>
-</file>
-
-<file path=customXml/item3.xml><?xml version="1.0" encoding="utf-8"?>
-<?mso-contentType ?>
-<FormTemplates xmlns="http://schemas.microsoft.com/sharepoint/v3/contenttype/forms">
-  <Display>DocumentLibraryForm</Display>
-  <Edit>DocumentLibraryForm</Edit>
-  <New>DocumentLibraryForm</New>
-</FormTemplates>
-</file>
-
-<file path=customXml/item4.xml><?xml version="1.0" encoding="utf-8"?>
-<p:properties xmlns:p="http://schemas.microsoft.com/office/2006/metadata/properties" xmlns:xsi="http://www.w3.org/2001/XMLSchema-instance" xmlns:pc="http://schemas.microsoft.com/office/infopath/2007/PartnerControls">
-  <documentManagement>
-    <Status xmlns="71af3243-3dd4-4a8d-8c0d-dd76da1f02a5">Not started</Status>
-    <MediaServiceKeyPoints xmlns="71af3243-3dd4-4a8d-8c0d-dd76da1f02a5" xsi:nil="true"/>
-  </documentManagement>
-</p:properties>
-</file>
-
-<file path=customXml/itemProps1.xml><?xml version="1.0" encoding="utf-8"?>
-<ds:datastoreItem xmlns:ds="http://schemas.openxmlformats.org/officeDocument/2006/customXml" ds:itemID="{5A29320A-1171-41CF-A5B0-A0429D651B1F}">
-  <ds:schemaRefs>
-    <ds:schemaRef ds:uri="http://schemas.openxmlformats.org/officeDocument/2006/bibliography"/>
-  </ds:schemaRefs>
-</ds:datastoreItem>
-</file>
-
-<file path=customXml/itemProps2.xml><?xml version="1.0" encoding="utf-8"?>
-<ds:datastoreItem xmlns:ds="http://schemas.openxmlformats.org/officeDocument/2006/customXml" ds:itemID="{E96C5CD4-2807-4963-88C6-A389B5406DFB}"/>
-</file>
-
-<file path=customXml/itemProps3.xml><?xml version="1.0" encoding="utf-8"?>
-<ds:datastoreItem xmlns:ds="http://schemas.openxmlformats.org/officeDocument/2006/customXml" ds:itemID="{B3AC180F-DAC1-4F33-9AE6-A164E205FA4E}"/>
-</file>
-
-<file path=customXml/itemProps4.xml><?xml version="1.0" encoding="utf-8"?>
-<ds:datastoreItem xmlns:ds="http://schemas.openxmlformats.org/officeDocument/2006/customXml" ds:itemID="{CAD45914-E0A0-4B59-8D26-5CBEFE28DA03}"/>
 </file>